--- a/Research_paper.docx
+++ b/Research_paper.docx
@@ -1,142 +1,428 @@
 
 <file path=word/document.xml><?xml version="1.0" encoding="utf-8"?>
-<w:document xmlns:wpc="http://schemas.microsoft.com/office/word/2010/wordprocessingCanvas" xmlns:mc="http://schemas.openxmlformats.org/markup-compatibility/2006" xmlns:o="urn:schemas-microsoft-com:office:office" xmlns:r="http://schemas.openxmlformats.org/officeDocument/2006/relationships" xmlns:m="http://schemas.openxmlformats.org/officeDocument/2006/math" xmlns:v="urn:schemas-microsoft-com:vml" xmlns:wp14="http://schemas.microsoft.com/office/word/2010/wordprocessingDrawing" xmlns:wp="http://schemas.openxmlformats.org/drawingml/2006/wordprocessingDrawing" xmlns:w10="urn:schemas-microsoft-com:office:word" xmlns:w="http://schemas.openxmlformats.org/wordprocessingml/2006/main" xmlns:w14="http://schemas.microsoft.com/office/word/2010/wordml" xmlns:w15="http://schemas.microsoft.com/office/word/2012/wordml" xmlns:wpg="http://schemas.microsoft.com/office/word/2010/wordprocessingGroup" xmlns:wpi="http://schemas.microsoft.com/office/word/2010/wordprocessingInk" xmlns:wne="http://schemas.microsoft.com/office/word/2006/wordml" xmlns:wps="http://schemas.microsoft.com/office/word/2010/wordprocessingShape" mc:Ignorable="w14 w15 wp14">
+<w:document xmlns:wpc="http://schemas.microsoft.com/office/word/2010/wordprocessingCanvas" xmlns:cx="http://schemas.microsoft.com/office/drawing/2014/chartex" xmlns:mc="http://schemas.openxmlformats.org/markup-compatibility/2006" xmlns:o="urn:schemas-microsoft-com:office:office" xmlns:r="http://schemas.openxmlformats.org/officeDocument/2006/relationships" xmlns:m="http://schemas.openxmlformats.org/officeDocument/2006/math" xmlns:v="urn:schemas-microsoft-com:vml" xmlns:wp14="http://schemas.microsoft.com/office/word/2010/wordprocessingDrawing" xmlns:wp="http://schemas.openxmlformats.org/drawingml/2006/wordprocessingDrawing" xmlns:w10="urn:schemas-microsoft-com:office:word" xmlns:w="http://schemas.openxmlformats.org/wordprocessingml/2006/main" xmlns:w14="http://schemas.microsoft.com/office/word/2010/wordml" xmlns:w15="http://schemas.microsoft.com/office/word/2012/wordml" xmlns:w16se="http://schemas.microsoft.com/office/word/2015/wordml/symex" xmlns:wpg="http://schemas.microsoft.com/office/word/2010/wordprocessingGroup" xmlns:wpi="http://schemas.microsoft.com/office/word/2010/wordprocessingInk" xmlns:wne="http://schemas.microsoft.com/office/word/2006/wordml" xmlns:wps="http://schemas.microsoft.com/office/word/2010/wordprocessingShape" mc:Ignorable="w14 w15 w16se wp14">
   <w:body>
     <w:p>
       <w:pPr>
+        <w:pStyle w:val="Heading1"/>
+        <w:spacing w:line="240" w:lineRule="auto"/>
         <w:jc w:val="center"/>
         <w:rPr>
-          <w:b/>
-          <w:sz w:val="36"/>
-        </w:rPr>
-      </w:pPr>
-      <w:r>
-        <w:rPr>
-          <w:b/>
-          <w:sz w:val="36"/>
-        </w:rPr>
-        <w:t xml:space="preserve">Descriptive Statistics and Normality Tests for </w:t>
-      </w:r>
-      <w:r>
-        <w:rPr>
-          <w:b/>
-          <w:sz w:val="36"/>
-        </w:rPr>
-        <w:t>BMI</w:t>
+          <w:rFonts w:ascii="Bookman Old Style" w:hAnsi="Bookman Old Style"/>
+        </w:rPr>
+      </w:pPr>
+      <w:r>
+        <w:rPr>
+          <w:rFonts w:ascii="Bookman Old Style" w:hAnsi="Bookman Old Style"/>
+        </w:rPr>
+        <w:t>Descriptive Statistics and Normality Assessment of Body Mass Index</w:t>
+      </w:r>
+      <w:r>
+        <w:rPr>
+          <w:rFonts w:ascii="Bookman Old Style" w:hAnsi="Bookman Old Style"/>
+        </w:rPr>
+        <w:t xml:space="preserve"> (BMI)</w:t>
       </w:r>
     </w:p>
     <w:p>
       <w:pPr>
+        <w:pStyle w:val="Heading1"/>
+        <w:pBdr>
+          <w:bottom w:val="single" w:sz="6" w:space="1" w:color="auto"/>
+        </w:pBdr>
+        <w:spacing w:line="240" w:lineRule="auto"/>
         <w:jc w:val="center"/>
         <w:rPr>
-          <w:b/>
-          <w:sz w:val="36"/>
-        </w:rPr>
-      </w:pPr>
-      <w:r>
-        <w:rPr>
-          <w:b/>
-          <w:sz w:val="36"/>
-        </w:rPr>
-        <w:t xml:space="preserve">A </w:t>
-      </w:r>
-      <w:proofErr w:type="spellStart"/>
-      <w:r>
-        <w:rPr>
-          <w:b/>
-          <w:sz w:val="36"/>
-        </w:rPr>
-        <w:t>K</w:t>
-      </w:r>
-      <w:r>
-        <w:rPr>
-          <w:b/>
-          <w:sz w:val="36"/>
-        </w:rPr>
-        <w:t>aggle</w:t>
-      </w:r>
-      <w:proofErr w:type="spellEnd"/>
-      <w:r>
-        <w:rPr>
-          <w:b/>
-          <w:sz w:val="36"/>
-        </w:rPr>
-        <w:t xml:space="preserve"> dataset study</w:t>
+          <w:rFonts w:ascii="Bookman Old Style" w:hAnsi="Bookman Old Style"/>
+          <w:b w:val="0"/>
+          <w:bCs/>
+          <w:i/>
+          <w:iCs/>
+          <w:color w:val="BF8F00" w:themeColor="accent4" w:themeShade="BF"/>
+        </w:rPr>
+      </w:pPr>
+      <w:r>
+        <w:rPr>
+          <w:rFonts w:ascii="Bookman Old Style" w:hAnsi="Bookman Old Style"/>
+          <w:b w:val="0"/>
+          <w:bCs/>
+          <w:i/>
+          <w:iCs/>
+          <w:color w:val="BF8F00" w:themeColor="accent4" w:themeShade="BF"/>
+          <w:sz w:val="28"/>
+          <w:szCs w:val="20"/>
+        </w:rPr>
+        <w:t>A Practic</w:t>
+      </w:r>
+      <w:r>
+        <w:rPr>
+          <w:rFonts w:ascii="Bookman Old Style" w:hAnsi="Bookman Old Style"/>
+          <w:b w:val="0"/>
+          <w:bCs/>
+          <w:i/>
+          <w:iCs/>
+          <w:color w:val="BF8F00" w:themeColor="accent4" w:themeShade="BF"/>
+          <w:sz w:val="28"/>
+          <w:szCs w:val="20"/>
+        </w:rPr>
+        <w:t>al</w:t>
+      </w:r>
+      <w:r>
+        <w:rPr>
+          <w:rFonts w:ascii="Bookman Old Style" w:hAnsi="Bookman Old Style"/>
+          <w:b w:val="0"/>
+          <w:bCs/>
+          <w:i/>
+          <w:iCs/>
+          <w:color w:val="BF8F00" w:themeColor="accent4" w:themeShade="BF"/>
+          <w:sz w:val="28"/>
+          <w:szCs w:val="20"/>
+        </w:rPr>
+        <w:t xml:space="preserve"> Analysis </w:t>
+      </w:r>
+      <w:r>
+        <w:rPr>
+          <w:rFonts w:ascii="Bookman Old Style" w:hAnsi="Bookman Old Style"/>
+          <w:b w:val="0"/>
+          <w:bCs/>
+          <w:i/>
+          <w:iCs/>
+          <w:color w:val="BF8F00" w:themeColor="accent4" w:themeShade="BF"/>
+          <w:sz w:val="28"/>
+          <w:szCs w:val="20"/>
+        </w:rPr>
+        <w:t>---</w:t>
+      </w:r>
+      <w:r>
+        <w:rPr>
+          <w:rFonts w:ascii="Bookman Old Style" w:hAnsi="Bookman Old Style"/>
+          <w:b w:val="0"/>
+          <w:bCs/>
+          <w:i/>
+          <w:iCs/>
+          <w:color w:val="BF8F00" w:themeColor="accent4" w:themeShade="BF"/>
+          <w:sz w:val="28"/>
+          <w:szCs w:val="20"/>
+        </w:rPr>
+        <w:t xml:space="preserve"> </w:t>
+      </w:r>
+      <w:r>
+        <w:rPr>
+          <w:rFonts w:ascii="Bookman Old Style" w:hAnsi="Bookman Old Style"/>
+          <w:b w:val="0"/>
+          <w:bCs/>
+          <w:color w:val="BF8F00" w:themeColor="accent4" w:themeShade="BF"/>
+          <w:sz w:val="28"/>
+          <w:szCs w:val="20"/>
+        </w:rPr>
+        <w:t>Medical Cost Personal Dataset</w:t>
       </w:r>
     </w:p>
     <w:p>
       <w:pPr>
-        <w:jc w:val="center"/>
-        <w:rPr>
+        <w:spacing w:after="0" w:line="240" w:lineRule="auto"/>
+        <w:rPr>
+          <w:rFonts w:ascii="Bookman Old Style" w:hAnsi="Bookman Old Style"/>
           <w:b/>
-          <w:sz w:val="36"/>
-        </w:rPr>
-      </w:pPr>
+          <w:szCs w:val="8"/>
+        </w:rPr>
+      </w:pPr>
+      <w:r>
+        <w:rPr>
+          <w:rFonts w:ascii="Bookman Old Style" w:hAnsi="Bookman Old Style"/>
+          <w:b/>
+          <w:szCs w:val="8"/>
+        </w:rPr>
+        <w:t>FARHAN, AAMIR S</w:t>
+      </w:r>
+      <w:r>
+        <w:rPr>
+          <w:rFonts w:ascii="Bookman Old Style" w:hAnsi="Bookman Old Style"/>
+          <w:b/>
+          <w:szCs w:val="8"/>
+        </w:rPr>
+        <w:t>HAHZAD</w:t>
+      </w:r>
+      <w:r>
+        <w:rPr>
+          <w:rFonts w:ascii="Bookman Old Style" w:hAnsi="Bookman Old Style"/>
+          <w:b/>
+          <w:szCs w:val="8"/>
+        </w:rPr>
+        <w:t xml:space="preserve"> SHAHEEN, ASHFAQ HUSSAIN</w:t>
+      </w:r>
     </w:p>
     <w:p>
       <w:pPr>
-        <w:ind w:firstLine="720"/>
-        <w:rPr>
+        <w:spacing w:after="0" w:line="240" w:lineRule="auto"/>
+        <w:rPr>
+          <w:rFonts w:ascii="Bookman Old Style" w:hAnsi="Bookman Old Style"/>
           <w:b/>
-          <w:color w:val="FF0000"/>
-          <w:sz w:val="24"/>
-          <w:szCs w:val="24"/>
-        </w:rPr>
-      </w:pPr>
-      <w:r>
-        <w:rPr>
-          <w:b/>
-          <w:color w:val="FF0000"/>
-          <w:sz w:val="24"/>
-          <w:szCs w:val="24"/>
-        </w:rPr>
-        <w:t>Abstract:</w:t>
+          <w:szCs w:val="8"/>
+        </w:rPr>
+      </w:pPr>
+      <w:hyperlink r:id="rId5" w:tgtFrame="_blank" w:history="1">
+        <w:proofErr w:type="spellStart"/>
+        <w:r>
+          <w:rPr>
+            <w:rStyle w:val="inqyif"/>
+            <w:rFonts w:ascii="Bookman Old Style" w:hAnsi="Bookman Old Style"/>
+            <w:sz w:val="20"/>
+            <w:szCs w:val="20"/>
+          </w:rPr>
+          <w:t>Riphah</w:t>
+        </w:r>
+        <w:proofErr w:type="spellEnd"/>
+        <w:r>
+          <w:rPr>
+            <w:rStyle w:val="inqyif"/>
+            <w:rFonts w:ascii="Bookman Old Style" w:hAnsi="Bookman Old Style"/>
+            <w:sz w:val="20"/>
+            <w:szCs w:val="20"/>
+          </w:rPr>
+          <w:t xml:space="preserve"> International University</w:t>
+        </w:r>
+      </w:hyperlink>
+      <w:r>
+        <w:rPr>
+          <w:rStyle w:val="inqyif"/>
+          <w:rFonts w:ascii="Bookman Old Style" w:hAnsi="Bookman Old Style"/>
+          <w:sz w:val="20"/>
+          <w:szCs w:val="20"/>
+        </w:rPr>
+        <w:t xml:space="preserve">, </w:t>
+      </w:r>
+      <w:bookmarkStart w:id="0" w:name="_GoBack"/>
+      <w:bookmarkEnd w:id="0"/>
+      <w:r>
+        <w:rPr>
+          <w:rStyle w:val="inqyif"/>
+          <w:rFonts w:ascii="Bookman Old Style" w:hAnsi="Bookman Old Style"/>
+          <w:sz w:val="20"/>
+          <w:szCs w:val="20"/>
+        </w:rPr>
+        <w:t>Islamabad</w:t>
       </w:r>
     </w:p>
     <w:p>
       <w:pPr>
-        <w:ind w:left="720" w:firstLine="720"/>
-        <w:rPr>
+        <w:spacing w:line="240" w:lineRule="auto"/>
+        <w:rPr>
+          <w:rFonts w:ascii="Bookman Old Style" w:hAnsi="Bookman Old Style"/>
           <w:b/>
-          <w:color w:val="FF0000"/>
-          <w:sz w:val="24"/>
-          <w:szCs w:val="24"/>
-        </w:rPr>
-      </w:pPr>
-      <w:r>
-        <w:rPr>
-          <w:b/>
-          <w:color w:val="FF0000"/>
-          <w:sz w:val="24"/>
-          <w:szCs w:val="24"/>
-        </w:rPr>
-        <w:t>To be added</w:t>
-      </w:r>
+          <w:sz w:val="26"/>
+          <w:szCs w:val="26"/>
+        </w:rPr>
+      </w:pPr>
     </w:p>
     <w:p>
       <w:pPr>
         <w:rPr>
+          <w:rFonts w:ascii="Bookman Old Style" w:hAnsi="Bookman Old Style"/>
           <w:b/>
-          <w:sz w:val="24"/>
-          <w:szCs w:val="24"/>
-        </w:rPr>
-      </w:pPr>
-      <w:r>
-        <w:rPr>
+          <w:sz w:val="32"/>
+          <w:szCs w:val="32"/>
+        </w:rPr>
+      </w:pPr>
+      <w:r>
+        <w:rPr>
+          <w:rFonts w:ascii="Bookman Old Style" w:hAnsi="Bookman Old Style"/>
           <w:b/>
-          <w:sz w:val="24"/>
-          <w:szCs w:val="24"/>
-        </w:rPr>
-        <w:tab/>
-      </w:r>
-      <w:r>
-        <w:rPr>
+          <w:sz w:val="32"/>
+          <w:szCs w:val="32"/>
+        </w:rPr>
+        <w:t>Abstract</w:t>
+      </w:r>
+    </w:p>
+    <w:p>
+      <w:pPr>
+        <w:ind w:left="720"/>
+        <w:jc w:val="both"/>
+        <w:rPr>
+          <w:rFonts w:ascii="Bookman Old Style" w:hAnsi="Bookman Old Style"/>
+          <w:sz w:val="24"/>
+          <w:szCs w:val="24"/>
+        </w:rPr>
+      </w:pPr>
+      <w:r>
+        <w:rPr>
+          <w:rFonts w:ascii="Bookman Old Style" w:hAnsi="Bookman Old Style"/>
+          <w:sz w:val="24"/>
+          <w:szCs w:val="24"/>
+        </w:rPr>
+        <w:t>Descriptive statistics and normality testing are essential first steps before choosing parametric or non-parametric methods. This practice study analyses body mass index (BMI, kg/m²) for a random sample of 59 records drawn from a cleaned dataset of 1,337 records. Descriptive measures were calculated in Excel</w:t>
+      </w:r>
+      <w:r>
+        <w:rPr>
+          <w:rFonts w:ascii="Bookman Old Style" w:hAnsi="Bookman Old Style"/>
+          <w:sz w:val="24"/>
+          <w:szCs w:val="24"/>
+        </w:rPr>
+        <w:t>,</w:t>
+      </w:r>
+      <w:r>
+        <w:rPr>
+          <w:rFonts w:ascii="Bookman Old Style" w:hAnsi="Bookman Old Style"/>
+          <w:sz w:val="24"/>
+          <w:szCs w:val="24"/>
+        </w:rPr>
+        <w:t xml:space="preserve"> the Shapiro–Wilk test, the </w:t>
+      </w:r>
+      <w:r>
+        <w:rPr>
+          <w:rFonts w:ascii="Bookman Old Style" w:hAnsi="Bookman Old Style"/>
+          <w:sz w:val="24"/>
+          <w:szCs w:val="24"/>
+        </w:rPr>
+        <w:t>Kolmogorov–Smirnov test with Lilliefors</w:t>
+      </w:r>
+      <w:r>
+        <w:rPr>
+          <w:rFonts w:ascii="Bookman Old Style" w:hAnsi="Bookman Old Style"/>
+          <w:sz w:val="24"/>
+          <w:szCs w:val="24"/>
+        </w:rPr>
+        <w:t>, skewness and kurtosis with their Z-scores, a histogra</w:t>
+      </w:r>
+      <w:r>
+        <w:rPr>
+          <w:rFonts w:ascii="Bookman Old Style" w:hAnsi="Bookman Old Style"/>
+          <w:sz w:val="24"/>
+          <w:szCs w:val="24"/>
+        </w:rPr>
+        <w:t xml:space="preserve">m, a box plot and a coefficient of </w:t>
+      </w:r>
+      <w:r>
+        <w:rPr>
+          <w:rFonts w:ascii="Bookman Old Style" w:hAnsi="Bookman Old Style"/>
+          <w:sz w:val="24"/>
+          <w:szCs w:val="24"/>
+        </w:rPr>
+        <w:t>variation check were applied. Mean BMI was 30.80 (SD 5.51). Skewness was 0.297 and excess kurtosis 0.22</w:t>
+      </w:r>
+      <w:r>
+        <w:rPr>
+          <w:rFonts w:ascii="Bookman Old Style" w:hAnsi="Bookman Old Style"/>
+          <w:sz w:val="24"/>
+          <w:szCs w:val="24"/>
+        </w:rPr>
+        <w:t>1</w:t>
+      </w:r>
+      <w:r>
+        <w:rPr>
+          <w:rFonts w:ascii="Bookman Old Style" w:hAnsi="Bookman Old Style"/>
+          <w:sz w:val="24"/>
+          <w:szCs w:val="24"/>
+        </w:rPr>
+        <w:t>.</w:t>
+      </w:r>
+      <w:r>
+        <w:rPr>
+          <w:rFonts w:ascii="Bookman Old Style" w:hAnsi="Bookman Old Style"/>
           <w:b/>
-          <w:sz w:val="24"/>
-          <w:szCs w:val="24"/>
-        </w:rPr>
-        <w:tab/>
+          <w:bCs/>
+          <w:color w:val="FF0000"/>
+          <w:sz w:val="24"/>
+          <w:szCs w:val="24"/>
+        </w:rPr>
+        <w:t xml:space="preserve"> The Shapiro–Wilk (W = 0.985, p = 0.699) and Lilliefors (D = 0.042, p ≈ 0.998) tests were not significant</w:t>
+      </w:r>
+      <w:r>
+        <w:rPr>
+          <w:rFonts w:ascii="Bookman Old Style" w:hAnsi="Bookman Old Style"/>
+          <w:sz w:val="24"/>
+          <w:szCs w:val="24"/>
+        </w:rPr>
+        <w:t xml:space="preserve">, </w:t>
+      </w:r>
+      <w:r>
+        <w:rPr>
+          <w:rFonts w:ascii="Bookman Old Style" w:hAnsi="Bookman Old Style"/>
+          <w:b/>
+          <w:bCs/>
+          <w:color w:val="FF0000"/>
+          <w:sz w:val="24"/>
+          <w:szCs w:val="24"/>
+        </w:rPr>
+        <w:t>and the histogram, box plot and Z-scores agreed. BMI in this sample appears approximately normal.</w:t>
+      </w:r>
+      <w:r>
+        <w:rPr>
+          <w:rFonts w:ascii="Bookman Old Style" w:hAnsi="Bookman Old Style"/>
+          <w:sz w:val="24"/>
+          <w:szCs w:val="24"/>
+        </w:rPr>
+        <w:t xml:space="preserve"> A supplementary test on all 1,337 cleaned records, however, rejected normality so the sample result should not be generali</w:t>
+      </w:r>
+      <w:r>
+        <w:rPr>
+          <w:rFonts w:ascii="Bookman Old Style" w:hAnsi="Bookman Old Style"/>
+          <w:sz w:val="24"/>
+          <w:szCs w:val="24"/>
+        </w:rPr>
+        <w:t>z</w:t>
+      </w:r>
+      <w:r>
+        <w:rPr>
+          <w:rFonts w:ascii="Bookman Old Style" w:hAnsi="Bookman Old Style"/>
+          <w:sz w:val="24"/>
+          <w:szCs w:val="24"/>
+        </w:rPr>
+        <w:t>ed to the full dataset.</w:t>
+      </w:r>
+    </w:p>
+    <w:p>
+      <w:pPr>
+        <w:ind w:left="720"/>
+        <w:jc w:val="both"/>
+        <w:rPr>
+          <w:rStyle w:val="fontstyle21"/>
+          <w:rFonts w:ascii="Bookman Old Style" w:hAnsi="Bookman Old Style"/>
+        </w:rPr>
+      </w:pPr>
+      <w:r>
+        <w:rPr>
+          <w:rFonts w:ascii="Bookman Old Style" w:hAnsi="Bookman Old Style"/>
+          <w:b/>
+          <w:sz w:val="24"/>
+          <w:szCs w:val="24"/>
+        </w:rPr>
         <w:t xml:space="preserve">Keywords: </w:t>
+      </w:r>
+      <w:r>
+        <w:rPr>
+          <w:rStyle w:val="fontstyle21"/>
+          <w:rFonts w:ascii="Bookman Old Style" w:hAnsi="Bookman Old Style"/>
+        </w:rPr>
+        <w:t xml:space="preserve">Descriptive statistics, normality test, Shapiro–Wilk, </w:t>
+      </w:r>
+      <w:r>
+        <w:rPr>
+          <w:rStyle w:val="fontstyle21"/>
+          <w:rFonts w:ascii="Bookman Old Style" w:hAnsi="Bookman Old Style"/>
+        </w:rPr>
+        <w:t xml:space="preserve">Kolmogorov–Smirnov </w:t>
+      </w:r>
+      <w:r>
+        <w:rPr>
+          <w:rStyle w:val="fontstyle21"/>
+          <w:rFonts w:ascii="Bookman Old Style" w:hAnsi="Bookman Old Style"/>
+        </w:rPr>
+        <w:t xml:space="preserve">skewness, kurtosis, </w:t>
+      </w:r>
+      <w:r>
+        <w:rPr>
+          <w:rStyle w:val="fontstyle21"/>
+          <w:rFonts w:ascii="Bookman Old Style" w:hAnsi="Bookman Old Style"/>
+        </w:rPr>
+        <w:t xml:space="preserve">P-P plot, </w:t>
+      </w:r>
+      <w:r>
+        <w:rPr>
+          <w:rStyle w:val="fontstyle21"/>
+          <w:rFonts w:ascii="Bookman Old Style" w:hAnsi="Bookman Old Style"/>
+        </w:rPr>
+        <w:t>Q–Q plot</w:t>
       </w:r>
     </w:p>
     <w:p>
@@ -147,18 +433,180 @@
           <w:numId w:val="1"/>
         </w:numPr>
         <w:rPr>
+          <w:rFonts w:ascii="Bookman Old Style" w:hAnsi="Bookman Old Style"/>
           <w:b/>
-          <w:sz w:val="24"/>
-          <w:szCs w:val="24"/>
-        </w:rPr>
-      </w:pPr>
-      <w:r>
-        <w:rPr>
+          <w:sz w:val="28"/>
+          <w:szCs w:val="28"/>
+        </w:rPr>
+      </w:pPr>
+      <w:r>
+        <w:rPr>
+          <w:rFonts w:ascii="Bookman Old Style" w:hAnsi="Bookman Old Style"/>
           <w:b/>
-          <w:sz w:val="24"/>
-          <w:szCs w:val="24"/>
+          <w:sz w:val="28"/>
+          <w:szCs w:val="28"/>
         </w:rPr>
         <w:t>Introduction</w:t>
+      </w:r>
+    </w:p>
+    <w:p>
+      <w:pPr>
+        <w:ind w:left="360"/>
+        <w:jc w:val="both"/>
+        <w:rPr>
+          <w:rFonts w:ascii="Bookman Old Style" w:hAnsi="Bookman Old Style"/>
+          <w:sz w:val="24"/>
+          <w:szCs w:val="24"/>
+        </w:rPr>
+      </w:pPr>
+      <w:r>
+        <w:rPr>
+          <w:rFonts w:ascii="Bookman Old Style" w:hAnsi="Bookman Old Style"/>
+          <w:sz w:val="24"/>
+          <w:szCs w:val="24"/>
+        </w:rPr>
+        <w:t xml:space="preserve">Descriptive statistics </w:t>
+      </w:r>
+      <w:r>
+        <w:rPr>
+          <w:rFonts w:ascii="Bookman Old Style" w:hAnsi="Bookman Old Style"/>
+          <w:sz w:val="24"/>
+          <w:szCs w:val="24"/>
+        </w:rPr>
+        <w:t>summarize</w:t>
+      </w:r>
+      <w:r>
+        <w:rPr>
+          <w:rFonts w:ascii="Bookman Old Style" w:hAnsi="Bookman Old Style"/>
+          <w:sz w:val="24"/>
+          <w:szCs w:val="24"/>
+        </w:rPr>
+        <w:t xml:space="preserve"> a set of observations so that the main features of the data can be communicated simply. For continuous data they describe the </w:t>
+      </w:r>
+      <w:proofErr w:type="spellStart"/>
+      <w:r>
+        <w:rPr>
+          <w:rFonts w:ascii="Bookman Old Style" w:hAnsi="Bookman Old Style"/>
+          <w:sz w:val="24"/>
+          <w:szCs w:val="24"/>
+        </w:rPr>
+        <w:t>centre</w:t>
+      </w:r>
+      <w:proofErr w:type="spellEnd"/>
+      <w:r>
+        <w:rPr>
+          <w:rFonts w:ascii="Bookman Old Style" w:hAnsi="Bookman Old Style"/>
+          <w:sz w:val="24"/>
+          <w:szCs w:val="24"/>
+        </w:rPr>
+        <w:t xml:space="preserve"> (mean, median, mode) and the spread (variance, standard deviation, quartiles) of the values. Before the mean and standard deviation are used to describe a variable, </w:t>
+      </w:r>
+      <w:r>
+        <w:rPr>
+          <w:rFonts w:ascii="Bookman Old Style" w:hAnsi="Bookman Old Style"/>
+          <w:b/>
+          <w:bCs/>
+          <w:color w:val="FF0000"/>
+          <w:sz w:val="24"/>
+          <w:szCs w:val="24"/>
+        </w:rPr>
+        <w:t>or before parametric tests such as the t-test or ANOVA are applied</w:t>
+      </w:r>
+      <w:r>
+        <w:rPr>
+          <w:rFonts w:ascii="Bookman Old Style" w:hAnsi="Bookman Old Style"/>
+          <w:sz w:val="24"/>
+          <w:szCs w:val="24"/>
+        </w:rPr>
+        <w:t>, the assumption of normality should be checked. If the data are approximately normal, the mean is a suitable representative value; otherwise the median and non-parametric methods are preferred.</w:t>
+      </w:r>
+    </w:p>
+    <w:p>
+      <w:pPr>
+        <w:ind w:left="360"/>
+        <w:jc w:val="both"/>
+        <w:rPr>
+          <w:rFonts w:ascii="Bookman Old Style" w:hAnsi="Bookman Old Style"/>
+          <w:sz w:val="24"/>
+          <w:szCs w:val="24"/>
+        </w:rPr>
+      </w:pPr>
+      <w:r>
+        <w:rPr>
+          <w:rFonts w:ascii="Bookman Old Style" w:hAnsi="Bookman Old Style"/>
+          <w:sz w:val="24"/>
+          <w:szCs w:val="24"/>
+        </w:rPr>
+        <w:t xml:space="preserve">Several numerical and graphical methods exist to assess normality, and each has its own strengths and weaknesses. The purpose of this study is to apply the main methods to one continuous variable and to compare their conclusions, rather than rely on a single test. </w:t>
+      </w:r>
+      <w:r>
+        <w:rPr>
+          <w:rFonts w:ascii="Bookman Old Style" w:hAnsi="Bookman Old Style"/>
+          <w:b/>
+          <w:bCs/>
+          <w:sz w:val="24"/>
+          <w:szCs w:val="24"/>
+        </w:rPr>
+        <w:t>Body mass index</w:t>
+      </w:r>
+      <w:r>
+        <w:rPr>
+          <w:rFonts w:ascii="Bookman Old Style" w:hAnsi="Bookman Old Style"/>
+          <w:sz w:val="24"/>
+          <w:szCs w:val="24"/>
+        </w:rPr>
+        <w:t xml:space="preserve"> </w:t>
+      </w:r>
+      <w:r>
+        <w:rPr>
+          <w:rFonts w:ascii="Bookman Old Style" w:hAnsi="Bookman Old Style"/>
+          <w:b/>
+          <w:bCs/>
+          <w:sz w:val="24"/>
+          <w:szCs w:val="24"/>
+        </w:rPr>
+        <w:t>(BMI)</w:t>
+      </w:r>
+      <w:r>
+        <w:rPr>
+          <w:rFonts w:ascii="Bookman Old Style" w:hAnsi="Bookman Old Style"/>
+          <w:sz w:val="24"/>
+          <w:szCs w:val="24"/>
+        </w:rPr>
+        <w:t xml:space="preserve"> </w:t>
+      </w:r>
+      <w:r>
+        <w:rPr>
+          <w:rFonts w:ascii="Bookman Old Style" w:hAnsi="Bookman Old Style"/>
+          <w:sz w:val="24"/>
+          <w:szCs w:val="24"/>
+        </w:rPr>
+        <w:t xml:space="preserve">was </w:t>
+      </w:r>
+      <w:r>
+        <w:rPr>
+          <w:rFonts w:ascii="Bookman Old Style" w:hAnsi="Bookman Old Style"/>
+          <w:sz w:val="24"/>
+          <w:szCs w:val="24"/>
+        </w:rPr>
+        <w:lastRenderedPageBreak/>
+        <w:t>chosen because it is a continuous, ratio-sca</w:t>
+      </w:r>
+      <w:r>
+        <w:rPr>
+          <w:rFonts w:ascii="Bookman Old Style" w:hAnsi="Bookman Old Style"/>
+          <w:sz w:val="24"/>
+          <w:szCs w:val="24"/>
+        </w:rPr>
+        <w:t>le measure that is widely analyz</w:t>
+      </w:r>
+      <w:r>
+        <w:rPr>
+          <w:rFonts w:ascii="Bookman Old Style" w:hAnsi="Bookman Old Style"/>
+          <w:sz w:val="24"/>
+          <w:szCs w:val="24"/>
+        </w:rPr>
+        <w:t>ed in health research. The source dataset's own description notes that its BMI distribution is not fully normal, which makes it a useful case for testing.</w:t>
       </w:r>
     </w:p>
     <w:p>
@@ -169,51 +617,64 @@
           <w:numId w:val="1"/>
         </w:numPr>
         <w:rPr>
+          <w:rFonts w:ascii="Bookman Old Style" w:hAnsi="Bookman Old Style"/>
           <w:b/>
-          <w:sz w:val="24"/>
-          <w:szCs w:val="24"/>
-        </w:rPr>
-      </w:pPr>
-      <w:r>
-        <w:rPr>
+          <w:sz w:val="28"/>
+          <w:szCs w:val="28"/>
+        </w:rPr>
+      </w:pPr>
+      <w:r>
+        <w:rPr>
+          <w:rFonts w:ascii="Bookman Old Style" w:hAnsi="Bookman Old Style"/>
           <w:b/>
-          <w:sz w:val="24"/>
-          <w:szCs w:val="24"/>
+          <w:sz w:val="28"/>
+          <w:szCs w:val="28"/>
         </w:rPr>
         <w:t>Materials and Methods</w:t>
       </w:r>
     </w:p>
     <w:p>
       <w:pPr>
-        <w:pStyle w:val="ListParagraph"/>
-        <w:numPr>
-          <w:ilvl w:val="0"/>
-          <w:numId w:val="2"/>
-        </w:numPr>
-        <w:rPr>
+        <w:ind w:left="360"/>
+        <w:jc w:val="both"/>
+        <w:rPr>
+          <w:rFonts w:ascii="Bookman Old Style" w:hAnsi="Bookman Old Style"/>
+          <w:sz w:val="24"/>
+          <w:szCs w:val="24"/>
+        </w:rPr>
+      </w:pPr>
+      <w:r>
+        <w:rPr>
+          <w:rFonts w:ascii="Bookman Old Style" w:hAnsi="Bookman Old Style"/>
           <w:b/>
-          <w:sz w:val="24"/>
-          <w:szCs w:val="24"/>
-        </w:rPr>
-      </w:pPr>
-      <w:r>
-        <w:rPr>
+          <w:i/>
+          <w:iCs/>
+          <w:sz w:val="24"/>
+          <w:szCs w:val="24"/>
+        </w:rPr>
+        <w:t>Dataset.</w:t>
+      </w:r>
+      <w:r>
+        <w:rPr>
+          <w:rFonts w:ascii="Bookman Old Style" w:hAnsi="Bookman Old Style"/>
           <w:b/>
           <w:sz w:val="24"/>
           <w:szCs w:val="24"/>
         </w:rPr>
-        <w:t xml:space="preserve">Dataset. </w:t>
-      </w:r>
-      <w:r>
-        <w:rPr>
-          <w:sz w:val="24"/>
-          <w:szCs w:val="24"/>
-        </w:rPr>
-        <w:t xml:space="preserve">The dataset has been selected from </w:t>
+        <w:t xml:space="preserve"> </w:t>
+      </w:r>
+      <w:r>
+        <w:rPr>
+          <w:rFonts w:ascii="Bookman Old Style" w:hAnsi="Bookman Old Style"/>
+          <w:sz w:val="24"/>
+          <w:szCs w:val="24"/>
+        </w:rPr>
+        <w:t xml:space="preserve">The data come from the Medical Cost Personal Datasets, a public dataset published on </w:t>
       </w:r>
       <w:proofErr w:type="spellStart"/>
       <w:r>
         <w:rPr>
+          <w:rFonts w:ascii="Bookman Old Style" w:hAnsi="Bookman Old Style"/>
           <w:sz w:val="24"/>
           <w:szCs w:val="24"/>
         </w:rPr>
@@ -222,21 +683,40 @@
       <w:proofErr w:type="spellEnd"/>
       <w:r>
         <w:rPr>
-          <w:sz w:val="24"/>
-          <w:szCs w:val="24"/>
-        </w:rPr>
-        <w:t xml:space="preserve">, details and link to the dataset are following. </w:t>
-      </w:r>
-      <w:r>
-        <w:rPr>
-          <w:sz w:val="24"/>
-          <w:szCs w:val="24"/>
-        </w:rPr>
-        <w:t>The `</w:t>
+          <w:rFonts w:ascii="Bookman Old Style" w:hAnsi="Bookman Old Style"/>
+          <w:sz w:val="24"/>
+          <w:szCs w:val="24"/>
+        </w:rPr>
+        <w:t xml:space="preserve">. </w:t>
+      </w:r>
+      <w:r>
+        <w:rPr>
+          <w:rFonts w:ascii="Bookman Old Style" w:hAnsi="Bookman Old Style"/>
+          <w:sz w:val="24"/>
+          <w:szCs w:val="24"/>
+        </w:rPr>
+        <w:t>The</w:t>
+      </w:r>
+      <w:r>
+        <w:rPr>
+          <w:rFonts w:ascii="Bookman Old Style" w:hAnsi="Bookman Old Style"/>
+          <w:sz w:val="24"/>
+          <w:szCs w:val="24"/>
+        </w:rPr>
+        <w:t xml:space="preserve"> full dataset has seven columns i.e.</w:t>
+      </w:r>
+      <w:r>
+        <w:rPr>
+          <w:rFonts w:ascii="Bookman Old Style" w:hAnsi="Bookman Old Style"/>
+          <w:sz w:val="24"/>
+          <w:szCs w:val="24"/>
+        </w:rPr>
+        <w:t xml:space="preserve"> age, sex, </w:t>
       </w:r>
       <w:proofErr w:type="spellStart"/>
       <w:r>
         <w:rPr>
+          <w:rFonts w:ascii="Bookman Old Style" w:hAnsi="Bookman Old Style"/>
           <w:sz w:val="24"/>
           <w:szCs w:val="24"/>
         </w:rPr>
@@ -245,61 +725,19 @@
       <w:proofErr w:type="spellEnd"/>
       <w:r>
         <w:rPr>
-          <w:sz w:val="24"/>
-          <w:szCs w:val="24"/>
-        </w:rPr>
-        <w:t>` has been selected for analysis, which is a continuous, ratio-scale variable. Screening of the data has been performed for missing values and duplicates identification, where 1 duplicate value has been removed.</w:t>
-      </w:r>
-    </w:p>
-    <w:p>
-      <w:pPr>
-        <w:pStyle w:val="ListParagraph"/>
-        <w:rPr>
-          <w:sz w:val="24"/>
-          <w:szCs w:val="24"/>
-        </w:rPr>
-      </w:pPr>
-      <w:r>
-        <w:rPr>
-          <w:b/>
-          <w:sz w:val="24"/>
-          <w:szCs w:val="24"/>
-        </w:rPr>
-        <w:t>Link to the dataset:</w:t>
-      </w:r>
-      <w:r>
-        <w:rPr>
-          <w:sz w:val="24"/>
-          <w:szCs w:val="24"/>
-        </w:rPr>
-        <w:t xml:space="preserve"> </w:t>
-      </w:r>
-      <w:hyperlink r:id="rId5" w:history="1">
-        <w:r>
-          <w:rPr>
-            <w:rStyle w:val="Hyperlink"/>
-            <w:sz w:val="24"/>
-            <w:szCs w:val="24"/>
-          </w:rPr>
-          <w:t>https://www.kaggle.com/datasets/mirichoi0218/insurance/data</w:t>
-        </w:r>
-      </w:hyperlink>
-    </w:p>
-    <w:p>
-      <w:pPr>
-        <w:pStyle w:val="ListParagraph"/>
-        <w:rPr>
-          <w:sz w:val="24"/>
-          <w:szCs w:val="24"/>
-        </w:rPr>
-      </w:pPr>
-      <w:r>
-        <w:rPr>
-          <w:b/>
-          <w:sz w:val="24"/>
-          <w:szCs w:val="24"/>
-        </w:rPr>
-        <w:t>Columns:</w:t>
+          <w:rFonts w:ascii="Bookman Old Style" w:hAnsi="Bookman Old Style"/>
+          <w:sz w:val="24"/>
+          <w:szCs w:val="24"/>
+        </w:rPr>
+        <w:t>, child</w:t>
+      </w:r>
+      <w:r>
+        <w:rPr>
+          <w:rFonts w:ascii="Bookman Old Style" w:hAnsi="Bookman Old Style"/>
+          <w:sz w:val="24"/>
+          <w:szCs w:val="24"/>
+        </w:rPr>
+        <w:t xml:space="preserve">ren, smoker, region and charges. Dataset description is as follows: </w:t>
       </w:r>
     </w:p>
     <w:tbl>
@@ -310,20 +748,23 @@
         <w:tblLook w:val="04A0" w:firstRow="1" w:lastRow="0" w:firstColumn="1" w:lastColumn="0" w:noHBand="0" w:noVBand="1"/>
       </w:tblPr>
       <w:tblGrid>
-        <w:gridCol w:w="669"/>
-        <w:gridCol w:w="1756"/>
-        <w:gridCol w:w="6205"/>
+        <w:gridCol w:w="783"/>
+        <w:gridCol w:w="1327"/>
+        <w:gridCol w:w="6520"/>
       </w:tblGrid>
       <w:tr>
         <w:tc>
           <w:tcPr>
-            <w:tcW w:w="669" w:type="dxa"/>
+            <w:tcW w:w="783" w:type="dxa"/>
           </w:tcPr>
           <w:p>
             <w:pPr>
               <w:pStyle w:val="ListParagraph"/>
               <w:ind w:left="0"/>
               <w:rPr>
+                <w:rFonts w:ascii="Bookman Old Style" w:hAnsi="Bookman Old Style"/>
+                <w:b/>
+                <w:bCs/>
                 <w:sz w:val="24"/>
                 <w:szCs w:val="24"/>
               </w:rPr>
@@ -331,29 +772,48 @@
             <w:proofErr w:type="spellStart"/>
             <w:r>
               <w:rPr>
-                <w:sz w:val="24"/>
-                <w:szCs w:val="24"/>
-              </w:rPr>
-              <w:t>S.No</w:t>
+                <w:rFonts w:ascii="Bookman Old Style" w:hAnsi="Bookman Old Style"/>
+                <w:b/>
+                <w:bCs/>
+                <w:sz w:val="24"/>
+                <w:szCs w:val="24"/>
+              </w:rPr>
+              <w:t>Sr</w:t>
             </w:r>
             <w:proofErr w:type="spellEnd"/>
-          </w:p>
-        </w:tc>
-        <w:tc>
-          <w:tcPr>
-            <w:tcW w:w="1756" w:type="dxa"/>
+            <w:r>
+              <w:rPr>
+                <w:rFonts w:ascii="Bookman Old Style" w:hAnsi="Bookman Old Style"/>
+                <w:b/>
+                <w:bCs/>
+                <w:sz w:val="24"/>
+                <w:szCs w:val="24"/>
+              </w:rPr>
+              <w:t xml:space="preserve"> #</w:t>
+            </w:r>
+          </w:p>
+        </w:tc>
+        <w:tc>
+          <w:tcPr>
+            <w:tcW w:w="1327" w:type="dxa"/>
           </w:tcPr>
           <w:p>
             <w:pPr>
               <w:pStyle w:val="ListParagraph"/>
               <w:ind w:left="0"/>
               <w:rPr>
-                <w:sz w:val="24"/>
-                <w:szCs w:val="24"/>
-              </w:rPr>
-            </w:pPr>
-            <w:r>
-              <w:rPr>
+                <w:rFonts w:ascii="Bookman Old Style" w:hAnsi="Bookman Old Style"/>
+                <w:b/>
+                <w:bCs/>
+                <w:sz w:val="24"/>
+                <w:szCs w:val="24"/>
+              </w:rPr>
+            </w:pPr>
+            <w:r>
+              <w:rPr>
+                <w:rFonts w:ascii="Bookman Old Style" w:hAnsi="Bookman Old Style"/>
+                <w:b/>
+                <w:bCs/>
                 <w:sz w:val="24"/>
                 <w:szCs w:val="24"/>
               </w:rPr>
@@ -363,19 +823,25 @@
         </w:tc>
         <w:tc>
           <w:tcPr>
-            <w:tcW w:w="6205" w:type="dxa"/>
+            <w:tcW w:w="6520" w:type="dxa"/>
           </w:tcPr>
           <w:p>
             <w:pPr>
               <w:pStyle w:val="ListParagraph"/>
               <w:ind w:left="0"/>
               <w:rPr>
-                <w:sz w:val="24"/>
-                <w:szCs w:val="24"/>
-              </w:rPr>
-            </w:pPr>
-            <w:r>
-              <w:rPr>
+                <w:rFonts w:ascii="Bookman Old Style" w:hAnsi="Bookman Old Style"/>
+                <w:b/>
+                <w:bCs/>
+                <w:sz w:val="24"/>
+                <w:szCs w:val="24"/>
+              </w:rPr>
+            </w:pPr>
+            <w:r>
+              <w:rPr>
+                <w:rFonts w:ascii="Bookman Old Style" w:hAnsi="Bookman Old Style"/>
+                <w:b/>
+                <w:bCs/>
                 <w:sz w:val="24"/>
                 <w:szCs w:val="24"/>
               </w:rPr>
@@ -387,19 +853,22 @@
       <w:tr>
         <w:tc>
           <w:tcPr>
-            <w:tcW w:w="669" w:type="dxa"/>
+            <w:tcW w:w="783" w:type="dxa"/>
           </w:tcPr>
           <w:p>
             <w:pPr>
               <w:pStyle w:val="ListParagraph"/>
               <w:ind w:left="0"/>
-              <w:rPr>
-                <w:sz w:val="24"/>
-                <w:szCs w:val="24"/>
-              </w:rPr>
-            </w:pPr>
-            <w:r>
-              <w:rPr>
+              <w:jc w:val="center"/>
+              <w:rPr>
+                <w:rFonts w:ascii="Bookman Old Style" w:hAnsi="Bookman Old Style"/>
+                <w:sz w:val="24"/>
+                <w:szCs w:val="24"/>
+              </w:rPr>
+            </w:pPr>
+            <w:r>
+              <w:rPr>
+                <w:rFonts w:ascii="Bookman Old Style" w:hAnsi="Bookman Old Style"/>
                 <w:sz w:val="24"/>
                 <w:szCs w:val="24"/>
               </w:rPr>
@@ -409,19 +878,21 @@
         </w:tc>
         <w:tc>
           <w:tcPr>
-            <w:tcW w:w="1756" w:type="dxa"/>
+            <w:tcW w:w="1327" w:type="dxa"/>
           </w:tcPr>
           <w:p>
             <w:pPr>
               <w:pStyle w:val="ListParagraph"/>
               <w:ind w:left="0"/>
               <w:rPr>
-                <w:sz w:val="24"/>
-                <w:szCs w:val="24"/>
-              </w:rPr>
-            </w:pPr>
-            <w:r>
-              <w:rPr>
+                <w:rFonts w:ascii="Bookman Old Style" w:hAnsi="Bookman Old Style"/>
+                <w:sz w:val="24"/>
+                <w:szCs w:val="24"/>
+              </w:rPr>
+            </w:pPr>
+            <w:r>
+              <w:rPr>
+                <w:rFonts w:ascii="Bookman Old Style" w:hAnsi="Bookman Old Style"/>
                 <w:sz w:val="24"/>
                 <w:szCs w:val="24"/>
               </w:rPr>
@@ -431,20 +902,21 @@
         </w:tc>
         <w:tc>
           <w:tcPr>
-            <w:tcW w:w="6205" w:type="dxa"/>
+            <w:tcW w:w="6520" w:type="dxa"/>
           </w:tcPr>
           <w:p>
             <w:pPr>
               <w:pStyle w:val="ListParagraph"/>
               <w:ind w:left="0"/>
               <w:rPr>
-                <w:sz w:val="24"/>
-                <w:szCs w:val="24"/>
-              </w:rPr>
-            </w:pPr>
-            <w:r>
-              <w:rPr>
-                <w:rFonts w:ascii="Arial" w:hAnsi="Arial" w:cs="Arial"/>
+                <w:rFonts w:ascii="Bookman Old Style" w:hAnsi="Bookman Old Style"/>
+                <w:sz w:val="24"/>
+                <w:szCs w:val="24"/>
+              </w:rPr>
+            </w:pPr>
+            <w:r>
+              <w:rPr>
+                <w:rFonts w:ascii="Bookman Old Style" w:hAnsi="Bookman Old Style" w:cs="Arial"/>
                 <w:color w:val="3D3D3D"/>
                 <w:sz w:val="21"/>
                 <w:szCs w:val="21"/>
@@ -458,19 +930,22 @@
       <w:tr>
         <w:tc>
           <w:tcPr>
-            <w:tcW w:w="669" w:type="dxa"/>
+            <w:tcW w:w="783" w:type="dxa"/>
           </w:tcPr>
           <w:p>
             <w:pPr>
               <w:pStyle w:val="ListParagraph"/>
               <w:ind w:left="0"/>
-              <w:rPr>
-                <w:sz w:val="24"/>
-                <w:szCs w:val="24"/>
-              </w:rPr>
-            </w:pPr>
-            <w:r>
-              <w:rPr>
+              <w:jc w:val="center"/>
+              <w:rPr>
+                <w:rFonts w:ascii="Bookman Old Style" w:hAnsi="Bookman Old Style"/>
+                <w:sz w:val="24"/>
+                <w:szCs w:val="24"/>
+              </w:rPr>
+            </w:pPr>
+            <w:r>
+              <w:rPr>
+                <w:rFonts w:ascii="Bookman Old Style" w:hAnsi="Bookman Old Style"/>
                 <w:sz w:val="24"/>
                 <w:szCs w:val="24"/>
               </w:rPr>
@@ -480,19 +955,21 @@
         </w:tc>
         <w:tc>
           <w:tcPr>
-            <w:tcW w:w="1756" w:type="dxa"/>
+            <w:tcW w:w="1327" w:type="dxa"/>
           </w:tcPr>
           <w:p>
             <w:pPr>
               <w:pStyle w:val="ListParagraph"/>
               <w:ind w:left="0"/>
               <w:rPr>
-                <w:sz w:val="24"/>
-                <w:szCs w:val="24"/>
-              </w:rPr>
-            </w:pPr>
-            <w:r>
-              <w:rPr>
+                <w:rFonts w:ascii="Bookman Old Style" w:hAnsi="Bookman Old Style"/>
+                <w:sz w:val="24"/>
+                <w:szCs w:val="24"/>
+              </w:rPr>
+            </w:pPr>
+            <w:r>
+              <w:rPr>
+                <w:rFonts w:ascii="Bookman Old Style" w:hAnsi="Bookman Old Style"/>
                 <w:sz w:val="24"/>
                 <w:szCs w:val="24"/>
               </w:rPr>
@@ -502,128 +979,202 @@
         </w:tc>
         <w:tc>
           <w:tcPr>
-            <w:tcW w:w="6205" w:type="dxa"/>
+            <w:tcW w:w="6520" w:type="dxa"/>
           </w:tcPr>
           <w:p>
             <w:pPr>
               <w:pStyle w:val="ListParagraph"/>
               <w:ind w:left="0"/>
               <w:rPr>
-                <w:sz w:val="24"/>
-                <w:szCs w:val="24"/>
-              </w:rPr>
-            </w:pPr>
-            <w:r>
-              <w:rPr>
-                <w:rFonts w:ascii="Arial" w:hAnsi="Arial" w:cs="Arial"/>
+                <w:rFonts w:ascii="Bookman Old Style" w:hAnsi="Bookman Old Style"/>
+                <w:sz w:val="24"/>
+                <w:szCs w:val="24"/>
+              </w:rPr>
+            </w:pPr>
+            <w:r>
+              <w:rPr>
+                <w:rFonts w:ascii="Bookman Old Style" w:hAnsi="Bookman Old Style" w:cs="Arial"/>
                 <w:color w:val="3D3D3D"/>
                 <w:sz w:val="21"/>
                 <w:szCs w:val="21"/>
                 <w:shd w:val="clear" w:color="auto" w:fill="FFFFFF"/>
               </w:rPr>
-              <w:t>insurance contractor gender, female,</w:t>
-            </w:r>
-            <w:r>
-              <w:rPr>
-                <w:rFonts w:ascii="Arial" w:hAnsi="Arial" w:cs="Arial"/>
+              <w:t>insurance contractor gender, female, male</w:t>
+            </w:r>
+          </w:p>
+        </w:tc>
+      </w:tr>
+      <w:tr>
+        <w:tc>
+          <w:tcPr>
+            <w:tcW w:w="783" w:type="dxa"/>
+          </w:tcPr>
+          <w:p>
+            <w:pPr>
+              <w:pStyle w:val="ListParagraph"/>
+              <w:ind w:left="0"/>
+              <w:jc w:val="center"/>
+              <w:rPr>
+                <w:rFonts w:ascii="Bookman Old Style" w:hAnsi="Bookman Old Style"/>
+                <w:sz w:val="24"/>
+                <w:szCs w:val="24"/>
+              </w:rPr>
+            </w:pPr>
+            <w:r>
+              <w:rPr>
+                <w:rFonts w:ascii="Bookman Old Style" w:hAnsi="Bookman Old Style"/>
+                <w:sz w:val="24"/>
+                <w:szCs w:val="24"/>
+              </w:rPr>
+              <w:t>3</w:t>
+            </w:r>
+          </w:p>
+        </w:tc>
+        <w:tc>
+          <w:tcPr>
+            <w:tcW w:w="1327" w:type="dxa"/>
+          </w:tcPr>
+          <w:p>
+            <w:pPr>
+              <w:pStyle w:val="ListParagraph"/>
+              <w:ind w:left="0"/>
+              <w:rPr>
+                <w:rFonts w:ascii="Bookman Old Style" w:hAnsi="Bookman Old Style"/>
+                <w:sz w:val="24"/>
+                <w:szCs w:val="24"/>
+              </w:rPr>
+            </w:pPr>
+            <w:proofErr w:type="spellStart"/>
+            <w:r>
+              <w:rPr>
+                <w:rFonts w:ascii="Bookman Old Style" w:hAnsi="Bookman Old Style"/>
+                <w:sz w:val="24"/>
+                <w:szCs w:val="24"/>
+              </w:rPr>
+              <w:t>bmi</w:t>
+            </w:r>
+            <w:proofErr w:type="spellEnd"/>
+          </w:p>
+        </w:tc>
+        <w:tc>
+          <w:tcPr>
+            <w:tcW w:w="6520" w:type="dxa"/>
+          </w:tcPr>
+          <w:p>
+            <w:pPr>
+              <w:pStyle w:val="ListParagraph"/>
+              <w:ind w:left="0"/>
+              <w:rPr>
+                <w:rFonts w:ascii="Bookman Old Style" w:hAnsi="Bookman Old Style"/>
+                <w:sz w:val="24"/>
+                <w:szCs w:val="24"/>
+              </w:rPr>
+            </w:pPr>
+            <w:r>
+              <w:rPr>
+                <w:rFonts w:ascii="Bookman Old Style" w:hAnsi="Bookman Old Style" w:cs="Arial"/>
                 <w:color w:val="3D3D3D"/>
                 <w:sz w:val="21"/>
                 <w:szCs w:val="21"/>
                 <w:shd w:val="clear" w:color="auto" w:fill="FFFFFF"/>
               </w:rPr>
-              <w:t xml:space="preserve"> male</w:t>
-            </w:r>
-          </w:p>
-        </w:tc>
-      </w:tr>
-      <w:tr>
-        <w:tc>
-          <w:tcPr>
-            <w:tcW w:w="669" w:type="dxa"/>
-          </w:tcPr>
-          <w:p>
-            <w:pPr>
-              <w:pStyle w:val="ListParagraph"/>
-              <w:ind w:left="0"/>
-              <w:rPr>
-                <w:sz w:val="24"/>
-                <w:szCs w:val="24"/>
-              </w:rPr>
-            </w:pPr>
-            <w:r>
-              <w:rPr>
-                <w:sz w:val="24"/>
-                <w:szCs w:val="24"/>
-              </w:rPr>
-              <w:t>3</w:t>
-            </w:r>
-          </w:p>
-        </w:tc>
-        <w:tc>
-          <w:tcPr>
-            <w:tcW w:w="1756" w:type="dxa"/>
-          </w:tcPr>
-          <w:p>
-            <w:pPr>
-              <w:pStyle w:val="ListParagraph"/>
-              <w:ind w:left="0"/>
-              <w:rPr>
-                <w:sz w:val="24"/>
-                <w:szCs w:val="24"/>
-              </w:rPr>
-            </w:pPr>
-            <w:proofErr w:type="spellStart"/>
-            <w:r>
-              <w:rPr>
-                <w:sz w:val="24"/>
-                <w:szCs w:val="24"/>
-              </w:rPr>
-              <w:t>bmi</w:t>
-            </w:r>
-            <w:proofErr w:type="spellEnd"/>
-          </w:p>
-        </w:tc>
-        <w:tc>
-          <w:tcPr>
-            <w:tcW w:w="6205" w:type="dxa"/>
-          </w:tcPr>
-          <w:p>
-            <w:pPr>
-              <w:pStyle w:val="ListParagraph"/>
-              <w:ind w:left="0"/>
-              <w:rPr>
-                <w:sz w:val="24"/>
-                <w:szCs w:val="24"/>
-              </w:rPr>
-            </w:pPr>
-            <w:r>
-              <w:rPr>
-                <w:rFonts w:ascii="Arial" w:hAnsi="Arial" w:cs="Arial"/>
+              <w:t>Body mass index, providing an understanding of body, weights that are relatively high or low relative to height,</w:t>
+            </w:r>
+            <w:r>
+              <w:rPr>
+                <w:rFonts w:ascii="Bookman Old Style" w:hAnsi="Bookman Old Style" w:cs="Arial"/>
+                <w:color w:val="3D3D3D"/>
+                <w:sz w:val="21"/>
+                <w:szCs w:val="21"/>
+              </w:rPr>
+              <w:br/>
+            </w:r>
+            <w:r>
+              <w:rPr>
+                <w:rFonts w:ascii="Bookman Old Style" w:hAnsi="Bookman Old Style" w:cs="Arial"/>
                 <w:color w:val="3D3D3D"/>
                 <w:sz w:val="21"/>
                 <w:szCs w:val="21"/>
                 <w:shd w:val="clear" w:color="auto" w:fill="FFFFFF"/>
               </w:rPr>
-              <w:t>Body mass index, providing an understanding of body, weights that are relatively high or low relative to height,</w:t>
-            </w:r>
-            <w:r>
-              <w:rPr>
-                <w:rFonts w:ascii="Arial" w:hAnsi="Arial" w:cs="Arial"/>
-                <w:color w:val="3D3D3D"/>
-                <w:sz w:val="21"/>
-                <w:szCs w:val="21"/>
-              </w:rPr>
-              <w:br/>
-            </w:r>
-            <w:r>
-              <w:rPr>
-                <w:rFonts w:ascii="Arial" w:hAnsi="Arial" w:cs="Arial"/>
+              <w:t>objective index of body weight (kg / m ^ 2) using the ratio of height to weight, ideally 18.5 to 24.9</w:t>
+            </w:r>
+          </w:p>
+        </w:tc>
+      </w:tr>
+      <w:tr>
+        <w:tc>
+          <w:tcPr>
+            <w:tcW w:w="783" w:type="dxa"/>
+          </w:tcPr>
+          <w:p>
+            <w:pPr>
+              <w:pStyle w:val="ListParagraph"/>
+              <w:ind w:left="0"/>
+              <w:jc w:val="center"/>
+              <w:rPr>
+                <w:rFonts w:ascii="Bookman Old Style" w:hAnsi="Bookman Old Style"/>
+                <w:sz w:val="24"/>
+                <w:szCs w:val="24"/>
+              </w:rPr>
+            </w:pPr>
+            <w:r>
+              <w:rPr>
+                <w:rFonts w:ascii="Bookman Old Style" w:hAnsi="Bookman Old Style"/>
+                <w:sz w:val="24"/>
+                <w:szCs w:val="24"/>
+              </w:rPr>
+              <w:t>4</w:t>
+            </w:r>
+          </w:p>
+        </w:tc>
+        <w:tc>
+          <w:tcPr>
+            <w:tcW w:w="1327" w:type="dxa"/>
+          </w:tcPr>
+          <w:p>
+            <w:pPr>
+              <w:pStyle w:val="ListParagraph"/>
+              <w:ind w:left="0"/>
+              <w:rPr>
+                <w:rFonts w:ascii="Bookman Old Style" w:hAnsi="Bookman Old Style"/>
+                <w:sz w:val="24"/>
+                <w:szCs w:val="24"/>
+              </w:rPr>
+            </w:pPr>
+            <w:r>
+              <w:rPr>
+                <w:rFonts w:ascii="Bookman Old Style" w:hAnsi="Bookman Old Style"/>
+                <w:sz w:val="24"/>
+                <w:szCs w:val="24"/>
+              </w:rPr>
+              <w:t>children</w:t>
+            </w:r>
+          </w:p>
+        </w:tc>
+        <w:tc>
+          <w:tcPr>
+            <w:tcW w:w="6520" w:type="dxa"/>
+          </w:tcPr>
+          <w:p>
+            <w:pPr>
+              <w:pStyle w:val="ListParagraph"/>
+              <w:ind w:left="0"/>
+              <w:rPr>
+                <w:rFonts w:ascii="Bookman Old Style" w:hAnsi="Bookman Old Style"/>
+                <w:sz w:val="24"/>
+                <w:szCs w:val="24"/>
+              </w:rPr>
+            </w:pPr>
+            <w:r>
+              <w:rPr>
+                <w:rFonts w:ascii="Bookman Old Style" w:hAnsi="Bookman Old Style" w:cs="Arial"/>
                 <w:color w:val="3D3D3D"/>
                 <w:sz w:val="21"/>
                 <w:szCs w:val="21"/>
                 <w:shd w:val="clear" w:color="auto" w:fill="FFFFFF"/>
               </w:rPr>
-              <w:t>objective index of body weight (kg / m ^ 2) using the ratio of height to weight, ideally 18.5 to 24.9</w:t>
+              <w:t>Number of children covered by health insurance / Number of dependents</w:t>
             </w:r>
           </w:p>
         </w:tc>
@@ -631,70 +1182,76 @@
       <w:tr>
         <w:tc>
           <w:tcPr>
-            <w:tcW w:w="669" w:type="dxa"/>
+            <w:tcW w:w="783" w:type="dxa"/>
           </w:tcPr>
           <w:p>
             <w:pPr>
               <w:pStyle w:val="ListParagraph"/>
               <w:ind w:left="0"/>
-              <w:rPr>
-                <w:sz w:val="24"/>
-                <w:szCs w:val="24"/>
-              </w:rPr>
-            </w:pPr>
-            <w:r>
-              <w:rPr>
-                <w:sz w:val="24"/>
-                <w:szCs w:val="24"/>
-              </w:rPr>
-              <w:t>4</w:t>
-            </w:r>
-          </w:p>
-        </w:tc>
-        <w:tc>
-          <w:tcPr>
-            <w:tcW w:w="1756" w:type="dxa"/>
+              <w:jc w:val="center"/>
+              <w:rPr>
+                <w:rFonts w:ascii="Bookman Old Style" w:hAnsi="Bookman Old Style"/>
+                <w:sz w:val="24"/>
+                <w:szCs w:val="24"/>
+              </w:rPr>
+            </w:pPr>
+            <w:r>
+              <w:rPr>
+                <w:rFonts w:ascii="Bookman Old Style" w:hAnsi="Bookman Old Style"/>
+                <w:sz w:val="24"/>
+                <w:szCs w:val="24"/>
+              </w:rPr>
+              <w:t>5</w:t>
+            </w:r>
+          </w:p>
+        </w:tc>
+        <w:tc>
+          <w:tcPr>
+            <w:tcW w:w="1327" w:type="dxa"/>
           </w:tcPr>
           <w:p>
             <w:pPr>
               <w:pStyle w:val="ListParagraph"/>
               <w:ind w:left="0"/>
               <w:rPr>
-                <w:sz w:val="24"/>
-                <w:szCs w:val="24"/>
-              </w:rPr>
-            </w:pPr>
-            <w:r>
-              <w:rPr>
-                <w:sz w:val="24"/>
-                <w:szCs w:val="24"/>
-              </w:rPr>
-              <w:t>children</w:t>
-            </w:r>
-          </w:p>
-        </w:tc>
-        <w:tc>
-          <w:tcPr>
-            <w:tcW w:w="6205" w:type="dxa"/>
+                <w:rFonts w:ascii="Bookman Old Style" w:hAnsi="Bookman Old Style"/>
+                <w:sz w:val="24"/>
+                <w:szCs w:val="24"/>
+              </w:rPr>
+            </w:pPr>
+            <w:r>
+              <w:rPr>
+                <w:rFonts w:ascii="Bookman Old Style" w:hAnsi="Bookman Old Style"/>
+                <w:sz w:val="24"/>
+                <w:szCs w:val="24"/>
+              </w:rPr>
+              <w:t>smoker</w:t>
+            </w:r>
+          </w:p>
+        </w:tc>
+        <w:tc>
+          <w:tcPr>
+            <w:tcW w:w="6520" w:type="dxa"/>
           </w:tcPr>
           <w:p>
             <w:pPr>
               <w:pStyle w:val="ListParagraph"/>
               <w:ind w:left="0"/>
               <w:rPr>
-                <w:sz w:val="24"/>
-                <w:szCs w:val="24"/>
-              </w:rPr>
-            </w:pPr>
-            <w:r>
-              <w:rPr>
-                <w:rFonts w:ascii="Arial" w:hAnsi="Arial" w:cs="Arial"/>
+                <w:rFonts w:ascii="Bookman Old Style" w:hAnsi="Bookman Old Style"/>
+                <w:sz w:val="24"/>
+                <w:szCs w:val="24"/>
+              </w:rPr>
+            </w:pPr>
+            <w:r>
+              <w:rPr>
+                <w:rFonts w:ascii="Bookman Old Style" w:hAnsi="Bookman Old Style" w:cs="Arial"/>
                 <w:color w:val="3D3D3D"/>
                 <w:sz w:val="21"/>
                 <w:szCs w:val="21"/>
                 <w:shd w:val="clear" w:color="auto" w:fill="FFFFFF"/>
               </w:rPr>
-              <w:t>Number of children covered by health insurance / Number of dependents</w:t>
+              <w:t>Smoking (yes or no)</w:t>
             </w:r>
           </w:p>
         </w:tc>
@@ -702,231 +1259,152 @@
       <w:tr>
         <w:tc>
           <w:tcPr>
-            <w:tcW w:w="669" w:type="dxa"/>
+            <w:tcW w:w="783" w:type="dxa"/>
           </w:tcPr>
           <w:p>
             <w:pPr>
               <w:pStyle w:val="ListParagraph"/>
               <w:ind w:left="0"/>
-              <w:rPr>
-                <w:sz w:val="24"/>
-                <w:szCs w:val="24"/>
-              </w:rPr>
-            </w:pPr>
-            <w:r>
-              <w:rPr>
-                <w:sz w:val="24"/>
-                <w:szCs w:val="24"/>
-              </w:rPr>
-              <w:t>5</w:t>
-            </w:r>
-          </w:p>
-        </w:tc>
-        <w:tc>
-          <w:tcPr>
-            <w:tcW w:w="1756" w:type="dxa"/>
+              <w:jc w:val="center"/>
+              <w:rPr>
+                <w:rFonts w:ascii="Bookman Old Style" w:hAnsi="Bookman Old Style"/>
+                <w:sz w:val="24"/>
+                <w:szCs w:val="24"/>
+              </w:rPr>
+            </w:pPr>
+            <w:r>
+              <w:rPr>
+                <w:rFonts w:ascii="Bookman Old Style" w:hAnsi="Bookman Old Style"/>
+                <w:sz w:val="24"/>
+                <w:szCs w:val="24"/>
+              </w:rPr>
+              <w:t>6</w:t>
+            </w:r>
+          </w:p>
+        </w:tc>
+        <w:tc>
+          <w:tcPr>
+            <w:tcW w:w="1327" w:type="dxa"/>
           </w:tcPr>
           <w:p>
             <w:pPr>
               <w:pStyle w:val="ListParagraph"/>
               <w:ind w:left="0"/>
               <w:rPr>
-                <w:sz w:val="24"/>
-                <w:szCs w:val="24"/>
-              </w:rPr>
-            </w:pPr>
-            <w:r>
-              <w:rPr>
-                <w:sz w:val="24"/>
-                <w:szCs w:val="24"/>
-              </w:rPr>
-              <w:t>smoker</w:t>
-            </w:r>
-          </w:p>
-        </w:tc>
-        <w:tc>
-          <w:tcPr>
-            <w:tcW w:w="6205" w:type="dxa"/>
+                <w:rFonts w:ascii="Bookman Old Style" w:hAnsi="Bookman Old Style"/>
+                <w:sz w:val="24"/>
+                <w:szCs w:val="24"/>
+              </w:rPr>
+            </w:pPr>
+            <w:r>
+              <w:rPr>
+                <w:rFonts w:ascii="Bookman Old Style" w:hAnsi="Bookman Old Style"/>
+                <w:sz w:val="24"/>
+                <w:szCs w:val="24"/>
+              </w:rPr>
+              <w:t>region</w:t>
+            </w:r>
+          </w:p>
+        </w:tc>
+        <w:tc>
+          <w:tcPr>
+            <w:tcW w:w="6520" w:type="dxa"/>
           </w:tcPr>
           <w:p>
             <w:pPr>
               <w:pStyle w:val="ListParagraph"/>
               <w:ind w:left="0"/>
               <w:rPr>
-                <w:sz w:val="24"/>
-                <w:szCs w:val="24"/>
-              </w:rPr>
-            </w:pPr>
-            <w:r>
-              <w:rPr>
-                <w:rFonts w:ascii="Arial" w:hAnsi="Arial" w:cs="Arial"/>
+                <w:rFonts w:ascii="Bookman Old Style" w:hAnsi="Bookman Old Style"/>
+                <w:sz w:val="24"/>
+                <w:szCs w:val="24"/>
+              </w:rPr>
+            </w:pPr>
+            <w:r>
+              <w:rPr>
+                <w:rFonts w:ascii="Bookman Old Style" w:hAnsi="Bookman Old Style" w:cs="Arial"/>
                 <w:color w:val="3D3D3D"/>
                 <w:sz w:val="21"/>
                 <w:szCs w:val="21"/>
                 <w:shd w:val="clear" w:color="auto" w:fill="FFFFFF"/>
               </w:rPr>
-              <w:t>Smoking</w:t>
-            </w:r>
-            <w:r>
-              <w:rPr>
-                <w:rFonts w:ascii="Arial" w:hAnsi="Arial" w:cs="Arial"/>
+              <w:t>The beneficiary's residential area in the US, northeast, southeast, southwest, northwest.</w:t>
+            </w:r>
+          </w:p>
+        </w:tc>
+      </w:tr>
+      <w:tr>
+        <w:tc>
+          <w:tcPr>
+            <w:tcW w:w="783" w:type="dxa"/>
+          </w:tcPr>
+          <w:p>
+            <w:pPr>
+              <w:pStyle w:val="ListParagraph"/>
+              <w:ind w:left="0"/>
+              <w:jc w:val="center"/>
+              <w:rPr>
+                <w:rFonts w:ascii="Bookman Old Style" w:hAnsi="Bookman Old Style"/>
+                <w:sz w:val="24"/>
+                <w:szCs w:val="24"/>
+              </w:rPr>
+            </w:pPr>
+            <w:r>
+              <w:rPr>
+                <w:rFonts w:ascii="Bookman Old Style" w:hAnsi="Bookman Old Style"/>
+                <w:sz w:val="24"/>
+                <w:szCs w:val="24"/>
+              </w:rPr>
+              <w:t>7</w:t>
+            </w:r>
+          </w:p>
+        </w:tc>
+        <w:tc>
+          <w:tcPr>
+            <w:tcW w:w="1327" w:type="dxa"/>
+          </w:tcPr>
+          <w:p>
+            <w:pPr>
+              <w:pStyle w:val="ListParagraph"/>
+              <w:ind w:left="0"/>
+              <w:rPr>
+                <w:rFonts w:ascii="Bookman Old Style" w:hAnsi="Bookman Old Style"/>
+                <w:sz w:val="24"/>
+                <w:szCs w:val="24"/>
+              </w:rPr>
+            </w:pPr>
+            <w:r>
+              <w:rPr>
+                <w:rFonts w:ascii="Bookman Old Style" w:hAnsi="Bookman Old Style"/>
+                <w:sz w:val="24"/>
+                <w:szCs w:val="24"/>
+              </w:rPr>
+              <w:t>charges</w:t>
+            </w:r>
+          </w:p>
+        </w:tc>
+        <w:tc>
+          <w:tcPr>
+            <w:tcW w:w="6520" w:type="dxa"/>
+          </w:tcPr>
+          <w:p>
+            <w:pPr>
+              <w:pStyle w:val="ListParagraph"/>
+              <w:ind w:left="0"/>
+              <w:rPr>
+                <w:rFonts w:ascii="Bookman Old Style" w:hAnsi="Bookman Old Style"/>
+                <w:sz w:val="24"/>
+                <w:szCs w:val="24"/>
+              </w:rPr>
+            </w:pPr>
+            <w:r>
+              <w:rPr>
+                <w:rFonts w:ascii="Bookman Old Style" w:hAnsi="Bookman Old Style" w:cs="Arial"/>
                 <w:color w:val="3D3D3D"/>
                 <w:sz w:val="21"/>
                 <w:szCs w:val="21"/>
                 <w:shd w:val="clear" w:color="auto" w:fill="FFFFFF"/>
               </w:rPr>
-              <w:t xml:space="preserve"> (yes or no)</w:t>
-            </w:r>
-          </w:p>
-        </w:tc>
-      </w:tr>
-      <w:tr>
-        <w:tc>
-          <w:tcPr>
-            <w:tcW w:w="669" w:type="dxa"/>
-          </w:tcPr>
-          <w:p>
-            <w:pPr>
-              <w:pStyle w:val="ListParagraph"/>
-              <w:ind w:left="0"/>
-              <w:rPr>
-                <w:sz w:val="24"/>
-                <w:szCs w:val="24"/>
-              </w:rPr>
-            </w:pPr>
-            <w:r>
-              <w:rPr>
-                <w:sz w:val="24"/>
-                <w:szCs w:val="24"/>
-              </w:rPr>
-              <w:t>6</w:t>
-            </w:r>
-          </w:p>
-        </w:tc>
-        <w:tc>
-          <w:tcPr>
-            <w:tcW w:w="1756" w:type="dxa"/>
-          </w:tcPr>
-          <w:p>
-            <w:pPr>
-              <w:pStyle w:val="ListParagraph"/>
-              <w:ind w:left="0"/>
-              <w:rPr>
-                <w:sz w:val="24"/>
-                <w:szCs w:val="24"/>
-              </w:rPr>
-            </w:pPr>
-            <w:r>
-              <w:rPr>
-                <w:sz w:val="24"/>
-                <w:szCs w:val="24"/>
-              </w:rPr>
-              <w:t>region</w:t>
-            </w:r>
-          </w:p>
-        </w:tc>
-        <w:tc>
-          <w:tcPr>
-            <w:tcW w:w="6205" w:type="dxa"/>
-          </w:tcPr>
-          <w:p>
-            <w:pPr>
-              <w:pStyle w:val="ListParagraph"/>
-              <w:ind w:left="0"/>
-              <w:rPr>
-                <w:sz w:val="24"/>
-                <w:szCs w:val="24"/>
-              </w:rPr>
-            </w:pPr>
-            <w:r>
-              <w:rPr>
-                <w:rFonts w:ascii="Arial" w:hAnsi="Arial" w:cs="Arial"/>
-                <w:color w:val="3D3D3D"/>
-                <w:sz w:val="21"/>
-                <w:szCs w:val="21"/>
-                <w:shd w:val="clear" w:color="auto" w:fill="FFFFFF"/>
-              </w:rPr>
-              <w:t>T</w:t>
-            </w:r>
-            <w:r>
-              <w:rPr>
-                <w:rFonts w:ascii="Arial" w:hAnsi="Arial" w:cs="Arial"/>
-                <w:color w:val="3D3D3D"/>
-                <w:sz w:val="21"/>
-                <w:szCs w:val="21"/>
-                <w:shd w:val="clear" w:color="auto" w:fill="FFFFFF"/>
-              </w:rPr>
-              <w:t>he beneficiary's residential area in the US, northeast, southeast, southwest, northwest.</w:t>
-            </w:r>
-          </w:p>
-        </w:tc>
-      </w:tr>
-      <w:tr>
-        <w:tc>
-          <w:tcPr>
-            <w:tcW w:w="669" w:type="dxa"/>
-          </w:tcPr>
-          <w:p>
-            <w:pPr>
-              <w:pStyle w:val="ListParagraph"/>
-              <w:ind w:left="0"/>
-              <w:rPr>
-                <w:sz w:val="24"/>
-                <w:szCs w:val="24"/>
-              </w:rPr>
-            </w:pPr>
-            <w:r>
-              <w:rPr>
-                <w:sz w:val="24"/>
-                <w:szCs w:val="24"/>
-              </w:rPr>
-              <w:t>7</w:t>
-            </w:r>
-          </w:p>
-        </w:tc>
-        <w:tc>
-          <w:tcPr>
-            <w:tcW w:w="1756" w:type="dxa"/>
-          </w:tcPr>
-          <w:p>
-            <w:pPr>
-              <w:pStyle w:val="ListParagraph"/>
-              <w:ind w:left="0"/>
-              <w:rPr>
-                <w:sz w:val="24"/>
-                <w:szCs w:val="24"/>
-              </w:rPr>
-            </w:pPr>
-            <w:r>
-              <w:rPr>
-                <w:sz w:val="24"/>
-                <w:szCs w:val="24"/>
-              </w:rPr>
-              <w:t>charges</w:t>
-            </w:r>
-          </w:p>
-        </w:tc>
-        <w:tc>
-          <w:tcPr>
-            <w:tcW w:w="6205" w:type="dxa"/>
-          </w:tcPr>
-          <w:p>
-            <w:pPr>
-              <w:pStyle w:val="ListParagraph"/>
-              <w:ind w:left="0"/>
-              <w:rPr>
-                <w:sz w:val="24"/>
-                <w:szCs w:val="24"/>
-              </w:rPr>
-            </w:pPr>
-            <w:r>
-              <w:rPr>
-                <w:rFonts w:ascii="Arial" w:hAnsi="Arial" w:cs="Arial"/>
-                <w:color w:val="3D3D3D"/>
-                <w:sz w:val="21"/>
-                <w:szCs w:val="21"/>
-                <w:shd w:val="clear" w:color="auto" w:fill="FFFFFF"/>
-              </w:rPr>
               <w:t>Individual medical costs billed by health insurance</w:t>
             </w:r>
           </w:p>
@@ -935,97 +1413,541 @@
     </w:tbl>
     <w:p>
       <w:pPr>
-        <w:pStyle w:val="ListParagraph"/>
-        <w:rPr>
-          <w:sz w:val="24"/>
-          <w:szCs w:val="24"/>
-        </w:rPr>
-      </w:pPr>
-      <w:r>
-        <w:rPr>
-          <w:sz w:val="24"/>
-          <w:szCs w:val="24"/>
-        </w:rPr>
-        <w:t xml:space="preserve"> </w:t>
-      </w:r>
+        <w:ind w:left="360"/>
+        <w:rPr>
+          <w:rFonts w:ascii="Bookman Old Style" w:hAnsi="Bookman Old Style"/>
+          <w:b/>
+          <w:sz w:val="24"/>
+          <w:szCs w:val="24"/>
+        </w:rPr>
+      </w:pPr>
     </w:p>
     <w:p>
       <w:pPr>
-        <w:pStyle w:val="ListParagraph"/>
-        <w:numPr>
-          <w:ilvl w:val="0"/>
-          <w:numId w:val="2"/>
-        </w:numPr>
-        <w:rPr>
+        <w:ind w:left="360"/>
+        <w:rPr>
+          <w:rFonts w:ascii="Bookman Old Style" w:hAnsi="Bookman Old Style"/>
+          <w:sz w:val="24"/>
+          <w:szCs w:val="24"/>
+        </w:rPr>
+      </w:pPr>
+      <w:r>
+        <w:rPr>
+          <w:rFonts w:ascii="Bookman Old Style" w:hAnsi="Bookman Old Style"/>
           <w:b/>
-          <w:sz w:val="24"/>
-          <w:szCs w:val="24"/>
-        </w:rPr>
-      </w:pPr>
-      <w:r>
-        <w:rPr>
+          <w:i/>
+          <w:iCs/>
+          <w:sz w:val="24"/>
+          <w:szCs w:val="24"/>
+        </w:rPr>
+        <w:t>Link to the dataset</w:t>
+      </w:r>
+      <w:r>
+        <w:rPr>
+          <w:rFonts w:ascii="Bookman Old Style" w:hAnsi="Bookman Old Style"/>
           <w:b/>
-          <w:sz w:val="24"/>
-          <w:szCs w:val="24"/>
-        </w:rPr>
-        <w:t>Descriptive Statistics.</w:t>
-      </w:r>
+          <w:i/>
+          <w:iCs/>
+          <w:sz w:val="24"/>
+          <w:szCs w:val="24"/>
+        </w:rPr>
+        <w:t>.</w:t>
+      </w:r>
+      <w:r>
+        <w:rPr>
+          <w:rFonts w:ascii="Bookman Old Style" w:hAnsi="Bookman Old Style"/>
+          <w:sz w:val="24"/>
+          <w:szCs w:val="24"/>
+        </w:rPr>
+        <w:t xml:space="preserve"> </w:t>
+      </w:r>
+      <w:hyperlink r:id="rId6" w:history="1">
+        <w:r>
+          <w:rPr>
+            <w:rStyle w:val="Hyperlink"/>
+            <w:rFonts w:ascii="Bookman Old Style" w:hAnsi="Bookman Old Style"/>
+            <w:sz w:val="24"/>
+            <w:szCs w:val="24"/>
+          </w:rPr>
+          <w:t>https://www.kaggle.com/dat</w:t>
+        </w:r>
+        <w:r>
+          <w:rPr>
+            <w:rStyle w:val="Hyperlink"/>
+            <w:rFonts w:ascii="Bookman Old Style" w:hAnsi="Bookman Old Style"/>
+            <w:sz w:val="24"/>
+            <w:szCs w:val="24"/>
+          </w:rPr>
+          <w:t>a</w:t>
+        </w:r>
+        <w:r>
+          <w:rPr>
+            <w:rStyle w:val="Hyperlink"/>
+            <w:rFonts w:ascii="Bookman Old Style" w:hAnsi="Bookman Old Style"/>
+            <w:sz w:val="24"/>
+            <w:szCs w:val="24"/>
+          </w:rPr>
+          <w:t>sets/mirichoi0218/insurance/data</w:t>
+        </w:r>
+      </w:hyperlink>
     </w:p>
     <w:p>
       <w:pPr>
-        <w:pStyle w:val="ListParagraph"/>
-        <w:numPr>
-          <w:ilvl w:val="0"/>
-          <w:numId w:val="2"/>
-        </w:numPr>
-        <w:rPr>
+        <w:ind w:left="360"/>
+        <w:jc w:val="both"/>
+        <w:rPr>
+          <w:rFonts w:ascii="Bookman Old Style" w:hAnsi="Bookman Old Style"/>
+          <w:sz w:val="24"/>
+          <w:szCs w:val="24"/>
+        </w:rPr>
+      </w:pPr>
+      <w:r>
+        <w:rPr>
+          <w:rFonts w:ascii="Bookman Old Style" w:hAnsi="Bookman Old Style"/>
           <w:b/>
-          <w:sz w:val="24"/>
-          <w:szCs w:val="24"/>
-        </w:rPr>
-      </w:pPr>
-      <w:r>
-        <w:rPr>
-          <w:b/>
-          <w:sz w:val="24"/>
-          <w:szCs w:val="24"/>
-        </w:rPr>
-        <w:t>Normality Assessment.</w:t>
+          <w:i/>
+          <w:iCs/>
+          <w:sz w:val="24"/>
+          <w:szCs w:val="24"/>
+        </w:rPr>
+        <w:t>Sampling and screening.</w:t>
+      </w:r>
+      <w:r>
+        <w:rPr>
+          <w:rFonts w:ascii="Bookman Old Style" w:hAnsi="Bookman Old Style"/>
+          <w:sz w:val="24"/>
+          <w:szCs w:val="24"/>
+        </w:rPr>
+        <w:t xml:space="preserve"> </w:t>
+      </w:r>
+      <w:r>
+        <w:rPr>
+          <w:rFonts w:ascii="Bookman Old Style" w:hAnsi="Bookman Old Style"/>
+          <w:sz w:val="24"/>
+          <w:szCs w:val="24"/>
+        </w:rPr>
+        <w:t>Total 1,338 raw rows</w:t>
+      </w:r>
+      <w:r>
+        <w:rPr>
+          <w:rFonts w:ascii="Bookman Old Style" w:hAnsi="Bookman Old Style"/>
+          <w:sz w:val="24"/>
+          <w:szCs w:val="24"/>
+        </w:rPr>
+        <w:t xml:space="preserve"> identified in the dataset</w:t>
+      </w:r>
+      <w:r>
+        <w:rPr>
+          <w:rFonts w:ascii="Bookman Old Style" w:hAnsi="Bookman Old Style"/>
+          <w:sz w:val="24"/>
+          <w:szCs w:val="24"/>
+        </w:rPr>
+        <w:t xml:space="preserve">, of which one duplicate was removed leaving 1,337 cleaned records. The </w:t>
+      </w:r>
+      <w:proofErr w:type="spellStart"/>
+      <w:r>
+        <w:rPr>
+          <w:rFonts w:ascii="Bookman Old Style" w:hAnsi="Bookman Old Style"/>
+          <w:sz w:val="24"/>
+          <w:szCs w:val="24"/>
+        </w:rPr>
+        <w:t>bmi</w:t>
+      </w:r>
+      <w:proofErr w:type="spellEnd"/>
+      <w:r>
+        <w:rPr>
+          <w:rFonts w:ascii="Bookman Old Style" w:hAnsi="Bookman Old Style"/>
+          <w:sz w:val="24"/>
+          <w:szCs w:val="24"/>
+        </w:rPr>
+        <w:t xml:space="preserve"> has been selected for analysis, which is a continuous, ratio-scale variable. Screening of the data has been performed for missing values and duplicates identification. No missing BMI values were found in the cleaned records.</w:t>
+      </w:r>
+      <w:r>
+        <w:rPr>
+          <w:rFonts w:ascii="Bookman Old Style" w:hAnsi="Bookman Old Style"/>
+          <w:sz w:val="24"/>
+          <w:szCs w:val="24"/>
+        </w:rPr>
+        <w:t xml:space="preserve"> </w:t>
+      </w:r>
+      <w:r>
+        <w:rPr>
+          <w:rFonts w:ascii="Bookman Old Style" w:hAnsi="Bookman Old Style"/>
+          <w:sz w:val="24"/>
+          <w:szCs w:val="24"/>
+        </w:rPr>
+        <w:t>A random sample of 59 records was drawn from the cleaned data using Excel's</w:t>
+      </w:r>
+      <w:r>
+        <w:rPr>
+          <w:rFonts w:ascii="Bookman Old Style" w:hAnsi="Bookman Old Style"/>
+          <w:sz w:val="24"/>
+          <w:szCs w:val="24"/>
+        </w:rPr>
+        <w:t xml:space="preserve"> </w:t>
+      </w:r>
+      <w:proofErr w:type="gramStart"/>
+      <w:r>
+        <w:rPr>
+          <w:rFonts w:ascii="Bookman Old Style" w:hAnsi="Bookman Old Style"/>
+          <w:sz w:val="24"/>
+          <w:szCs w:val="24"/>
+        </w:rPr>
+        <w:t>RAND(</w:t>
+      </w:r>
+      <w:proofErr w:type="gramEnd"/>
+      <w:r>
+        <w:rPr>
+          <w:rFonts w:ascii="Bookman Old Style" w:hAnsi="Bookman Old Style"/>
+          <w:sz w:val="24"/>
+          <w:szCs w:val="24"/>
+        </w:rPr>
+        <w:t>) sampling method</w:t>
+      </w:r>
+      <w:r>
+        <w:rPr>
+          <w:rFonts w:ascii="Bookman Old Style" w:hAnsi="Bookman Old Style"/>
+          <w:sz w:val="24"/>
+          <w:szCs w:val="24"/>
+        </w:rPr>
+        <w:t xml:space="preserve">. </w:t>
+      </w:r>
+      <w:r>
+        <w:rPr>
+          <w:rFonts w:ascii="Bookman Old Style" w:hAnsi="Bookman Old Style"/>
+          <w:sz w:val="24"/>
+          <w:szCs w:val="24"/>
+        </w:rPr>
+        <w:t>A</w:t>
+      </w:r>
+      <w:r>
+        <w:rPr>
+          <w:rFonts w:ascii="Bookman Old Style" w:hAnsi="Bookman Old Style"/>
+          <w:sz w:val="24"/>
+          <w:szCs w:val="24"/>
+        </w:rPr>
+        <w:t>ll 59 sampled records were checked against the cleaned records and matched exactly. No duplicates and no missing BMI values were found within</w:t>
+      </w:r>
+      <w:r>
+        <w:rPr>
+          <w:rFonts w:ascii="Bookman Old Style" w:hAnsi="Bookman Old Style"/>
+          <w:sz w:val="24"/>
+          <w:szCs w:val="24"/>
+        </w:rPr>
+        <w:t xml:space="preserve"> the sample, so the final analyz</w:t>
+      </w:r>
+      <w:r>
+        <w:rPr>
+          <w:rFonts w:ascii="Bookman Old Style" w:hAnsi="Bookman Old Style"/>
+          <w:sz w:val="24"/>
+          <w:szCs w:val="24"/>
+        </w:rPr>
+        <w:t>ed sample was n = 59.</w:t>
       </w:r>
     </w:p>
     <w:p>
       <w:pPr>
-        <w:pStyle w:val="ListParagraph"/>
-        <w:numPr>
-          <w:ilvl w:val="0"/>
-          <w:numId w:val="2"/>
-        </w:numPr>
-        <w:rPr>
+        <w:ind w:left="360"/>
+        <w:jc w:val="both"/>
+        <w:rPr>
+          <w:rFonts w:ascii="Bookman Old Style" w:hAnsi="Bookman Old Style"/>
           <w:b/>
-          <w:sz w:val="24"/>
-          <w:szCs w:val="24"/>
-        </w:rPr>
-      </w:pPr>
-      <w:r>
-        <w:rPr>
+          <w:sz w:val="28"/>
+          <w:szCs w:val="28"/>
+        </w:rPr>
+      </w:pPr>
+      <w:r>
+        <w:rPr>
+          <w:rFonts w:ascii="Bookman Old Style" w:hAnsi="Bookman Old Style"/>
           <w:b/>
-          <w:sz w:val="24"/>
-          <w:szCs w:val="24"/>
-        </w:rPr>
-        <w:t>Software used.</w:t>
-      </w:r>
-      <w:bookmarkStart w:id="0" w:name="_GoBack"/>
-      <w:bookmarkEnd w:id="0"/>
+          <w:i/>
+          <w:iCs/>
+          <w:sz w:val="24"/>
+          <w:szCs w:val="24"/>
+        </w:rPr>
+        <w:t>Descriptive Statistics.</w:t>
+      </w:r>
+      <w:r>
+        <w:rPr>
+          <w:rFonts w:ascii="Bookman Old Style" w:hAnsi="Bookman Old Style"/>
+          <w:b/>
+          <w:sz w:val="24"/>
+          <w:szCs w:val="24"/>
+        </w:rPr>
+        <w:t xml:space="preserve"> </w:t>
+      </w:r>
+      <w:r>
+        <w:rPr>
+          <w:rFonts w:ascii="Bookman Old Style" w:hAnsi="Bookman Old Style"/>
+          <w:bCs/>
+          <w:sz w:val="24"/>
+          <w:szCs w:val="24"/>
+        </w:rPr>
+        <w:t>M</w:t>
+      </w:r>
+      <w:r>
+        <w:rPr>
+          <w:rFonts w:ascii="Bookman Old Style" w:hAnsi="Bookman Old Style"/>
+          <w:sz w:val="24"/>
+          <w:szCs w:val="24"/>
+        </w:rPr>
+        <w:t xml:space="preserve">ean, median, mode, minimum, maximum, range, quartiles Q1 to Q3 (using QUARTILE.EXC, equivalent to the (n + 1) positional method), interquartile range (IQR), variance and </w:t>
+      </w:r>
+      <w:r>
+        <w:rPr>
+          <w:rFonts w:ascii="Bookman Old Style" w:hAnsi="Bookman Old Style"/>
+          <w:sz w:val="24"/>
+          <w:szCs w:val="24"/>
+        </w:rPr>
+        <w:t xml:space="preserve">standard deviation (both with n-1 </w:t>
+      </w:r>
+      <w:r>
+        <w:rPr>
+          <w:rFonts w:ascii="Bookman Old Style" w:hAnsi="Bookman Old Style"/>
+          <w:sz w:val="24"/>
+          <w:szCs w:val="24"/>
+        </w:rPr>
+        <w:t>in the denominator), standard error (SE = SD/√n), the</w:t>
+      </w:r>
+      <w:r>
+        <w:rPr>
+          <w:rFonts w:ascii="Bookman Old Style" w:hAnsi="Bookman Old Style"/>
+          <w:sz w:val="24"/>
+          <w:szCs w:val="24"/>
+        </w:rPr>
+        <w:t xml:space="preserve"> 5th, 10th and 90th percentiles</w:t>
+      </w:r>
+      <w:r>
+        <w:rPr>
+          <w:rFonts w:ascii="Bookman Old Style" w:hAnsi="Bookman Old Style"/>
+          <w:sz w:val="24"/>
+          <w:szCs w:val="24"/>
+        </w:rPr>
+        <w:t xml:space="preserve"> and the coefficient of variation (CV = SD/mean × 100).</w:t>
+      </w:r>
     </w:p>
     <w:p>
       <w:pPr>
-        <w:ind w:left="720"/>
-        <w:rPr>
+        <w:ind w:left="360"/>
+        <w:jc w:val="both"/>
+        <w:rPr>
+          <w:rFonts w:ascii="Bookman Old Style" w:hAnsi="Bookman Old Style"/>
+          <w:sz w:val="24"/>
+          <w:szCs w:val="24"/>
+        </w:rPr>
+      </w:pPr>
+      <w:r>
+        <w:rPr>
+          <w:rFonts w:ascii="Bookman Old Style" w:hAnsi="Bookman Old Style"/>
           <w:b/>
-          <w:sz w:val="24"/>
-          <w:szCs w:val="24"/>
-        </w:rPr>
-      </w:pPr>
+          <w:i/>
+          <w:iCs/>
+          <w:sz w:val="24"/>
+          <w:szCs w:val="24"/>
+        </w:rPr>
+        <w:t>Normality Assessment.</w:t>
+      </w:r>
+      <w:r>
+        <w:rPr>
+          <w:rFonts w:ascii="Bookman Old Style" w:hAnsi="Bookman Old Style"/>
+          <w:b/>
+          <w:sz w:val="24"/>
+          <w:szCs w:val="24"/>
+        </w:rPr>
+        <w:t xml:space="preserve"> </w:t>
+      </w:r>
+      <w:r>
+        <w:rPr>
+          <w:rFonts w:ascii="Bookman Old Style" w:hAnsi="Bookman Old Style"/>
+          <w:sz w:val="24"/>
+          <w:szCs w:val="24"/>
+        </w:rPr>
+        <w:t xml:space="preserve">Nine checks were used. The Shapiro–Wilk test was the main test, together with the Kolmogorov–Smirnov test with Lilliefors </w:t>
+      </w:r>
+      <w:r>
+        <w:rPr>
+          <w:rFonts w:ascii="Bookman Old Style" w:hAnsi="Bookman Old Style"/>
+          <w:sz w:val="24"/>
+          <w:szCs w:val="24"/>
+        </w:rPr>
+        <w:lastRenderedPageBreak/>
+        <w:t xml:space="preserve">correction. For both, the null hypothesis is that the data come from a normal population, so p &gt; 0.05 supports normality. Skewness and excess kurtosis were taken from Excel's SKEW and KURT functions, which apply small-sample bias correction. Values between −1 and +1 were taken as approximately normal. Standard errors were calculated as SE(skew) = </w:t>
+      </w:r>
+      <w:proofErr w:type="gramStart"/>
+      <w:r>
+        <w:rPr>
+          <w:rFonts w:ascii="Bookman Old Style" w:hAnsi="Bookman Old Style"/>
+          <w:sz w:val="24"/>
+          <w:szCs w:val="24"/>
+        </w:rPr>
+        <w:t>√[</w:t>
+      </w:r>
+      <w:proofErr w:type="gramEnd"/>
+      <w:r>
+        <w:rPr>
+          <w:rFonts w:ascii="Bookman Old Style" w:hAnsi="Bookman Old Style"/>
+          <w:sz w:val="24"/>
+          <w:szCs w:val="24"/>
+        </w:rPr>
+        <w:t>6n(n − 1) / ((n − 2)(n + 1)(n + 3))] and SE(kurtosis) = 2 × SE(skew) × √[(n² − 1) / ((n − 3)(n + 5))]. Z-scores were obtained by dividing each statistic by its standard error, with a cut-off of ±3.29 for 50 ≤ n &lt; 300. The histogram, box plot and CV check were then inspected. Conclusions were drawn from all methods together, never from one test alone.</w:t>
+      </w:r>
+    </w:p>
+    <w:p>
+      <w:pPr>
+        <w:ind w:left="360"/>
+        <w:jc w:val="both"/>
+        <w:rPr>
+          <w:rFonts w:ascii="Bookman Old Style" w:hAnsi="Bookman Old Style"/>
+          <w:bCs/>
+          <w:sz w:val="24"/>
+          <w:szCs w:val="24"/>
+        </w:rPr>
+      </w:pPr>
+      <w:r>
+        <w:rPr>
+          <w:rFonts w:ascii="Bookman Old Style" w:hAnsi="Bookman Old Style"/>
+          <w:b/>
+          <w:i/>
+          <w:iCs/>
+          <w:sz w:val="24"/>
+          <w:szCs w:val="24"/>
+        </w:rPr>
+        <w:t>Software used.</w:t>
+      </w:r>
+      <w:r>
+        <w:rPr>
+          <w:rFonts w:ascii="Bookman Old Style" w:hAnsi="Bookman Old Style"/>
+          <w:b/>
+          <w:sz w:val="24"/>
+          <w:szCs w:val="24"/>
+        </w:rPr>
+        <w:t xml:space="preserve"> </w:t>
+      </w:r>
+      <w:r>
+        <w:rPr>
+          <w:rFonts w:ascii="Bookman Old Style" w:hAnsi="Bookman Old Style"/>
+          <w:bCs/>
+          <w:sz w:val="24"/>
+          <w:szCs w:val="24"/>
+        </w:rPr>
+        <w:t>Descriptive statistics, Z-scores and plot data were calculated in Microsoft Excel. The</w:t>
+      </w:r>
+      <w:r>
+        <w:rPr>
+          <w:rFonts w:ascii="Bookman Old Style" w:hAnsi="Bookman Old Style"/>
+          <w:bCs/>
+          <w:sz w:val="24"/>
+          <w:szCs w:val="24"/>
+        </w:rPr>
+        <w:t xml:space="preserve"> </w:t>
+      </w:r>
+      <w:r>
+        <w:rPr>
+          <w:rFonts w:ascii="Bookman Old Style" w:hAnsi="Bookman Old Style"/>
+          <w:bCs/>
+          <w:sz w:val="24"/>
+          <w:szCs w:val="24"/>
+        </w:rPr>
+        <w:t>Shapiro–Wilk and Lilliefors tests and the figures were produced in Python (</w:t>
+      </w:r>
+      <w:proofErr w:type="spellStart"/>
+      <w:r>
+        <w:rPr>
+          <w:rFonts w:ascii="Bookman Old Style" w:hAnsi="Bookman Old Style"/>
+          <w:bCs/>
+          <w:sz w:val="24"/>
+          <w:szCs w:val="24"/>
+        </w:rPr>
+        <w:t>SciPy</w:t>
+      </w:r>
+      <w:proofErr w:type="spellEnd"/>
+      <w:r>
+        <w:rPr>
+          <w:rFonts w:ascii="Bookman Old Style" w:hAnsi="Bookman Old Style"/>
+          <w:bCs/>
+          <w:sz w:val="24"/>
+          <w:szCs w:val="24"/>
+        </w:rPr>
+        <w:t xml:space="preserve">, </w:t>
+      </w:r>
+      <w:proofErr w:type="spellStart"/>
+      <w:r>
+        <w:rPr>
+          <w:rFonts w:ascii="Bookman Old Style" w:hAnsi="Bookman Old Style"/>
+          <w:bCs/>
+          <w:sz w:val="24"/>
+          <w:szCs w:val="24"/>
+        </w:rPr>
+        <w:t>statsmodels</w:t>
+      </w:r>
+      <w:proofErr w:type="spellEnd"/>
+      <w:r>
+        <w:rPr>
+          <w:rFonts w:ascii="Bookman Old Style" w:hAnsi="Bookman Old Style"/>
+          <w:bCs/>
+          <w:sz w:val="24"/>
+          <w:szCs w:val="24"/>
+        </w:rPr>
+        <w:t xml:space="preserve">, </w:t>
+      </w:r>
+      <w:proofErr w:type="spellStart"/>
+      <w:r>
+        <w:rPr>
+          <w:rFonts w:ascii="Bookman Old Style" w:hAnsi="Bookman Old Style"/>
+          <w:bCs/>
+          <w:sz w:val="24"/>
+          <w:szCs w:val="24"/>
+        </w:rPr>
+        <w:t>Matplotlib</w:t>
+      </w:r>
+      <w:proofErr w:type="spellEnd"/>
+      <w:r>
+        <w:rPr>
+          <w:rFonts w:ascii="Bookman Old Style" w:hAnsi="Bookman Old Style"/>
+          <w:bCs/>
+          <w:sz w:val="24"/>
+          <w:szCs w:val="24"/>
+        </w:rPr>
+        <w:t xml:space="preserve"> &amp; </w:t>
+      </w:r>
+      <w:proofErr w:type="spellStart"/>
+      <w:r>
+        <w:rPr>
+          <w:rFonts w:ascii="Bookman Old Style" w:hAnsi="Bookman Old Style"/>
+          <w:bCs/>
+          <w:sz w:val="24"/>
+          <w:szCs w:val="24"/>
+        </w:rPr>
+        <w:t>NumPy</w:t>
+      </w:r>
+      <w:proofErr w:type="spellEnd"/>
+      <w:r>
+        <w:rPr>
+          <w:rFonts w:ascii="Bookman Old Style" w:hAnsi="Bookman Old Style"/>
+          <w:bCs/>
+          <w:sz w:val="24"/>
+          <w:szCs w:val="24"/>
+        </w:rPr>
+        <w:t>),</w:t>
+      </w:r>
+      <w:r>
+        <w:rPr>
+          <w:rFonts w:ascii="Bookman Old Style" w:hAnsi="Bookman Old Style"/>
+          <w:bCs/>
+          <w:sz w:val="24"/>
+          <w:szCs w:val="24"/>
+        </w:rPr>
+        <w:t xml:space="preserve"> </w:t>
+      </w:r>
+      <w:r>
+        <w:rPr>
+          <w:rFonts w:ascii="Bookman Old Style" w:hAnsi="Bookman Old Style"/>
+          <w:bCs/>
+          <w:sz w:val="24"/>
+          <w:szCs w:val="24"/>
+        </w:rPr>
+        <w:t>and the results were entered into the Excel workbook.</w:t>
+      </w:r>
     </w:p>
     <w:p>
       <w:pPr>
@@ -1035,19 +1957,1838 @@
           <w:numId w:val="1"/>
         </w:numPr>
         <w:rPr>
+          <w:rFonts w:ascii="Bookman Old Style" w:hAnsi="Bookman Old Style"/>
           <w:b/>
-          <w:sz w:val="24"/>
-          <w:szCs w:val="24"/>
-        </w:rPr>
-      </w:pPr>
-      <w:r>
-        <w:rPr>
+          <w:sz w:val="28"/>
+          <w:szCs w:val="28"/>
+        </w:rPr>
+      </w:pPr>
+      <w:r>
+        <w:rPr>
+          <w:rFonts w:ascii="Bookman Old Style" w:hAnsi="Bookman Old Style"/>
           <w:b/>
-          <w:sz w:val="24"/>
-          <w:szCs w:val="24"/>
+          <w:sz w:val="28"/>
+          <w:szCs w:val="28"/>
         </w:rPr>
         <w:t>Results</w:t>
       </w:r>
+    </w:p>
+    <w:p>
+      <w:pPr>
+        <w:ind w:left="360"/>
+        <w:rPr>
+          <w:rFonts w:ascii="Bookman Old Style" w:hAnsi="Bookman Old Style"/>
+        </w:rPr>
+      </w:pPr>
+      <w:r>
+        <w:rPr>
+          <w:rFonts w:ascii="Bookman Old Style" w:hAnsi="Bookman Old Style"/>
+          <w:b/>
+        </w:rPr>
+        <w:t>Table 1. Descriptive statistics of BMI (kg/m²), n = 59</w:t>
+      </w:r>
+    </w:p>
+    <w:tbl>
+      <w:tblPr>
+        <w:tblStyle w:val="TableGrid"/>
+        <w:tblW w:w="9357" w:type="dxa"/>
+        <w:tblLayout w:type="fixed"/>
+        <w:tblLook w:val="0420" w:firstRow="1" w:lastRow="0" w:firstColumn="0" w:lastColumn="0" w:noHBand="0" w:noVBand="1"/>
+      </w:tblPr>
+      <w:tblGrid>
+        <w:gridCol w:w="1634"/>
+        <w:gridCol w:w="3387"/>
+        <w:gridCol w:w="3351"/>
+        <w:gridCol w:w="985"/>
+      </w:tblGrid>
+      <w:tr>
+        <w:trPr>
+          <w:tblHeader/>
+        </w:trPr>
+        <w:tc>
+          <w:tcPr>
+            <w:tcW w:w="1634" w:type="dxa"/>
+            <w:shd w:val="clear" w:color="auto" w:fill="auto"/>
+          </w:tcPr>
+          <w:p>
+            <w:pPr>
+              <w:rPr>
+                <w:rFonts w:ascii="Bookman Old Style" w:hAnsi="Bookman Old Style"/>
+                <w:b/>
+                <w:bCs/>
+              </w:rPr>
+            </w:pPr>
+            <w:r>
+              <w:rPr>
+                <w:rFonts w:ascii="Bookman Old Style" w:hAnsi="Bookman Old Style"/>
+                <w:b/>
+                <w:bCs/>
+              </w:rPr>
+              <w:t>Measure</w:t>
+            </w:r>
+          </w:p>
+        </w:tc>
+        <w:tc>
+          <w:tcPr>
+            <w:tcW w:w="3387" w:type="dxa"/>
+            <w:shd w:val="clear" w:color="auto" w:fill="auto"/>
+          </w:tcPr>
+          <w:p>
+            <w:pPr>
+              <w:rPr>
+                <w:rFonts w:ascii="Bookman Old Style" w:hAnsi="Bookman Old Style"/>
+                <w:b/>
+                <w:bCs/>
+              </w:rPr>
+            </w:pPr>
+            <w:r>
+              <w:rPr>
+                <w:rFonts w:ascii="Bookman Old Style" w:hAnsi="Bookman Old Style"/>
+                <w:b/>
+                <w:bCs/>
+              </w:rPr>
+              <w:t>Value</w:t>
+            </w:r>
+          </w:p>
+        </w:tc>
+        <w:tc>
+          <w:tcPr>
+            <w:tcW w:w="3351" w:type="dxa"/>
+            <w:shd w:val="clear" w:color="auto" w:fill="auto"/>
+          </w:tcPr>
+          <w:p>
+            <w:pPr>
+              <w:rPr>
+                <w:rFonts w:ascii="Bookman Old Style" w:hAnsi="Bookman Old Style"/>
+                <w:b/>
+                <w:bCs/>
+              </w:rPr>
+            </w:pPr>
+            <w:r>
+              <w:rPr>
+                <w:rFonts w:ascii="Bookman Old Style" w:hAnsi="Bookman Old Style"/>
+                <w:b/>
+                <w:bCs/>
+              </w:rPr>
+              <w:t>Measure</w:t>
+            </w:r>
+          </w:p>
+        </w:tc>
+        <w:tc>
+          <w:tcPr>
+            <w:tcW w:w="985" w:type="dxa"/>
+            <w:shd w:val="clear" w:color="auto" w:fill="auto"/>
+          </w:tcPr>
+          <w:p>
+            <w:pPr>
+              <w:rPr>
+                <w:rFonts w:ascii="Bookman Old Style" w:hAnsi="Bookman Old Style"/>
+                <w:b/>
+                <w:bCs/>
+              </w:rPr>
+            </w:pPr>
+            <w:r>
+              <w:rPr>
+                <w:rFonts w:ascii="Bookman Old Style" w:hAnsi="Bookman Old Style"/>
+                <w:b/>
+                <w:bCs/>
+              </w:rPr>
+              <w:t>Value</w:t>
+            </w:r>
+          </w:p>
+        </w:tc>
+      </w:tr>
+      <w:tr>
+        <w:tc>
+          <w:tcPr>
+            <w:tcW w:w="1634" w:type="dxa"/>
+          </w:tcPr>
+          <w:p>
+            <w:pPr>
+              <w:rPr>
+                <w:rFonts w:ascii="Bookman Old Style" w:hAnsi="Bookman Old Style"/>
+              </w:rPr>
+            </w:pPr>
+            <w:r>
+              <w:rPr>
+                <w:rFonts w:ascii="Bookman Old Style" w:hAnsi="Bookman Old Style"/>
+              </w:rPr>
+              <w:t>Mean</w:t>
+            </w:r>
+          </w:p>
+        </w:tc>
+        <w:tc>
+          <w:tcPr>
+            <w:tcW w:w="3387" w:type="dxa"/>
+          </w:tcPr>
+          <w:p>
+            <w:pPr>
+              <w:rPr>
+                <w:rFonts w:ascii="Bookman Old Style" w:hAnsi="Bookman Old Style"/>
+              </w:rPr>
+            </w:pPr>
+            <w:r>
+              <w:rPr>
+                <w:rFonts w:ascii="Bookman Old Style" w:hAnsi="Bookman Old Style"/>
+              </w:rPr>
+              <w:t>30.80</w:t>
+            </w:r>
+          </w:p>
+        </w:tc>
+        <w:tc>
+          <w:tcPr>
+            <w:tcW w:w="3351" w:type="dxa"/>
+          </w:tcPr>
+          <w:p>
+            <w:pPr>
+              <w:rPr>
+                <w:rFonts w:ascii="Bookman Old Style" w:hAnsi="Bookman Old Style"/>
+              </w:rPr>
+            </w:pPr>
+            <w:r>
+              <w:rPr>
+                <w:rFonts w:ascii="Bookman Old Style" w:hAnsi="Bookman Old Style"/>
+              </w:rPr>
+              <w:t>Variance</w:t>
+            </w:r>
+          </w:p>
+        </w:tc>
+        <w:tc>
+          <w:tcPr>
+            <w:tcW w:w="985" w:type="dxa"/>
+          </w:tcPr>
+          <w:p>
+            <w:pPr>
+              <w:rPr>
+                <w:rFonts w:ascii="Bookman Old Style" w:hAnsi="Bookman Old Style"/>
+              </w:rPr>
+            </w:pPr>
+            <w:r>
+              <w:rPr>
+                <w:rFonts w:ascii="Bookman Old Style" w:hAnsi="Bookman Old Style"/>
+              </w:rPr>
+              <w:t>30.345</w:t>
+            </w:r>
+          </w:p>
+        </w:tc>
+      </w:tr>
+      <w:tr>
+        <w:tc>
+          <w:tcPr>
+            <w:tcW w:w="1634" w:type="dxa"/>
+          </w:tcPr>
+          <w:p>
+            <w:pPr>
+              <w:rPr>
+                <w:rFonts w:ascii="Bookman Old Style" w:hAnsi="Bookman Old Style"/>
+              </w:rPr>
+            </w:pPr>
+            <w:r>
+              <w:rPr>
+                <w:rFonts w:ascii="Bookman Old Style" w:hAnsi="Bookman Old Style"/>
+              </w:rPr>
+              <w:t>Median (Q2)</w:t>
+            </w:r>
+          </w:p>
+        </w:tc>
+        <w:tc>
+          <w:tcPr>
+            <w:tcW w:w="3387" w:type="dxa"/>
+          </w:tcPr>
+          <w:p>
+            <w:pPr>
+              <w:rPr>
+                <w:rFonts w:ascii="Bookman Old Style" w:hAnsi="Bookman Old Style"/>
+              </w:rPr>
+            </w:pPr>
+            <w:r>
+              <w:rPr>
+                <w:rFonts w:ascii="Bookman Old Style" w:hAnsi="Bookman Old Style"/>
+              </w:rPr>
+              <w:t>30.59</w:t>
+            </w:r>
+          </w:p>
+        </w:tc>
+        <w:tc>
+          <w:tcPr>
+            <w:tcW w:w="3351" w:type="dxa"/>
+          </w:tcPr>
+          <w:p>
+            <w:pPr>
+              <w:rPr>
+                <w:rFonts w:ascii="Bookman Old Style" w:hAnsi="Bookman Old Style"/>
+              </w:rPr>
+            </w:pPr>
+            <w:r>
+              <w:rPr>
+                <w:rFonts w:ascii="Bookman Old Style" w:hAnsi="Bookman Old Style"/>
+              </w:rPr>
+              <w:t>Standard deviation</w:t>
+            </w:r>
+          </w:p>
+        </w:tc>
+        <w:tc>
+          <w:tcPr>
+            <w:tcW w:w="985" w:type="dxa"/>
+          </w:tcPr>
+          <w:p>
+            <w:pPr>
+              <w:rPr>
+                <w:rFonts w:ascii="Bookman Old Style" w:hAnsi="Bookman Old Style"/>
+              </w:rPr>
+            </w:pPr>
+            <w:r>
+              <w:rPr>
+                <w:rFonts w:ascii="Bookman Old Style" w:hAnsi="Bookman Old Style"/>
+              </w:rPr>
+              <w:t>5.50</w:t>
+            </w:r>
+            <w:r>
+              <w:rPr>
+                <w:rFonts w:ascii="Bookman Old Style" w:hAnsi="Bookman Old Style"/>
+              </w:rPr>
+              <w:t>8</w:t>
+            </w:r>
+          </w:p>
+        </w:tc>
+      </w:tr>
+      <w:tr>
+        <w:tc>
+          <w:tcPr>
+            <w:tcW w:w="1634" w:type="dxa"/>
+          </w:tcPr>
+          <w:p>
+            <w:pPr>
+              <w:rPr>
+                <w:rFonts w:ascii="Bookman Old Style" w:hAnsi="Bookman Old Style"/>
+              </w:rPr>
+            </w:pPr>
+            <w:r>
+              <w:rPr>
+                <w:rFonts w:ascii="Bookman Old Style" w:hAnsi="Bookman Old Style"/>
+              </w:rPr>
+              <w:t>Mode</w:t>
+            </w:r>
+          </w:p>
+        </w:tc>
+        <w:tc>
+          <w:tcPr>
+            <w:tcW w:w="3387" w:type="dxa"/>
+          </w:tcPr>
+          <w:p>
+            <w:pPr>
+              <w:rPr>
+                <w:rFonts w:ascii="Bookman Old Style" w:hAnsi="Bookman Old Style"/>
+              </w:rPr>
+            </w:pPr>
+            <w:r>
+              <w:rPr>
+                <w:rFonts w:ascii="Bookman Old Style" w:hAnsi="Bookman Old Style"/>
+              </w:rPr>
+              <w:t>19.95 (not unique, see note)</w:t>
+            </w:r>
+          </w:p>
+        </w:tc>
+        <w:tc>
+          <w:tcPr>
+            <w:tcW w:w="3351" w:type="dxa"/>
+          </w:tcPr>
+          <w:p>
+            <w:pPr>
+              <w:rPr>
+                <w:rFonts w:ascii="Bookman Old Style" w:hAnsi="Bookman Old Style"/>
+              </w:rPr>
+            </w:pPr>
+            <w:r>
+              <w:rPr>
+                <w:rFonts w:ascii="Bookman Old Style" w:hAnsi="Bookman Old Style"/>
+              </w:rPr>
+              <w:t>Standard error</w:t>
+            </w:r>
+          </w:p>
+        </w:tc>
+        <w:tc>
+          <w:tcPr>
+            <w:tcW w:w="985" w:type="dxa"/>
+          </w:tcPr>
+          <w:p>
+            <w:pPr>
+              <w:rPr>
+                <w:rFonts w:ascii="Bookman Old Style" w:hAnsi="Bookman Old Style"/>
+              </w:rPr>
+            </w:pPr>
+            <w:r>
+              <w:rPr>
+                <w:rFonts w:ascii="Bookman Old Style" w:hAnsi="Bookman Old Style"/>
+              </w:rPr>
+              <w:t>0.717</w:t>
+            </w:r>
+          </w:p>
+        </w:tc>
+      </w:tr>
+      <w:tr>
+        <w:tc>
+          <w:tcPr>
+            <w:tcW w:w="1634" w:type="dxa"/>
+          </w:tcPr>
+          <w:p>
+            <w:pPr>
+              <w:rPr>
+                <w:rFonts w:ascii="Bookman Old Style" w:hAnsi="Bookman Old Style"/>
+              </w:rPr>
+            </w:pPr>
+            <w:r>
+              <w:rPr>
+                <w:rFonts w:ascii="Bookman Old Style" w:hAnsi="Bookman Old Style"/>
+              </w:rPr>
+              <w:t>Minimum</w:t>
+            </w:r>
+          </w:p>
+        </w:tc>
+        <w:tc>
+          <w:tcPr>
+            <w:tcW w:w="3387" w:type="dxa"/>
+          </w:tcPr>
+          <w:p>
+            <w:pPr>
+              <w:rPr>
+                <w:rFonts w:ascii="Bookman Old Style" w:hAnsi="Bookman Old Style"/>
+              </w:rPr>
+            </w:pPr>
+            <w:r>
+              <w:rPr>
+                <w:rFonts w:ascii="Bookman Old Style" w:hAnsi="Bookman Old Style"/>
+              </w:rPr>
+              <w:t>19.95</w:t>
+            </w:r>
+          </w:p>
+        </w:tc>
+        <w:tc>
+          <w:tcPr>
+            <w:tcW w:w="3351" w:type="dxa"/>
+          </w:tcPr>
+          <w:p>
+            <w:pPr>
+              <w:rPr>
+                <w:rFonts w:ascii="Bookman Old Style" w:hAnsi="Bookman Old Style"/>
+              </w:rPr>
+            </w:pPr>
+            <w:r>
+              <w:rPr>
+                <w:rFonts w:ascii="Bookman Old Style" w:hAnsi="Bookman Old Style"/>
+              </w:rPr>
+              <w:t>Coefficient of variation (%)</w:t>
+            </w:r>
+          </w:p>
+        </w:tc>
+        <w:tc>
+          <w:tcPr>
+            <w:tcW w:w="985" w:type="dxa"/>
+          </w:tcPr>
+          <w:p>
+            <w:pPr>
+              <w:rPr>
+                <w:rFonts w:ascii="Bookman Old Style" w:hAnsi="Bookman Old Style"/>
+              </w:rPr>
+            </w:pPr>
+            <w:r>
+              <w:rPr>
+                <w:rFonts w:ascii="Bookman Old Style" w:hAnsi="Bookman Old Style"/>
+              </w:rPr>
+              <w:t>17.88</w:t>
+            </w:r>
+          </w:p>
+        </w:tc>
+      </w:tr>
+      <w:tr>
+        <w:tc>
+          <w:tcPr>
+            <w:tcW w:w="1634" w:type="dxa"/>
+          </w:tcPr>
+          <w:p>
+            <w:pPr>
+              <w:rPr>
+                <w:rFonts w:ascii="Bookman Old Style" w:hAnsi="Bookman Old Style"/>
+              </w:rPr>
+            </w:pPr>
+            <w:r>
+              <w:rPr>
+                <w:rFonts w:ascii="Bookman Old Style" w:hAnsi="Bookman Old Style"/>
+              </w:rPr>
+              <w:t>Maximum</w:t>
+            </w:r>
+          </w:p>
+        </w:tc>
+        <w:tc>
+          <w:tcPr>
+            <w:tcW w:w="3387" w:type="dxa"/>
+          </w:tcPr>
+          <w:p>
+            <w:pPr>
+              <w:rPr>
+                <w:rFonts w:ascii="Bookman Old Style" w:hAnsi="Bookman Old Style"/>
+              </w:rPr>
+            </w:pPr>
+            <w:r>
+              <w:rPr>
+                <w:rFonts w:ascii="Bookman Old Style" w:hAnsi="Bookman Old Style"/>
+              </w:rPr>
+              <w:t>47.41</w:t>
+            </w:r>
+          </w:p>
+        </w:tc>
+        <w:tc>
+          <w:tcPr>
+            <w:tcW w:w="3351" w:type="dxa"/>
+          </w:tcPr>
+          <w:p>
+            <w:pPr>
+              <w:rPr>
+                <w:rFonts w:ascii="Bookman Old Style" w:hAnsi="Bookman Old Style"/>
+              </w:rPr>
+            </w:pPr>
+            <w:r>
+              <w:rPr>
+                <w:rFonts w:ascii="Bookman Old Style" w:hAnsi="Bookman Old Style"/>
+              </w:rPr>
+              <w:t>5th percentile</w:t>
+            </w:r>
+          </w:p>
+        </w:tc>
+        <w:tc>
+          <w:tcPr>
+            <w:tcW w:w="985" w:type="dxa"/>
+          </w:tcPr>
+          <w:p>
+            <w:pPr>
+              <w:rPr>
+                <w:rFonts w:ascii="Bookman Old Style" w:hAnsi="Bookman Old Style"/>
+              </w:rPr>
+            </w:pPr>
+            <w:r>
+              <w:rPr>
+                <w:rFonts w:ascii="Bookman Old Style" w:hAnsi="Bookman Old Style"/>
+              </w:rPr>
+              <w:t>21.755</w:t>
+            </w:r>
+          </w:p>
+        </w:tc>
+      </w:tr>
+      <w:tr>
+        <w:tc>
+          <w:tcPr>
+            <w:tcW w:w="1634" w:type="dxa"/>
+          </w:tcPr>
+          <w:p>
+            <w:pPr>
+              <w:rPr>
+                <w:rFonts w:ascii="Bookman Old Style" w:hAnsi="Bookman Old Style"/>
+              </w:rPr>
+            </w:pPr>
+            <w:r>
+              <w:rPr>
+                <w:rFonts w:ascii="Bookman Old Style" w:hAnsi="Bookman Old Style"/>
+              </w:rPr>
+              <w:t>Range</w:t>
+            </w:r>
+          </w:p>
+        </w:tc>
+        <w:tc>
+          <w:tcPr>
+            <w:tcW w:w="3387" w:type="dxa"/>
+          </w:tcPr>
+          <w:p>
+            <w:pPr>
+              <w:rPr>
+                <w:rFonts w:ascii="Bookman Old Style" w:hAnsi="Bookman Old Style"/>
+              </w:rPr>
+            </w:pPr>
+            <w:r>
+              <w:rPr>
+                <w:rFonts w:ascii="Bookman Old Style" w:hAnsi="Bookman Old Style"/>
+              </w:rPr>
+              <w:t>27.46</w:t>
+            </w:r>
+          </w:p>
+        </w:tc>
+        <w:tc>
+          <w:tcPr>
+            <w:tcW w:w="3351" w:type="dxa"/>
+          </w:tcPr>
+          <w:p>
+            <w:pPr>
+              <w:rPr>
+                <w:rFonts w:ascii="Bookman Old Style" w:hAnsi="Bookman Old Style"/>
+              </w:rPr>
+            </w:pPr>
+            <w:r>
+              <w:rPr>
+                <w:rFonts w:ascii="Bookman Old Style" w:hAnsi="Bookman Old Style"/>
+              </w:rPr>
+              <w:t>10th percentile</w:t>
+            </w:r>
+          </w:p>
+        </w:tc>
+        <w:tc>
+          <w:tcPr>
+            <w:tcW w:w="985" w:type="dxa"/>
+          </w:tcPr>
+          <w:p>
+            <w:pPr>
+              <w:rPr>
+                <w:rFonts w:ascii="Bookman Old Style" w:hAnsi="Bookman Old Style"/>
+              </w:rPr>
+            </w:pPr>
+            <w:r>
+              <w:rPr>
+                <w:rFonts w:ascii="Bookman Old Style" w:hAnsi="Bookman Old Style"/>
+              </w:rPr>
+              <w:t>23.9</w:t>
+            </w:r>
+          </w:p>
+        </w:tc>
+      </w:tr>
+      <w:tr>
+        <w:tc>
+          <w:tcPr>
+            <w:tcW w:w="1634" w:type="dxa"/>
+          </w:tcPr>
+          <w:p>
+            <w:pPr>
+              <w:rPr>
+                <w:rFonts w:ascii="Bookman Old Style" w:hAnsi="Bookman Old Style"/>
+              </w:rPr>
+            </w:pPr>
+            <w:r>
+              <w:rPr>
+                <w:rFonts w:ascii="Bookman Old Style" w:hAnsi="Bookman Old Style"/>
+              </w:rPr>
+              <w:t>Q1</w:t>
+            </w:r>
+          </w:p>
+        </w:tc>
+        <w:tc>
+          <w:tcPr>
+            <w:tcW w:w="3387" w:type="dxa"/>
+          </w:tcPr>
+          <w:p>
+            <w:pPr>
+              <w:rPr>
+                <w:rFonts w:ascii="Bookman Old Style" w:hAnsi="Bookman Old Style"/>
+              </w:rPr>
+            </w:pPr>
+            <w:r>
+              <w:rPr>
+                <w:rFonts w:ascii="Bookman Old Style" w:hAnsi="Bookman Old Style"/>
+              </w:rPr>
+              <w:t>26.88</w:t>
+            </w:r>
+          </w:p>
+        </w:tc>
+        <w:tc>
+          <w:tcPr>
+            <w:tcW w:w="3351" w:type="dxa"/>
+          </w:tcPr>
+          <w:p>
+            <w:pPr>
+              <w:rPr>
+                <w:rFonts w:ascii="Bookman Old Style" w:hAnsi="Bookman Old Style"/>
+              </w:rPr>
+            </w:pPr>
+            <w:r>
+              <w:rPr>
+                <w:rFonts w:ascii="Bookman Old Style" w:hAnsi="Bookman Old Style"/>
+              </w:rPr>
+              <w:t>90th percentile</w:t>
+            </w:r>
+          </w:p>
+        </w:tc>
+        <w:tc>
+          <w:tcPr>
+            <w:tcW w:w="985" w:type="dxa"/>
+          </w:tcPr>
+          <w:p>
+            <w:pPr>
+              <w:rPr>
+                <w:rFonts w:ascii="Bookman Old Style" w:hAnsi="Bookman Old Style"/>
+              </w:rPr>
+            </w:pPr>
+            <w:r>
+              <w:rPr>
+                <w:rFonts w:ascii="Bookman Old Style" w:hAnsi="Bookman Old Style"/>
+              </w:rPr>
+              <w:t>38.06</w:t>
+            </w:r>
+          </w:p>
+        </w:tc>
+      </w:tr>
+      <w:tr>
+        <w:tc>
+          <w:tcPr>
+            <w:tcW w:w="1634" w:type="dxa"/>
+          </w:tcPr>
+          <w:p>
+            <w:pPr>
+              <w:rPr>
+                <w:rFonts w:ascii="Bookman Old Style" w:hAnsi="Bookman Old Style"/>
+              </w:rPr>
+            </w:pPr>
+            <w:r>
+              <w:rPr>
+                <w:rFonts w:ascii="Bookman Old Style" w:hAnsi="Bookman Old Style"/>
+              </w:rPr>
+              <w:t>Q3</w:t>
+            </w:r>
+          </w:p>
+        </w:tc>
+        <w:tc>
+          <w:tcPr>
+            <w:tcW w:w="3387" w:type="dxa"/>
+          </w:tcPr>
+          <w:p>
+            <w:pPr>
+              <w:rPr>
+                <w:rFonts w:ascii="Bookman Old Style" w:hAnsi="Bookman Old Style"/>
+              </w:rPr>
+            </w:pPr>
+            <w:r>
+              <w:rPr>
+                <w:rFonts w:ascii="Bookman Old Style" w:hAnsi="Bookman Old Style"/>
+              </w:rPr>
+              <w:t>34.6</w:t>
+            </w:r>
+          </w:p>
+        </w:tc>
+        <w:tc>
+          <w:tcPr>
+            <w:tcW w:w="3351" w:type="dxa"/>
+          </w:tcPr>
+          <w:p>
+            <w:pPr>
+              <w:rPr>
+                <w:rFonts w:ascii="Bookman Old Style" w:hAnsi="Bookman Old Style"/>
+              </w:rPr>
+            </w:pPr>
+          </w:p>
+        </w:tc>
+        <w:tc>
+          <w:tcPr>
+            <w:tcW w:w="985" w:type="dxa"/>
+          </w:tcPr>
+          <w:p>
+            <w:pPr>
+              <w:rPr>
+                <w:rFonts w:ascii="Bookman Old Style" w:hAnsi="Bookman Old Style"/>
+              </w:rPr>
+            </w:pPr>
+          </w:p>
+        </w:tc>
+      </w:tr>
+      <w:tr>
+        <w:tc>
+          <w:tcPr>
+            <w:tcW w:w="1634" w:type="dxa"/>
+          </w:tcPr>
+          <w:p>
+            <w:pPr>
+              <w:rPr>
+                <w:rFonts w:ascii="Bookman Old Style" w:hAnsi="Bookman Old Style"/>
+              </w:rPr>
+            </w:pPr>
+            <w:r>
+              <w:rPr>
+                <w:rFonts w:ascii="Bookman Old Style" w:hAnsi="Bookman Old Style"/>
+              </w:rPr>
+              <w:t>IQR</w:t>
+            </w:r>
+          </w:p>
+        </w:tc>
+        <w:tc>
+          <w:tcPr>
+            <w:tcW w:w="3387" w:type="dxa"/>
+          </w:tcPr>
+          <w:p>
+            <w:pPr>
+              <w:rPr>
+                <w:rFonts w:ascii="Bookman Old Style" w:hAnsi="Bookman Old Style"/>
+              </w:rPr>
+            </w:pPr>
+            <w:r>
+              <w:rPr>
+                <w:rFonts w:ascii="Bookman Old Style" w:hAnsi="Bookman Old Style"/>
+              </w:rPr>
+              <w:t>7.715</w:t>
+            </w:r>
+          </w:p>
+        </w:tc>
+        <w:tc>
+          <w:tcPr>
+            <w:tcW w:w="3351" w:type="dxa"/>
+          </w:tcPr>
+          <w:p>
+            <w:pPr>
+              <w:rPr>
+                <w:rFonts w:ascii="Bookman Old Style" w:hAnsi="Bookman Old Style"/>
+              </w:rPr>
+            </w:pPr>
+          </w:p>
+        </w:tc>
+        <w:tc>
+          <w:tcPr>
+            <w:tcW w:w="985" w:type="dxa"/>
+          </w:tcPr>
+          <w:p>
+            <w:pPr>
+              <w:rPr>
+                <w:rFonts w:ascii="Bookman Old Style" w:hAnsi="Bookman Old Style"/>
+              </w:rPr>
+            </w:pPr>
+          </w:p>
+        </w:tc>
+      </w:tr>
+    </w:tbl>
+    <w:p>
+      <w:pPr>
+        <w:jc w:val="both"/>
+        <w:rPr>
+          <w:rFonts w:ascii="Bookman Old Style" w:hAnsi="Bookman Old Style"/>
+          <w:sz w:val="24"/>
+          <w:szCs w:val="24"/>
+        </w:rPr>
+      </w:pPr>
+      <w:r>
+        <w:rPr>
+          <w:rFonts w:ascii="Bookman Old Style" w:hAnsi="Bookman Old Style"/>
+          <w:i/>
+          <w:sz w:val="24"/>
+          <w:szCs w:val="24"/>
+        </w:rPr>
+        <w:t>Note on the mode: 19.95, 27.645 and 31.825 each occur twice in the sample. Excel reports 19.95, so the mode is not unique and should be read with caution.</w:t>
+      </w:r>
+    </w:p>
+    <w:p>
+      <w:pPr>
+        <w:jc w:val="both"/>
+        <w:rPr>
+          <w:rFonts w:ascii="Bookman Old Style" w:hAnsi="Bookman Old Style"/>
+          <w:sz w:val="24"/>
+          <w:szCs w:val="24"/>
+        </w:rPr>
+      </w:pPr>
+      <w:r>
+        <w:rPr>
+          <w:rFonts w:ascii="Bookman Old Style" w:hAnsi="Bookman Old Style"/>
+          <w:sz w:val="24"/>
+          <w:szCs w:val="24"/>
+        </w:rPr>
+        <w:t>The mean (30.80) was slightly above the median (30.59). The sample ranged fro</w:t>
+      </w:r>
+      <w:r>
+        <w:rPr>
+          <w:rFonts w:ascii="Bookman Old Style" w:hAnsi="Bookman Old Style"/>
+          <w:sz w:val="24"/>
+          <w:szCs w:val="24"/>
+        </w:rPr>
+        <w:t xml:space="preserve">m 19.95 to 47.41 (range 27.46) </w:t>
+      </w:r>
+      <w:r>
+        <w:rPr>
+          <w:rFonts w:ascii="Bookman Old Style" w:hAnsi="Bookman Old Style"/>
+          <w:sz w:val="24"/>
+          <w:szCs w:val="24"/>
+        </w:rPr>
+        <w:t>and the middle 50% of values lay between 26.885 and 34.60 (IQR 7.715). The SD was 5.51 and the CV was 17.88%. The SD is well below half the mean (15.40), so the CV check does not signal excessive variability.</w:t>
+      </w:r>
+    </w:p>
+    <w:p>
+      <w:pPr>
+        <w:jc w:val="both"/>
+        <w:rPr>
+          <w:rFonts w:ascii="Bookman Old Style" w:hAnsi="Bookman Old Style"/>
+          <w:b/>
+          <w:bCs/>
+          <w:sz w:val="24"/>
+          <w:szCs w:val="24"/>
+        </w:rPr>
+      </w:pPr>
+      <w:r>
+        <w:rPr>
+          <w:rFonts w:ascii="Bookman Old Style" w:hAnsi="Bookman Old Style"/>
+          <w:b/>
+          <w:bCs/>
+          <w:sz w:val="24"/>
+          <w:szCs w:val="24"/>
+        </w:rPr>
+        <w:t xml:space="preserve">Table 2: Skewness, kurtosis and Z-scores of </w:t>
+      </w:r>
+      <w:proofErr w:type="gramStart"/>
+      <w:r>
+        <w:rPr>
+          <w:rFonts w:ascii="Bookman Old Style" w:hAnsi="Bookman Old Style"/>
+          <w:b/>
+          <w:bCs/>
+          <w:sz w:val="24"/>
+          <w:szCs w:val="24"/>
+        </w:rPr>
+        <w:t>BMI</w:t>
+      </w:r>
+      <w:proofErr w:type="gramEnd"/>
+    </w:p>
+    <w:tbl>
+      <w:tblPr>
+        <w:tblStyle w:val="TableGrid"/>
+        <w:tblW w:w="0" w:type="auto"/>
+        <w:tblLayout w:type="fixed"/>
+        <w:tblLook w:val="0420" w:firstRow="1" w:lastRow="0" w:firstColumn="0" w:lastColumn="0" w:noHBand="0" w:noVBand="1"/>
+      </w:tblPr>
+      <w:tblGrid>
+        <w:gridCol w:w="2542"/>
+        <w:gridCol w:w="1110"/>
+        <w:gridCol w:w="2277"/>
+        <w:gridCol w:w="1059"/>
+        <w:gridCol w:w="2370"/>
+      </w:tblGrid>
+      <w:tr>
+        <w:trPr>
+          <w:tblHeader/>
+        </w:trPr>
+        <w:tc>
+          <w:tcPr>
+            <w:tcW w:w="2542" w:type="dxa"/>
+            <w:shd w:val="clear" w:color="auto" w:fill="auto"/>
+          </w:tcPr>
+          <w:p>
+            <w:pPr>
+              <w:rPr>
+                <w:rFonts w:ascii="Bookman Old Style" w:hAnsi="Bookman Old Style"/>
+                <w:b/>
+                <w:bCs/>
+                <w:sz w:val="24"/>
+                <w:szCs w:val="24"/>
+              </w:rPr>
+            </w:pPr>
+            <w:r>
+              <w:rPr>
+                <w:rFonts w:ascii="Bookman Old Style" w:hAnsi="Bookman Old Style"/>
+                <w:b/>
+                <w:bCs/>
+                <w:sz w:val="24"/>
+                <w:szCs w:val="24"/>
+              </w:rPr>
+              <w:t>Measure</w:t>
+            </w:r>
+          </w:p>
+        </w:tc>
+        <w:tc>
+          <w:tcPr>
+            <w:tcW w:w="1110" w:type="dxa"/>
+            <w:shd w:val="clear" w:color="auto" w:fill="auto"/>
+          </w:tcPr>
+          <w:p>
+            <w:pPr>
+              <w:rPr>
+                <w:rFonts w:ascii="Bookman Old Style" w:hAnsi="Bookman Old Style"/>
+                <w:b/>
+                <w:bCs/>
+                <w:sz w:val="24"/>
+                <w:szCs w:val="24"/>
+              </w:rPr>
+            </w:pPr>
+            <w:r>
+              <w:rPr>
+                <w:rFonts w:ascii="Bookman Old Style" w:hAnsi="Bookman Old Style"/>
+                <w:b/>
+                <w:bCs/>
+                <w:sz w:val="24"/>
+                <w:szCs w:val="24"/>
+              </w:rPr>
+              <w:t>Value</w:t>
+            </w:r>
+          </w:p>
+        </w:tc>
+        <w:tc>
+          <w:tcPr>
+            <w:tcW w:w="2277" w:type="dxa"/>
+            <w:shd w:val="clear" w:color="auto" w:fill="auto"/>
+          </w:tcPr>
+          <w:p>
+            <w:pPr>
+              <w:rPr>
+                <w:rFonts w:ascii="Bookman Old Style" w:hAnsi="Bookman Old Style"/>
+                <w:b/>
+                <w:bCs/>
+                <w:sz w:val="24"/>
+                <w:szCs w:val="24"/>
+              </w:rPr>
+            </w:pPr>
+            <w:r>
+              <w:rPr>
+                <w:rFonts w:ascii="Bookman Old Style" w:hAnsi="Bookman Old Style"/>
+                <w:b/>
+                <w:bCs/>
+                <w:sz w:val="24"/>
+                <w:szCs w:val="24"/>
+              </w:rPr>
+              <w:t>Standard error</w:t>
+            </w:r>
+          </w:p>
+        </w:tc>
+        <w:tc>
+          <w:tcPr>
+            <w:tcW w:w="1059" w:type="dxa"/>
+            <w:shd w:val="clear" w:color="auto" w:fill="auto"/>
+          </w:tcPr>
+          <w:p>
+            <w:pPr>
+              <w:rPr>
+                <w:rFonts w:ascii="Bookman Old Style" w:hAnsi="Bookman Old Style"/>
+                <w:b/>
+                <w:bCs/>
+                <w:sz w:val="24"/>
+                <w:szCs w:val="24"/>
+              </w:rPr>
+            </w:pPr>
+            <w:r>
+              <w:rPr>
+                <w:rFonts w:ascii="Bookman Old Style" w:hAnsi="Bookman Old Style"/>
+                <w:b/>
+                <w:bCs/>
+                <w:sz w:val="24"/>
+                <w:szCs w:val="24"/>
+              </w:rPr>
+              <w:t>Z</w:t>
+            </w:r>
+          </w:p>
+        </w:tc>
+        <w:tc>
+          <w:tcPr>
+            <w:tcW w:w="2370" w:type="dxa"/>
+            <w:shd w:val="clear" w:color="auto" w:fill="auto"/>
+          </w:tcPr>
+          <w:p>
+            <w:pPr>
+              <w:rPr>
+                <w:rFonts w:ascii="Bookman Old Style" w:hAnsi="Bookman Old Style"/>
+                <w:b/>
+                <w:bCs/>
+                <w:sz w:val="24"/>
+                <w:szCs w:val="24"/>
+              </w:rPr>
+            </w:pPr>
+            <w:r>
+              <w:rPr>
+                <w:rFonts w:ascii="Bookman Old Style" w:hAnsi="Bookman Old Style"/>
+                <w:b/>
+                <w:bCs/>
+                <w:sz w:val="24"/>
+                <w:szCs w:val="24"/>
+              </w:rPr>
+              <w:t>Within ±3.29?</w:t>
+            </w:r>
+          </w:p>
+        </w:tc>
+      </w:tr>
+      <w:tr>
+        <w:tc>
+          <w:tcPr>
+            <w:tcW w:w="2542" w:type="dxa"/>
+          </w:tcPr>
+          <w:p>
+            <w:pPr>
+              <w:rPr>
+                <w:rFonts w:ascii="Bookman Old Style" w:hAnsi="Bookman Old Style"/>
+                <w:sz w:val="24"/>
+                <w:szCs w:val="24"/>
+              </w:rPr>
+            </w:pPr>
+            <w:r>
+              <w:rPr>
+                <w:rFonts w:ascii="Bookman Old Style" w:hAnsi="Bookman Old Style"/>
+                <w:sz w:val="24"/>
+                <w:szCs w:val="24"/>
+              </w:rPr>
+              <w:t>Skewness</w:t>
+            </w:r>
+          </w:p>
+        </w:tc>
+        <w:tc>
+          <w:tcPr>
+            <w:tcW w:w="1110" w:type="dxa"/>
+          </w:tcPr>
+          <w:p>
+            <w:pPr>
+              <w:rPr>
+                <w:rFonts w:ascii="Bookman Old Style" w:hAnsi="Bookman Old Style"/>
+                <w:sz w:val="24"/>
+                <w:szCs w:val="24"/>
+              </w:rPr>
+            </w:pPr>
+            <w:r>
+              <w:rPr>
+                <w:rFonts w:ascii="Bookman Old Style" w:hAnsi="Bookman Old Style"/>
+                <w:sz w:val="24"/>
+                <w:szCs w:val="24"/>
+              </w:rPr>
+              <w:t>0.297</w:t>
+            </w:r>
+          </w:p>
+        </w:tc>
+        <w:tc>
+          <w:tcPr>
+            <w:tcW w:w="2277" w:type="dxa"/>
+          </w:tcPr>
+          <w:p>
+            <w:pPr>
+              <w:rPr>
+                <w:rFonts w:ascii="Bookman Old Style" w:hAnsi="Bookman Old Style"/>
+                <w:sz w:val="24"/>
+                <w:szCs w:val="24"/>
+              </w:rPr>
+            </w:pPr>
+            <w:r>
+              <w:rPr>
+                <w:rFonts w:ascii="Bookman Old Style" w:hAnsi="Bookman Old Style"/>
+                <w:sz w:val="24"/>
+                <w:szCs w:val="24"/>
+              </w:rPr>
+              <w:t>0.318</w:t>
+            </w:r>
+          </w:p>
+        </w:tc>
+        <w:tc>
+          <w:tcPr>
+            <w:tcW w:w="1059" w:type="dxa"/>
+          </w:tcPr>
+          <w:p>
+            <w:pPr>
+              <w:rPr>
+                <w:rFonts w:ascii="Bookman Old Style" w:hAnsi="Bookman Old Style"/>
+                <w:sz w:val="24"/>
+                <w:szCs w:val="24"/>
+              </w:rPr>
+            </w:pPr>
+            <w:r>
+              <w:rPr>
+                <w:rFonts w:ascii="Bookman Old Style" w:hAnsi="Bookman Old Style"/>
+                <w:sz w:val="24"/>
+                <w:szCs w:val="24"/>
+              </w:rPr>
+              <w:t>0.932</w:t>
+            </w:r>
+          </w:p>
+        </w:tc>
+        <w:tc>
+          <w:tcPr>
+            <w:tcW w:w="2370" w:type="dxa"/>
+          </w:tcPr>
+          <w:p>
+            <w:pPr>
+              <w:rPr>
+                <w:rFonts w:ascii="Bookman Old Style" w:hAnsi="Bookman Old Style"/>
+                <w:sz w:val="24"/>
+                <w:szCs w:val="24"/>
+              </w:rPr>
+            </w:pPr>
+            <w:r>
+              <w:rPr>
+                <w:rFonts w:ascii="Bookman Old Style" w:hAnsi="Bookman Old Style"/>
+                <w:sz w:val="24"/>
+                <w:szCs w:val="24"/>
+              </w:rPr>
+              <w:t>Yes</w:t>
+            </w:r>
+          </w:p>
+        </w:tc>
+      </w:tr>
+      <w:tr>
+        <w:tc>
+          <w:tcPr>
+            <w:tcW w:w="2542" w:type="dxa"/>
+          </w:tcPr>
+          <w:p>
+            <w:pPr>
+              <w:rPr>
+                <w:rFonts w:ascii="Bookman Old Style" w:hAnsi="Bookman Old Style"/>
+                <w:sz w:val="24"/>
+                <w:szCs w:val="24"/>
+              </w:rPr>
+            </w:pPr>
+            <w:r>
+              <w:rPr>
+                <w:rFonts w:ascii="Bookman Old Style" w:hAnsi="Bookman Old Style"/>
+                <w:sz w:val="24"/>
+                <w:szCs w:val="24"/>
+              </w:rPr>
+              <w:t>Excess kurtosis</w:t>
+            </w:r>
+          </w:p>
+        </w:tc>
+        <w:tc>
+          <w:tcPr>
+            <w:tcW w:w="1110" w:type="dxa"/>
+          </w:tcPr>
+          <w:p>
+            <w:pPr>
+              <w:rPr>
+                <w:rFonts w:ascii="Bookman Old Style" w:hAnsi="Bookman Old Style"/>
+                <w:sz w:val="24"/>
+                <w:szCs w:val="24"/>
+              </w:rPr>
+            </w:pPr>
+            <w:r>
+              <w:rPr>
+                <w:rFonts w:ascii="Bookman Old Style" w:hAnsi="Bookman Old Style"/>
+                <w:sz w:val="24"/>
+                <w:szCs w:val="24"/>
+              </w:rPr>
+              <w:t>0.22</w:t>
+            </w:r>
+            <w:r>
+              <w:rPr>
+                <w:rFonts w:ascii="Bookman Old Style" w:hAnsi="Bookman Old Style"/>
+                <w:sz w:val="24"/>
+                <w:szCs w:val="24"/>
+              </w:rPr>
+              <w:t>1</w:t>
+            </w:r>
+          </w:p>
+        </w:tc>
+        <w:tc>
+          <w:tcPr>
+            <w:tcW w:w="2277" w:type="dxa"/>
+          </w:tcPr>
+          <w:p>
+            <w:pPr>
+              <w:rPr>
+                <w:rFonts w:ascii="Bookman Old Style" w:hAnsi="Bookman Old Style"/>
+                <w:sz w:val="24"/>
+                <w:szCs w:val="24"/>
+              </w:rPr>
+            </w:pPr>
+            <w:r>
+              <w:rPr>
+                <w:rFonts w:ascii="Bookman Old Style" w:hAnsi="Bookman Old Style"/>
+                <w:sz w:val="24"/>
+                <w:szCs w:val="24"/>
+              </w:rPr>
+              <w:t>0.6</w:t>
+            </w:r>
+            <w:r>
+              <w:rPr>
+                <w:rFonts w:ascii="Bookman Old Style" w:hAnsi="Bookman Old Style"/>
+                <w:sz w:val="24"/>
+                <w:szCs w:val="24"/>
+              </w:rPr>
+              <w:t>3</w:t>
+            </w:r>
+            <w:r>
+              <w:rPr>
+                <w:rFonts w:ascii="Bookman Old Style" w:hAnsi="Bookman Old Style"/>
+                <w:sz w:val="24"/>
+                <w:szCs w:val="24"/>
+              </w:rPr>
+              <w:t>7</w:t>
+            </w:r>
+          </w:p>
+        </w:tc>
+        <w:tc>
+          <w:tcPr>
+            <w:tcW w:w="1059" w:type="dxa"/>
+          </w:tcPr>
+          <w:p>
+            <w:pPr>
+              <w:rPr>
+                <w:rFonts w:ascii="Bookman Old Style" w:hAnsi="Bookman Old Style"/>
+                <w:sz w:val="24"/>
+                <w:szCs w:val="24"/>
+              </w:rPr>
+            </w:pPr>
+            <w:r>
+              <w:rPr>
+                <w:rFonts w:ascii="Bookman Old Style" w:hAnsi="Bookman Old Style"/>
+                <w:sz w:val="24"/>
+                <w:szCs w:val="24"/>
+              </w:rPr>
+              <w:t>0.347</w:t>
+            </w:r>
+          </w:p>
+        </w:tc>
+        <w:tc>
+          <w:tcPr>
+            <w:tcW w:w="2370" w:type="dxa"/>
+          </w:tcPr>
+          <w:p>
+            <w:pPr>
+              <w:rPr>
+                <w:rFonts w:ascii="Bookman Old Style" w:hAnsi="Bookman Old Style"/>
+                <w:sz w:val="24"/>
+                <w:szCs w:val="24"/>
+              </w:rPr>
+            </w:pPr>
+            <w:r>
+              <w:rPr>
+                <w:rFonts w:ascii="Bookman Old Style" w:hAnsi="Bookman Old Style"/>
+                <w:sz w:val="24"/>
+                <w:szCs w:val="24"/>
+              </w:rPr>
+              <w:t>Yes</w:t>
+            </w:r>
+          </w:p>
+        </w:tc>
+      </w:tr>
+    </w:tbl>
+    <w:p>
+      <w:pPr>
+        <w:rPr>
+          <w:rFonts w:ascii="Bookman Old Style" w:hAnsi="Bookman Old Style"/>
+          <w:sz w:val="24"/>
+          <w:szCs w:val="24"/>
+        </w:rPr>
+      </w:pPr>
+      <w:r>
+        <w:rPr>
+          <w:rFonts w:ascii="Bookman Old Style" w:hAnsi="Bookman Old Style"/>
+          <w:sz w:val="24"/>
+          <w:szCs w:val="24"/>
+        </w:rPr>
+        <w:t>Both skewness and excess kurtosis were within ±1, and both Z-scores were within ±3.29. Neither statistic differed significantly from a normal distribution.</w:t>
+      </w:r>
+    </w:p>
+    <w:p>
+      <w:pPr>
+        <w:jc w:val="both"/>
+        <w:rPr>
+          <w:rFonts w:ascii="Bookman Old Style" w:hAnsi="Bookman Old Style"/>
+          <w:b/>
+          <w:bCs/>
+          <w:sz w:val="24"/>
+          <w:szCs w:val="24"/>
+        </w:rPr>
+      </w:pPr>
+    </w:p>
+    <w:p>
+      <w:pPr>
+        <w:jc w:val="both"/>
+        <w:rPr>
+          <w:rFonts w:ascii="Bookman Old Style" w:hAnsi="Bookman Old Style"/>
+          <w:b/>
+          <w:bCs/>
+          <w:sz w:val="24"/>
+          <w:szCs w:val="24"/>
+        </w:rPr>
+      </w:pPr>
+      <w:r>
+        <w:rPr>
+          <w:rFonts w:ascii="Bookman Old Style" w:hAnsi="Bookman Old Style"/>
+          <w:b/>
+          <w:bCs/>
+          <w:sz w:val="24"/>
+          <w:szCs w:val="24"/>
+        </w:rPr>
+        <w:t>Table 3: Normality tests for height (</w:t>
+      </w:r>
+      <w:r>
+        <w:rPr>
+          <w:rFonts w:ascii="Bookman Old Style" w:hAnsi="Bookman Old Style"/>
+          <w:b/>
+          <w:bCs/>
+          <w:i/>
+          <w:iCs/>
+          <w:sz w:val="24"/>
+          <w:szCs w:val="24"/>
+        </w:rPr>
+        <w:t xml:space="preserve">α </w:t>
+      </w:r>
+      <w:r>
+        <w:rPr>
+          <w:rFonts w:ascii="Bookman Old Style" w:hAnsi="Bookman Old Style"/>
+          <w:b/>
+          <w:bCs/>
+          <w:sz w:val="24"/>
+          <w:szCs w:val="24"/>
+        </w:rPr>
+        <w:t>= 0.05)</w:t>
+      </w:r>
+    </w:p>
+    <w:tbl>
+      <w:tblPr>
+        <w:tblStyle w:val="TableGrid"/>
+        <w:tblW w:w="0" w:type="auto"/>
+        <w:tblBorders>
+          <w:top w:val="none" w:sz="0" w:space="0" w:color="auto"/>
+          <w:left w:val="none" w:sz="0" w:space="0" w:color="auto"/>
+          <w:bottom w:val="none" w:sz="0" w:space="0" w:color="auto"/>
+          <w:right w:val="none" w:sz="0" w:space="0" w:color="auto"/>
+          <w:insideH w:val="none" w:sz="0" w:space="0" w:color="auto"/>
+          <w:insideV w:val="none" w:sz="0" w:space="0" w:color="auto"/>
+        </w:tblBorders>
+        <w:tblLook w:val="04A0" w:firstRow="1" w:lastRow="0" w:firstColumn="1" w:lastColumn="0" w:noHBand="0" w:noVBand="1"/>
+      </w:tblPr>
+      <w:tblGrid>
+        <w:gridCol w:w="4906"/>
+        <w:gridCol w:w="4444"/>
+      </w:tblGrid>
+      <w:tr>
+        <w:tc>
+          <w:tcPr>
+            <w:tcW w:w="4906" w:type="dxa"/>
+          </w:tcPr>
+          <w:p>
+            <w:pPr>
+              <w:rPr>
+                <w:rFonts w:ascii="Bookman Old Style" w:hAnsi="Bookman Old Style"/>
+                <w:b/>
+                <w:sz w:val="28"/>
+                <w:szCs w:val="28"/>
+              </w:rPr>
+            </w:pPr>
+            <w:r>
+              <w:rPr>
+                <w:noProof/>
+              </w:rPr>
+              <w:drawing>
+                <wp:inline distT="0" distB="0" distL="0" distR="0" wp14:anchorId="0DFF9872" wp14:editId="7BB08450">
+                  <wp:extent cx="2978150" cy="2552700"/>
+                  <wp:effectExtent l="0" t="0" r="0" b="0"/>
+                  <wp:docPr id="1" name="Chart 1"/>
+                  <wp:cNvGraphicFramePr/>
+                  <a:graphic xmlns:a="http://schemas.openxmlformats.org/drawingml/2006/main">
+                    <a:graphicData uri="http://schemas.openxmlformats.org/drawingml/2006/chart">
+                      <c:chart xmlns:c="http://schemas.openxmlformats.org/drawingml/2006/chart" xmlns:r="http://schemas.openxmlformats.org/officeDocument/2006/relationships" r:id="rId7"/>
+                    </a:graphicData>
+                  </a:graphic>
+                </wp:inline>
+              </w:drawing>
+            </w:r>
+          </w:p>
+        </w:tc>
+        <w:tc>
+          <w:tcPr>
+            <w:tcW w:w="4444" w:type="dxa"/>
+          </w:tcPr>
+          <w:p>
+            <w:pPr>
+              <w:jc w:val="center"/>
+              <w:rPr>
+                <w:rFonts w:ascii="Bookman Old Style" w:hAnsi="Bookman Old Style"/>
+                <w:b/>
+                <w:sz w:val="28"/>
+                <w:szCs w:val="28"/>
+              </w:rPr>
+            </w:pPr>
+            <w:r>
+              <w:rPr>
+                <w:noProof/>
+              </w:rPr>
+              <w:drawing>
+                <wp:inline distT="0" distB="0" distL="0" distR="0" wp14:anchorId="3EE90D16" wp14:editId="0DA7E50E">
+                  <wp:extent cx="2298700" cy="2604135"/>
+                  <wp:effectExtent l="0" t="0" r="6350" b="5715"/>
+                  <wp:docPr id="3" name="Picture 2"/>
+                  <wp:cNvGraphicFramePr>
+                    <a:graphicFrameLocks xmlns:a="http://schemas.openxmlformats.org/drawingml/2006/main" noChangeAspect="1"/>
+                  </wp:cNvGraphicFramePr>
+                  <a:graphic xmlns:a="http://schemas.openxmlformats.org/drawingml/2006/main">
+                    <a:graphicData uri="http://schemas.openxmlformats.org/drawingml/2006/picture">
+                      <pic:pic xmlns:pic="http://schemas.openxmlformats.org/drawingml/2006/picture">
+                        <pic:nvPicPr>
+                          <pic:cNvPr id="3" name="Picture 2"/>
+                          <pic:cNvPicPr>
+                            <a:picLocks noChangeAspect="1"/>
+                          </pic:cNvPicPr>
+                        </pic:nvPicPr>
+                        <pic:blipFill>
+                          <a:blip r:embed="rId8"/>
+                          <a:stretch>
+                            <a:fillRect/>
+                          </a:stretch>
+                        </pic:blipFill>
+                        <pic:spPr>
+                          <a:xfrm>
+                            <a:off x="0" y="0"/>
+                            <a:ext cx="2319188" cy="2627345"/>
+                          </a:xfrm>
+                          <a:prstGeom prst="rect">
+                            <a:avLst/>
+                          </a:prstGeom>
+                        </pic:spPr>
+                      </pic:pic>
+                    </a:graphicData>
+                  </a:graphic>
+                </wp:inline>
+              </w:drawing>
+            </w:r>
+          </w:p>
+        </w:tc>
+      </w:tr>
+      <w:tr>
+        <w:tc>
+          <w:tcPr>
+            <w:tcW w:w="4906" w:type="dxa"/>
+          </w:tcPr>
+          <w:p>
+            <w:pPr>
+              <w:jc w:val="center"/>
+              <w:rPr>
+                <w:rFonts w:ascii="Bookman Old Style" w:hAnsi="Bookman Old Style"/>
+                <w:b/>
+              </w:rPr>
+            </w:pPr>
+            <w:r>
+              <w:rPr>
+                <w:rFonts w:ascii="Bookman Old Style" w:hAnsi="Bookman Old Style"/>
+                <w:b/>
+              </w:rPr>
+              <w:t xml:space="preserve">Figure 1. </w:t>
+            </w:r>
+            <w:r>
+              <w:rPr>
+                <w:rFonts w:ascii="Bookman Old Style" w:hAnsi="Bookman Old Style"/>
+                <w:b/>
+              </w:rPr>
+              <w:t>Histogram</w:t>
+            </w:r>
+            <w:r>
+              <w:rPr>
+                <w:rFonts w:ascii="Bookman Old Style" w:hAnsi="Bookman Old Style"/>
+                <w:b/>
+              </w:rPr>
+              <w:t xml:space="preserve"> of BMI with normal curve</w:t>
+            </w:r>
+          </w:p>
+          <w:p>
+            <w:pPr>
+              <w:jc w:val="center"/>
+              <w:rPr>
+                <w:rFonts w:ascii="Bookman Old Style" w:hAnsi="Bookman Old Style"/>
+                <w:b/>
+              </w:rPr>
+            </w:pPr>
+          </w:p>
+        </w:tc>
+        <w:tc>
+          <w:tcPr>
+            <w:tcW w:w="4444" w:type="dxa"/>
+          </w:tcPr>
+          <w:p>
+            <w:pPr>
+              <w:jc w:val="center"/>
+              <w:rPr>
+                <w:rFonts w:ascii="Bookman Old Style" w:hAnsi="Bookman Old Style"/>
+                <w:b/>
+              </w:rPr>
+            </w:pPr>
+            <w:r>
+              <w:rPr>
+                <w:rFonts w:ascii="Bookman Old Style" w:hAnsi="Bookman Old Style"/>
+                <w:b/>
+              </w:rPr>
+              <w:t xml:space="preserve">Figure </w:t>
+            </w:r>
+            <w:r>
+              <w:rPr>
+                <w:rFonts w:ascii="Bookman Old Style" w:hAnsi="Bookman Old Style"/>
+                <w:b/>
+              </w:rPr>
+              <w:t>2</w:t>
+            </w:r>
+            <w:r>
+              <w:rPr>
+                <w:rFonts w:ascii="Bookman Old Style" w:hAnsi="Bookman Old Style"/>
+                <w:b/>
+              </w:rPr>
+              <w:t xml:space="preserve">. </w:t>
+            </w:r>
+            <w:r>
+              <w:rPr>
+                <w:rFonts w:ascii="Bookman Old Style" w:hAnsi="Bookman Old Style"/>
+                <w:b/>
+              </w:rPr>
+              <w:t>Box Plot</w:t>
+            </w:r>
+            <w:r>
+              <w:rPr>
+                <w:rFonts w:ascii="Bookman Old Style" w:hAnsi="Bookman Old Style"/>
+                <w:b/>
+              </w:rPr>
+              <w:t xml:space="preserve"> of BMI</w:t>
+            </w:r>
+          </w:p>
+          <w:p>
+            <w:pPr>
+              <w:jc w:val="center"/>
+              <w:rPr>
+                <w:rFonts w:ascii="Bookman Old Style" w:hAnsi="Bookman Old Style"/>
+                <w:b/>
+              </w:rPr>
+            </w:pPr>
+          </w:p>
+        </w:tc>
+      </w:tr>
+      <w:tr>
+        <w:tc>
+          <w:tcPr>
+            <w:tcW w:w="4906" w:type="dxa"/>
+          </w:tcPr>
+          <w:p>
+            <w:pPr>
+              <w:rPr>
+                <w:rFonts w:ascii="Bookman Old Style" w:hAnsi="Bookman Old Style"/>
+                <w:b/>
+              </w:rPr>
+            </w:pPr>
+          </w:p>
+          <w:p>
+            <w:pPr>
+              <w:rPr>
+                <w:rFonts w:ascii="Bookman Old Style" w:hAnsi="Bookman Old Style"/>
+                <w:b/>
+              </w:rPr>
+            </w:pPr>
+          </w:p>
+          <w:p>
+            <w:pPr>
+              <w:rPr>
+                <w:rFonts w:ascii="Bookman Old Style" w:hAnsi="Bookman Old Style"/>
+                <w:b/>
+              </w:rPr>
+            </w:pPr>
+          </w:p>
+          <w:p>
+            <w:pPr>
+              <w:rPr>
+                <w:rFonts w:ascii="Bookman Old Style" w:hAnsi="Bookman Old Style"/>
+                <w:b/>
+              </w:rPr>
+            </w:pPr>
+          </w:p>
+          <w:p>
+            <w:pPr>
+              <w:rPr>
+                <w:rFonts w:ascii="Bookman Old Style" w:hAnsi="Bookman Old Style"/>
+                <w:b/>
+              </w:rPr>
+            </w:pPr>
+          </w:p>
+          <w:p>
+            <w:pPr>
+              <w:rPr>
+                <w:rFonts w:ascii="Bookman Old Style" w:hAnsi="Bookman Old Style"/>
+                <w:b/>
+              </w:rPr>
+            </w:pPr>
+          </w:p>
+          <w:p>
+            <w:pPr>
+              <w:rPr>
+                <w:rFonts w:ascii="Bookman Old Style" w:hAnsi="Bookman Old Style"/>
+                <w:b/>
+              </w:rPr>
+            </w:pPr>
+          </w:p>
+          <w:p>
+            <w:pPr>
+              <w:rPr>
+                <w:rFonts w:ascii="Bookman Old Style" w:hAnsi="Bookman Old Style"/>
+                <w:b/>
+              </w:rPr>
+            </w:pPr>
+          </w:p>
+          <w:p>
+            <w:pPr>
+              <w:rPr>
+                <w:rFonts w:ascii="Bookman Old Style" w:hAnsi="Bookman Old Style"/>
+                <w:b/>
+              </w:rPr>
+            </w:pPr>
+          </w:p>
+          <w:p>
+            <w:pPr>
+              <w:rPr>
+                <w:rFonts w:ascii="Bookman Old Style" w:hAnsi="Bookman Old Style"/>
+                <w:b/>
+              </w:rPr>
+            </w:pPr>
+          </w:p>
+          <w:p>
+            <w:pPr>
+              <w:rPr>
+                <w:rFonts w:ascii="Bookman Old Style" w:hAnsi="Bookman Old Style"/>
+                <w:b/>
+              </w:rPr>
+            </w:pPr>
+          </w:p>
+          <w:p>
+            <w:pPr>
+              <w:rPr>
+                <w:rFonts w:ascii="Bookman Old Style" w:hAnsi="Bookman Old Style"/>
+                <w:b/>
+              </w:rPr>
+            </w:pPr>
+          </w:p>
+          <w:p>
+            <w:pPr>
+              <w:rPr>
+                <w:rFonts w:ascii="Bookman Old Style" w:hAnsi="Bookman Old Style"/>
+                <w:b/>
+              </w:rPr>
+            </w:pPr>
+          </w:p>
+        </w:tc>
+        <w:tc>
+          <w:tcPr>
+            <w:tcW w:w="4444" w:type="dxa"/>
+          </w:tcPr>
+          <w:p>
+            <w:pPr>
+              <w:rPr>
+                <w:rFonts w:ascii="Bookman Old Style" w:hAnsi="Bookman Old Style"/>
+                <w:b/>
+              </w:rPr>
+            </w:pPr>
+          </w:p>
+        </w:tc>
+      </w:tr>
+      <w:tr>
+        <w:tc>
+          <w:tcPr>
+            <w:tcW w:w="4906" w:type="dxa"/>
+          </w:tcPr>
+          <w:p>
+            <w:pPr>
+              <w:jc w:val="center"/>
+              <w:rPr>
+                <w:rFonts w:ascii="Bookman Old Style" w:hAnsi="Bookman Old Style"/>
+                <w:b/>
+              </w:rPr>
+            </w:pPr>
+            <w:r>
+              <w:rPr>
+                <w:rFonts w:ascii="Bookman Old Style" w:hAnsi="Bookman Old Style"/>
+                <w:b/>
+              </w:rPr>
+              <w:t xml:space="preserve">Figure </w:t>
+            </w:r>
+            <w:r>
+              <w:rPr>
+                <w:rFonts w:ascii="Bookman Old Style" w:hAnsi="Bookman Old Style"/>
+                <w:b/>
+              </w:rPr>
+              <w:t>3</w:t>
+            </w:r>
+            <w:r>
+              <w:rPr>
+                <w:rFonts w:ascii="Bookman Old Style" w:hAnsi="Bookman Old Style"/>
+                <w:b/>
+              </w:rPr>
+              <w:t xml:space="preserve">. </w:t>
+            </w:r>
+            <w:r>
+              <w:rPr>
+                <w:rFonts w:ascii="Bookman Old Style" w:hAnsi="Bookman Old Style"/>
+                <w:b/>
+              </w:rPr>
+              <w:t>P-P Plot</w:t>
+            </w:r>
+            <w:r>
+              <w:rPr>
+                <w:rFonts w:ascii="Bookman Old Style" w:hAnsi="Bookman Old Style"/>
+                <w:b/>
+              </w:rPr>
+              <w:t xml:space="preserve"> of BMI</w:t>
+            </w:r>
+          </w:p>
+        </w:tc>
+        <w:tc>
+          <w:tcPr>
+            <w:tcW w:w="4444" w:type="dxa"/>
+          </w:tcPr>
+          <w:p>
+            <w:pPr>
+              <w:jc w:val="center"/>
+              <w:rPr>
+                <w:rFonts w:ascii="Bookman Old Style" w:hAnsi="Bookman Old Style"/>
+                <w:b/>
+              </w:rPr>
+            </w:pPr>
+            <w:r>
+              <w:rPr>
+                <w:rFonts w:ascii="Bookman Old Style" w:hAnsi="Bookman Old Style"/>
+                <w:b/>
+              </w:rPr>
+              <w:t xml:space="preserve">Figure </w:t>
+            </w:r>
+            <w:r>
+              <w:rPr>
+                <w:rFonts w:ascii="Bookman Old Style" w:hAnsi="Bookman Old Style"/>
+                <w:b/>
+              </w:rPr>
+              <w:t>4</w:t>
+            </w:r>
+            <w:r>
+              <w:rPr>
+                <w:rFonts w:ascii="Bookman Old Style" w:hAnsi="Bookman Old Style"/>
+                <w:b/>
+              </w:rPr>
+              <w:t xml:space="preserve">. </w:t>
+            </w:r>
+            <w:r>
+              <w:rPr>
+                <w:rFonts w:ascii="Bookman Old Style" w:hAnsi="Bookman Old Style"/>
+                <w:b/>
+              </w:rPr>
+              <w:t>Q-Q Plot</w:t>
+            </w:r>
+            <w:r>
+              <w:rPr>
+                <w:rFonts w:ascii="Bookman Old Style" w:hAnsi="Bookman Old Style"/>
+                <w:b/>
+              </w:rPr>
+              <w:t xml:space="preserve"> of BMI</w:t>
+            </w:r>
+          </w:p>
+          <w:p>
+            <w:pPr>
+              <w:rPr>
+                <w:rFonts w:ascii="Bookman Old Style" w:hAnsi="Bookman Old Style"/>
+                <w:b/>
+              </w:rPr>
+            </w:pPr>
+          </w:p>
+        </w:tc>
+      </w:tr>
+    </w:tbl>
+    <w:p>
+      <w:pPr>
+        <w:rPr>
+          <w:rFonts w:ascii="Bookman Old Style" w:hAnsi="Bookman Old Style"/>
+          <w:b/>
+          <w:sz w:val="28"/>
+          <w:szCs w:val="28"/>
+        </w:rPr>
+      </w:pPr>
+    </w:p>
+    <w:p>
+      <w:pPr>
+        <w:jc w:val="center"/>
+        <w:rPr>
+          <w:rFonts w:ascii="Bookman Old Style" w:hAnsi="Bookman Old Style"/>
+          <w:b/>
+          <w:sz w:val="28"/>
+          <w:szCs w:val="28"/>
+        </w:rPr>
+      </w:pPr>
+    </w:p>
+    <w:p>
+      <w:pPr>
+        <w:jc w:val="center"/>
+        <w:rPr>
+          <w:rFonts w:ascii="Bookman Old Style" w:hAnsi="Bookman Old Style"/>
+          <w:b/>
+          <w:sz w:val="28"/>
+          <w:szCs w:val="28"/>
+        </w:rPr>
+      </w:pPr>
     </w:p>
     <w:p>
       <w:pPr>
@@ -1057,16 +3798,18 @@
           <w:numId w:val="1"/>
         </w:numPr>
         <w:rPr>
+          <w:rFonts w:ascii="Bookman Old Style" w:hAnsi="Bookman Old Style"/>
           <w:b/>
-          <w:sz w:val="24"/>
-          <w:szCs w:val="24"/>
-        </w:rPr>
-      </w:pPr>
-      <w:r>
-        <w:rPr>
+          <w:sz w:val="28"/>
+          <w:szCs w:val="28"/>
+        </w:rPr>
+      </w:pPr>
+      <w:r>
+        <w:rPr>
+          <w:rFonts w:ascii="Bookman Old Style" w:hAnsi="Bookman Old Style"/>
           <w:b/>
-          <w:sz w:val="24"/>
-          <w:szCs w:val="24"/>
+          <w:sz w:val="28"/>
+          <w:szCs w:val="28"/>
         </w:rPr>
         <w:t>Discussion</w:t>
       </w:r>
@@ -1079,16 +3822,18 @@
           <w:numId w:val="1"/>
         </w:numPr>
         <w:rPr>
+          <w:rFonts w:ascii="Bookman Old Style" w:hAnsi="Bookman Old Style"/>
           <w:b/>
-          <w:sz w:val="24"/>
-          <w:szCs w:val="24"/>
-        </w:rPr>
-      </w:pPr>
-      <w:r>
-        <w:rPr>
+          <w:sz w:val="28"/>
+          <w:szCs w:val="28"/>
+        </w:rPr>
+      </w:pPr>
+      <w:r>
+        <w:rPr>
+          <w:rFonts w:ascii="Bookman Old Style" w:hAnsi="Bookman Old Style"/>
           <w:b/>
-          <w:sz w:val="24"/>
-          <w:szCs w:val="24"/>
+          <w:sz w:val="28"/>
+          <w:szCs w:val="28"/>
         </w:rPr>
         <w:t>Conclusion</w:t>
       </w:r>
@@ -1101,16 +3846,18 @@
           <w:numId w:val="1"/>
         </w:numPr>
         <w:rPr>
+          <w:rFonts w:ascii="Bookman Old Style" w:hAnsi="Bookman Old Style"/>
           <w:b/>
-          <w:sz w:val="24"/>
-          <w:szCs w:val="24"/>
-        </w:rPr>
-      </w:pPr>
-      <w:r>
-        <w:rPr>
+          <w:sz w:val="28"/>
+          <w:szCs w:val="28"/>
+        </w:rPr>
+      </w:pPr>
+      <w:r>
+        <w:rPr>
+          <w:rFonts w:ascii="Bookman Old Style" w:hAnsi="Bookman Old Style"/>
           <w:b/>
-          <w:sz w:val="24"/>
-          <w:szCs w:val="24"/>
+          <w:sz w:val="28"/>
+          <w:szCs w:val="28"/>
         </w:rPr>
         <w:t>References</w:t>
       </w:r>
@@ -1118,25 +3865,65 @@
     <w:p>
       <w:pPr>
         <w:pStyle w:val="ListParagraph"/>
-        <w:rPr>
-          <w:b/>
-          <w:sz w:val="24"/>
-          <w:szCs w:val="24"/>
-        </w:rPr>
-      </w:pPr>
+        <w:numPr>
+          <w:ilvl w:val="0"/>
+          <w:numId w:val="5"/>
+        </w:numPr>
+      </w:pPr>
+      <w:r>
+        <w:t xml:space="preserve">Miri </w:t>
+      </w:r>
+      <w:r>
+        <w:t xml:space="preserve">Choi Medical Cost Personal Datasets. </w:t>
+      </w:r>
+      <w:proofErr w:type="spellStart"/>
+      <w:r>
+        <w:t>Kaggle</w:t>
+      </w:r>
+      <w:proofErr w:type="spellEnd"/>
+      <w:r>
+        <w:t xml:space="preserve">. </w:t>
+      </w:r>
+      <w:hyperlink r:id="rId9" w:history="1">
+        <w:r>
+          <w:rPr>
+            <w:rStyle w:val="Hyperlink"/>
+          </w:rPr>
+          <w:t>https://www.kaggle.com/datasets/mirichoi0218/in</w:t>
+        </w:r>
+        <w:r>
+          <w:rPr>
+            <w:rStyle w:val="Hyperlink"/>
+          </w:rPr>
+          <w:t>s</w:t>
+        </w:r>
+        <w:r>
+          <w:rPr>
+            <w:rStyle w:val="Hyperlink"/>
+          </w:rPr>
+          <w:t>urance</w:t>
+        </w:r>
+      </w:hyperlink>
+      <w:r>
+        <w:t xml:space="preserve"> </w:t>
+      </w:r>
     </w:p>
     <w:p>
       <w:pPr>
-        <w:rPr>
+        <w:pStyle w:val="ListParagraph"/>
+        <w:rPr>
+          <w:rFonts w:ascii="Bookman Old Style" w:hAnsi="Bookman Old Style"/>
           <w:b/>
-          <w:sz w:val="24"/>
-          <w:szCs w:val="24"/>
+          <w:sz w:val="28"/>
+          <w:szCs w:val="28"/>
         </w:rPr>
       </w:pPr>
     </w:p>
     <w:p>
       <w:pPr>
-        <w:rPr>
+        <w:pStyle w:val="ListParagraph"/>
+        <w:rPr>
+          <w:rFonts w:ascii="Bookman Old Style" w:hAnsi="Bookman Old Style"/>
           <w:b/>
           <w:sz w:val="24"/>
           <w:szCs w:val="24"/>
@@ -1145,8 +3932,8 @@
     </w:p>
     <w:p>
       <w:pPr>
-        <w:pStyle w:val="ListParagraph"/>
-        <w:rPr>
+        <w:rPr>
+          <w:rFonts w:ascii="Bookman Old Style" w:hAnsi="Bookman Old Style"/>
           <w:b/>
           <w:sz w:val="24"/>
           <w:szCs w:val="24"/>
@@ -1156,6 +3943,28 @@
     <w:p>
       <w:pPr>
         <w:rPr>
+          <w:rFonts w:ascii="Bookman Old Style" w:hAnsi="Bookman Old Style"/>
+          <w:b/>
+          <w:sz w:val="24"/>
+          <w:szCs w:val="24"/>
+        </w:rPr>
+      </w:pPr>
+    </w:p>
+    <w:p>
+      <w:pPr>
+        <w:pStyle w:val="ListParagraph"/>
+        <w:rPr>
+          <w:rFonts w:ascii="Bookman Old Style" w:hAnsi="Bookman Old Style"/>
+          <w:b/>
+          <w:sz w:val="24"/>
+          <w:szCs w:val="24"/>
+        </w:rPr>
+      </w:pPr>
+    </w:p>
+    <w:p>
+      <w:pPr>
+        <w:rPr>
+          <w:rFonts w:ascii="Bookman Old Style" w:hAnsi="Bookman Old Style"/>
           <w:b/>
           <w:sz w:val="24"/>
           <w:szCs w:val="24"/>
@@ -1173,8 +3982,94 @@
 </file>
 
 <file path=word/numbering.xml><?xml version="1.0" encoding="utf-8"?>
-<w:numbering xmlns:wpc="http://schemas.microsoft.com/office/word/2010/wordprocessingCanvas" xmlns:mc="http://schemas.openxmlformats.org/markup-compatibility/2006" xmlns:o="urn:schemas-microsoft-com:office:office" xmlns:r="http://schemas.openxmlformats.org/officeDocument/2006/relationships" xmlns:m="http://schemas.openxmlformats.org/officeDocument/2006/math" xmlns:v="urn:schemas-microsoft-com:vml" xmlns:wp14="http://schemas.microsoft.com/office/word/2010/wordprocessingDrawing" xmlns:wp="http://schemas.openxmlformats.org/drawingml/2006/wordprocessingDrawing" xmlns:w10="urn:schemas-microsoft-com:office:word" xmlns:w="http://schemas.openxmlformats.org/wordprocessingml/2006/main" xmlns:w14="http://schemas.microsoft.com/office/word/2010/wordml" xmlns:w15="http://schemas.microsoft.com/office/word/2012/wordml" xmlns:wpg="http://schemas.microsoft.com/office/word/2010/wordprocessingGroup" xmlns:wpi="http://schemas.microsoft.com/office/word/2010/wordprocessingInk" xmlns:wne="http://schemas.microsoft.com/office/word/2006/wordml" xmlns:wps="http://schemas.microsoft.com/office/word/2010/wordprocessingShape" mc:Ignorable="w14 w15 wp14">
-  <w:abstractNum w:abstractNumId="0">
+<w:numbering xmlns:wpc="http://schemas.microsoft.com/office/word/2010/wordprocessingCanvas" xmlns:cx="http://schemas.microsoft.com/office/drawing/2014/chartex" xmlns:mc="http://schemas.openxmlformats.org/markup-compatibility/2006" xmlns:o="urn:schemas-microsoft-com:office:office" xmlns:r="http://schemas.openxmlformats.org/officeDocument/2006/relationships" xmlns:m="http://schemas.openxmlformats.org/officeDocument/2006/math" xmlns:v="urn:schemas-microsoft-com:vml" xmlns:wp14="http://schemas.microsoft.com/office/word/2010/wordprocessingDrawing" xmlns:wp="http://schemas.openxmlformats.org/drawingml/2006/wordprocessingDrawing" xmlns:w10="urn:schemas-microsoft-com:office:word" xmlns:w="http://schemas.openxmlformats.org/wordprocessingml/2006/main" xmlns:w14="http://schemas.microsoft.com/office/word/2010/wordml" xmlns:w15="http://schemas.microsoft.com/office/word/2012/wordml" xmlns:w16se="http://schemas.microsoft.com/office/word/2015/wordml/symex" xmlns:wpg="http://schemas.microsoft.com/office/word/2010/wordprocessingGroup" xmlns:wpi="http://schemas.microsoft.com/office/word/2010/wordprocessingInk" xmlns:wne="http://schemas.microsoft.com/office/word/2006/wordml" xmlns:wps="http://schemas.microsoft.com/office/word/2010/wordprocessingShape" mc:Ignorable="w14 w15 w16se wp14">
+  <w:abstractNum w:abstractNumId="0" w15:restartNumberingAfterBreak="0">
+    <w:nsid w:val="3AB60FA0"/>
+    <w:multiLevelType w:val="hybridMultilevel"/>
+    <w:tmpl w:val="37340E40"/>
+    <w:lvl w:ilvl="0" w:tplc="D570A092">
+      <w:start w:val="1"/>
+      <w:numFmt w:val="decimal"/>
+      <w:lvlText w:val="%1."/>
+      <w:lvlJc w:val="left"/>
+      <w:pPr>
+        <w:ind w:left="1440" w:hanging="360"/>
+      </w:pPr>
+    </w:lvl>
+    <w:lvl w:ilvl="1" w:tplc="04090019" w:tentative="1">
+      <w:start w:val="1"/>
+      <w:numFmt w:val="lowerLetter"/>
+      <w:lvlText w:val="%2."/>
+      <w:lvlJc w:val="left"/>
+      <w:pPr>
+        <w:ind w:left="2160" w:hanging="360"/>
+      </w:pPr>
+    </w:lvl>
+    <w:lvl w:ilvl="2" w:tplc="0409001B" w:tentative="1">
+      <w:start w:val="1"/>
+      <w:numFmt w:val="lowerRoman"/>
+      <w:lvlText w:val="%3."/>
+      <w:lvlJc w:val="right"/>
+      <w:pPr>
+        <w:ind w:left="2880" w:hanging="180"/>
+      </w:pPr>
+    </w:lvl>
+    <w:lvl w:ilvl="3" w:tplc="0409000F" w:tentative="1">
+      <w:start w:val="1"/>
+      <w:numFmt w:val="decimal"/>
+      <w:lvlText w:val="%4."/>
+      <w:lvlJc w:val="left"/>
+      <w:pPr>
+        <w:ind w:left="3600" w:hanging="360"/>
+      </w:pPr>
+    </w:lvl>
+    <w:lvl w:ilvl="4" w:tplc="04090019" w:tentative="1">
+      <w:start w:val="1"/>
+      <w:numFmt w:val="lowerLetter"/>
+      <w:lvlText w:val="%5."/>
+      <w:lvlJc w:val="left"/>
+      <w:pPr>
+        <w:ind w:left="4320" w:hanging="360"/>
+      </w:pPr>
+    </w:lvl>
+    <w:lvl w:ilvl="5" w:tplc="0409001B" w:tentative="1">
+      <w:start w:val="1"/>
+      <w:numFmt w:val="lowerRoman"/>
+      <w:lvlText w:val="%6."/>
+      <w:lvlJc w:val="right"/>
+      <w:pPr>
+        <w:ind w:left="5040" w:hanging="180"/>
+      </w:pPr>
+    </w:lvl>
+    <w:lvl w:ilvl="6" w:tplc="0409000F" w:tentative="1">
+      <w:start w:val="1"/>
+      <w:numFmt w:val="decimal"/>
+      <w:lvlText w:val="%7."/>
+      <w:lvlJc w:val="left"/>
+      <w:pPr>
+        <w:ind w:left="5760" w:hanging="360"/>
+      </w:pPr>
+    </w:lvl>
+    <w:lvl w:ilvl="7" w:tplc="04090019" w:tentative="1">
+      <w:start w:val="1"/>
+      <w:numFmt w:val="lowerLetter"/>
+      <w:lvlText w:val="%8."/>
+      <w:lvlJc w:val="left"/>
+      <w:pPr>
+        <w:ind w:left="6480" w:hanging="360"/>
+      </w:pPr>
+    </w:lvl>
+    <w:lvl w:ilvl="8" w:tplc="0409001B" w:tentative="1">
+      <w:start w:val="1"/>
+      <w:numFmt w:val="lowerRoman"/>
+      <w:lvlText w:val="%9."/>
+      <w:lvlJc w:val="right"/>
+      <w:pPr>
+        <w:ind w:left="7200" w:hanging="180"/>
+      </w:pPr>
+    </w:lvl>
+  </w:abstractNum>
+  <w:abstractNum w:abstractNumId="1" w15:restartNumberingAfterBreak="0">
     <w:nsid w:val="4DF3332B"/>
     <w:multiLevelType w:val="hybridMultilevel"/>
     <w:tmpl w:val="C7B05EF8"/>
@@ -1287,7 +4182,7 @@
       </w:rPr>
     </w:lvl>
   </w:abstractNum>
-  <w:abstractNum w:abstractNumId="1">
+  <w:abstractNum w:abstractNumId="2" w15:restartNumberingAfterBreak="0">
     <w:nsid w:val="6F295428"/>
     <w:multiLevelType w:val="hybridMultilevel"/>
     <w:tmpl w:val="4B50B58E"/>
@@ -1376,17 +4271,115 @@
       </w:pPr>
     </w:lvl>
   </w:abstractNum>
+  <w:abstractNum w:abstractNumId="3" w15:restartNumberingAfterBreak="0">
+    <w:nsid w:val="75175480"/>
+    <w:multiLevelType w:val="hybridMultilevel"/>
+    <w:tmpl w:val="DD9C47E0"/>
+    <w:lvl w:ilvl="0" w:tplc="D570A092">
+      <w:start w:val="1"/>
+      <w:numFmt w:val="decimal"/>
+      <w:lvlText w:val="%1."/>
+      <w:lvlJc w:val="left"/>
+      <w:pPr>
+        <w:ind w:left="720" w:hanging="360"/>
+      </w:pPr>
+    </w:lvl>
+    <w:lvl w:ilvl="1" w:tplc="8F5649C4">
+      <w:start w:val="1"/>
+      <w:numFmt w:val="lowerLetter"/>
+      <w:lvlText w:val="%2."/>
+      <w:lvlJc w:val="left"/>
+      <w:pPr>
+        <w:ind w:left="1440" w:hanging="360"/>
+      </w:pPr>
+    </w:lvl>
+    <w:lvl w:ilvl="2" w:tplc="518A754C">
+      <w:start w:val="1"/>
+      <w:numFmt w:val="lowerRoman"/>
+      <w:lvlText w:val="%3."/>
+      <w:lvlJc w:val="left"/>
+      <w:pPr>
+        <w:ind w:left="2160" w:hanging="360"/>
+      </w:pPr>
+    </w:lvl>
+    <w:lvl w:ilvl="3" w:tplc="688C5C1C">
+      <w:start w:val="1"/>
+      <w:numFmt w:val="decimal"/>
+      <w:lvlText w:val="%4."/>
+      <w:lvlJc w:val="left"/>
+      <w:pPr>
+        <w:ind w:left="2880" w:hanging="360"/>
+      </w:pPr>
+    </w:lvl>
+    <w:lvl w:ilvl="4" w:tplc="2424DC06">
+      <w:start w:val="1"/>
+      <w:numFmt w:val="lowerLetter"/>
+      <w:lvlText w:val="%5."/>
+      <w:lvlJc w:val="left"/>
+      <w:pPr>
+        <w:ind w:left="3600" w:hanging="360"/>
+      </w:pPr>
+    </w:lvl>
+    <w:lvl w:ilvl="5" w:tplc="68786218">
+      <w:start w:val="1"/>
+      <w:numFmt w:val="lowerRoman"/>
+      <w:lvlText w:val="%6."/>
+      <w:lvlJc w:val="left"/>
+      <w:pPr>
+        <w:ind w:left="4320" w:hanging="360"/>
+      </w:pPr>
+    </w:lvl>
+    <w:lvl w:ilvl="6" w:tplc="BA2817C6">
+      <w:start w:val="1"/>
+      <w:numFmt w:val="decimal"/>
+      <w:lvlText w:val="%7."/>
+      <w:lvlJc w:val="left"/>
+      <w:pPr>
+        <w:ind w:left="5040" w:hanging="360"/>
+      </w:pPr>
+    </w:lvl>
+    <w:lvl w:ilvl="7" w:tplc="7C589884">
+      <w:start w:val="1"/>
+      <w:numFmt w:val="lowerLetter"/>
+      <w:lvlText w:val="%8."/>
+      <w:lvlJc w:val="left"/>
+      <w:pPr>
+        <w:ind w:left="5760" w:hanging="360"/>
+      </w:pPr>
+    </w:lvl>
+    <w:lvl w:ilvl="8" w:tplc="A1FCB4EE">
+      <w:start w:val="1"/>
+      <w:numFmt w:val="lowerRoman"/>
+      <w:lvlText w:val="%9."/>
+      <w:lvlJc w:val="left"/>
+      <w:pPr>
+        <w:ind w:left="6480" w:hanging="360"/>
+      </w:pPr>
+    </w:lvl>
+  </w:abstractNum>
   <w:num w:numId="1">
+    <w:abstractNumId w:val="2"/>
+  </w:num>
+  <w:num w:numId="2">
     <w:abstractNumId w:val="1"/>
   </w:num>
-  <w:num w:numId="2">
+  <w:num w:numId="3">
+    <w:abstractNumId w:val="3"/>
+    <w:lvlOverride w:ilvl="0">
+      <w:startOverride w:val="1"/>
+    </w:lvlOverride>
+  </w:num>
+  <w:num w:numId="4">
+    <w:abstractNumId w:val="3"/>
+  </w:num>
+  <w:num w:numId="5">
     <w:abstractNumId w:val="0"/>
   </w:num>
 </w:numbering>
 </file>
 
 <file path=word/styles.xml><?xml version="1.0" encoding="utf-8"?>
-<w:styles xmlns:mc="http://schemas.openxmlformats.org/markup-compatibility/2006" xmlns:r="http://schemas.openxmlformats.org/officeDocument/2006/relationships" xmlns:w="http://schemas.openxmlformats.org/wordprocessingml/2006/main" xmlns:w14="http://schemas.microsoft.com/office/word/2010/wordml" xmlns:w15="http://schemas.microsoft.com/office/word/2012/wordml" mc:Ignorable="w14 w15">
+<w:styles xmlns:mc="http://schemas.openxmlformats.org/markup-compatibility/2006" xmlns:r="http://schemas.openxmlformats.org/officeDocument/2006/relationships" xmlns:w="http://schemas.openxmlformats.org/wordprocessingml/2006/main" xmlns:w14="http://schemas.microsoft.com/office/word/2010/wordml" xmlns:w15="http://schemas.microsoft.com/office/word/2012/wordml" xmlns:w16se="http://schemas.microsoft.com/office/word/2015/wordml/symex" mc:Ignorable="w14 w15 w16se">
   <w:docDefaults>
     <w:rPrDefault>
       <w:rPr>
@@ -1404,7 +4397,7 @@
   </w:docDefaults>
   <w:latentStyles w:defLockedState="0" w:defUIPriority="99" w:defSemiHidden="0" w:defUnhideWhenUsed="0" w:defQFormat="0" w:count="371">
     <w:lsdException w:name="Normal" w:uiPriority="0" w:qFormat="1"/>
-    <w:lsdException w:name="heading 1" w:uiPriority="9" w:qFormat="1"/>
+    <w:lsdException w:name="heading 1" w:uiPriority="0" w:qFormat="1"/>
     <w:lsdException w:name="heading 2" w:semiHidden="1" w:uiPriority="9" w:unhideWhenUsed="1" w:qFormat="1"/>
     <w:lsdException w:name="heading 3" w:semiHidden="1" w:uiPriority="9" w:unhideWhenUsed="1" w:qFormat="1"/>
     <w:lsdException w:name="heading 4" w:semiHidden="1" w:uiPriority="9" w:unhideWhenUsed="1" w:qFormat="1"/>
@@ -1557,7 +4550,7 @@
     <w:lsdException w:name="Table Web 2" w:semiHidden="1" w:unhideWhenUsed="1"/>
     <w:lsdException w:name="Table Web 3" w:semiHidden="1" w:unhideWhenUsed="1"/>
     <w:lsdException w:name="Balloon Text" w:semiHidden="1" w:unhideWhenUsed="1"/>
-    <w:lsdException w:name="Table Grid" w:uiPriority="39"/>
+    <w:lsdException w:name="Table Grid" w:uiPriority="0"/>
     <w:lsdException w:name="Table Theme" w:semiHidden="1" w:unhideWhenUsed="1"/>
     <w:lsdException w:name="Placeholder Text" w:semiHidden="1"/>
     <w:lsdException w:name="No Spacing" w:uiPriority="1" w:qFormat="1"/>
@@ -1582,7 +4575,7 @@
     <w:lsdException w:name="Medium Shading 2 Accent 1" w:uiPriority="64"/>
     <w:lsdException w:name="Medium List 1 Accent 1" w:uiPriority="65"/>
     <w:lsdException w:name="Revision" w:semiHidden="1"/>
-    <w:lsdException w:name="List Paragraph" w:uiPriority="34" w:qFormat="1"/>
+    <w:lsdException w:name="List Paragraph" w:uiPriority="0" w:qFormat="1"/>
     <w:lsdException w:name="Quote" w:uiPriority="29" w:qFormat="1"/>
     <w:lsdException w:name="Intense Quote" w:uiPriority="30" w:qFormat="1"/>
     <w:lsdException w:name="Medium List 2 Accent 1" w:uiPriority="66"/>
@@ -1779,6 +4772,24 @@
     <w:name w:val="Normal"/>
     <w:qFormat/>
   </w:style>
+  <w:style w:type="paragraph" w:styleId="Heading1">
+    <w:name w:val="heading 1"/>
+    <w:basedOn w:val="Normal"/>
+    <w:next w:val="Normal"/>
+    <w:link w:val="Heading1Char"/>
+    <w:qFormat/>
+    <w:rsid w:val="00F9263B"/>
+    <w:pPr>
+      <w:keepNext/>
+      <w:spacing w:before="360" w:after="120"/>
+      <w:outlineLvl w:val="0"/>
+    </w:pPr>
+    <w:rPr>
+      <w:rFonts w:ascii="Calibri" w:eastAsia="Calibri" w:hAnsi="Calibri" w:cs="Calibri"/>
+      <w:b/>
+      <w:sz w:val="32"/>
+    </w:rPr>
+  </w:style>
   <w:style w:type="character" w:default="1" w:styleId="DefaultParagraphFont">
     <w:name w:val="Default Paragraph Font"/>
     <w:uiPriority w:val="1"/>
@@ -1809,7 +4820,6 @@
   <w:style w:type="paragraph" w:styleId="ListParagraph">
     <w:name w:val="List Paragraph"/>
     <w:basedOn w:val="Normal"/>
-    <w:uiPriority w:val="34"/>
     <w:qFormat/>
     <w:rsid w:val="003426E2"/>
     <w:pPr>
@@ -1831,13 +4841,11 @@
   <w:style w:type="table" w:styleId="TableGrid">
     <w:name w:val="Table Grid"/>
     <w:basedOn w:val="TableNormal"/>
-    <w:uiPriority w:val="39"/>
     <w:rsid w:val="007E5AA3"/>
     <w:pPr>
       <w:spacing w:after="0" w:line="240" w:lineRule="auto"/>
     </w:pPr>
     <w:tblPr>
-      <w:tblInd w:w="0" w:type="dxa"/>
       <w:tblBorders>
         <w:top w:val="single" w:sz="4" w:space="0" w:color="auto"/>
         <w:left w:val="single" w:sz="4" w:space="0" w:color="auto"/>
@@ -1846,15 +4854,1132 @@
         <w:insideH w:val="single" w:sz="4" w:space="0" w:color="auto"/>
         <w:insideV w:val="single" w:sz="4" w:space="0" w:color="auto"/>
       </w:tblBorders>
-      <w:tblCellMar>
-        <w:top w:w="0" w:type="dxa"/>
-        <w:left w:w="108" w:type="dxa"/>
-        <w:bottom w:w="0" w:type="dxa"/>
-        <w:right w:w="108" w:type="dxa"/>
-      </w:tblCellMar>
     </w:tblPr>
   </w:style>
+  <w:style w:type="character" w:customStyle="1" w:styleId="fontstyle01">
+    <w:name w:val="fontstyle01"/>
+    <w:basedOn w:val="DefaultParagraphFont"/>
+    <w:rsid w:val="004B47C0"/>
+    <w:rPr>
+      <w:rFonts w:ascii="Times-Bold" w:hAnsi="Times-Bold" w:hint="default"/>
+      <w:b/>
+      <w:bCs/>
+      <w:i w:val="0"/>
+      <w:iCs w:val="0"/>
+      <w:color w:val="000000"/>
+      <w:sz w:val="20"/>
+      <w:szCs w:val="20"/>
+    </w:rPr>
+  </w:style>
+  <w:style w:type="character" w:customStyle="1" w:styleId="fontstyle21">
+    <w:name w:val="fontstyle21"/>
+    <w:basedOn w:val="DefaultParagraphFont"/>
+    <w:rsid w:val="004B47C0"/>
+    <w:rPr>
+      <w:rFonts w:ascii="Times-Italic" w:hAnsi="Times-Italic" w:hint="default"/>
+      <w:b w:val="0"/>
+      <w:bCs w:val="0"/>
+      <w:i/>
+      <w:iCs/>
+      <w:color w:val="000000"/>
+      <w:sz w:val="20"/>
+      <w:szCs w:val="20"/>
+    </w:rPr>
+  </w:style>
+  <w:style w:type="character" w:customStyle="1" w:styleId="Heading1Char">
+    <w:name w:val="Heading 1 Char"/>
+    <w:basedOn w:val="DefaultParagraphFont"/>
+    <w:link w:val="Heading1"/>
+    <w:rsid w:val="00F9263B"/>
+    <w:rPr>
+      <w:rFonts w:ascii="Calibri" w:eastAsia="Calibri" w:hAnsi="Calibri" w:cs="Calibri"/>
+      <w:b/>
+      <w:sz w:val="32"/>
+    </w:rPr>
+  </w:style>
+  <w:style w:type="character" w:styleId="FollowedHyperlink">
+    <w:name w:val="FollowedHyperlink"/>
+    <w:basedOn w:val="DefaultParagraphFont"/>
+    <w:uiPriority w:val="99"/>
+    <w:semiHidden/>
+    <w:unhideWhenUsed/>
+    <w:rsid w:val="00F9263B"/>
+    <w:rPr>
+      <w:color w:val="954F72" w:themeColor="followedHyperlink"/>
+      <w:u w:val="single"/>
+    </w:rPr>
+  </w:style>
+  <w:style w:type="character" w:customStyle="1" w:styleId="inqyif">
+    <w:name w:val="inqyif"/>
+    <w:basedOn w:val="DefaultParagraphFont"/>
+    <w:rsid w:val="006534C9"/>
+  </w:style>
 </w:styles>
+</file>
+
+<file path=word/charts/chart1.xml><?xml version="1.0" encoding="utf-8"?>
+<c:chartSpace xmlns:c="http://schemas.openxmlformats.org/drawingml/2006/chart" xmlns:a="http://schemas.openxmlformats.org/drawingml/2006/main" xmlns:r="http://schemas.openxmlformats.org/officeDocument/2006/relationships" xmlns:c16r2="http://schemas.microsoft.com/office/drawing/2015/06/chart">
+  <c:date1904 val="0"/>
+  <c:lang val="en-US"/>
+  <c:roundedCorners val="0"/>
+  <mc:AlternateContent xmlns:mc="http://schemas.openxmlformats.org/markup-compatibility/2006">
+    <mc:Choice xmlns:c14="http://schemas.microsoft.com/office/drawing/2007/8/2/chart" Requires="c14">
+      <c14:style val="102"/>
+    </mc:Choice>
+    <mc:Fallback>
+      <c:style val="2"/>
+    </mc:Fallback>
+  </mc:AlternateContent>
+  <c:chart>
+    <c:title>
+      <c:tx>
+        <c:rich>
+          <a:bodyPr rot="0" spcFirstLastPara="1" vertOverflow="ellipsis" vert="horz" wrap="square" anchor="ctr" anchorCtr="1"/>
+          <a:lstStyle/>
+          <a:p>
+            <a:pPr>
+              <a:defRPr sz="1600" b="1" i="0" u="none" strike="noStrike" kern="1200" spc="100" baseline="0">
+                <a:solidFill>
+                  <a:schemeClr val="lt1">
+                    <a:lumMod val="95000"/>
+                  </a:schemeClr>
+                </a:solidFill>
+                <a:effectLst>
+                  <a:outerShdw blurRad="50800" dist="38100" dir="5400000" algn="t" rotWithShape="0">
+                    <a:prstClr val="black">
+                      <a:alpha val="40000"/>
+                    </a:prstClr>
+                  </a:outerShdw>
+                </a:effectLst>
+                <a:latin typeface="+mn-lt"/>
+                <a:ea typeface="+mn-ea"/>
+                <a:cs typeface="+mn-cs"/>
+              </a:defRPr>
+            </a:pPr>
+            <a:r>
+              <a:rPr lang="en-US"/>
+              <a:t>Histogram of BMI</a:t>
+            </a:r>
+          </a:p>
+        </c:rich>
+      </c:tx>
+      <c:overlay val="0"/>
+      <c:spPr>
+        <a:noFill/>
+        <a:ln>
+          <a:noFill/>
+        </a:ln>
+        <a:effectLst/>
+      </c:spPr>
+      <c:txPr>
+        <a:bodyPr rot="0" spcFirstLastPara="1" vertOverflow="ellipsis" vert="horz" wrap="square" anchor="ctr" anchorCtr="1"/>
+        <a:lstStyle/>
+        <a:p>
+          <a:pPr>
+            <a:defRPr sz="1600" b="1" i="0" u="none" strike="noStrike" kern="1200" spc="100" baseline="0">
+              <a:solidFill>
+                <a:schemeClr val="lt1">
+                  <a:lumMod val="95000"/>
+                </a:schemeClr>
+              </a:solidFill>
+              <a:effectLst>
+                <a:outerShdw blurRad="50800" dist="38100" dir="5400000" algn="t" rotWithShape="0">
+                  <a:prstClr val="black">
+                    <a:alpha val="40000"/>
+                  </a:prstClr>
+                </a:outerShdw>
+              </a:effectLst>
+              <a:latin typeface="+mn-lt"/>
+              <a:ea typeface="+mn-ea"/>
+              <a:cs typeface="+mn-cs"/>
+            </a:defRPr>
+          </a:pPr>
+          <a:endParaRPr lang="en-US"/>
+        </a:p>
+      </c:txPr>
+    </c:title>
+    <c:autoTitleDeleted val="0"/>
+    <c:plotArea>
+      <c:layout/>
+      <c:barChart>
+        <c:barDir val="col"/>
+        <c:grouping val="clustered"/>
+        <c:varyColors val="0"/>
+        <c:ser>
+          <c:idx val="0"/>
+          <c:order val="0"/>
+          <c:tx>
+            <c:strRef>
+              <c:f>Histogram_boxplot!$C$6</c:f>
+              <c:strCache>
+                <c:ptCount val="1"/>
+                <c:pt idx="0">
+                  <c:v>frequency</c:v>
+                </c:pt>
+              </c:strCache>
+            </c:strRef>
+          </c:tx>
+          <c:spPr>
+            <a:gradFill rotWithShape="1">
+              <a:gsLst>
+                <a:gs pos="0">
+                  <a:schemeClr val="accent1">
+                    <a:satMod val="103000"/>
+                    <a:lumMod val="102000"/>
+                    <a:tint val="94000"/>
+                  </a:schemeClr>
+                </a:gs>
+                <a:gs pos="50000">
+                  <a:schemeClr val="accent1">
+                    <a:satMod val="110000"/>
+                    <a:lumMod val="100000"/>
+                    <a:shade val="100000"/>
+                  </a:schemeClr>
+                </a:gs>
+                <a:gs pos="100000">
+                  <a:schemeClr val="accent1">
+                    <a:lumMod val="99000"/>
+                    <a:satMod val="120000"/>
+                    <a:shade val="78000"/>
+                  </a:schemeClr>
+                </a:gs>
+              </a:gsLst>
+              <a:lin ang="5400000" scaled="0"/>
+            </a:gradFill>
+            <a:ln>
+              <a:noFill/>
+            </a:ln>
+            <a:effectLst>
+              <a:outerShdw blurRad="57150" dist="19050" dir="5400000" algn="ctr" rotWithShape="0">
+                <a:srgbClr val="000000">
+                  <a:alpha val="63000"/>
+                </a:srgbClr>
+              </a:outerShdw>
+            </a:effectLst>
+          </c:spPr>
+          <c:invertIfNegative val="0"/>
+          <c:cat>
+            <c:numRef>
+              <c:f>Histogram_boxplot!$D$7:$D$15</c:f>
+              <c:numCache>
+                <c:formatCode>General</c:formatCode>
+                <c:ptCount val="9"/>
+                <c:pt idx="0">
+                  <c:v>20</c:v>
+                </c:pt>
+                <c:pt idx="1">
+                  <c:v>24</c:v>
+                </c:pt>
+                <c:pt idx="2">
+                  <c:v>28</c:v>
+                </c:pt>
+                <c:pt idx="3">
+                  <c:v>32</c:v>
+                </c:pt>
+                <c:pt idx="4">
+                  <c:v>36</c:v>
+                </c:pt>
+                <c:pt idx="5">
+                  <c:v>40</c:v>
+                </c:pt>
+                <c:pt idx="6">
+                  <c:v>44</c:v>
+                </c:pt>
+                <c:pt idx="7">
+                  <c:v>48</c:v>
+                </c:pt>
+                <c:pt idx="8">
+                  <c:v>52</c:v>
+                </c:pt>
+              </c:numCache>
+            </c:numRef>
+          </c:cat>
+          <c:val>
+            <c:numRef>
+              <c:f>Histogram_boxplot!$C$7:$C$15</c:f>
+              <c:numCache>
+                <c:formatCode>General</c:formatCode>
+                <c:ptCount val="9"/>
+                <c:pt idx="0">
+                  <c:v>3</c:v>
+                </c:pt>
+                <c:pt idx="1">
+                  <c:v>8</c:v>
+                </c:pt>
+                <c:pt idx="2">
+                  <c:v>14</c:v>
+                </c:pt>
+                <c:pt idx="3">
+                  <c:v>19</c:v>
+                </c:pt>
+                <c:pt idx="4">
+                  <c:v>8</c:v>
+                </c:pt>
+                <c:pt idx="5">
+                  <c:v>6</c:v>
+                </c:pt>
+                <c:pt idx="6">
+                  <c:v>0</c:v>
+                </c:pt>
+                <c:pt idx="7">
+                  <c:v>1</c:v>
+                </c:pt>
+                <c:pt idx="8">
+                  <c:v>0</c:v>
+                </c:pt>
+              </c:numCache>
+            </c:numRef>
+          </c:val>
+          <c:extLst>
+            <c:ext xmlns:c16="http://schemas.microsoft.com/office/drawing/2014/chart" uri="{C3380CC4-5D6E-409C-BE32-E72D297353CC}">
+              <c16:uniqueId val="{00000000-BC19-4746-8127-AFD72C66D2D5}"/>
+            </c:ext>
+          </c:extLst>
+        </c:ser>
+        <c:dLbls>
+          <c:showLegendKey val="0"/>
+          <c:showVal val="0"/>
+          <c:showCatName val="0"/>
+          <c:showSerName val="0"/>
+          <c:showPercent val="0"/>
+          <c:showBubbleSize val="0"/>
+        </c:dLbls>
+        <c:gapWidth val="5"/>
+        <c:overlap val="-27"/>
+        <c:axId val="392400408"/>
+        <c:axId val="392400016"/>
+      </c:barChart>
+      <c:lineChart>
+        <c:grouping val="standard"/>
+        <c:varyColors val="0"/>
+        <c:ser>
+          <c:idx val="1"/>
+          <c:order val="1"/>
+          <c:tx>
+            <c:strRef>
+              <c:f>Histogram_boxplot!$E$6</c:f>
+              <c:strCache>
+                <c:ptCount val="1"/>
+                <c:pt idx="0">
+                  <c:v>Normal Curve</c:v>
+                </c:pt>
+              </c:strCache>
+            </c:strRef>
+          </c:tx>
+          <c:spPr>
+            <a:ln w="34925" cap="rnd">
+              <a:solidFill>
+                <a:schemeClr val="accent2"/>
+              </a:solidFill>
+              <a:round/>
+            </a:ln>
+            <a:effectLst>
+              <a:outerShdw blurRad="57150" dist="19050" dir="5400000" algn="ctr" rotWithShape="0">
+                <a:srgbClr val="000000">
+                  <a:alpha val="63000"/>
+                </a:srgbClr>
+              </a:outerShdw>
+            </a:effectLst>
+          </c:spPr>
+          <c:marker>
+            <c:symbol val="none"/>
+          </c:marker>
+          <c:val>
+            <c:numRef>
+              <c:f>Histogram_boxplot!$E$7:$E$15</c:f>
+              <c:numCache>
+                <c:formatCode>General</c:formatCode>
+                <c:ptCount val="9"/>
+                <c:pt idx="0">
+                  <c:v>2.4992868890792557</c:v>
+                </c:pt>
+                <c:pt idx="1">
+                  <c:v>7.974424411596253</c:v>
+                </c:pt>
+                <c:pt idx="2">
+                  <c:v>15.017424804583646</c:v>
+                </c:pt>
+                <c:pt idx="3">
+                  <c:v>16.691849936294407</c:v>
+                </c:pt>
+                <c:pt idx="4">
+                  <c:v>10.950308703172869</c:v>
+                </c:pt>
+                <c:pt idx="5">
+                  <c:v>4.2399539433012396</c:v>
+                </c:pt>
+                <c:pt idx="6">
+                  <c:v>0.96896658566115201</c:v>
+                </c:pt>
+                <c:pt idx="7">
+                  <c:v>0.13069812224614913</c:v>
+                </c:pt>
+                <c:pt idx="8">
+                  <c:v>1.0405016677665094E-2</c:v>
+                </c:pt>
+              </c:numCache>
+            </c:numRef>
+          </c:val>
+          <c:smooth val="0"/>
+          <c:extLst>
+            <c:ext xmlns:c16="http://schemas.microsoft.com/office/drawing/2014/chart" uri="{C3380CC4-5D6E-409C-BE32-E72D297353CC}">
+              <c16:uniqueId val="{00000001-BC19-4746-8127-AFD72C66D2D5}"/>
+            </c:ext>
+          </c:extLst>
+        </c:ser>
+        <c:dLbls>
+          <c:showLegendKey val="0"/>
+          <c:showVal val="0"/>
+          <c:showCatName val="0"/>
+          <c:showSerName val="0"/>
+          <c:showPercent val="0"/>
+          <c:showBubbleSize val="0"/>
+        </c:dLbls>
+        <c:marker val="1"/>
+        <c:smooth val="0"/>
+        <c:axId val="392400408"/>
+        <c:axId val="392400016"/>
+      </c:lineChart>
+      <c:catAx>
+        <c:axId val="392400408"/>
+        <c:scaling>
+          <c:orientation val="minMax"/>
+        </c:scaling>
+        <c:delete val="0"/>
+        <c:axPos val="b"/>
+        <c:numFmt formatCode="General" sourceLinked="1"/>
+        <c:majorTickMark val="none"/>
+        <c:minorTickMark val="none"/>
+        <c:tickLblPos val="nextTo"/>
+        <c:spPr>
+          <a:noFill/>
+          <a:ln w="12700" cap="flat" cmpd="sng" algn="ctr">
+            <a:solidFill>
+              <a:schemeClr val="lt1">
+                <a:lumMod val="95000"/>
+                <a:alpha val="54000"/>
+              </a:schemeClr>
+            </a:solidFill>
+            <a:round/>
+          </a:ln>
+          <a:effectLst/>
+        </c:spPr>
+        <c:txPr>
+          <a:bodyPr rot="-60000000" spcFirstLastPara="1" vertOverflow="ellipsis" vert="horz" wrap="square" anchor="ctr" anchorCtr="1"/>
+          <a:lstStyle/>
+          <a:p>
+            <a:pPr>
+              <a:defRPr sz="900" b="0" i="0" u="none" strike="noStrike" kern="1200" baseline="0">
+                <a:solidFill>
+                  <a:schemeClr val="lt1">
+                    <a:lumMod val="85000"/>
+                  </a:schemeClr>
+                </a:solidFill>
+                <a:latin typeface="+mn-lt"/>
+                <a:ea typeface="+mn-ea"/>
+                <a:cs typeface="+mn-cs"/>
+              </a:defRPr>
+            </a:pPr>
+            <a:endParaRPr lang="en-US"/>
+          </a:p>
+        </c:txPr>
+        <c:crossAx val="392400016"/>
+        <c:crosses val="autoZero"/>
+        <c:auto val="1"/>
+        <c:lblAlgn val="ctr"/>
+        <c:lblOffset val="100"/>
+        <c:noMultiLvlLbl val="0"/>
+      </c:catAx>
+      <c:valAx>
+        <c:axId val="392400016"/>
+        <c:scaling>
+          <c:orientation val="minMax"/>
+        </c:scaling>
+        <c:delete val="0"/>
+        <c:axPos val="l"/>
+        <c:majorGridlines>
+          <c:spPr>
+            <a:ln w="9525" cap="flat" cmpd="sng" algn="ctr">
+              <a:solidFill>
+                <a:schemeClr val="lt1">
+                  <a:lumMod val="95000"/>
+                  <a:alpha val="10000"/>
+                </a:schemeClr>
+              </a:solidFill>
+              <a:round/>
+            </a:ln>
+            <a:effectLst/>
+          </c:spPr>
+        </c:majorGridlines>
+        <c:numFmt formatCode="General" sourceLinked="1"/>
+        <c:majorTickMark val="none"/>
+        <c:minorTickMark val="none"/>
+        <c:tickLblPos val="nextTo"/>
+        <c:spPr>
+          <a:noFill/>
+          <a:ln>
+            <a:noFill/>
+          </a:ln>
+          <a:effectLst/>
+        </c:spPr>
+        <c:txPr>
+          <a:bodyPr rot="-60000000" spcFirstLastPara="1" vertOverflow="ellipsis" vert="horz" wrap="square" anchor="ctr" anchorCtr="1"/>
+          <a:lstStyle/>
+          <a:p>
+            <a:pPr>
+              <a:defRPr sz="900" b="0" i="0" u="none" strike="noStrike" kern="1200" baseline="0">
+                <a:solidFill>
+                  <a:schemeClr val="lt1">
+                    <a:lumMod val="85000"/>
+                  </a:schemeClr>
+                </a:solidFill>
+                <a:latin typeface="+mn-lt"/>
+                <a:ea typeface="+mn-ea"/>
+                <a:cs typeface="+mn-cs"/>
+              </a:defRPr>
+            </a:pPr>
+            <a:endParaRPr lang="en-US"/>
+          </a:p>
+        </c:txPr>
+        <c:crossAx val="392400408"/>
+        <c:crosses val="autoZero"/>
+        <c:crossBetween val="between"/>
+      </c:valAx>
+      <c:spPr>
+        <a:noFill/>
+        <a:ln>
+          <a:noFill/>
+        </a:ln>
+        <a:effectLst/>
+      </c:spPr>
+    </c:plotArea>
+    <c:legend>
+      <c:legendPos val="b"/>
+      <c:overlay val="0"/>
+      <c:spPr>
+        <a:noFill/>
+        <a:ln>
+          <a:noFill/>
+        </a:ln>
+        <a:effectLst/>
+      </c:spPr>
+      <c:txPr>
+        <a:bodyPr rot="0" spcFirstLastPara="1" vertOverflow="ellipsis" vert="horz" wrap="square" anchor="ctr" anchorCtr="1"/>
+        <a:lstStyle/>
+        <a:p>
+          <a:pPr>
+            <a:defRPr sz="900" b="0" i="0" u="none" strike="noStrike" kern="1200" baseline="0">
+              <a:solidFill>
+                <a:schemeClr val="lt1">
+                  <a:lumMod val="85000"/>
+                </a:schemeClr>
+              </a:solidFill>
+              <a:latin typeface="+mn-lt"/>
+              <a:ea typeface="+mn-ea"/>
+              <a:cs typeface="+mn-cs"/>
+            </a:defRPr>
+          </a:pPr>
+          <a:endParaRPr lang="en-US"/>
+        </a:p>
+      </c:txPr>
+    </c:legend>
+    <c:plotVisOnly val="1"/>
+    <c:dispBlanksAs val="gap"/>
+    <c:showDLblsOverMax val="0"/>
+  </c:chart>
+  <c:spPr>
+    <a:gradFill flip="none" rotWithShape="1">
+      <a:gsLst>
+        <a:gs pos="0">
+          <a:schemeClr val="dk1">
+            <a:lumMod val="65000"/>
+            <a:lumOff val="35000"/>
+          </a:schemeClr>
+        </a:gs>
+        <a:gs pos="100000">
+          <a:schemeClr val="dk1">
+            <a:lumMod val="85000"/>
+            <a:lumOff val="15000"/>
+          </a:schemeClr>
+        </a:gs>
+      </a:gsLst>
+      <a:path path="circle">
+        <a:fillToRect l="50000" t="50000" r="50000" b="50000"/>
+      </a:path>
+      <a:tileRect/>
+    </a:gradFill>
+    <a:ln>
+      <a:noFill/>
+    </a:ln>
+    <a:effectLst/>
+  </c:spPr>
+  <c:txPr>
+    <a:bodyPr/>
+    <a:lstStyle/>
+    <a:p>
+      <a:pPr>
+        <a:defRPr/>
+      </a:pPr>
+      <a:endParaRPr lang="en-US"/>
+    </a:p>
+  </c:txPr>
+  <c:externalData r:id="rId3">
+    <c:autoUpdate val="0"/>
+  </c:externalData>
+</c:chartSpace>
+</file>
+
+<file path=word/charts/colors1.xml><?xml version="1.0" encoding="utf-8"?>
+<cs:colorStyle xmlns:cs="http://schemas.microsoft.com/office/drawing/2012/chartStyle" xmlns:a="http://schemas.openxmlformats.org/drawingml/2006/main" meth="cycle" id="10">
+  <a:schemeClr val="accent1"/>
+  <a:schemeClr val="accent2"/>
+  <a:schemeClr val="accent3"/>
+  <a:schemeClr val="accent4"/>
+  <a:schemeClr val="accent5"/>
+  <a:schemeClr val="accent6"/>
+  <cs:variation/>
+  <cs:variation>
+    <a:lumMod val="60000"/>
+  </cs:variation>
+  <cs:variation>
+    <a:lumMod val="80000"/>
+    <a:lumOff val="20000"/>
+  </cs:variation>
+  <cs:variation>
+    <a:lumMod val="80000"/>
+  </cs:variation>
+  <cs:variation>
+    <a:lumMod val="60000"/>
+    <a:lumOff val="40000"/>
+  </cs:variation>
+  <cs:variation>
+    <a:lumMod val="50000"/>
+  </cs:variation>
+  <cs:variation>
+    <a:lumMod val="70000"/>
+    <a:lumOff val="30000"/>
+  </cs:variation>
+  <cs:variation>
+    <a:lumMod val="70000"/>
+  </cs:variation>
+  <cs:variation>
+    <a:lumMod val="50000"/>
+    <a:lumOff val="50000"/>
+  </cs:variation>
+</cs:colorStyle>
+</file>
+
+<file path=word/charts/style1.xml><?xml version="1.0" encoding="utf-8"?>
+<cs:chartStyle xmlns:cs="http://schemas.microsoft.com/office/drawing/2012/chartStyle" xmlns:a="http://schemas.openxmlformats.org/drawingml/2006/main" id="328">
+  <cs:axisTitle>
+    <cs:lnRef idx="0"/>
+    <cs:fillRef idx="0"/>
+    <cs:effectRef idx="0"/>
+    <cs:fontRef idx="minor">
+      <a:schemeClr val="lt1">
+        <a:lumMod val="85000"/>
+      </a:schemeClr>
+    </cs:fontRef>
+    <cs:defRPr sz="900" b="1" kern="1200" cap="all"/>
+  </cs:axisTitle>
+  <cs:categoryAxis>
+    <cs:lnRef idx="0"/>
+    <cs:fillRef idx="0"/>
+    <cs:effectRef idx="0"/>
+    <cs:fontRef idx="minor">
+      <a:schemeClr val="lt1">
+        <a:lumMod val="85000"/>
+      </a:schemeClr>
+    </cs:fontRef>
+    <cs:spPr>
+      <a:ln w="12700" cap="flat" cmpd="sng" algn="ctr">
+        <a:solidFill>
+          <a:schemeClr val="lt1">
+            <a:lumMod val="95000"/>
+            <a:alpha val="54000"/>
+          </a:schemeClr>
+        </a:solidFill>
+        <a:round/>
+      </a:ln>
+    </cs:spPr>
+    <cs:defRPr sz="900" kern="1200"/>
+  </cs:categoryAxis>
+  <cs:chartArea>
+    <cs:lnRef idx="0"/>
+    <cs:fillRef idx="0"/>
+    <cs:effectRef idx="0"/>
+    <cs:fontRef idx="minor">
+      <a:schemeClr val="dk1"/>
+    </cs:fontRef>
+    <cs:spPr>
+      <a:gradFill flip="none" rotWithShape="1">
+        <a:gsLst>
+          <a:gs pos="0">
+            <a:schemeClr val="dk1">
+              <a:lumMod val="65000"/>
+              <a:lumOff val="35000"/>
+            </a:schemeClr>
+          </a:gs>
+          <a:gs pos="100000">
+            <a:schemeClr val="dk1">
+              <a:lumMod val="85000"/>
+              <a:lumOff val="15000"/>
+            </a:schemeClr>
+          </a:gs>
+        </a:gsLst>
+        <a:path path="circle">
+          <a:fillToRect l="50000" t="50000" r="50000" b="50000"/>
+        </a:path>
+        <a:tileRect/>
+      </a:gradFill>
+    </cs:spPr>
+    <cs:defRPr sz="1000" kern="1200"/>
+  </cs:chartArea>
+  <cs:dataLabel>
+    <cs:lnRef idx="0"/>
+    <cs:fillRef idx="0"/>
+    <cs:effectRef idx="0"/>
+    <cs:fontRef idx="minor">
+      <a:schemeClr val="lt1">
+        <a:lumMod val="85000"/>
+      </a:schemeClr>
+    </cs:fontRef>
+    <cs:defRPr sz="900" kern="1200"/>
+  </cs:dataLabel>
+  <cs:dataLabelCallout>
+    <cs:lnRef idx="0"/>
+    <cs:fillRef idx="0"/>
+    <cs:effectRef idx="0"/>
+    <cs:fontRef idx="minor">
+      <a:schemeClr val="dk1">
+        <a:lumMod val="65000"/>
+        <a:lumOff val="35000"/>
+      </a:schemeClr>
+    </cs:fontRef>
+    <cs:spPr>
+      <a:solidFill>
+        <a:schemeClr val="lt1"/>
+      </a:solidFill>
+    </cs:spPr>
+    <cs:defRPr sz="900" kern="1200"/>
+    <cs:bodyPr rot="0" spcFirstLastPara="1" vertOverflow="clip" horzOverflow="clip" vert="horz" wrap="square" lIns="36576" tIns="18288" rIns="36576" bIns="18288" anchor="ctr" anchorCtr="1">
+      <a:spAutoFit/>
+    </cs:bodyPr>
+  </cs:dataLabelCallout>
+  <cs:dataPoint>
+    <cs:lnRef idx="0"/>
+    <cs:fillRef idx="3">
+      <cs:styleClr val="auto"/>
+    </cs:fillRef>
+    <cs:effectRef idx="3"/>
+    <cs:fontRef idx="minor">
+      <a:schemeClr val="tx1"/>
+    </cs:fontRef>
+  </cs:dataPoint>
+  <cs:dataPoint3D>
+    <cs:lnRef idx="0"/>
+    <cs:fillRef idx="3">
+      <cs:styleClr val="auto"/>
+    </cs:fillRef>
+    <cs:effectRef idx="3"/>
+    <cs:fontRef idx="minor">
+      <a:schemeClr val="tx1"/>
+    </cs:fontRef>
+  </cs:dataPoint3D>
+  <cs:dataPointLine>
+    <cs:lnRef idx="0">
+      <cs:styleClr val="auto"/>
+    </cs:lnRef>
+    <cs:fillRef idx="3"/>
+    <cs:effectRef idx="3"/>
+    <cs:fontRef idx="minor">
+      <a:schemeClr val="tx1"/>
+    </cs:fontRef>
+    <cs:spPr>
+      <a:ln w="34925" cap="rnd">
+        <a:solidFill>
+          <a:schemeClr val="phClr"/>
+        </a:solidFill>
+        <a:round/>
+      </a:ln>
+    </cs:spPr>
+  </cs:dataPointLine>
+  <cs:dataPointMarker>
+    <cs:lnRef idx="0">
+      <cs:styleClr val="auto"/>
+    </cs:lnRef>
+    <cs:fillRef idx="3">
+      <cs:styleClr val="auto"/>
+    </cs:fillRef>
+    <cs:effectRef idx="3"/>
+    <cs:fontRef idx="minor">
+      <a:schemeClr val="tx1"/>
+    </cs:fontRef>
+    <cs:spPr>
+      <a:ln w="9525">
+        <a:solidFill>
+          <a:schemeClr val="phClr"/>
+        </a:solidFill>
+        <a:round/>
+      </a:ln>
+    </cs:spPr>
+  </cs:dataPointMarker>
+  <cs:dataPointMarkerLayout symbol="circle" size="6"/>
+  <cs:dataPointWireframe>
+    <cs:lnRef idx="0">
+      <cs:styleClr val="auto"/>
+    </cs:lnRef>
+    <cs:fillRef idx="3"/>
+    <cs:effectRef idx="3"/>
+    <cs:fontRef idx="minor">
+      <a:schemeClr val="tx1"/>
+    </cs:fontRef>
+    <cs:spPr>
+      <a:ln w="9525" cap="rnd">
+        <a:solidFill>
+          <a:schemeClr val="phClr"/>
+        </a:solidFill>
+        <a:round/>
+      </a:ln>
+    </cs:spPr>
+  </cs:dataPointWireframe>
+  <cs:dataTable>
+    <cs:lnRef idx="0"/>
+    <cs:fillRef idx="0"/>
+    <cs:effectRef idx="0"/>
+    <cs:fontRef idx="minor">
+      <a:schemeClr val="lt1">
+        <a:lumMod val="85000"/>
+      </a:schemeClr>
+    </cs:fontRef>
+    <cs:spPr>
+      <a:ln w="9525">
+        <a:solidFill>
+          <a:schemeClr val="lt1">
+            <a:lumMod val="95000"/>
+            <a:alpha val="54000"/>
+          </a:schemeClr>
+        </a:solidFill>
+      </a:ln>
+    </cs:spPr>
+    <cs:defRPr sz="900" kern="1200"/>
+  </cs:dataTable>
+  <cs:downBar>
+    <cs:lnRef idx="0"/>
+    <cs:fillRef idx="0"/>
+    <cs:effectRef idx="0"/>
+    <cs:fontRef idx="minor">
+      <a:schemeClr val="tx1"/>
+    </cs:fontRef>
+    <cs:spPr>
+      <a:gradFill>
+        <a:gsLst>
+          <a:gs pos="100000">
+            <a:schemeClr val="dk1">
+              <a:lumMod val="95000"/>
+              <a:lumOff val="5000"/>
+            </a:schemeClr>
+          </a:gs>
+          <a:gs pos="0">
+            <a:schemeClr val="dk1">
+              <a:lumMod val="75000"/>
+              <a:lumOff val="25000"/>
+            </a:schemeClr>
+          </a:gs>
+        </a:gsLst>
+        <a:path path="circle">
+          <a:fillToRect l="50000" t="50000" r="50000" b="50000"/>
+        </a:path>
+      </a:gradFill>
+      <a:ln w="9525">
+        <a:solidFill>
+          <a:schemeClr val="dk1">
+            <a:lumMod val="75000"/>
+            <a:lumOff val="25000"/>
+          </a:schemeClr>
+        </a:solidFill>
+      </a:ln>
+    </cs:spPr>
+  </cs:downBar>
+  <cs:dropLine>
+    <cs:lnRef idx="0"/>
+    <cs:fillRef idx="0"/>
+    <cs:effectRef idx="0"/>
+    <cs:fontRef idx="minor">
+      <a:schemeClr val="tx1"/>
+    </cs:fontRef>
+    <cs:spPr>
+      <a:ln w="9525" cap="flat" cmpd="sng" algn="ctr">
+        <a:solidFill>
+          <a:schemeClr val="lt1"/>
+        </a:solidFill>
+        <a:round/>
+      </a:ln>
+    </cs:spPr>
+  </cs:dropLine>
+  <cs:errorBar>
+    <cs:lnRef idx="0"/>
+    <cs:fillRef idx="0"/>
+    <cs:effectRef idx="0"/>
+    <cs:fontRef idx="minor">
+      <a:schemeClr val="tx1"/>
+    </cs:fontRef>
+    <cs:spPr>
+      <a:ln w="9525" cap="flat" cmpd="sng" algn="ctr">
+        <a:solidFill>
+          <a:schemeClr val="lt1">
+            <a:lumMod val="95000"/>
+          </a:schemeClr>
+        </a:solidFill>
+        <a:round/>
+      </a:ln>
+    </cs:spPr>
+  </cs:errorBar>
+  <cs:floor>
+    <cs:lnRef idx="0"/>
+    <cs:fillRef idx="0"/>
+    <cs:effectRef idx="0"/>
+    <cs:fontRef idx="minor">
+      <a:schemeClr val="tx1"/>
+    </cs:fontRef>
+  </cs:floor>
+  <cs:gridlineMajor>
+    <cs:lnRef idx="0"/>
+    <cs:fillRef idx="0"/>
+    <cs:effectRef idx="0"/>
+    <cs:fontRef idx="minor">
+      <a:schemeClr val="tx1"/>
+    </cs:fontRef>
+    <cs:spPr>
+      <a:ln w="9525" cap="flat" cmpd="sng" algn="ctr">
+        <a:solidFill>
+          <a:schemeClr val="lt1">
+            <a:lumMod val="95000"/>
+            <a:alpha val="10000"/>
+          </a:schemeClr>
+        </a:solidFill>
+        <a:round/>
+      </a:ln>
+    </cs:spPr>
+  </cs:gridlineMajor>
+  <cs:gridlineMinor>
+    <cs:lnRef idx="0"/>
+    <cs:fillRef idx="0"/>
+    <cs:effectRef idx="0"/>
+    <cs:fontRef idx="minor">
+      <a:schemeClr val="tx1"/>
+    </cs:fontRef>
+    <cs:spPr>
+      <a:ln>
+        <a:solidFill>
+          <a:schemeClr val="lt1">
+            <a:lumMod val="95000"/>
+            <a:alpha val="5000"/>
+          </a:schemeClr>
+        </a:solidFill>
+      </a:ln>
+    </cs:spPr>
+  </cs:gridlineMinor>
+  <cs:hiLoLine>
+    <cs:lnRef idx="0"/>
+    <cs:fillRef idx="0"/>
+    <cs:effectRef idx="0"/>
+    <cs:fontRef idx="minor">
+      <a:schemeClr val="tx1"/>
+    </cs:fontRef>
+    <cs:spPr>
+      <a:ln w="9525" cap="flat" cmpd="sng" algn="ctr">
+        <a:solidFill>
+          <a:schemeClr val="lt1"/>
+        </a:solidFill>
+        <a:round/>
+      </a:ln>
+    </cs:spPr>
+  </cs:hiLoLine>
+  <cs:leaderLine>
+    <cs:lnRef idx="0"/>
+    <cs:fillRef idx="0"/>
+    <cs:effectRef idx="0"/>
+    <cs:fontRef idx="minor">
+      <a:schemeClr val="tx1"/>
+    </cs:fontRef>
+    <cs:spPr>
+      <a:ln w="9525">
+        <a:solidFill>
+          <a:schemeClr val="lt1">
+            <a:lumMod val="95000"/>
+            <a:alpha val="54000"/>
+          </a:schemeClr>
+        </a:solidFill>
+      </a:ln>
+    </cs:spPr>
+  </cs:leaderLine>
+  <cs:legend>
+    <cs:lnRef idx="0"/>
+    <cs:fillRef idx="0"/>
+    <cs:effectRef idx="0"/>
+    <cs:fontRef idx="minor">
+      <a:schemeClr val="lt1">
+        <a:lumMod val="85000"/>
+      </a:schemeClr>
+    </cs:fontRef>
+    <cs:defRPr sz="900" kern="1200"/>
+  </cs:legend>
+  <cs:plotArea>
+    <cs:lnRef idx="0"/>
+    <cs:fillRef idx="0"/>
+    <cs:effectRef idx="0"/>
+    <cs:fontRef idx="minor">
+      <a:schemeClr val="tx1"/>
+    </cs:fontRef>
+  </cs:plotArea>
+  <cs:plotArea3D>
+    <cs:lnRef idx="0"/>
+    <cs:fillRef idx="0"/>
+    <cs:effectRef idx="0"/>
+    <cs:fontRef idx="minor">
+      <a:schemeClr val="tx1"/>
+    </cs:fontRef>
+  </cs:plotArea3D>
+  <cs:seriesAxis>
+    <cs:lnRef idx="0"/>
+    <cs:fillRef idx="0"/>
+    <cs:effectRef idx="0"/>
+    <cs:fontRef idx="minor">
+      <a:schemeClr val="lt1">
+        <a:lumMod val="85000"/>
+      </a:schemeClr>
+    </cs:fontRef>
+    <cs:spPr>
+      <a:ln w="12700" cap="flat" cmpd="sng" algn="ctr">
+        <a:solidFill>
+          <a:schemeClr val="lt1">
+            <a:lumMod val="95000"/>
+            <a:alpha val="54000"/>
+          </a:schemeClr>
+        </a:solidFill>
+        <a:round/>
+      </a:ln>
+    </cs:spPr>
+    <cs:defRPr sz="900" kern="1200"/>
+  </cs:seriesAxis>
+  <cs:seriesLine>
+    <cs:lnRef idx="0"/>
+    <cs:fillRef idx="0"/>
+    <cs:effectRef idx="0"/>
+    <cs:fontRef idx="minor">
+      <a:schemeClr val="lt1"/>
+    </cs:fontRef>
+    <cs:spPr>
+      <a:ln w="9525" cap="flat" cmpd="sng" algn="ctr">
+        <a:solidFill>
+          <a:schemeClr val="lt1">
+            <a:lumMod val="95000"/>
+            <a:alpha val="54000"/>
+          </a:schemeClr>
+        </a:solidFill>
+        <a:round/>
+      </a:ln>
+    </cs:spPr>
+  </cs:seriesLine>
+  <cs:title>
+    <cs:lnRef idx="0"/>
+    <cs:fillRef idx="0"/>
+    <cs:effectRef idx="0"/>
+    <cs:fontRef idx="minor">
+      <a:schemeClr val="lt1">
+        <a:lumMod val="95000"/>
+      </a:schemeClr>
+    </cs:fontRef>
+    <cs:defRPr sz="1600" b="1" kern="1200" spc="100" baseline="0">
+      <a:effectLst>
+        <a:outerShdw blurRad="50800" dist="38100" dir="5400000" algn="t" rotWithShape="0">
+          <a:prstClr val="black">
+            <a:alpha val="40000"/>
+          </a:prstClr>
+        </a:outerShdw>
+      </a:effectLst>
+    </cs:defRPr>
+  </cs:title>
+  <cs:trendline>
+    <cs:lnRef idx="0">
+      <cs:styleClr val="auto"/>
+    </cs:lnRef>
+    <cs:fillRef idx="0"/>
+    <cs:effectRef idx="0"/>
+    <cs:fontRef idx="minor">
+      <a:schemeClr val="tx1"/>
+    </cs:fontRef>
+    <cs:spPr>
+      <a:ln w="19050" cap="rnd">
+        <a:solidFill>
+          <a:schemeClr val="phClr"/>
+        </a:solidFill>
+      </a:ln>
+    </cs:spPr>
+  </cs:trendline>
+  <cs:trendlineLabel>
+    <cs:lnRef idx="0"/>
+    <cs:fillRef idx="0"/>
+    <cs:effectRef idx="0"/>
+    <cs:fontRef idx="minor">
+      <a:schemeClr val="lt1">
+        <a:lumMod val="85000"/>
+      </a:schemeClr>
+    </cs:fontRef>
+    <cs:defRPr sz="900" kern="1200"/>
+  </cs:trendlineLabel>
+  <cs:upBar>
+    <cs:lnRef idx="0"/>
+    <cs:fillRef idx="0"/>
+    <cs:effectRef idx="0"/>
+    <cs:fontRef idx="minor">
+      <a:schemeClr val="tx1"/>
+    </cs:fontRef>
+    <cs:spPr>
+      <a:gradFill>
+        <a:gsLst>
+          <a:gs pos="100000">
+            <a:schemeClr val="lt1">
+              <a:lumMod val="85000"/>
+            </a:schemeClr>
+          </a:gs>
+          <a:gs pos="0">
+            <a:schemeClr val="lt1"/>
+          </a:gs>
+        </a:gsLst>
+        <a:path path="circle">
+          <a:fillToRect l="50000" t="50000" r="50000" b="50000"/>
+        </a:path>
+      </a:gradFill>
+      <a:ln w="9525" cap="flat" cmpd="sng" algn="ctr">
+        <a:solidFill>
+          <a:schemeClr val="lt1"/>
+        </a:solidFill>
+        <a:round/>
+      </a:ln>
+    </cs:spPr>
+  </cs:upBar>
+  <cs:valueAxis>
+    <cs:lnRef idx="0"/>
+    <cs:fillRef idx="0"/>
+    <cs:effectRef idx="0"/>
+    <cs:fontRef idx="minor">
+      <a:schemeClr val="lt1">
+        <a:lumMod val="85000"/>
+      </a:schemeClr>
+    </cs:fontRef>
+    <cs:defRPr sz="900" kern="1200"/>
+  </cs:valueAxis>
+  <cs:wall>
+    <cs:lnRef idx="0"/>
+    <cs:fillRef idx="0"/>
+    <cs:effectRef idx="0"/>
+    <cs:fontRef idx="minor">
+      <a:schemeClr val="tx1"/>
+    </cs:fontRef>
+  </cs:wall>
+</cs:chartStyle>
 </file>
 
 <file path=word/theme/theme1.xml><?xml version="1.0" encoding="utf-8"?>

--- a/Research_paper.docx
+++ b/Research_paper.docx
@@ -1,6 +1,6 @@
 
 <file path=word/document.xml><?xml version="1.0" encoding="utf-8"?>
-<w:document xmlns:wpc="http://schemas.microsoft.com/office/word/2010/wordprocessingCanvas" xmlns:cx="http://schemas.microsoft.com/office/drawing/2014/chartex" xmlns:mc="http://schemas.openxmlformats.org/markup-compatibility/2006" xmlns:o="urn:schemas-microsoft-com:office:office" xmlns:r="http://schemas.openxmlformats.org/officeDocument/2006/relationships" xmlns:m="http://schemas.openxmlformats.org/officeDocument/2006/math" xmlns:v="urn:schemas-microsoft-com:vml" xmlns:wp14="http://schemas.microsoft.com/office/word/2010/wordprocessingDrawing" xmlns:wp="http://schemas.openxmlformats.org/drawingml/2006/wordprocessingDrawing" xmlns:w10="urn:schemas-microsoft-com:office:word" xmlns:w="http://schemas.openxmlformats.org/wordprocessingml/2006/main" xmlns:w14="http://schemas.microsoft.com/office/word/2010/wordml" xmlns:w15="http://schemas.microsoft.com/office/word/2012/wordml" xmlns:w16se="http://schemas.microsoft.com/office/word/2015/wordml/symex" xmlns:wpg="http://schemas.microsoft.com/office/word/2010/wordprocessingGroup" xmlns:wpi="http://schemas.microsoft.com/office/word/2010/wordprocessingInk" xmlns:wne="http://schemas.microsoft.com/office/word/2006/wordml" xmlns:wps="http://schemas.microsoft.com/office/word/2010/wordprocessingShape" mc:Ignorable="w14 w15 w16se wp14">
+<w:document xmlns:wpc="http://schemas.microsoft.com/office/word/2010/wordprocessingCanvas" xmlns:mc="http://schemas.openxmlformats.org/markup-compatibility/2006" xmlns:o="urn:schemas-microsoft-com:office:office" xmlns:r="http://schemas.openxmlformats.org/officeDocument/2006/relationships" xmlns:m="http://schemas.openxmlformats.org/officeDocument/2006/math" xmlns:v="urn:schemas-microsoft-com:vml" xmlns:wp14="http://schemas.microsoft.com/office/word/2010/wordprocessingDrawing" xmlns:wp="http://schemas.openxmlformats.org/drawingml/2006/wordprocessingDrawing" xmlns:w10="urn:schemas-microsoft-com:office:word" xmlns:w="http://schemas.openxmlformats.org/wordprocessingml/2006/main" xmlns:w14="http://schemas.microsoft.com/office/word/2010/wordml" xmlns:w15="http://schemas.microsoft.com/office/word/2012/wordml" xmlns:wpg="http://schemas.microsoft.com/office/word/2010/wordprocessingGroup" xmlns:wpi="http://schemas.microsoft.com/office/word/2010/wordprocessingInk" xmlns:wne="http://schemas.microsoft.com/office/word/2006/wordml" xmlns:wps="http://schemas.microsoft.com/office/word/2010/wordprocessingShape" mc:Ignorable="w14 w15 wp14">
   <w:body>
     <w:p>
       <w:pPr>
@@ -190,18 +190,7 @@
           <w:sz w:val="20"/>
           <w:szCs w:val="20"/>
         </w:rPr>
-        <w:t xml:space="preserve">, </w:t>
-      </w:r>
-      <w:bookmarkStart w:id="0" w:name="_GoBack"/>
-      <w:bookmarkEnd w:id="0"/>
-      <w:r>
-        <w:rPr>
-          <w:rStyle w:val="inqyif"/>
-          <w:rFonts w:ascii="Bookman Old Style" w:hAnsi="Bookman Old Style"/>
-          <w:sz w:val="20"/>
-          <w:szCs w:val="20"/>
-        </w:rPr>
-        <w:t>Islamabad</w:t>
+        <w:t>, Islamabad</w:t>
       </w:r>
     </w:p>
     <w:p>
@@ -266,23 +255,69 @@
           <w:sz w:val="24"/>
           <w:szCs w:val="24"/>
         </w:rPr>
-        <w:t xml:space="preserve"> the Shapiro–Wilk test, the </w:t>
-      </w:r>
-      <w:r>
-        <w:rPr>
-          <w:rFonts w:ascii="Bookman Old Style" w:hAnsi="Bookman Old Style"/>
-          <w:sz w:val="24"/>
-          <w:szCs w:val="24"/>
-        </w:rPr>
-        <w:t>Kolmogorov–Smirnov test with Lilliefors</w:t>
-      </w:r>
-      <w:r>
-        <w:rPr>
-          <w:rFonts w:ascii="Bookman Old Style" w:hAnsi="Bookman Old Style"/>
-          <w:sz w:val="24"/>
-          <w:szCs w:val="24"/>
-        </w:rPr>
-        <w:t>, skewness and kurtosis with their Z-scores, a histogra</w:t>
+        <w:t xml:space="preserve"> the Shapiro–</w:t>
+      </w:r>
+      <w:proofErr w:type="spellStart"/>
+      <w:r>
+        <w:rPr>
+          <w:rFonts w:ascii="Bookman Old Style" w:hAnsi="Bookman Old Style"/>
+          <w:sz w:val="24"/>
+          <w:szCs w:val="24"/>
+        </w:rPr>
+        <w:t>Wilk</w:t>
+      </w:r>
+      <w:proofErr w:type="spellEnd"/>
+      <w:r>
+        <w:rPr>
+          <w:rFonts w:ascii="Bookman Old Style" w:hAnsi="Bookman Old Style"/>
+          <w:sz w:val="24"/>
+          <w:szCs w:val="24"/>
+        </w:rPr>
+        <w:t xml:space="preserve"> test, the </w:t>
+      </w:r>
+      <w:r>
+        <w:rPr>
+          <w:rFonts w:ascii="Bookman Old Style" w:hAnsi="Bookman Old Style"/>
+          <w:sz w:val="24"/>
+          <w:szCs w:val="24"/>
+        </w:rPr>
+        <w:t xml:space="preserve">Kolmogorov–Smirnov test with </w:t>
+      </w:r>
+      <w:proofErr w:type="spellStart"/>
+      <w:r>
+        <w:rPr>
+          <w:rFonts w:ascii="Bookman Old Style" w:hAnsi="Bookman Old Style"/>
+          <w:sz w:val="24"/>
+          <w:szCs w:val="24"/>
+        </w:rPr>
+        <w:t>Lilliefors</w:t>
+      </w:r>
+      <w:proofErr w:type="spellEnd"/>
+      <w:r>
+        <w:rPr>
+          <w:rFonts w:ascii="Bookman Old Style" w:hAnsi="Bookman Old Style"/>
+          <w:sz w:val="24"/>
+          <w:szCs w:val="24"/>
+        </w:rPr>
+        <w:t xml:space="preserve">, </w:t>
+      </w:r>
+      <w:proofErr w:type="spellStart"/>
+      <w:r>
+        <w:rPr>
+          <w:rFonts w:ascii="Bookman Old Style" w:hAnsi="Bookman Old Style"/>
+          <w:sz w:val="24"/>
+          <w:szCs w:val="24"/>
+        </w:rPr>
+        <w:t>skewness</w:t>
+      </w:r>
+      <w:proofErr w:type="spellEnd"/>
+      <w:r>
+        <w:rPr>
+          <w:rFonts w:ascii="Bookman Old Style" w:hAnsi="Bookman Old Style"/>
+          <w:sz w:val="24"/>
+          <w:szCs w:val="24"/>
+        </w:rPr>
+        <w:t xml:space="preserve"> and kurtosis with their Z-scores, a histogra</w:t>
       </w:r>
       <w:r>
         <w:rPr>
@@ -298,15 +333,71 @@
           <w:sz w:val="24"/>
           <w:szCs w:val="24"/>
         </w:rPr>
-        <w:t>variation check were applied. Mean BMI was 30.80 (SD 5.51). Skewness was 0.297 and excess kurtosis 0.22</w:t>
-      </w:r>
-      <w:r>
-        <w:rPr>
-          <w:rFonts w:ascii="Bookman Old Style" w:hAnsi="Bookman Old Style"/>
-          <w:sz w:val="24"/>
-          <w:szCs w:val="24"/>
-        </w:rPr>
-        <w:t>1</w:t>
+        <w:t xml:space="preserve">variation check were applied. </w:t>
+      </w:r>
+      <w:r>
+        <w:rPr>
+          <w:rFonts w:ascii="Bookman Old Style" w:hAnsi="Bookman Old Style"/>
+          <w:sz w:val="24"/>
+          <w:szCs w:val="24"/>
+        </w:rPr>
+        <w:t xml:space="preserve">The mean </w:t>
+      </w:r>
+      <w:r>
+        <w:rPr>
+          <w:rFonts w:ascii="Bookman Old Style" w:hAnsi="Bookman Old Style"/>
+          <w:sz w:val="24"/>
+          <w:szCs w:val="24"/>
+        </w:rPr>
+        <w:t>of BMI</w:t>
+      </w:r>
+      <w:r>
+        <w:rPr>
+          <w:rFonts w:ascii="Bookman Old Style" w:hAnsi="Bookman Old Style"/>
+          <w:sz w:val="24"/>
+          <w:szCs w:val="24"/>
+        </w:rPr>
+        <w:t xml:space="preserve"> was 30.80</w:t>
+      </w:r>
+      <w:r>
+        <w:rPr>
+          <w:rFonts w:ascii="Bookman Old Style" w:hAnsi="Bookman Old Style"/>
+          <w:sz w:val="24"/>
+          <w:szCs w:val="24"/>
+        </w:rPr>
+        <w:t xml:space="preserve"> and </w:t>
+      </w:r>
+      <w:r>
+        <w:rPr>
+          <w:rFonts w:ascii="Bookman Old Style" w:hAnsi="Bookman Old Style"/>
+          <w:sz w:val="24"/>
+          <w:szCs w:val="24"/>
+        </w:rPr>
+        <w:t>SD</w:t>
+      </w:r>
+      <w:r>
+        <w:rPr>
+          <w:rFonts w:ascii="Bookman Old Style" w:hAnsi="Bookman Old Style"/>
+          <w:sz w:val="24"/>
+          <w:szCs w:val="24"/>
+        </w:rPr>
+        <w:t xml:space="preserve"> was </w:t>
+      </w:r>
+      <w:r>
+        <w:rPr>
+          <w:rFonts w:ascii="Bookman Old Style" w:hAnsi="Bookman Old Style"/>
+          <w:sz w:val="24"/>
+          <w:szCs w:val="24"/>
+        </w:rPr>
+        <w:t>5.</w:t>
+      </w:r>
+      <w:r>
+        <w:rPr>
+          <w:rFonts w:ascii="Bookman Old Style" w:hAnsi="Bookman Old Style"/>
+          <w:sz w:val="24"/>
+          <w:szCs w:val="24"/>
+        </w:rPr>
+        <w:t>508</w:t>
       </w:r>
       <w:r>
         <w:rPr>
@@ -319,56 +410,128 @@
       <w:r>
         <w:rPr>
           <w:rFonts w:ascii="Bookman Old Style" w:hAnsi="Bookman Old Style"/>
-          <w:b/>
-          <w:bCs/>
-          <w:color w:val="FF0000"/>
-          <w:sz w:val="24"/>
-          <w:szCs w:val="24"/>
-        </w:rPr>
-        <w:t xml:space="preserve"> The Shapiro–Wilk (W = 0.985, p = 0.699) and Lilliefors (D = 0.042, p ≈ 0.998) tests were not significant</w:t>
-      </w:r>
-      <w:r>
-        <w:rPr>
-          <w:rFonts w:ascii="Bookman Old Style" w:hAnsi="Bookman Old Style"/>
-          <w:sz w:val="24"/>
-          <w:szCs w:val="24"/>
-        </w:rPr>
-        <w:t xml:space="preserve">, </w:t>
-      </w:r>
-      <w:r>
-        <w:rPr>
-          <w:rFonts w:ascii="Bookman Old Style" w:hAnsi="Bookman Old Style"/>
-          <w:b/>
-          <w:bCs/>
-          <w:color w:val="FF0000"/>
-          <w:sz w:val="24"/>
-          <w:szCs w:val="24"/>
-        </w:rPr>
-        <w:t>and the histogram, box plot and Z-scores agreed. BMI in this sample appears approximately normal.</w:t>
-      </w:r>
-      <w:r>
-        <w:rPr>
-          <w:rFonts w:ascii="Bookman Old Style" w:hAnsi="Bookman Old Style"/>
-          <w:sz w:val="24"/>
-          <w:szCs w:val="24"/>
-        </w:rPr>
-        <w:t xml:space="preserve"> A supplementary test on all 1,337 cleaned records, however, rejected normality so the sample result should not be generali</w:t>
-      </w:r>
-      <w:r>
-        <w:rPr>
-          <w:rFonts w:ascii="Bookman Old Style" w:hAnsi="Bookman Old Style"/>
-          <w:sz w:val="24"/>
-          <w:szCs w:val="24"/>
-        </w:rPr>
-        <w:t>z</w:t>
-      </w:r>
-      <w:r>
-        <w:rPr>
-          <w:rFonts w:ascii="Bookman Old Style" w:hAnsi="Bookman Old Style"/>
-          <w:sz w:val="24"/>
-          <w:szCs w:val="24"/>
-        </w:rPr>
-        <w:t>ed to the full dataset.</w:t>
+          <w:sz w:val="24"/>
+          <w:szCs w:val="24"/>
+        </w:rPr>
+        <w:t xml:space="preserve"> </w:t>
+      </w:r>
+      <w:proofErr w:type="spellStart"/>
+      <w:r>
+        <w:rPr>
+          <w:rFonts w:ascii="Bookman Old Style" w:hAnsi="Bookman Old Style"/>
+          <w:sz w:val="24"/>
+          <w:szCs w:val="24"/>
+        </w:rPr>
+        <w:t>Skewness</w:t>
+      </w:r>
+      <w:proofErr w:type="spellEnd"/>
+      <w:r>
+        <w:rPr>
+          <w:rFonts w:ascii="Bookman Old Style" w:hAnsi="Bookman Old Style"/>
+          <w:sz w:val="24"/>
+          <w:szCs w:val="24"/>
+        </w:rPr>
+        <w:t xml:space="preserve"> was 0.297 and excess kurtosis was 0.222. The Shapiro–</w:t>
+      </w:r>
+      <w:proofErr w:type="spellStart"/>
+      <w:r>
+        <w:rPr>
+          <w:rFonts w:ascii="Bookman Old Style" w:hAnsi="Bookman Old Style"/>
+          <w:sz w:val="24"/>
+          <w:szCs w:val="24"/>
+        </w:rPr>
+        <w:t>Wilk</w:t>
+      </w:r>
+      <w:proofErr w:type="spellEnd"/>
+      <w:r>
+        <w:rPr>
+          <w:rFonts w:ascii="Bookman Old Style" w:hAnsi="Bookman Old Style"/>
+          <w:sz w:val="24"/>
+          <w:szCs w:val="24"/>
+        </w:rPr>
+        <w:t xml:space="preserve"> test (W = 0.985, p = 0.699) and the </w:t>
+      </w:r>
+      <w:proofErr w:type="spellStart"/>
+      <w:r>
+        <w:rPr>
+          <w:rFonts w:ascii="Bookman Old Style" w:hAnsi="Bookman Old Style"/>
+          <w:sz w:val="24"/>
+          <w:szCs w:val="24"/>
+        </w:rPr>
+        <w:t>Lilliefors</w:t>
+      </w:r>
+      <w:proofErr w:type="spellEnd"/>
+      <w:r>
+        <w:rPr>
+          <w:rFonts w:ascii="Bookman Old Style" w:hAnsi="Bookman Old Style"/>
+          <w:sz w:val="24"/>
+          <w:szCs w:val="24"/>
+        </w:rPr>
+        <w:t xml:space="preserve"> test (D = 0.042, p</w:t>
+      </w:r>
+      <w:r>
+        <w:rPr>
+          <w:rFonts w:ascii="Bookman Old Style" w:hAnsi="Bookman Old Style"/>
+          <w:sz w:val="24"/>
+          <w:szCs w:val="24"/>
+        </w:rPr>
+        <w:t xml:space="preserve"> </w:t>
+      </w:r>
+      <w:r>
+        <w:rPr>
+          <w:rFonts w:ascii="Bookman Old Style" w:hAnsi="Bookman Old Style"/>
+          <w:sz w:val="24"/>
+          <w:szCs w:val="24"/>
+        </w:rPr>
+        <w:t>is capped to</w:t>
+      </w:r>
+      <w:r>
+        <w:rPr>
+          <w:rFonts w:ascii="Bookman Old Style" w:hAnsi="Bookman Old Style"/>
+          <w:sz w:val="24"/>
+          <w:szCs w:val="24"/>
+        </w:rPr>
+        <w:t xml:space="preserve"> </w:t>
+      </w:r>
+      <w:r>
+        <w:rPr>
+          <w:rFonts w:ascii="Bookman Old Style" w:hAnsi="Bookman Old Style"/>
+          <w:sz w:val="24"/>
+          <w:szCs w:val="24"/>
+        </w:rPr>
+        <w:t>0.990) did not reject normality at α = 0.05. The graphical and numerical checks were broadly consistent with an approximately normal sample distribution, although one high value (47.41) was flagged as an outlier. A supplementary analysis of all</w:t>
+      </w:r>
+      <w:r>
+        <w:rPr>
+          <w:rFonts w:ascii="Bookman Old Style" w:hAnsi="Bookman Old Style"/>
+          <w:sz w:val="24"/>
+          <w:szCs w:val="24"/>
+        </w:rPr>
+        <w:t xml:space="preserve"> 59 samples </w:t>
+      </w:r>
+      <w:r>
+        <w:rPr>
+          <w:rFonts w:ascii="Bookman Old Style" w:hAnsi="Bookman Old Style"/>
+          <w:sz w:val="24"/>
+          <w:szCs w:val="24"/>
+        </w:rPr>
+        <w:t>indicat</w:t>
+      </w:r>
+      <w:r>
+        <w:rPr>
+          <w:rFonts w:ascii="Bookman Old Style" w:hAnsi="Bookman Old Style"/>
+          <w:sz w:val="24"/>
+          <w:szCs w:val="24"/>
+        </w:rPr>
+        <w:t>es</w:t>
+      </w:r>
+      <w:r>
+        <w:rPr>
+          <w:rFonts w:ascii="Bookman Old Style" w:hAnsi="Bookman Old Style"/>
+          <w:sz w:val="24"/>
+          <w:szCs w:val="24"/>
+        </w:rPr>
+        <w:t xml:space="preserve"> statistically detectable normality in the full dataset. </w:t>
       </w:r>
     </w:p>
     <w:p>
@@ -394,21 +557,46 @@
           <w:rStyle w:val="fontstyle21"/>
           <w:rFonts w:ascii="Bookman Old Style" w:hAnsi="Bookman Old Style"/>
         </w:rPr>
-        <w:t xml:space="preserve">Descriptive statistics, normality test, Shapiro–Wilk, </w:t>
-      </w:r>
+        <w:t>Descriptive statistics, normality test, Shapiro–</w:t>
+      </w:r>
+      <w:proofErr w:type="spellStart"/>
       <w:r>
         <w:rPr>
           <w:rStyle w:val="fontstyle21"/>
           <w:rFonts w:ascii="Bookman Old Style" w:hAnsi="Bookman Old Style"/>
         </w:rPr>
+        <w:t>Wilk</w:t>
+      </w:r>
+      <w:proofErr w:type="spellEnd"/>
+      <w:r>
+        <w:rPr>
+          <w:rStyle w:val="fontstyle21"/>
+          <w:rFonts w:ascii="Bookman Old Style" w:hAnsi="Bookman Old Style"/>
+        </w:rPr>
+        <w:t xml:space="preserve">, </w:t>
+      </w:r>
+      <w:r>
+        <w:rPr>
+          <w:rStyle w:val="fontstyle21"/>
+          <w:rFonts w:ascii="Bookman Old Style" w:hAnsi="Bookman Old Style"/>
+        </w:rPr>
         <w:t xml:space="preserve">Kolmogorov–Smirnov </w:t>
       </w:r>
+      <w:proofErr w:type="spellStart"/>
       <w:r>
         <w:rPr>
           <w:rStyle w:val="fontstyle21"/>
           <w:rFonts w:ascii="Bookman Old Style" w:hAnsi="Bookman Old Style"/>
         </w:rPr>
-        <w:t xml:space="preserve">skewness, kurtosis, </w:t>
+        <w:t>skewness</w:t>
+      </w:r>
+      <w:proofErr w:type="spellEnd"/>
+      <w:r>
+        <w:rPr>
+          <w:rStyle w:val="fontstyle21"/>
+          <w:rFonts w:ascii="Bookman Old Style" w:hAnsi="Bookman Old Style"/>
+        </w:rPr>
+        <w:t xml:space="preserve">, kurtosis, </w:t>
       </w:r>
       <w:r>
         <w:rPr>
@@ -465,48 +653,45 @@
           <w:sz w:val="24"/>
           <w:szCs w:val="24"/>
         </w:rPr>
-        <w:t xml:space="preserve">Descriptive statistics </w:t>
-      </w:r>
-      <w:r>
-        <w:rPr>
-          <w:rFonts w:ascii="Bookman Old Style" w:hAnsi="Bookman Old Style"/>
-          <w:sz w:val="24"/>
-          <w:szCs w:val="24"/>
-        </w:rPr>
-        <w:t>summarize</w:t>
-      </w:r>
-      <w:r>
-        <w:rPr>
-          <w:rFonts w:ascii="Bookman Old Style" w:hAnsi="Bookman Old Style"/>
-          <w:sz w:val="24"/>
-          <w:szCs w:val="24"/>
-        </w:rPr>
-        <w:t xml:space="preserve"> a set of observations so that the main features of the data can be communicated simply. For continuous data they describe the </w:t>
-      </w:r>
-      <w:proofErr w:type="spellStart"/>
-      <w:r>
-        <w:rPr>
-          <w:rFonts w:ascii="Bookman Old Style" w:hAnsi="Bookman Old Style"/>
-          <w:sz w:val="24"/>
-          <w:szCs w:val="24"/>
-        </w:rPr>
-        <w:t>centre</w:t>
-      </w:r>
-      <w:proofErr w:type="spellEnd"/>
-      <w:r>
-        <w:rPr>
-          <w:rFonts w:ascii="Bookman Old Style" w:hAnsi="Bookman Old Style"/>
-          <w:sz w:val="24"/>
-          <w:szCs w:val="24"/>
-        </w:rPr>
-        <w:t xml:space="preserve"> (mean, median, mode) and the spread (variance, standard deviation, quartiles) of the values. Before the mean and standard deviation are used to describe a variable, </w:t>
-      </w:r>
-      <w:r>
-        <w:rPr>
-          <w:rFonts w:ascii="Bookman Old Style" w:hAnsi="Bookman Old Style"/>
-          <w:b/>
-          <w:bCs/>
-          <w:color w:val="FF0000"/>
+        <w:t>Descriptive statistics summarize a set of observations so that the main features of the data can be communicated simply. For continuous data they describe the cent</w:t>
+      </w:r>
+      <w:r>
+        <w:rPr>
+          <w:rFonts w:ascii="Bookman Old Style" w:hAnsi="Bookman Old Style"/>
+          <w:sz w:val="24"/>
+          <w:szCs w:val="24"/>
+        </w:rPr>
+        <w:t>e</w:t>
+      </w:r>
+      <w:r>
+        <w:rPr>
+          <w:rFonts w:ascii="Bookman Old Style" w:hAnsi="Bookman Old Style"/>
+          <w:sz w:val="24"/>
+          <w:szCs w:val="24"/>
+        </w:rPr>
+        <w:t xml:space="preserve">r (mean, median, </w:t>
+      </w:r>
+      <w:proofErr w:type="gramStart"/>
+      <w:r>
+        <w:rPr>
+          <w:rFonts w:ascii="Bookman Old Style" w:hAnsi="Bookman Old Style"/>
+          <w:sz w:val="24"/>
+          <w:szCs w:val="24"/>
+        </w:rPr>
+        <w:t>mode</w:t>
+      </w:r>
+      <w:proofErr w:type="gramEnd"/>
+      <w:r>
+        <w:rPr>
+          <w:rFonts w:ascii="Bookman Old Style" w:hAnsi="Bookman Old Style"/>
+          <w:sz w:val="24"/>
+          <w:szCs w:val="24"/>
+        </w:rPr>
+        <w:t xml:space="preserve">) and the spread (variance, standard deviation, quartiles) of the values. Before the mean and standard deviation are used to describe a variable, </w:t>
+      </w:r>
+      <w:r>
+        <w:rPr>
+          <w:rFonts w:ascii="Bookman Old Style" w:hAnsi="Bookman Old Style"/>
           <w:sz w:val="24"/>
           <w:szCs w:val="24"/>
         </w:rPr>
@@ -573,15 +758,7 @@
           <w:sz w:val="24"/>
           <w:szCs w:val="24"/>
         </w:rPr>
-        <w:t xml:space="preserve"> </w:t>
-      </w:r>
-      <w:r>
-        <w:rPr>
-          <w:rFonts w:ascii="Bookman Old Style" w:hAnsi="Bookman Old Style"/>
-          <w:sz w:val="24"/>
-          <w:szCs w:val="24"/>
-        </w:rPr>
-        <w:t xml:space="preserve">was </w:t>
+        <w:t xml:space="preserve"> was </w:t>
       </w:r>
       <w:r>
         <w:rPr>
@@ -590,23 +767,7 @@
           <w:szCs w:val="24"/>
         </w:rPr>
         <w:lastRenderedPageBreak/>
-        <w:t>chosen because it is a continuous, ratio-sca</w:t>
-      </w:r>
-      <w:r>
-        <w:rPr>
-          <w:rFonts w:ascii="Bookman Old Style" w:hAnsi="Bookman Old Style"/>
-          <w:sz w:val="24"/>
-          <w:szCs w:val="24"/>
-        </w:rPr>
-        <w:t>le measure that is widely analyz</w:t>
-      </w:r>
-      <w:r>
-        <w:rPr>
-          <w:rFonts w:ascii="Bookman Old Style" w:hAnsi="Bookman Old Style"/>
-          <w:sz w:val="24"/>
-          <w:szCs w:val="24"/>
-        </w:rPr>
-        <w:t>ed in health research. The source dataset's own description notes that its BMI distribution is not fully normal, which makes it a useful case for testing.</w:t>
+        <w:t>chosen because it is a continuous, ratio-scale measure that is widely analyzed in health research. The source dataset's own description notes that its BMI distribution is not fully normal, which makes it a useful case for testing.</w:t>
       </w:r>
     </w:p>
     <w:p>
@@ -669,7 +830,25 @@
           <w:sz w:val="24"/>
           <w:szCs w:val="24"/>
         </w:rPr>
-        <w:t xml:space="preserve">The data come from the Medical Cost Personal Datasets, a public dataset published on </w:t>
+        <w:t xml:space="preserve">The data come from the </w:t>
+      </w:r>
+      <w:r>
+        <w:rPr>
+          <w:rFonts w:ascii="Bookman Old Style" w:hAnsi="Bookman Old Style"/>
+          <w:b/>
+          <w:bCs/>
+          <w:sz w:val="24"/>
+          <w:szCs w:val="24"/>
+        </w:rPr>
+        <w:t>Medical Cost Personal Dataset</w:t>
+      </w:r>
+      <w:r>
+        <w:rPr>
+          <w:rFonts w:ascii="Bookman Old Style" w:hAnsi="Bookman Old Style"/>
+          <w:sz w:val="24"/>
+          <w:szCs w:val="24"/>
+        </w:rPr>
+        <w:t xml:space="preserve">, a public dataset published on </w:t>
       </w:r>
       <w:proofErr w:type="spellStart"/>
       <w:r>
@@ -687,31 +866,7 @@
           <w:sz w:val="24"/>
           <w:szCs w:val="24"/>
         </w:rPr>
-        <w:t xml:space="preserve">. </w:t>
-      </w:r>
-      <w:r>
-        <w:rPr>
-          <w:rFonts w:ascii="Bookman Old Style" w:hAnsi="Bookman Old Style"/>
-          <w:sz w:val="24"/>
-          <w:szCs w:val="24"/>
-        </w:rPr>
-        <w:t>The</w:t>
-      </w:r>
-      <w:r>
-        <w:rPr>
-          <w:rFonts w:ascii="Bookman Old Style" w:hAnsi="Bookman Old Style"/>
-          <w:sz w:val="24"/>
-          <w:szCs w:val="24"/>
-        </w:rPr>
-        <w:t xml:space="preserve"> full dataset has seven columns i.e.</w:t>
-      </w:r>
-      <w:r>
-        <w:rPr>
-          <w:rFonts w:ascii="Bookman Old Style" w:hAnsi="Bookman Old Style"/>
-          <w:sz w:val="24"/>
-          <w:szCs w:val="24"/>
-        </w:rPr>
-        <w:t xml:space="preserve"> age, sex, </w:t>
+        <w:t xml:space="preserve">. The full dataset has seven columns i.e. age, sex, </w:t>
       </w:r>
       <w:proofErr w:type="spellStart"/>
       <w:r>
@@ -1466,28 +1621,8 @@
           <w:rPr>
             <w:rStyle w:val="Hyperlink"/>
             <w:rFonts w:ascii="Bookman Old Style" w:hAnsi="Bookman Old Style"/>
-            <w:sz w:val="24"/>
-            <w:szCs w:val="24"/>
           </w:rPr>
-          <w:t>https://www.kaggle.com/dat</w:t>
-        </w:r>
-        <w:r>
-          <w:rPr>
-            <w:rStyle w:val="Hyperlink"/>
-            <w:rFonts w:ascii="Bookman Old Style" w:hAnsi="Bookman Old Style"/>
-            <w:sz w:val="24"/>
-            <w:szCs w:val="24"/>
-          </w:rPr>
-          <w:t>a</w:t>
-        </w:r>
-        <w:r>
-          <w:rPr>
-            <w:rStyle w:val="Hyperlink"/>
-            <w:rFonts w:ascii="Bookman Old Style" w:hAnsi="Bookman Old Style"/>
-            <w:sz w:val="24"/>
-            <w:szCs w:val="24"/>
-          </w:rPr>
-          <w:t>sets/mirichoi0218/insurance/data</w:t>
+          <w:t>https://www.kaggle.com/datasets/mirichoi0218/insurance/data</w:t>
         </w:r>
       </w:hyperlink>
     </w:p>
@@ -1526,23 +1661,7 @@
           <w:sz w:val="24"/>
           <w:szCs w:val="24"/>
         </w:rPr>
-        <w:t>Total 1,338 raw rows</w:t>
-      </w:r>
-      <w:r>
-        <w:rPr>
-          <w:rFonts w:ascii="Bookman Old Style" w:hAnsi="Bookman Old Style"/>
-          <w:sz w:val="24"/>
-          <w:szCs w:val="24"/>
-        </w:rPr>
-        <w:t xml:space="preserve"> identified in the dataset</w:t>
-      </w:r>
-      <w:r>
-        <w:rPr>
-          <w:rFonts w:ascii="Bookman Old Style" w:hAnsi="Bookman Old Style"/>
-          <w:sz w:val="24"/>
-          <w:szCs w:val="24"/>
-        </w:rPr>
-        <w:t xml:space="preserve">, of which one duplicate was removed leaving 1,337 cleaned records. The </w:t>
+        <w:t xml:space="preserve">Total 1,338 raw rows identified in the dataset, of which one duplicate was removed leaving 1,337 cleaned records. The </w:t>
       </w:r>
       <w:proofErr w:type="spellStart"/>
       <w:r>
@@ -1560,7 +1679,15 @@
           <w:sz w:val="24"/>
           <w:szCs w:val="24"/>
         </w:rPr>
-        <w:t xml:space="preserve"> has been selected for analysis, which is a continuous, ratio-scale variable. Screening of the data has been performed for missing values and duplicates identification. No missing BMI values were found in the cleaned records.</w:t>
+        <w:t xml:space="preserve"> has been selected for analysis, which is a continuous, ratio-scale variable. Screening of the data has been performed for missing values and duplicates identification. No missing BMI values were found in the cleaned records. </w:t>
+      </w:r>
+      <w:r>
+        <w:rPr>
+          <w:rFonts w:ascii="Bookman Old Style" w:hAnsi="Bookman Old Style"/>
+          <w:sz w:val="24"/>
+          <w:szCs w:val="24"/>
+        </w:rPr>
+        <w:t>A random sample of 59 records was drawn from the cleaned data using Excel's</w:t>
       </w:r>
       <w:r>
         <w:rPr>
@@ -1570,26 +1697,12 @@
         </w:rPr>
         <w:t xml:space="preserve"> </w:t>
       </w:r>
-      <w:r>
-        <w:rPr>
-          <w:rFonts w:ascii="Bookman Old Style" w:hAnsi="Bookman Old Style"/>
-          <w:sz w:val="24"/>
-          <w:szCs w:val="24"/>
-        </w:rPr>
-        <w:t>A random sample of 59 records was drawn from the cleaned data using Excel's</w:t>
-      </w:r>
-      <w:r>
-        <w:rPr>
-          <w:rFonts w:ascii="Bookman Old Style" w:hAnsi="Bookman Old Style"/>
-          <w:sz w:val="24"/>
-          <w:szCs w:val="24"/>
-        </w:rPr>
-        <w:t xml:space="preserve"> </w:t>
-      </w:r>
       <w:proofErr w:type="gramStart"/>
       <w:r>
         <w:rPr>
           <w:rFonts w:ascii="Bookman Old Style" w:hAnsi="Bookman Old Style"/>
+          <w:b/>
+          <w:bCs/>
           <w:sz w:val="24"/>
           <w:szCs w:val="24"/>
         </w:rPr>
@@ -1599,10 +1712,20 @@
       <w:r>
         <w:rPr>
           <w:rFonts w:ascii="Bookman Old Style" w:hAnsi="Bookman Old Style"/>
-          <w:sz w:val="24"/>
-          <w:szCs w:val="24"/>
-        </w:rPr>
-        <w:t>) sampling method</w:t>
+          <w:b/>
+          <w:bCs/>
+          <w:sz w:val="24"/>
+          <w:szCs w:val="24"/>
+        </w:rPr>
+        <w:t>)</w:t>
+      </w:r>
+      <w:r>
+        <w:rPr>
+          <w:rFonts w:ascii="Bookman Old Style" w:hAnsi="Bookman Old Style"/>
+          <w:sz w:val="24"/>
+          <w:szCs w:val="24"/>
+        </w:rPr>
+        <w:t xml:space="preserve"> sampling method</w:t>
       </w:r>
       <w:r>
         <w:rPr>
@@ -1642,7 +1765,25 @@
           <w:sz w:val="24"/>
           <w:szCs w:val="24"/>
         </w:rPr>
-        <w:t>ed sample was n = 59.</w:t>
+        <w:t xml:space="preserve">ed sample was </w:t>
+      </w:r>
+      <w:r>
+        <w:rPr>
+          <w:rFonts w:ascii="Bookman Old Style" w:hAnsi="Bookman Old Style"/>
+          <w:b/>
+          <w:bCs/>
+          <w:sz w:val="24"/>
+          <w:szCs w:val="24"/>
+        </w:rPr>
+        <w:t>n = 59</w:t>
+      </w:r>
+      <w:r>
+        <w:rPr>
+          <w:rFonts w:ascii="Bookman Old Style" w:hAnsi="Bookman Old Style"/>
+          <w:sz w:val="24"/>
+          <w:szCs w:val="24"/>
+        </w:rPr>
+        <w:t>.</w:t>
       </w:r>
     </w:p>
     <w:p>
@@ -1651,90 +1792,116 @@
         <w:jc w:val="both"/>
         <w:rPr>
           <w:rFonts w:ascii="Bookman Old Style" w:hAnsi="Bookman Old Style"/>
+          <w:sz w:val="24"/>
+          <w:szCs w:val="24"/>
+        </w:rPr>
+      </w:pPr>
+      <w:r>
+        <w:rPr>
+          <w:rFonts w:ascii="Bookman Old Style" w:hAnsi="Bookman Old Style"/>
+          <w:b/>
+          <w:i/>
+          <w:iCs/>
+          <w:sz w:val="24"/>
+          <w:szCs w:val="24"/>
+        </w:rPr>
+        <w:t>Descriptive Statistics.</w:t>
+      </w:r>
+      <w:r>
+        <w:rPr>
+          <w:rFonts w:ascii="Bookman Old Style" w:hAnsi="Bookman Old Style"/>
+          <w:b/>
+          <w:sz w:val="24"/>
+          <w:szCs w:val="24"/>
+        </w:rPr>
+        <w:t xml:space="preserve"> </w:t>
+      </w:r>
+      <w:r>
+        <w:rPr>
+          <w:rFonts w:ascii="Bookman Old Style" w:hAnsi="Bookman Old Style"/>
+          <w:bCs/>
+          <w:sz w:val="24"/>
+          <w:szCs w:val="24"/>
+        </w:rPr>
+        <w:t>M</w:t>
+      </w:r>
+      <w:r>
+        <w:rPr>
+          <w:rFonts w:ascii="Bookman Old Style" w:hAnsi="Bookman Old Style"/>
+          <w:sz w:val="24"/>
+          <w:szCs w:val="24"/>
+        </w:rPr>
+        <w:t xml:space="preserve">ean, median, mode, minimum, maximum, range, quartiles Q1 to Q3 (using QUARTILE.EXC, equivalent to the (n + 1) positional method), interquartile range (IQR), variance and </w:t>
+      </w:r>
+      <w:r>
+        <w:rPr>
+          <w:rFonts w:ascii="Bookman Old Style" w:hAnsi="Bookman Old Style"/>
+          <w:sz w:val="24"/>
+          <w:szCs w:val="24"/>
+        </w:rPr>
+        <w:t xml:space="preserve">standard deviation (both with n-1 </w:t>
+      </w:r>
+      <w:r>
+        <w:rPr>
+          <w:rFonts w:ascii="Bookman Old Style" w:hAnsi="Bookman Old Style"/>
+          <w:sz w:val="24"/>
+          <w:szCs w:val="24"/>
+        </w:rPr>
+        <w:t>in the denominator), standard error (SE = SD/√n), the</w:t>
+      </w:r>
+      <w:r>
+        <w:rPr>
+          <w:rFonts w:ascii="Bookman Old Style" w:hAnsi="Bookman Old Style"/>
+          <w:sz w:val="24"/>
+          <w:szCs w:val="24"/>
+        </w:rPr>
+        <w:t xml:space="preserve"> 5th, 10th and 90th percentiles</w:t>
+      </w:r>
+      <w:r>
+        <w:rPr>
+          <w:rFonts w:ascii="Bookman Old Style" w:hAnsi="Bookman Old Style"/>
+          <w:sz w:val="24"/>
+          <w:szCs w:val="24"/>
+        </w:rPr>
+        <w:t xml:space="preserve"> and the coefficient of variation (CV = SD/mean × 100).</w:t>
+      </w:r>
+      <w:r>
+        <w:rPr>
+          <w:rFonts w:ascii="Bookman Old Style" w:hAnsi="Bookman Old Style"/>
+          <w:sz w:val="24"/>
+          <w:szCs w:val="24"/>
+        </w:rPr>
+        <w:t xml:space="preserve"> Detailed values are mentioned in table 1.</w:t>
+      </w:r>
+    </w:p>
+    <w:p>
+      <w:pPr>
+        <w:jc w:val="both"/>
+        <w:rPr>
+          <w:rFonts w:ascii="Bookman Old Style" w:hAnsi="Bookman Old Style"/>
+          <w:b/>
+          <w:i/>
+          <w:iCs/>
+          <w:sz w:val="24"/>
+          <w:szCs w:val="24"/>
+        </w:rPr>
+      </w:pPr>
+    </w:p>
+    <w:p>
+      <w:pPr>
+        <w:jc w:val="both"/>
+        <w:rPr>
+          <w:rFonts w:ascii="Bookman Old Style" w:hAnsi="Bookman Old Style"/>
           <w:b/>
           <w:sz w:val="28"/>
           <w:szCs w:val="28"/>
         </w:rPr>
       </w:pPr>
-      <w:r>
-        <w:rPr>
-          <w:rFonts w:ascii="Bookman Old Style" w:hAnsi="Bookman Old Style"/>
-          <w:b/>
-          <w:i/>
-          <w:iCs/>
-          <w:sz w:val="24"/>
-          <w:szCs w:val="24"/>
-        </w:rPr>
-        <w:t>Descriptive Statistics.</w:t>
-      </w:r>
-      <w:r>
-        <w:rPr>
-          <w:rFonts w:ascii="Bookman Old Style" w:hAnsi="Bookman Old Style"/>
-          <w:b/>
-          <w:sz w:val="24"/>
-          <w:szCs w:val="24"/>
-        </w:rPr>
-        <w:t xml:space="preserve"> </w:t>
-      </w:r>
-      <w:r>
-        <w:rPr>
-          <w:rFonts w:ascii="Bookman Old Style" w:hAnsi="Bookman Old Style"/>
-          <w:bCs/>
-          <w:sz w:val="24"/>
-          <w:szCs w:val="24"/>
-        </w:rPr>
-        <w:t>M</w:t>
-      </w:r>
-      <w:r>
-        <w:rPr>
-          <w:rFonts w:ascii="Bookman Old Style" w:hAnsi="Bookman Old Style"/>
-          <w:sz w:val="24"/>
-          <w:szCs w:val="24"/>
-        </w:rPr>
-        <w:t xml:space="preserve">ean, median, mode, minimum, maximum, range, quartiles Q1 to Q3 (using QUARTILE.EXC, equivalent to the (n + 1) positional method), interquartile range (IQR), variance and </w:t>
-      </w:r>
-      <w:r>
-        <w:rPr>
-          <w:rFonts w:ascii="Bookman Old Style" w:hAnsi="Bookman Old Style"/>
-          <w:sz w:val="24"/>
-          <w:szCs w:val="24"/>
-        </w:rPr>
-        <w:t xml:space="preserve">standard deviation (both with n-1 </w:t>
-      </w:r>
-      <w:r>
-        <w:rPr>
-          <w:rFonts w:ascii="Bookman Old Style" w:hAnsi="Bookman Old Style"/>
-          <w:sz w:val="24"/>
-          <w:szCs w:val="24"/>
-        </w:rPr>
-        <w:t>in the denominator), standard error (SE = SD/√n), the</w:t>
-      </w:r>
-      <w:r>
-        <w:rPr>
-          <w:rFonts w:ascii="Bookman Old Style" w:hAnsi="Bookman Old Style"/>
-          <w:sz w:val="24"/>
-          <w:szCs w:val="24"/>
-        </w:rPr>
-        <w:t xml:space="preserve"> 5th, 10th and 90th percentiles</w:t>
-      </w:r>
-      <w:r>
-        <w:rPr>
-          <w:rFonts w:ascii="Bookman Old Style" w:hAnsi="Bookman Old Style"/>
-          <w:sz w:val="24"/>
-          <w:szCs w:val="24"/>
-        </w:rPr>
-        <w:t xml:space="preserve"> and the coefficient of variation (CV = SD/mean × 100).</w:t>
-      </w:r>
     </w:p>
     <w:p>
       <w:pPr>
         <w:ind w:left="360"/>
         <w:jc w:val="both"/>
-        <w:rPr>
-          <w:rFonts w:ascii="Bookman Old Style" w:hAnsi="Bookman Old Style"/>
-          <w:sz w:val="24"/>
-          <w:szCs w:val="24"/>
-        </w:rPr>
       </w:pPr>
       <w:r>
         <w:rPr>
@@ -1762,34 +1929,298 @@
           <w:sz w:val="24"/>
           <w:szCs w:val="24"/>
         </w:rPr>
-        <w:t xml:space="preserve">Nine checks were used. The Shapiro–Wilk test was the main test, together with the Kolmogorov–Smirnov test with Lilliefors </w:t>
-      </w:r>
-      <w:r>
-        <w:rPr>
-          <w:rFonts w:ascii="Bookman Old Style" w:hAnsi="Bookman Old Style"/>
-          <w:sz w:val="24"/>
-          <w:szCs w:val="24"/>
-        </w:rPr>
-        <w:lastRenderedPageBreak/>
-        <w:t xml:space="preserve">correction. For both, the null hypothesis is that the data come from a normal population, so p &gt; 0.05 supports normality. Skewness and excess kurtosis were taken from Excel's SKEW and KURT functions, which apply small-sample bias correction. Values between −1 and +1 were taken as approximately normal. Standard errors were calculated as SE(skew) = </w:t>
-      </w:r>
-      <w:proofErr w:type="gramStart"/>
-      <w:r>
-        <w:rPr>
-          <w:rFonts w:ascii="Bookman Old Style" w:hAnsi="Bookman Old Style"/>
-          <w:sz w:val="24"/>
-          <w:szCs w:val="24"/>
-        </w:rPr>
-        <w:t>√[</w:t>
-      </w:r>
-      <w:proofErr w:type="gramEnd"/>
-      <w:r>
-        <w:rPr>
-          <w:rFonts w:ascii="Bookman Old Style" w:hAnsi="Bookman Old Style"/>
-          <w:sz w:val="24"/>
-          <w:szCs w:val="24"/>
-        </w:rPr>
-        <w:t>6n(n − 1) / ((n − 2)(n + 1)(n + 3))] and SE(kurtosis) = 2 × SE(skew) × √[(n² − 1) / ((n − 3)(n + 5))]. Z-scores were obtained by dividing each statistic by its standard error, with a cut-off of ±3.29 for 50 ≤ n &lt; 300. The histogram, box plot and CV check were then inspected. Conclusions were drawn from all methods together, never from one test alone.</w:t>
+        <w:t>Normality was assessed using the Shapiro–</w:t>
+      </w:r>
+      <w:proofErr w:type="spellStart"/>
+      <w:r>
+        <w:rPr>
+          <w:rFonts w:ascii="Bookman Old Style" w:hAnsi="Bookman Old Style"/>
+          <w:sz w:val="24"/>
+          <w:szCs w:val="24"/>
+        </w:rPr>
+        <w:t>Wilk</w:t>
+      </w:r>
+      <w:proofErr w:type="spellEnd"/>
+      <w:r>
+        <w:rPr>
+          <w:rFonts w:ascii="Bookman Old Style" w:hAnsi="Bookman Old Style"/>
+          <w:sz w:val="24"/>
+          <w:szCs w:val="24"/>
+        </w:rPr>
+        <w:t xml:space="preserve"> test and the Kolmogorov–Smirnov test with </w:t>
+      </w:r>
+      <w:proofErr w:type="spellStart"/>
+      <w:r>
+        <w:rPr>
+          <w:rFonts w:ascii="Bookman Old Style" w:hAnsi="Bookman Old Style"/>
+          <w:sz w:val="24"/>
+          <w:szCs w:val="24"/>
+        </w:rPr>
+        <w:t>Lilliefors</w:t>
+      </w:r>
+      <w:proofErr w:type="spellEnd"/>
+      <w:r>
+        <w:rPr>
+          <w:rFonts w:ascii="Bookman Old Style" w:hAnsi="Bookman Old Style"/>
+          <w:sz w:val="24"/>
+          <w:szCs w:val="24"/>
+        </w:rPr>
+        <w:t xml:space="preserve"> correction. For each formal test, the null hypothesis is that the observations are consistent with a normal distribution; at α = 0.05, a p-value greater than 0.05 means the null hypothesis is not rejected, rather than proving normality.</w:t>
+      </w:r>
+      <w:r>
+        <w:t xml:space="preserve"> </w:t>
+      </w:r>
+      <w:r>
+        <w:rPr>
+          <w:rFonts w:ascii="Bookman Old Style" w:hAnsi="Bookman Old Style"/>
+          <w:sz w:val="24"/>
+          <w:szCs w:val="24"/>
+        </w:rPr>
+        <w:t>While traditional Shapiro-</w:t>
+      </w:r>
+      <w:proofErr w:type="spellStart"/>
+      <w:r>
+        <w:rPr>
+          <w:rFonts w:ascii="Bookman Old Style" w:hAnsi="Bookman Old Style"/>
+          <w:sz w:val="24"/>
+          <w:szCs w:val="24"/>
+        </w:rPr>
+        <w:t>Wilk</w:t>
+      </w:r>
+      <w:proofErr w:type="spellEnd"/>
+      <w:r>
+        <w:rPr>
+          <w:rFonts w:ascii="Bookman Old Style" w:hAnsi="Bookman Old Style"/>
+          <w:sz w:val="24"/>
+          <w:szCs w:val="24"/>
+        </w:rPr>
+        <w:t xml:space="preserve"> coefficient tables are typica</w:t>
+      </w:r>
+      <w:r>
+        <w:rPr>
+          <w:rFonts w:ascii="Bookman Old Style" w:hAnsi="Bookman Old Style"/>
+          <w:sz w:val="24"/>
+          <w:szCs w:val="24"/>
+        </w:rPr>
+        <w:t xml:space="preserve">lly limited to sample sizes of </w:t>
+      </w:r>
+      <w:r>
+        <w:rPr>
+          <w:rFonts w:ascii="Bookman Old Style" w:hAnsi="Bookman Old Style"/>
+          <w:sz w:val="24"/>
+          <w:szCs w:val="24"/>
+        </w:rPr>
+        <w:t>n</w:t>
+      </w:r>
+      <m:oMath>
+        <m:r>
+          <w:rPr>
+            <w:rFonts w:ascii="Cambria Math" w:hAnsi="Cambria Math"/>
+            <w:sz w:val="24"/>
+            <w:szCs w:val="24"/>
+          </w:rPr>
+          <m:t>≤</m:t>
+        </m:r>
+      </m:oMath>
+      <w:r>
+        <w:rPr>
+          <w:rFonts w:ascii="Bookman Old Style" w:hAnsi="Bookman Old Style"/>
+          <w:sz w:val="24"/>
+          <w:szCs w:val="24"/>
+        </w:rPr>
+        <w:t>50, the test remains robust for larger samples</w:t>
+      </w:r>
+      <w:r>
+        <w:rPr>
+          <w:rFonts w:ascii="Bookman Old Style" w:hAnsi="Bookman Old Style"/>
+          <w:sz w:val="24"/>
+          <w:szCs w:val="24"/>
+        </w:rPr>
+        <w:t xml:space="preserve"> n = 5000</w:t>
+      </w:r>
+      <w:r>
+        <w:rPr>
+          <w:rFonts w:ascii="Bookman Old Style" w:hAnsi="Bookman Old Style"/>
+          <w:sz w:val="24"/>
+          <w:szCs w:val="24"/>
+        </w:rPr>
+        <w:t xml:space="preserve">. For this study </w:t>
+      </w:r>
+      <w:proofErr w:type="spellStart"/>
+      <w:r>
+        <w:rPr>
+          <w:rFonts w:ascii="Bookman Old Style" w:hAnsi="Bookman Old Style"/>
+          <w:sz w:val="24"/>
+          <w:szCs w:val="24"/>
+        </w:rPr>
+        <w:t>n</w:t>
+      </w:r>
+      <w:proofErr w:type="spellEnd"/>
+      <m:oMath>
+        <m:r>
+          <w:rPr>
+            <w:rFonts w:ascii="Cambria Math" w:hAnsi="Cambria Math"/>
+            <w:sz w:val="24"/>
+            <w:szCs w:val="24"/>
+          </w:rPr>
+          <m:t>&gt;</m:t>
+        </m:r>
+      </m:oMath>
+      <w:r>
+        <w:rPr>
+          <w:rFonts w:ascii="Bookman Old Style" w:hAnsi="Bookman Old Style"/>
+          <w:sz w:val="24"/>
+          <w:szCs w:val="24"/>
+        </w:rPr>
+        <w:t>50, we calculated the test statistic</w:t>
+      </w:r>
+      <w:r>
+        <w:rPr>
+          <w:rFonts w:ascii="Bookman Old Style" w:hAnsi="Bookman Old Style"/>
+          <w:sz w:val="24"/>
+          <w:szCs w:val="24"/>
+        </w:rPr>
+        <w:t xml:space="preserve"> (W)</w:t>
+      </w:r>
+      <w:r>
+        <w:rPr>
+          <w:rFonts w:ascii="Bookman Old Style" w:hAnsi="Bookman Old Style"/>
+          <w:sz w:val="24"/>
+          <w:szCs w:val="24"/>
+        </w:rPr>
+        <w:t xml:space="preserve"> and its corresponding p-value using Python's scientific computing libraries </w:t>
+      </w:r>
+      <w:r>
+        <w:t>(</w:t>
+      </w:r>
+      <w:proofErr w:type="spellStart"/>
+      <w:r>
+        <w:rPr>
+          <w:rStyle w:val="HTMLCode"/>
+          <w:rFonts w:eastAsiaTheme="minorHAnsi"/>
+          <w:sz w:val="21"/>
+          <w:szCs w:val="21"/>
+        </w:rPr>
+        <w:t>scipy.stats.shapiro</w:t>
+      </w:r>
+      <w:proofErr w:type="spellEnd"/>
+      <w:r>
+        <w:t>)</w:t>
+      </w:r>
+      <w:r>
+        <w:t xml:space="preserve"> </w:t>
+      </w:r>
+      <w:r>
+        <w:rPr>
+          <w:rFonts w:ascii="Bookman Old Style" w:hAnsi="Bookman Old Style"/>
+          <w:sz w:val="24"/>
+          <w:szCs w:val="24"/>
+        </w:rPr>
+        <w:t>and</w:t>
+      </w:r>
+      <w:r>
+        <w:t xml:space="preserve"> </w:t>
+      </w:r>
+      <w:r>
+        <w:rPr>
+          <w:rFonts w:ascii="Bookman Old Style" w:hAnsi="Bookman Old Style"/>
+          <w:sz w:val="24"/>
+          <w:szCs w:val="24"/>
+        </w:rPr>
+        <w:t xml:space="preserve">an online tool added in </w:t>
+      </w:r>
+      <w:r>
+        <w:rPr>
+          <w:rFonts w:ascii="Bookman Old Style" w:hAnsi="Bookman Old Style"/>
+          <w:sz w:val="24"/>
+          <w:szCs w:val="24"/>
+        </w:rPr>
+        <w:t xml:space="preserve">the </w:t>
+      </w:r>
+      <w:r>
+        <w:rPr>
+          <w:rFonts w:ascii="Bookman Old Style" w:hAnsi="Bookman Old Style"/>
+          <w:sz w:val="24"/>
+          <w:szCs w:val="24"/>
+        </w:rPr>
+        <w:t>refe</w:t>
+      </w:r>
+      <w:r>
+        <w:rPr>
+          <w:rFonts w:ascii="Bookman Old Style" w:hAnsi="Bookman Old Style"/>
+          <w:sz w:val="24"/>
+          <w:szCs w:val="24"/>
+        </w:rPr>
+        <w:t>re</w:t>
+      </w:r>
+      <w:r>
+        <w:rPr>
+          <w:rFonts w:ascii="Bookman Old Style" w:hAnsi="Bookman Old Style"/>
+          <w:sz w:val="24"/>
+          <w:szCs w:val="24"/>
+        </w:rPr>
+        <w:t>nce</w:t>
+      </w:r>
+      <w:r>
+        <w:rPr>
+          <w:rFonts w:ascii="Bookman Old Style" w:hAnsi="Bookman Old Style"/>
+          <w:sz w:val="24"/>
+          <w:szCs w:val="24"/>
+        </w:rPr>
+        <w:t xml:space="preserve">s </w:t>
+      </w:r>
+      <w:r>
+        <w:rPr>
+          <w:rFonts w:ascii="Bookman Old Style" w:hAnsi="Bookman Old Style"/>
+          <w:sz w:val="24"/>
+          <w:szCs w:val="24"/>
+        </w:rPr>
+        <w:t>below</w:t>
+      </w:r>
+      <w:r>
+        <w:rPr>
+          <w:rFonts w:ascii="Bookman Old Style" w:hAnsi="Bookman Old Style"/>
+          <w:sz w:val="24"/>
+          <w:szCs w:val="24"/>
+        </w:rPr>
+        <w:t>.</w:t>
+      </w:r>
+      <w:r>
+        <w:t xml:space="preserve"> </w:t>
+      </w:r>
+      <w:r>
+        <w:rPr>
+          <w:rFonts w:ascii="Bookman Old Style" w:hAnsi="Bookman Old Style"/>
+          <w:sz w:val="24"/>
+          <w:szCs w:val="24"/>
+        </w:rPr>
+        <w:t xml:space="preserve"> </w:t>
+      </w:r>
+      <w:proofErr w:type="spellStart"/>
+      <w:r>
+        <w:rPr>
+          <w:rFonts w:ascii="Bookman Old Style" w:hAnsi="Bookman Old Style"/>
+          <w:sz w:val="24"/>
+          <w:szCs w:val="24"/>
+        </w:rPr>
+        <w:t>Skewness</w:t>
+      </w:r>
+      <w:proofErr w:type="spellEnd"/>
+      <w:r>
+        <w:rPr>
+          <w:rFonts w:ascii="Bookman Old Style" w:hAnsi="Bookman Old Style"/>
+          <w:sz w:val="24"/>
+          <w:szCs w:val="24"/>
+        </w:rPr>
+        <w:t xml:space="preserve"> and excess kurtosis were taken from Excel's SKEW and KURT functions, which apply small-sample bias correction. Values between −1 and +1 were taken as approximately normal. Standard errors were calculated as SE(skew) = √[6n(n − 1) / ((n − 2)(n + 1)(n + 3))] and SE(kurtosis) = 2 × SE(skew) × √[(n² − 1) / ((n − 3)(n + 5))]. Z-scores were obtained by dividing each statistic by its standard error, with a cut-off of ±3.29 for 50 ≤ n &lt; 300. The histogram, box plot and CV check were then inspected. </w:t>
+      </w:r>
+      <w:r>
+        <w:rPr>
+          <w:rFonts w:ascii="Bookman Old Style" w:hAnsi="Bookman Old Style"/>
+          <w:sz w:val="24"/>
+          <w:szCs w:val="24"/>
+        </w:rPr>
+        <w:t>Conclusions were based on the combined evidence, with the limitations of each method kept in mind.</w:t>
       </w:r>
     </w:p>
     <w:p>
@@ -1798,7 +2229,6 @@
         <w:jc w:val="both"/>
         <w:rPr>
           <w:rFonts w:ascii="Bookman Old Style" w:hAnsi="Bookman Old Style"/>
-          <w:bCs/>
           <w:sz w:val="24"/>
           <w:szCs w:val="24"/>
         </w:rPr>
@@ -1826,35 +2256,35 @@
       <w:r>
         <w:rPr>
           <w:rFonts w:ascii="Bookman Old Style" w:hAnsi="Bookman Old Style"/>
-          <w:bCs/>
-          <w:sz w:val="24"/>
-          <w:szCs w:val="24"/>
-        </w:rPr>
-        <w:t>Descriptive statistics, Z-scores and plot data were calculated in Microsoft Excel. The</w:t>
-      </w:r>
-      <w:r>
-        <w:rPr>
-          <w:rFonts w:ascii="Bookman Old Style" w:hAnsi="Bookman Old Style"/>
-          <w:bCs/>
-          <w:sz w:val="24"/>
-          <w:szCs w:val="24"/>
-        </w:rPr>
-        <w:t xml:space="preserve"> </w:t>
-      </w:r>
-      <w:r>
-        <w:rPr>
-          <w:rFonts w:ascii="Bookman Old Style" w:hAnsi="Bookman Old Style"/>
-          <w:bCs/>
-          <w:sz w:val="24"/>
-          <w:szCs w:val="24"/>
-        </w:rPr>
-        <w:t>Shapiro–Wilk and Lilliefors tests and the figures were produced in Python (</w:t>
+          <w:sz w:val="24"/>
+          <w:szCs w:val="24"/>
+        </w:rPr>
+        <w:t xml:space="preserve">Microsoft Excel was used for data screening, descriptive statistics, </w:t>
       </w:r>
       <w:proofErr w:type="spellStart"/>
       <w:r>
         <w:rPr>
           <w:rFonts w:ascii="Bookman Old Style" w:hAnsi="Bookman Old Style"/>
-          <w:bCs/>
+          <w:sz w:val="24"/>
+          <w:szCs w:val="24"/>
+        </w:rPr>
+        <w:t>skewness</w:t>
+      </w:r>
+      <w:proofErr w:type="spellEnd"/>
+      <w:r>
+        <w:rPr>
+          <w:rFonts w:ascii="Bookman Old Style" w:hAnsi="Bookman Old Style"/>
+          <w:sz w:val="24"/>
+          <w:szCs w:val="24"/>
+        </w:rPr>
+        <w:t xml:space="preserve"> and kurtosis, Z-scores, and the histogram-bin calculations. Python libraries including </w:t>
+      </w:r>
+      <w:proofErr w:type="spellStart"/>
+      <w:r>
+        <w:rPr>
+          <w:rFonts w:ascii="Bookman Old Style" w:hAnsi="Bookman Old Style"/>
+          <w:i/>
+          <w:iCs/>
           <w:sz w:val="24"/>
           <w:szCs w:val="24"/>
         </w:rPr>
@@ -1864,7 +2294,8 @@
       <w:r>
         <w:rPr>
           <w:rFonts w:ascii="Bookman Old Style" w:hAnsi="Bookman Old Style"/>
-          <w:bCs/>
+          <w:i/>
+          <w:iCs/>
           <w:sz w:val="24"/>
           <w:szCs w:val="24"/>
         </w:rPr>
@@ -1874,7 +2305,8 @@
       <w:r>
         <w:rPr>
           <w:rFonts w:ascii="Bookman Old Style" w:hAnsi="Bookman Old Style"/>
-          <w:bCs/>
+          <w:i/>
+          <w:iCs/>
           <w:sz w:val="24"/>
           <w:szCs w:val="24"/>
         </w:rPr>
@@ -1884,7 +2316,8 @@
       <w:r>
         <w:rPr>
           <w:rFonts w:ascii="Bookman Old Style" w:hAnsi="Bookman Old Style"/>
-          <w:bCs/>
+          <w:i/>
+          <w:iCs/>
           <w:sz w:val="24"/>
           <w:szCs w:val="24"/>
         </w:rPr>
@@ -1894,7 +2327,8 @@
       <w:r>
         <w:rPr>
           <w:rFonts w:ascii="Bookman Old Style" w:hAnsi="Bookman Old Style"/>
-          <w:bCs/>
+          <w:i/>
+          <w:iCs/>
           <w:sz w:val="24"/>
           <w:szCs w:val="24"/>
         </w:rPr>
@@ -1904,78 +2338,54 @@
       <w:r>
         <w:rPr>
           <w:rFonts w:ascii="Bookman Old Style" w:hAnsi="Bookman Old Style"/>
-          <w:bCs/>
-          <w:sz w:val="24"/>
-          <w:szCs w:val="24"/>
-        </w:rPr>
-        <w:t xml:space="preserve"> &amp; </w:t>
-      </w:r>
-      <w:proofErr w:type="spellStart"/>
-      <w:r>
-        <w:rPr>
-          <w:rFonts w:ascii="Bookman Old Style" w:hAnsi="Bookman Old Style"/>
-          <w:bCs/>
+          <w:sz w:val="24"/>
+          <w:szCs w:val="24"/>
+        </w:rPr>
+        <w:t xml:space="preserve"> and </w:t>
+      </w:r>
+      <w:r>
+        <w:rPr>
+          <w:rFonts w:ascii="Bookman Old Style" w:hAnsi="Bookman Old Style"/>
+          <w:i/>
+          <w:iCs/>
           <w:sz w:val="24"/>
           <w:szCs w:val="24"/>
         </w:rPr>
         <w:t>NumPy</w:t>
       </w:r>
-      <w:proofErr w:type="spellEnd"/>
-      <w:r>
-        <w:rPr>
-          <w:rFonts w:ascii="Bookman Old Style" w:hAnsi="Bookman Old Style"/>
-          <w:bCs/>
-          <w:sz w:val="24"/>
-          <w:szCs w:val="24"/>
-        </w:rPr>
-        <w:t>),</w:t>
-      </w:r>
-      <w:r>
-        <w:rPr>
-          <w:rFonts w:ascii="Bookman Old Style" w:hAnsi="Bookman Old Style"/>
-          <w:bCs/>
-          <w:sz w:val="24"/>
-          <w:szCs w:val="24"/>
-        </w:rPr>
-        <w:t xml:space="preserve"> </w:t>
-      </w:r>
-      <w:r>
-        <w:rPr>
-          <w:rFonts w:ascii="Bookman Old Style" w:hAnsi="Bookman Old Style"/>
-          <w:bCs/>
-          <w:sz w:val="24"/>
-          <w:szCs w:val="24"/>
-        </w:rPr>
-        <w:t>and the results were entered into the Excel workbook.</w:t>
-      </w:r>
-    </w:p>
-    <w:p>
-      <w:pPr>
-        <w:pStyle w:val="ListParagraph"/>
-        <w:numPr>
-          <w:ilvl w:val="0"/>
-          <w:numId w:val="1"/>
-        </w:numPr>
-        <w:rPr>
-          <w:rFonts w:ascii="Bookman Old Style" w:hAnsi="Bookman Old Style"/>
-          <w:b/>
-          <w:sz w:val="28"/>
-          <w:szCs w:val="28"/>
-        </w:rPr>
-      </w:pPr>
-      <w:r>
-        <w:rPr>
-          <w:rFonts w:ascii="Bookman Old Style" w:hAnsi="Bookman Old Style"/>
-          <w:b/>
-          <w:sz w:val="28"/>
-          <w:szCs w:val="28"/>
-        </w:rPr>
-        <w:t>Results</w:t>
+      <w:r>
+        <w:rPr>
+          <w:rFonts w:ascii="Bookman Old Style" w:hAnsi="Bookman Old Style"/>
+          <w:sz w:val="24"/>
+          <w:szCs w:val="24"/>
+        </w:rPr>
+        <w:t xml:space="preserve"> were used for the formal normality tests and graphical checks where required. Results were documented in the accompanying workbook. The reported values below are rounded for presentation; small differences may occur because of rounding or software conventions.</w:t>
       </w:r>
     </w:p>
     <w:p>
       <w:pPr>
         <w:ind w:left="360"/>
+        <w:jc w:val="both"/>
+        <w:rPr>
+          <w:rFonts w:ascii="Bookman Old Style" w:hAnsi="Bookman Old Style"/>
+          <w:b/>
+          <w:sz w:val="28"/>
+          <w:szCs w:val="28"/>
+        </w:rPr>
+      </w:pPr>
+      <w:r>
+        <w:rPr>
+          <w:rFonts w:ascii="Bookman Old Style" w:hAnsi="Bookman Old Style"/>
+          <w:b/>
+          <w:sz w:val="28"/>
+          <w:szCs w:val="28"/>
+        </w:rPr>
+        <w:t>Results</w:t>
+      </w:r>
+    </w:p>
+    <w:p>
+      <w:pPr>
+        <w:ind w:left="360"/>
         <w:rPr>
           <w:rFonts w:ascii="Bookman Old Style" w:hAnsi="Bookman Old Style"/>
         </w:rPr>
@@ -1991,15 +2401,1480 @@
     <w:tbl>
       <w:tblPr>
         <w:tblStyle w:val="TableGrid"/>
-        <w:tblW w:w="9357" w:type="dxa"/>
+        <w:tblW w:w="7047" w:type="dxa"/>
+        <w:jc w:val="center"/>
         <w:tblLayout w:type="fixed"/>
         <w:tblLook w:val="0420" w:firstRow="1" w:lastRow="0" w:firstColumn="0" w:lastColumn="0" w:noHBand="0" w:noVBand="1"/>
       </w:tblPr>
       <w:tblGrid>
         <w:gridCol w:w="1634"/>
-        <w:gridCol w:w="3387"/>
-        <w:gridCol w:w="3351"/>
+        <w:gridCol w:w="1264"/>
+        <w:gridCol w:w="3164"/>
         <w:gridCol w:w="985"/>
+      </w:tblGrid>
+      <w:tr>
+        <w:trPr>
+          <w:tblHeader/>
+          <w:jc w:val="center"/>
+        </w:trPr>
+        <w:tc>
+          <w:tcPr>
+            <w:tcW w:w="1634" w:type="dxa"/>
+            <w:shd w:val="clear" w:color="auto" w:fill="auto"/>
+          </w:tcPr>
+          <w:p>
+            <w:pPr>
+              <w:rPr>
+                <w:rFonts w:ascii="Bookman Old Style" w:hAnsi="Bookman Old Style"/>
+                <w:b/>
+                <w:bCs/>
+              </w:rPr>
+            </w:pPr>
+            <w:r>
+              <w:rPr>
+                <w:rFonts w:ascii="Bookman Old Style" w:hAnsi="Bookman Old Style"/>
+                <w:b/>
+                <w:bCs/>
+              </w:rPr>
+              <w:t>Measure</w:t>
+            </w:r>
+          </w:p>
+        </w:tc>
+        <w:tc>
+          <w:tcPr>
+            <w:tcW w:w="1264" w:type="dxa"/>
+            <w:shd w:val="clear" w:color="auto" w:fill="auto"/>
+          </w:tcPr>
+          <w:p>
+            <w:pPr>
+              <w:rPr>
+                <w:rFonts w:ascii="Bookman Old Style" w:hAnsi="Bookman Old Style"/>
+                <w:b/>
+                <w:bCs/>
+              </w:rPr>
+            </w:pPr>
+            <w:r>
+              <w:rPr>
+                <w:rFonts w:ascii="Bookman Old Style" w:hAnsi="Bookman Old Style"/>
+                <w:b/>
+                <w:bCs/>
+              </w:rPr>
+              <w:t>Value</w:t>
+            </w:r>
+          </w:p>
+        </w:tc>
+        <w:tc>
+          <w:tcPr>
+            <w:tcW w:w="3164" w:type="dxa"/>
+            <w:shd w:val="clear" w:color="auto" w:fill="auto"/>
+          </w:tcPr>
+          <w:p>
+            <w:pPr>
+              <w:rPr>
+                <w:rFonts w:ascii="Bookman Old Style" w:hAnsi="Bookman Old Style"/>
+                <w:b/>
+                <w:bCs/>
+              </w:rPr>
+            </w:pPr>
+            <w:r>
+              <w:rPr>
+                <w:rFonts w:ascii="Bookman Old Style" w:hAnsi="Bookman Old Style"/>
+                <w:b/>
+                <w:bCs/>
+              </w:rPr>
+              <w:t>Measure</w:t>
+            </w:r>
+          </w:p>
+        </w:tc>
+        <w:tc>
+          <w:tcPr>
+            <w:tcW w:w="985" w:type="dxa"/>
+            <w:shd w:val="clear" w:color="auto" w:fill="auto"/>
+          </w:tcPr>
+          <w:p>
+            <w:pPr>
+              <w:rPr>
+                <w:rFonts w:ascii="Bookman Old Style" w:hAnsi="Bookman Old Style"/>
+                <w:b/>
+                <w:bCs/>
+              </w:rPr>
+            </w:pPr>
+            <w:r>
+              <w:rPr>
+                <w:rFonts w:ascii="Bookman Old Style" w:hAnsi="Bookman Old Style"/>
+                <w:b/>
+                <w:bCs/>
+              </w:rPr>
+              <w:t>Value</w:t>
+            </w:r>
+          </w:p>
+        </w:tc>
+      </w:tr>
+      <w:tr>
+        <w:trPr>
+          <w:jc w:val="center"/>
+        </w:trPr>
+        <w:tc>
+          <w:tcPr>
+            <w:tcW w:w="1634" w:type="dxa"/>
+          </w:tcPr>
+          <w:p>
+            <w:pPr>
+              <w:rPr>
+                <w:rFonts w:ascii="Bookman Old Style" w:hAnsi="Bookman Old Style"/>
+              </w:rPr>
+            </w:pPr>
+            <w:r>
+              <w:rPr>
+                <w:rFonts w:ascii="Bookman Old Style" w:hAnsi="Bookman Old Style"/>
+              </w:rPr>
+              <w:t>Mean</w:t>
+            </w:r>
+          </w:p>
+        </w:tc>
+        <w:tc>
+          <w:tcPr>
+            <w:tcW w:w="1264" w:type="dxa"/>
+          </w:tcPr>
+          <w:p>
+            <w:pPr>
+              <w:rPr>
+                <w:rFonts w:ascii="Bookman Old Style" w:hAnsi="Bookman Old Style"/>
+              </w:rPr>
+            </w:pPr>
+            <w:r>
+              <w:rPr>
+                <w:rFonts w:ascii="Bookman Old Style" w:hAnsi="Bookman Old Style"/>
+              </w:rPr>
+              <w:t>30.80</w:t>
+            </w:r>
+          </w:p>
+        </w:tc>
+        <w:tc>
+          <w:tcPr>
+            <w:tcW w:w="3164" w:type="dxa"/>
+          </w:tcPr>
+          <w:p>
+            <w:pPr>
+              <w:rPr>
+                <w:rFonts w:ascii="Bookman Old Style" w:hAnsi="Bookman Old Style"/>
+              </w:rPr>
+            </w:pPr>
+            <w:r>
+              <w:rPr>
+                <w:rFonts w:ascii="Bookman Old Style" w:hAnsi="Bookman Old Style"/>
+              </w:rPr>
+              <w:t>Variance</w:t>
+            </w:r>
+          </w:p>
+        </w:tc>
+        <w:tc>
+          <w:tcPr>
+            <w:tcW w:w="985" w:type="dxa"/>
+          </w:tcPr>
+          <w:p>
+            <w:pPr>
+              <w:rPr>
+                <w:rFonts w:ascii="Bookman Old Style" w:hAnsi="Bookman Old Style"/>
+              </w:rPr>
+            </w:pPr>
+            <w:r>
+              <w:rPr>
+                <w:rFonts w:ascii="Bookman Old Style" w:hAnsi="Bookman Old Style"/>
+              </w:rPr>
+              <w:t>30.345</w:t>
+            </w:r>
+          </w:p>
+        </w:tc>
+      </w:tr>
+      <w:tr>
+        <w:trPr>
+          <w:jc w:val="center"/>
+        </w:trPr>
+        <w:tc>
+          <w:tcPr>
+            <w:tcW w:w="1634" w:type="dxa"/>
+          </w:tcPr>
+          <w:p>
+            <w:pPr>
+              <w:rPr>
+                <w:rFonts w:ascii="Bookman Old Style" w:hAnsi="Bookman Old Style"/>
+              </w:rPr>
+            </w:pPr>
+            <w:r>
+              <w:rPr>
+                <w:rFonts w:ascii="Bookman Old Style" w:hAnsi="Bookman Old Style"/>
+              </w:rPr>
+              <w:t>Median (Q2)</w:t>
+            </w:r>
+          </w:p>
+        </w:tc>
+        <w:tc>
+          <w:tcPr>
+            <w:tcW w:w="1264" w:type="dxa"/>
+          </w:tcPr>
+          <w:p>
+            <w:pPr>
+              <w:rPr>
+                <w:rFonts w:ascii="Bookman Old Style" w:hAnsi="Bookman Old Style"/>
+              </w:rPr>
+            </w:pPr>
+            <w:r>
+              <w:rPr>
+                <w:rFonts w:ascii="Bookman Old Style" w:hAnsi="Bookman Old Style"/>
+              </w:rPr>
+              <w:t>30.59</w:t>
+            </w:r>
+          </w:p>
+        </w:tc>
+        <w:tc>
+          <w:tcPr>
+            <w:tcW w:w="3164" w:type="dxa"/>
+          </w:tcPr>
+          <w:p>
+            <w:pPr>
+              <w:rPr>
+                <w:rFonts w:ascii="Bookman Old Style" w:hAnsi="Bookman Old Style"/>
+              </w:rPr>
+            </w:pPr>
+            <w:r>
+              <w:rPr>
+                <w:rFonts w:ascii="Bookman Old Style" w:hAnsi="Bookman Old Style"/>
+              </w:rPr>
+              <w:t>Standard deviation</w:t>
+            </w:r>
+          </w:p>
+        </w:tc>
+        <w:tc>
+          <w:tcPr>
+            <w:tcW w:w="985" w:type="dxa"/>
+          </w:tcPr>
+          <w:p>
+            <w:pPr>
+              <w:rPr>
+                <w:rFonts w:ascii="Bookman Old Style" w:hAnsi="Bookman Old Style"/>
+              </w:rPr>
+            </w:pPr>
+            <w:r>
+              <w:rPr>
+                <w:rFonts w:ascii="Bookman Old Style" w:hAnsi="Bookman Old Style"/>
+              </w:rPr>
+              <w:t>5.50</w:t>
+            </w:r>
+            <w:r>
+              <w:rPr>
+                <w:rFonts w:ascii="Bookman Old Style" w:hAnsi="Bookman Old Style"/>
+              </w:rPr>
+              <w:t>8</w:t>
+            </w:r>
+          </w:p>
+        </w:tc>
+      </w:tr>
+      <w:tr>
+        <w:trPr>
+          <w:jc w:val="center"/>
+        </w:trPr>
+        <w:tc>
+          <w:tcPr>
+            <w:tcW w:w="1634" w:type="dxa"/>
+          </w:tcPr>
+          <w:p>
+            <w:pPr>
+              <w:rPr>
+                <w:rFonts w:ascii="Bookman Old Style" w:hAnsi="Bookman Old Style"/>
+              </w:rPr>
+            </w:pPr>
+            <w:r>
+              <w:rPr>
+                <w:rFonts w:ascii="Bookman Old Style" w:hAnsi="Bookman Old Style"/>
+              </w:rPr>
+              <w:t>Mode</w:t>
+            </w:r>
+          </w:p>
+        </w:tc>
+        <w:tc>
+          <w:tcPr>
+            <w:tcW w:w="1264" w:type="dxa"/>
+          </w:tcPr>
+          <w:p>
+            <w:pPr>
+              <w:rPr>
+                <w:rFonts w:ascii="Bookman Old Style" w:hAnsi="Bookman Old Style"/>
+              </w:rPr>
+            </w:pPr>
+            <w:r>
+              <w:rPr>
+                <w:rFonts w:ascii="Bookman Old Style" w:hAnsi="Bookman Old Style"/>
+              </w:rPr>
+              <w:t>19.95 (</w:t>
+            </w:r>
+            <w:r>
+              <w:rPr>
+                <w:rFonts w:ascii="Bookman Old Style" w:hAnsi="Bookman Old Style"/>
+              </w:rPr>
+              <w:t>*)</w:t>
+            </w:r>
+          </w:p>
+        </w:tc>
+        <w:tc>
+          <w:tcPr>
+            <w:tcW w:w="3164" w:type="dxa"/>
+          </w:tcPr>
+          <w:p>
+            <w:pPr>
+              <w:rPr>
+                <w:rFonts w:ascii="Bookman Old Style" w:hAnsi="Bookman Old Style"/>
+              </w:rPr>
+            </w:pPr>
+            <w:r>
+              <w:rPr>
+                <w:rFonts w:ascii="Bookman Old Style" w:hAnsi="Bookman Old Style"/>
+              </w:rPr>
+              <w:t>Standard error</w:t>
+            </w:r>
+          </w:p>
+        </w:tc>
+        <w:tc>
+          <w:tcPr>
+            <w:tcW w:w="985" w:type="dxa"/>
+          </w:tcPr>
+          <w:p>
+            <w:pPr>
+              <w:rPr>
+                <w:rFonts w:ascii="Bookman Old Style" w:hAnsi="Bookman Old Style"/>
+              </w:rPr>
+            </w:pPr>
+            <w:r>
+              <w:rPr>
+                <w:rFonts w:ascii="Bookman Old Style" w:hAnsi="Bookman Old Style"/>
+              </w:rPr>
+              <w:t>0.717</w:t>
+            </w:r>
+          </w:p>
+        </w:tc>
+      </w:tr>
+      <w:tr>
+        <w:trPr>
+          <w:jc w:val="center"/>
+        </w:trPr>
+        <w:tc>
+          <w:tcPr>
+            <w:tcW w:w="1634" w:type="dxa"/>
+          </w:tcPr>
+          <w:p>
+            <w:pPr>
+              <w:rPr>
+                <w:rFonts w:ascii="Bookman Old Style" w:hAnsi="Bookman Old Style"/>
+              </w:rPr>
+            </w:pPr>
+            <w:r>
+              <w:rPr>
+                <w:rFonts w:ascii="Bookman Old Style" w:hAnsi="Bookman Old Style"/>
+              </w:rPr>
+              <w:t>Minimum</w:t>
+            </w:r>
+          </w:p>
+        </w:tc>
+        <w:tc>
+          <w:tcPr>
+            <w:tcW w:w="1264" w:type="dxa"/>
+          </w:tcPr>
+          <w:p>
+            <w:pPr>
+              <w:rPr>
+                <w:rFonts w:ascii="Bookman Old Style" w:hAnsi="Bookman Old Style"/>
+              </w:rPr>
+            </w:pPr>
+            <w:r>
+              <w:rPr>
+                <w:rFonts w:ascii="Bookman Old Style" w:hAnsi="Bookman Old Style"/>
+              </w:rPr>
+              <w:t>19.95</w:t>
+            </w:r>
+          </w:p>
+        </w:tc>
+        <w:tc>
+          <w:tcPr>
+            <w:tcW w:w="3164" w:type="dxa"/>
+          </w:tcPr>
+          <w:p>
+            <w:pPr>
+              <w:rPr>
+                <w:rFonts w:ascii="Bookman Old Style" w:hAnsi="Bookman Old Style"/>
+              </w:rPr>
+            </w:pPr>
+            <w:r>
+              <w:rPr>
+                <w:rFonts w:ascii="Bookman Old Style" w:hAnsi="Bookman Old Style"/>
+              </w:rPr>
+              <w:t>Coefficient of variation (%)</w:t>
+            </w:r>
+          </w:p>
+        </w:tc>
+        <w:tc>
+          <w:tcPr>
+            <w:tcW w:w="985" w:type="dxa"/>
+          </w:tcPr>
+          <w:p>
+            <w:pPr>
+              <w:rPr>
+                <w:rFonts w:ascii="Bookman Old Style" w:hAnsi="Bookman Old Style"/>
+              </w:rPr>
+            </w:pPr>
+            <w:r>
+              <w:rPr>
+                <w:rFonts w:ascii="Bookman Old Style" w:hAnsi="Bookman Old Style"/>
+              </w:rPr>
+              <w:t>17.88</w:t>
+            </w:r>
+          </w:p>
+        </w:tc>
+      </w:tr>
+      <w:tr>
+        <w:trPr>
+          <w:jc w:val="center"/>
+        </w:trPr>
+        <w:tc>
+          <w:tcPr>
+            <w:tcW w:w="1634" w:type="dxa"/>
+          </w:tcPr>
+          <w:p>
+            <w:pPr>
+              <w:rPr>
+                <w:rFonts w:ascii="Bookman Old Style" w:hAnsi="Bookman Old Style"/>
+              </w:rPr>
+            </w:pPr>
+            <w:r>
+              <w:rPr>
+                <w:rFonts w:ascii="Bookman Old Style" w:hAnsi="Bookman Old Style"/>
+              </w:rPr>
+              <w:t>Maximum</w:t>
+            </w:r>
+          </w:p>
+        </w:tc>
+        <w:tc>
+          <w:tcPr>
+            <w:tcW w:w="1264" w:type="dxa"/>
+          </w:tcPr>
+          <w:p>
+            <w:pPr>
+              <w:rPr>
+                <w:rFonts w:ascii="Bookman Old Style" w:hAnsi="Bookman Old Style"/>
+              </w:rPr>
+            </w:pPr>
+            <w:r>
+              <w:rPr>
+                <w:rFonts w:ascii="Bookman Old Style" w:hAnsi="Bookman Old Style"/>
+              </w:rPr>
+              <w:t>47.41</w:t>
+            </w:r>
+          </w:p>
+        </w:tc>
+        <w:tc>
+          <w:tcPr>
+            <w:tcW w:w="3164" w:type="dxa"/>
+          </w:tcPr>
+          <w:p>
+            <w:pPr>
+              <w:rPr>
+                <w:rFonts w:ascii="Bookman Old Style" w:hAnsi="Bookman Old Style"/>
+              </w:rPr>
+            </w:pPr>
+            <w:r>
+              <w:rPr>
+                <w:rFonts w:ascii="Bookman Old Style" w:hAnsi="Bookman Old Style"/>
+              </w:rPr>
+              <w:t>5th percentile</w:t>
+            </w:r>
+          </w:p>
+        </w:tc>
+        <w:tc>
+          <w:tcPr>
+            <w:tcW w:w="985" w:type="dxa"/>
+          </w:tcPr>
+          <w:p>
+            <w:pPr>
+              <w:rPr>
+                <w:rFonts w:ascii="Bookman Old Style" w:hAnsi="Bookman Old Style"/>
+              </w:rPr>
+            </w:pPr>
+            <w:r>
+              <w:rPr>
+                <w:rFonts w:ascii="Bookman Old Style" w:hAnsi="Bookman Old Style"/>
+              </w:rPr>
+              <w:t>21.755</w:t>
+            </w:r>
+          </w:p>
+        </w:tc>
+      </w:tr>
+      <w:tr>
+        <w:trPr>
+          <w:jc w:val="center"/>
+        </w:trPr>
+        <w:tc>
+          <w:tcPr>
+            <w:tcW w:w="1634" w:type="dxa"/>
+          </w:tcPr>
+          <w:p>
+            <w:pPr>
+              <w:rPr>
+                <w:rFonts w:ascii="Bookman Old Style" w:hAnsi="Bookman Old Style"/>
+              </w:rPr>
+            </w:pPr>
+            <w:r>
+              <w:rPr>
+                <w:rFonts w:ascii="Bookman Old Style" w:hAnsi="Bookman Old Style"/>
+              </w:rPr>
+              <w:t>Range</w:t>
+            </w:r>
+          </w:p>
+        </w:tc>
+        <w:tc>
+          <w:tcPr>
+            <w:tcW w:w="1264" w:type="dxa"/>
+          </w:tcPr>
+          <w:p>
+            <w:pPr>
+              <w:rPr>
+                <w:rFonts w:ascii="Bookman Old Style" w:hAnsi="Bookman Old Style"/>
+              </w:rPr>
+            </w:pPr>
+            <w:r>
+              <w:rPr>
+                <w:rFonts w:ascii="Bookman Old Style" w:hAnsi="Bookman Old Style"/>
+              </w:rPr>
+              <w:t>27.46</w:t>
+            </w:r>
+          </w:p>
+        </w:tc>
+        <w:tc>
+          <w:tcPr>
+            <w:tcW w:w="3164" w:type="dxa"/>
+          </w:tcPr>
+          <w:p>
+            <w:pPr>
+              <w:rPr>
+                <w:rFonts w:ascii="Bookman Old Style" w:hAnsi="Bookman Old Style"/>
+              </w:rPr>
+            </w:pPr>
+            <w:r>
+              <w:rPr>
+                <w:rFonts w:ascii="Bookman Old Style" w:hAnsi="Bookman Old Style"/>
+              </w:rPr>
+              <w:t>10th percentile</w:t>
+            </w:r>
+          </w:p>
+        </w:tc>
+        <w:tc>
+          <w:tcPr>
+            <w:tcW w:w="985" w:type="dxa"/>
+          </w:tcPr>
+          <w:p>
+            <w:pPr>
+              <w:rPr>
+                <w:rFonts w:ascii="Bookman Old Style" w:hAnsi="Bookman Old Style"/>
+              </w:rPr>
+            </w:pPr>
+            <w:r>
+              <w:rPr>
+                <w:rFonts w:ascii="Bookman Old Style" w:hAnsi="Bookman Old Style"/>
+              </w:rPr>
+              <w:t>23.9</w:t>
+            </w:r>
+          </w:p>
+        </w:tc>
+      </w:tr>
+      <w:tr>
+        <w:trPr>
+          <w:jc w:val="center"/>
+        </w:trPr>
+        <w:tc>
+          <w:tcPr>
+            <w:tcW w:w="1634" w:type="dxa"/>
+          </w:tcPr>
+          <w:p>
+            <w:pPr>
+              <w:rPr>
+                <w:rFonts w:ascii="Bookman Old Style" w:hAnsi="Bookman Old Style"/>
+              </w:rPr>
+            </w:pPr>
+            <w:r>
+              <w:rPr>
+                <w:rFonts w:ascii="Bookman Old Style" w:hAnsi="Bookman Old Style"/>
+              </w:rPr>
+              <w:t>Q1</w:t>
+            </w:r>
+          </w:p>
+        </w:tc>
+        <w:tc>
+          <w:tcPr>
+            <w:tcW w:w="1264" w:type="dxa"/>
+          </w:tcPr>
+          <w:p>
+            <w:pPr>
+              <w:rPr>
+                <w:rFonts w:ascii="Bookman Old Style" w:hAnsi="Bookman Old Style"/>
+              </w:rPr>
+            </w:pPr>
+            <w:r>
+              <w:rPr>
+                <w:rFonts w:ascii="Bookman Old Style" w:hAnsi="Bookman Old Style"/>
+              </w:rPr>
+              <w:t>26.88</w:t>
+            </w:r>
+          </w:p>
+        </w:tc>
+        <w:tc>
+          <w:tcPr>
+            <w:tcW w:w="3164" w:type="dxa"/>
+          </w:tcPr>
+          <w:p>
+            <w:pPr>
+              <w:rPr>
+                <w:rFonts w:ascii="Bookman Old Style" w:hAnsi="Bookman Old Style"/>
+              </w:rPr>
+            </w:pPr>
+            <w:r>
+              <w:rPr>
+                <w:rFonts w:ascii="Bookman Old Style" w:hAnsi="Bookman Old Style"/>
+              </w:rPr>
+              <w:t>90th percentile</w:t>
+            </w:r>
+          </w:p>
+        </w:tc>
+        <w:tc>
+          <w:tcPr>
+            <w:tcW w:w="985" w:type="dxa"/>
+          </w:tcPr>
+          <w:p>
+            <w:pPr>
+              <w:rPr>
+                <w:rFonts w:ascii="Bookman Old Style" w:hAnsi="Bookman Old Style"/>
+              </w:rPr>
+            </w:pPr>
+            <w:r>
+              <w:rPr>
+                <w:rFonts w:ascii="Bookman Old Style" w:hAnsi="Bookman Old Style"/>
+              </w:rPr>
+              <w:t>38.06</w:t>
+            </w:r>
+          </w:p>
+        </w:tc>
+      </w:tr>
+      <w:tr>
+        <w:trPr>
+          <w:jc w:val="center"/>
+        </w:trPr>
+        <w:tc>
+          <w:tcPr>
+            <w:tcW w:w="1634" w:type="dxa"/>
+          </w:tcPr>
+          <w:p>
+            <w:pPr>
+              <w:rPr>
+                <w:rFonts w:ascii="Bookman Old Style" w:hAnsi="Bookman Old Style"/>
+              </w:rPr>
+            </w:pPr>
+            <w:r>
+              <w:rPr>
+                <w:rFonts w:ascii="Bookman Old Style" w:hAnsi="Bookman Old Style"/>
+              </w:rPr>
+              <w:t>Q3</w:t>
+            </w:r>
+          </w:p>
+        </w:tc>
+        <w:tc>
+          <w:tcPr>
+            <w:tcW w:w="1264" w:type="dxa"/>
+          </w:tcPr>
+          <w:p>
+            <w:pPr>
+              <w:rPr>
+                <w:rFonts w:ascii="Bookman Old Style" w:hAnsi="Bookman Old Style"/>
+              </w:rPr>
+            </w:pPr>
+            <w:r>
+              <w:rPr>
+                <w:rFonts w:ascii="Bookman Old Style" w:hAnsi="Bookman Old Style"/>
+              </w:rPr>
+              <w:t>34.6</w:t>
+            </w:r>
+            <w:r>
+              <w:rPr>
+                <w:rFonts w:ascii="Bookman Old Style" w:hAnsi="Bookman Old Style"/>
+              </w:rPr>
+              <w:t>0</w:t>
+            </w:r>
+          </w:p>
+        </w:tc>
+        <w:tc>
+          <w:tcPr>
+            <w:tcW w:w="3164" w:type="dxa"/>
+          </w:tcPr>
+          <w:p>
+            <w:pPr>
+              <w:rPr>
+                <w:rFonts w:ascii="Bookman Old Style" w:hAnsi="Bookman Old Style"/>
+              </w:rPr>
+            </w:pPr>
+          </w:p>
+        </w:tc>
+        <w:tc>
+          <w:tcPr>
+            <w:tcW w:w="985" w:type="dxa"/>
+          </w:tcPr>
+          <w:p>
+            <w:pPr>
+              <w:rPr>
+                <w:rFonts w:ascii="Bookman Old Style" w:hAnsi="Bookman Old Style"/>
+              </w:rPr>
+            </w:pPr>
+          </w:p>
+        </w:tc>
+      </w:tr>
+      <w:tr>
+        <w:trPr>
+          <w:jc w:val="center"/>
+        </w:trPr>
+        <w:tc>
+          <w:tcPr>
+            <w:tcW w:w="1634" w:type="dxa"/>
+          </w:tcPr>
+          <w:p>
+            <w:pPr>
+              <w:rPr>
+                <w:rFonts w:ascii="Bookman Old Style" w:hAnsi="Bookman Old Style"/>
+              </w:rPr>
+            </w:pPr>
+            <w:r>
+              <w:rPr>
+                <w:rFonts w:ascii="Bookman Old Style" w:hAnsi="Bookman Old Style"/>
+              </w:rPr>
+              <w:t>IQR</w:t>
+            </w:r>
+          </w:p>
+        </w:tc>
+        <w:tc>
+          <w:tcPr>
+            <w:tcW w:w="1264" w:type="dxa"/>
+          </w:tcPr>
+          <w:p>
+            <w:pPr>
+              <w:rPr>
+                <w:rFonts w:ascii="Bookman Old Style" w:hAnsi="Bookman Old Style"/>
+              </w:rPr>
+            </w:pPr>
+            <w:r>
+              <w:rPr>
+                <w:rFonts w:ascii="Bookman Old Style" w:hAnsi="Bookman Old Style"/>
+              </w:rPr>
+              <w:t>7.715</w:t>
+            </w:r>
+          </w:p>
+        </w:tc>
+        <w:tc>
+          <w:tcPr>
+            <w:tcW w:w="3164" w:type="dxa"/>
+          </w:tcPr>
+          <w:p>
+            <w:pPr>
+              <w:rPr>
+                <w:rFonts w:ascii="Bookman Old Style" w:hAnsi="Bookman Old Style"/>
+              </w:rPr>
+            </w:pPr>
+          </w:p>
+        </w:tc>
+        <w:tc>
+          <w:tcPr>
+            <w:tcW w:w="985" w:type="dxa"/>
+          </w:tcPr>
+          <w:p>
+            <w:pPr>
+              <w:rPr>
+                <w:rFonts w:ascii="Bookman Old Style" w:hAnsi="Bookman Old Style"/>
+              </w:rPr>
+            </w:pPr>
+          </w:p>
+        </w:tc>
+      </w:tr>
+    </w:tbl>
+    <w:p>
+      <w:pPr>
+        <w:ind w:left="1134" w:right="1138"/>
+        <w:jc w:val="both"/>
+        <w:rPr>
+          <w:rFonts w:ascii="Bookman Old Style" w:hAnsi="Bookman Old Style"/>
+        </w:rPr>
+      </w:pPr>
+      <w:r>
+        <w:rPr>
+          <w:rFonts w:ascii="Bookman Old Style" w:hAnsi="Bookman Old Style"/>
+          <w:i/>
+        </w:rPr>
+        <w:t>* M</w:t>
+      </w:r>
+      <w:r>
+        <w:rPr>
+          <w:rFonts w:ascii="Bookman Old Style" w:hAnsi="Bookman Old Style"/>
+          <w:i/>
+        </w:rPr>
+        <w:t>ode: 19.95, 27.645 and 31.825 each occur twice in the sample. Excel reports 19.95, so the mode is not unique and should be read with caution.</w:t>
+      </w:r>
+    </w:p>
+    <w:p>
+      <w:pPr>
+        <w:ind w:left="284"/>
+        <w:jc w:val="both"/>
+        <w:rPr>
+          <w:rFonts w:ascii="Bookman Old Style" w:hAnsi="Bookman Old Style"/>
+          <w:sz w:val="24"/>
+          <w:szCs w:val="24"/>
+        </w:rPr>
+      </w:pPr>
+      <w:r>
+        <w:rPr>
+          <w:rFonts w:ascii="Bookman Old Style" w:hAnsi="Bookman Old Style"/>
+          <w:sz w:val="24"/>
+          <w:szCs w:val="24"/>
+        </w:rPr>
+        <w:lastRenderedPageBreak/>
+        <w:t>The mean (30.80) was slightly above the median (30.59). The sample ranged fro</w:t>
+      </w:r>
+      <w:r>
+        <w:rPr>
+          <w:rFonts w:ascii="Bookman Old Style" w:hAnsi="Bookman Old Style"/>
+          <w:sz w:val="24"/>
+          <w:szCs w:val="24"/>
+        </w:rPr>
+        <w:t xml:space="preserve">m 19.95 to 47.41 (range 27.46) </w:t>
+      </w:r>
+      <w:r>
+        <w:rPr>
+          <w:rFonts w:ascii="Bookman Old Style" w:hAnsi="Bookman Old Style"/>
+          <w:sz w:val="24"/>
+          <w:szCs w:val="24"/>
+        </w:rPr>
+        <w:t>and the middle 50% of values lay between 26.885 and 34.60 (IQR 7.715). The SD was 5.51 and the CV was 17.88%. The SD is well below half the mean (15.40), the CV check does not signal excessive variability.</w:t>
+      </w:r>
+    </w:p>
+    <w:p>
+      <w:pPr>
+        <w:ind w:left="284"/>
+        <w:jc w:val="both"/>
+        <w:rPr>
+          <w:rFonts w:ascii="Bookman Old Style" w:hAnsi="Bookman Old Style"/>
+          <w:b/>
+          <w:bCs/>
+          <w:sz w:val="24"/>
+          <w:szCs w:val="24"/>
+        </w:rPr>
+      </w:pPr>
+      <w:r>
+        <w:rPr>
+          <w:rFonts w:ascii="Bookman Old Style" w:hAnsi="Bookman Old Style"/>
+          <w:b/>
+          <w:bCs/>
+          <w:sz w:val="24"/>
+          <w:szCs w:val="24"/>
+        </w:rPr>
+        <w:t xml:space="preserve">Table 2: </w:t>
+      </w:r>
+      <w:proofErr w:type="spellStart"/>
+      <w:r>
+        <w:rPr>
+          <w:rFonts w:ascii="Bookman Old Style" w:hAnsi="Bookman Old Style"/>
+          <w:b/>
+          <w:bCs/>
+          <w:sz w:val="24"/>
+          <w:szCs w:val="24"/>
+        </w:rPr>
+        <w:t>Skewness</w:t>
+      </w:r>
+      <w:proofErr w:type="spellEnd"/>
+      <w:r>
+        <w:rPr>
+          <w:rFonts w:ascii="Bookman Old Style" w:hAnsi="Bookman Old Style"/>
+          <w:b/>
+          <w:bCs/>
+          <w:sz w:val="24"/>
+          <w:szCs w:val="24"/>
+        </w:rPr>
+        <w:t xml:space="preserve">, kurtosis and Z-scores of </w:t>
+      </w:r>
+      <w:r>
+        <w:rPr>
+          <w:rFonts w:ascii="Bookman Old Style" w:hAnsi="Bookman Old Style"/>
+          <w:b/>
+          <w:bCs/>
+          <w:sz w:val="24"/>
+          <w:szCs w:val="24"/>
+        </w:rPr>
+        <w:t>BMI</w:t>
+      </w:r>
+    </w:p>
+    <w:tbl>
+      <w:tblPr>
+        <w:tblStyle w:val="TableGrid"/>
+        <w:tblW w:w="0" w:type="auto"/>
+        <w:jc w:val="center"/>
+        <w:tblLayout w:type="fixed"/>
+        <w:tblLook w:val="0420" w:firstRow="1" w:lastRow="0" w:firstColumn="0" w:lastColumn="0" w:noHBand="0" w:noVBand="1"/>
+      </w:tblPr>
+      <w:tblGrid>
+        <w:gridCol w:w="2122"/>
+        <w:gridCol w:w="992"/>
+        <w:gridCol w:w="2126"/>
+        <w:gridCol w:w="992"/>
+        <w:gridCol w:w="1985"/>
+      </w:tblGrid>
+      <w:tr>
+        <w:trPr>
+          <w:tblHeader/>
+          <w:jc w:val="center"/>
+        </w:trPr>
+        <w:tc>
+          <w:tcPr>
+            <w:tcW w:w="2122" w:type="dxa"/>
+            <w:shd w:val="clear" w:color="auto" w:fill="auto"/>
+          </w:tcPr>
+          <w:p>
+            <w:pPr>
+              <w:rPr>
+                <w:rFonts w:ascii="Bookman Old Style" w:hAnsi="Bookman Old Style"/>
+                <w:b/>
+                <w:bCs/>
+                <w:sz w:val="24"/>
+                <w:szCs w:val="24"/>
+              </w:rPr>
+            </w:pPr>
+            <w:r>
+              <w:rPr>
+                <w:rFonts w:ascii="Bookman Old Style" w:hAnsi="Bookman Old Style"/>
+                <w:b/>
+                <w:bCs/>
+                <w:sz w:val="24"/>
+                <w:szCs w:val="24"/>
+              </w:rPr>
+              <w:t>Measure</w:t>
+            </w:r>
+          </w:p>
+        </w:tc>
+        <w:tc>
+          <w:tcPr>
+            <w:tcW w:w="992" w:type="dxa"/>
+            <w:shd w:val="clear" w:color="auto" w:fill="auto"/>
+          </w:tcPr>
+          <w:p>
+            <w:pPr>
+              <w:rPr>
+                <w:rFonts w:ascii="Bookman Old Style" w:hAnsi="Bookman Old Style"/>
+                <w:b/>
+                <w:bCs/>
+                <w:sz w:val="24"/>
+                <w:szCs w:val="24"/>
+              </w:rPr>
+            </w:pPr>
+            <w:r>
+              <w:rPr>
+                <w:rFonts w:ascii="Bookman Old Style" w:hAnsi="Bookman Old Style"/>
+                <w:b/>
+                <w:bCs/>
+                <w:sz w:val="24"/>
+                <w:szCs w:val="24"/>
+              </w:rPr>
+              <w:t>Value</w:t>
+            </w:r>
+          </w:p>
+        </w:tc>
+        <w:tc>
+          <w:tcPr>
+            <w:tcW w:w="2126" w:type="dxa"/>
+            <w:shd w:val="clear" w:color="auto" w:fill="auto"/>
+          </w:tcPr>
+          <w:p>
+            <w:pPr>
+              <w:rPr>
+                <w:rFonts w:ascii="Bookman Old Style" w:hAnsi="Bookman Old Style"/>
+                <w:b/>
+                <w:bCs/>
+                <w:sz w:val="24"/>
+                <w:szCs w:val="24"/>
+              </w:rPr>
+            </w:pPr>
+            <w:r>
+              <w:rPr>
+                <w:rFonts w:ascii="Bookman Old Style" w:hAnsi="Bookman Old Style"/>
+                <w:b/>
+                <w:bCs/>
+                <w:sz w:val="24"/>
+                <w:szCs w:val="24"/>
+              </w:rPr>
+              <w:t>Standard error</w:t>
+            </w:r>
+          </w:p>
+        </w:tc>
+        <w:tc>
+          <w:tcPr>
+            <w:tcW w:w="992" w:type="dxa"/>
+            <w:shd w:val="clear" w:color="auto" w:fill="auto"/>
+          </w:tcPr>
+          <w:p>
+            <w:pPr>
+              <w:rPr>
+                <w:rFonts w:ascii="Bookman Old Style" w:hAnsi="Bookman Old Style"/>
+                <w:b/>
+                <w:bCs/>
+                <w:sz w:val="24"/>
+                <w:szCs w:val="24"/>
+              </w:rPr>
+            </w:pPr>
+            <w:r>
+              <w:rPr>
+                <w:rFonts w:ascii="Bookman Old Style" w:hAnsi="Bookman Old Style"/>
+                <w:b/>
+                <w:bCs/>
+                <w:sz w:val="24"/>
+                <w:szCs w:val="24"/>
+              </w:rPr>
+              <w:t>Z</w:t>
+            </w:r>
+          </w:p>
+        </w:tc>
+        <w:tc>
+          <w:tcPr>
+            <w:tcW w:w="1985" w:type="dxa"/>
+            <w:shd w:val="clear" w:color="auto" w:fill="auto"/>
+          </w:tcPr>
+          <w:p>
+            <w:pPr>
+              <w:rPr>
+                <w:rFonts w:ascii="Bookman Old Style" w:hAnsi="Bookman Old Style"/>
+                <w:b/>
+                <w:bCs/>
+                <w:sz w:val="24"/>
+                <w:szCs w:val="24"/>
+              </w:rPr>
+            </w:pPr>
+            <w:r>
+              <w:rPr>
+                <w:rFonts w:ascii="Bookman Old Style" w:hAnsi="Bookman Old Style"/>
+                <w:b/>
+                <w:bCs/>
+                <w:sz w:val="24"/>
+                <w:szCs w:val="24"/>
+              </w:rPr>
+              <w:t>Within ±3.29?</w:t>
+            </w:r>
+          </w:p>
+        </w:tc>
+      </w:tr>
+      <w:tr>
+        <w:trPr>
+          <w:jc w:val="center"/>
+        </w:trPr>
+        <w:tc>
+          <w:tcPr>
+            <w:tcW w:w="2122" w:type="dxa"/>
+          </w:tcPr>
+          <w:p>
+            <w:pPr>
+              <w:rPr>
+                <w:rFonts w:ascii="Bookman Old Style" w:hAnsi="Bookman Old Style"/>
+                <w:sz w:val="24"/>
+                <w:szCs w:val="24"/>
+              </w:rPr>
+            </w:pPr>
+            <w:proofErr w:type="spellStart"/>
+            <w:r>
+              <w:rPr>
+                <w:rFonts w:ascii="Bookman Old Style" w:hAnsi="Bookman Old Style"/>
+                <w:sz w:val="24"/>
+                <w:szCs w:val="24"/>
+              </w:rPr>
+              <w:t>Skewness</w:t>
+            </w:r>
+            <w:proofErr w:type="spellEnd"/>
+          </w:p>
+        </w:tc>
+        <w:tc>
+          <w:tcPr>
+            <w:tcW w:w="992" w:type="dxa"/>
+          </w:tcPr>
+          <w:p>
+            <w:pPr>
+              <w:rPr>
+                <w:rFonts w:ascii="Bookman Old Style" w:hAnsi="Bookman Old Style"/>
+                <w:sz w:val="24"/>
+                <w:szCs w:val="24"/>
+              </w:rPr>
+            </w:pPr>
+            <w:r>
+              <w:rPr>
+                <w:rFonts w:ascii="Bookman Old Style" w:hAnsi="Bookman Old Style"/>
+                <w:sz w:val="24"/>
+                <w:szCs w:val="24"/>
+              </w:rPr>
+              <w:t>0.297</w:t>
+            </w:r>
+          </w:p>
+        </w:tc>
+        <w:tc>
+          <w:tcPr>
+            <w:tcW w:w="2126" w:type="dxa"/>
+          </w:tcPr>
+          <w:p>
+            <w:pPr>
+              <w:rPr>
+                <w:rFonts w:ascii="Bookman Old Style" w:hAnsi="Bookman Old Style"/>
+                <w:sz w:val="24"/>
+                <w:szCs w:val="24"/>
+              </w:rPr>
+            </w:pPr>
+            <w:r>
+              <w:rPr>
+                <w:rFonts w:ascii="Bookman Old Style" w:hAnsi="Bookman Old Style"/>
+                <w:sz w:val="24"/>
+                <w:szCs w:val="24"/>
+              </w:rPr>
+              <w:t>0.311</w:t>
+            </w:r>
+          </w:p>
+        </w:tc>
+        <w:tc>
+          <w:tcPr>
+            <w:tcW w:w="992" w:type="dxa"/>
+          </w:tcPr>
+          <w:p>
+            <w:pPr>
+              <w:rPr>
+                <w:rFonts w:ascii="Bookman Old Style" w:hAnsi="Bookman Old Style"/>
+                <w:sz w:val="24"/>
+                <w:szCs w:val="24"/>
+              </w:rPr>
+            </w:pPr>
+            <w:r>
+              <w:rPr>
+                <w:rFonts w:ascii="Bookman Old Style" w:hAnsi="Bookman Old Style"/>
+                <w:sz w:val="24"/>
+                <w:szCs w:val="24"/>
+              </w:rPr>
+              <w:t>0.9</w:t>
+            </w:r>
+            <w:r>
+              <w:rPr>
+                <w:rFonts w:ascii="Bookman Old Style" w:hAnsi="Bookman Old Style"/>
+                <w:sz w:val="24"/>
+                <w:szCs w:val="24"/>
+              </w:rPr>
+              <w:t>55</w:t>
+            </w:r>
+          </w:p>
+        </w:tc>
+        <w:tc>
+          <w:tcPr>
+            <w:tcW w:w="1985" w:type="dxa"/>
+          </w:tcPr>
+          <w:p>
+            <w:pPr>
+              <w:rPr>
+                <w:rFonts w:ascii="Bookman Old Style" w:hAnsi="Bookman Old Style"/>
+                <w:sz w:val="24"/>
+                <w:szCs w:val="24"/>
+              </w:rPr>
+            </w:pPr>
+            <w:r>
+              <w:rPr>
+                <w:rFonts w:ascii="Bookman Old Style" w:hAnsi="Bookman Old Style"/>
+                <w:sz w:val="24"/>
+                <w:szCs w:val="24"/>
+              </w:rPr>
+              <w:t>Yes</w:t>
+            </w:r>
+          </w:p>
+        </w:tc>
+      </w:tr>
+      <w:tr>
+        <w:trPr>
+          <w:jc w:val="center"/>
+        </w:trPr>
+        <w:tc>
+          <w:tcPr>
+            <w:tcW w:w="2122" w:type="dxa"/>
+          </w:tcPr>
+          <w:p>
+            <w:pPr>
+              <w:rPr>
+                <w:rFonts w:ascii="Bookman Old Style" w:hAnsi="Bookman Old Style"/>
+                <w:sz w:val="24"/>
+                <w:szCs w:val="24"/>
+              </w:rPr>
+            </w:pPr>
+            <w:r>
+              <w:rPr>
+                <w:rFonts w:ascii="Bookman Old Style" w:hAnsi="Bookman Old Style"/>
+                <w:sz w:val="24"/>
+                <w:szCs w:val="24"/>
+              </w:rPr>
+              <w:t>Excess kurtosis</w:t>
+            </w:r>
+          </w:p>
+        </w:tc>
+        <w:tc>
+          <w:tcPr>
+            <w:tcW w:w="992" w:type="dxa"/>
+          </w:tcPr>
+          <w:p>
+            <w:pPr>
+              <w:rPr>
+                <w:rFonts w:ascii="Bookman Old Style" w:hAnsi="Bookman Old Style"/>
+                <w:sz w:val="24"/>
+                <w:szCs w:val="24"/>
+              </w:rPr>
+            </w:pPr>
+            <w:r>
+              <w:rPr>
+                <w:rFonts w:ascii="Bookman Old Style" w:hAnsi="Bookman Old Style"/>
+                <w:sz w:val="24"/>
+                <w:szCs w:val="24"/>
+              </w:rPr>
+              <w:t>0.22</w:t>
+            </w:r>
+            <w:r>
+              <w:rPr>
+                <w:rFonts w:ascii="Bookman Old Style" w:hAnsi="Bookman Old Style"/>
+                <w:sz w:val="24"/>
+                <w:szCs w:val="24"/>
+              </w:rPr>
+              <w:t>2</w:t>
+            </w:r>
+          </w:p>
+        </w:tc>
+        <w:tc>
+          <w:tcPr>
+            <w:tcW w:w="2126" w:type="dxa"/>
+          </w:tcPr>
+          <w:p>
+            <w:pPr>
+              <w:rPr>
+                <w:rFonts w:ascii="Bookman Old Style" w:hAnsi="Bookman Old Style"/>
+                <w:sz w:val="24"/>
+                <w:szCs w:val="24"/>
+              </w:rPr>
+            </w:pPr>
+            <w:r>
+              <w:rPr>
+                <w:rFonts w:ascii="Bookman Old Style" w:hAnsi="Bookman Old Style"/>
+                <w:sz w:val="24"/>
+                <w:szCs w:val="24"/>
+              </w:rPr>
+              <w:t>0.6</w:t>
+            </w:r>
+            <w:r>
+              <w:rPr>
+                <w:rFonts w:ascii="Bookman Old Style" w:hAnsi="Bookman Old Style"/>
+                <w:sz w:val="24"/>
+                <w:szCs w:val="24"/>
+              </w:rPr>
+              <w:t>13</w:t>
+            </w:r>
+          </w:p>
+        </w:tc>
+        <w:tc>
+          <w:tcPr>
+            <w:tcW w:w="992" w:type="dxa"/>
+          </w:tcPr>
+          <w:p>
+            <w:pPr>
+              <w:rPr>
+                <w:rFonts w:ascii="Bookman Old Style" w:hAnsi="Bookman Old Style"/>
+                <w:sz w:val="24"/>
+                <w:szCs w:val="24"/>
+              </w:rPr>
+            </w:pPr>
+            <w:r>
+              <w:rPr>
+                <w:rFonts w:ascii="Bookman Old Style" w:hAnsi="Bookman Old Style"/>
+                <w:sz w:val="24"/>
+                <w:szCs w:val="24"/>
+              </w:rPr>
+              <w:t>0.362</w:t>
+            </w:r>
+          </w:p>
+        </w:tc>
+        <w:tc>
+          <w:tcPr>
+            <w:tcW w:w="1985" w:type="dxa"/>
+          </w:tcPr>
+          <w:p>
+            <w:pPr>
+              <w:rPr>
+                <w:rFonts w:ascii="Bookman Old Style" w:hAnsi="Bookman Old Style"/>
+                <w:sz w:val="24"/>
+                <w:szCs w:val="24"/>
+              </w:rPr>
+            </w:pPr>
+            <w:r>
+              <w:rPr>
+                <w:rFonts w:ascii="Bookman Old Style" w:hAnsi="Bookman Old Style"/>
+                <w:sz w:val="24"/>
+                <w:szCs w:val="24"/>
+              </w:rPr>
+              <w:t>Yes</w:t>
+            </w:r>
+          </w:p>
+        </w:tc>
+      </w:tr>
+    </w:tbl>
+    <w:p>
+      <w:pPr>
+        <w:ind w:left="284"/>
+        <w:jc w:val="both"/>
+        <w:rPr>
+          <w:rFonts w:ascii="Bookman Old Style" w:hAnsi="Bookman Old Style"/>
+          <w:sz w:val="24"/>
+          <w:szCs w:val="24"/>
+        </w:rPr>
+      </w:pPr>
+    </w:p>
+    <w:p>
+      <w:pPr>
+        <w:ind w:left="284"/>
+        <w:jc w:val="both"/>
+        <w:rPr>
+          <w:rFonts w:ascii="Bookman Old Style" w:hAnsi="Bookman Old Style"/>
+          <w:sz w:val="28"/>
+          <w:szCs w:val="28"/>
+        </w:rPr>
+      </w:pPr>
+      <w:proofErr w:type="spellStart"/>
+      <w:r>
+        <w:rPr>
+          <w:rFonts w:ascii="Bookman Old Style" w:hAnsi="Bookman Old Style"/>
+          <w:sz w:val="24"/>
+          <w:szCs w:val="24"/>
+        </w:rPr>
+        <w:t>Skewness</w:t>
+      </w:r>
+      <w:proofErr w:type="spellEnd"/>
+      <w:r>
+        <w:rPr>
+          <w:rFonts w:ascii="Bookman Old Style" w:hAnsi="Bookman Old Style"/>
+          <w:sz w:val="24"/>
+          <w:szCs w:val="24"/>
+        </w:rPr>
+        <w:t xml:space="preserve"> (0.297) indicates a small rightward asymmetry, while excess kurtosis (0.222) is close to zero. Both values fall within the informal −1 to +1 range, and the workbook's Z-scores (approximately 0.955 for </w:t>
+      </w:r>
+      <w:proofErr w:type="spellStart"/>
+      <w:r>
+        <w:rPr>
+          <w:rFonts w:ascii="Bookman Old Style" w:hAnsi="Bookman Old Style"/>
+          <w:sz w:val="24"/>
+          <w:szCs w:val="24"/>
+        </w:rPr>
+        <w:t>skewness</w:t>
+      </w:r>
+      <w:proofErr w:type="spellEnd"/>
+      <w:r>
+        <w:rPr>
+          <w:rFonts w:ascii="Bookman Old Style" w:hAnsi="Bookman Old Style"/>
+          <w:sz w:val="24"/>
+          <w:szCs w:val="24"/>
+        </w:rPr>
+        <w:t xml:space="preserve"> and 0.362 for excess kurtosis) are within the selected ±3.29 cut-off. These measures do not provide evidence of a substantial departure from normality in this sample, although they should be interpreted together with the plots and formal tests.</w:t>
+      </w:r>
+    </w:p>
+    <w:p>
+      <w:pPr>
+        <w:ind w:left="284"/>
+        <w:rPr>
+          <w:rFonts w:ascii="Bookman Old Style" w:hAnsi="Bookman Old Style"/>
+          <w:b/>
+          <w:bCs/>
+          <w:sz w:val="24"/>
+          <w:szCs w:val="24"/>
+        </w:rPr>
+      </w:pPr>
+    </w:p>
+    <w:p>
+      <w:pPr>
+        <w:ind w:left="284"/>
+        <w:jc w:val="both"/>
+        <w:rPr>
+          <w:rFonts w:ascii="Bookman Old Style" w:hAnsi="Bookman Old Style"/>
+          <w:b/>
+          <w:bCs/>
+          <w:sz w:val="24"/>
+          <w:szCs w:val="24"/>
+        </w:rPr>
+      </w:pPr>
+      <w:r>
+        <w:rPr>
+          <w:rFonts w:ascii="Bookman Old Style" w:hAnsi="Bookman Old Style"/>
+          <w:b/>
+          <w:bCs/>
+          <w:sz w:val="24"/>
+          <w:szCs w:val="24"/>
+        </w:rPr>
+        <w:t xml:space="preserve">Table 3: Normality tests for </w:t>
+      </w:r>
+      <w:proofErr w:type="spellStart"/>
+      <w:r>
+        <w:rPr>
+          <w:rFonts w:ascii="Bookman Old Style" w:hAnsi="Bookman Old Style"/>
+          <w:b/>
+          <w:bCs/>
+          <w:sz w:val="24"/>
+          <w:szCs w:val="24"/>
+        </w:rPr>
+        <w:t>bmi</w:t>
+      </w:r>
+      <w:proofErr w:type="spellEnd"/>
+      <w:r>
+        <w:rPr>
+          <w:rFonts w:ascii="Bookman Old Style" w:hAnsi="Bookman Old Style"/>
+          <w:b/>
+          <w:bCs/>
+          <w:sz w:val="24"/>
+          <w:szCs w:val="24"/>
+        </w:rPr>
+        <w:t xml:space="preserve"> (</w:t>
+      </w:r>
+      <w:r>
+        <w:rPr>
+          <w:rFonts w:ascii="Bookman Old Style" w:hAnsi="Bookman Old Style"/>
+          <w:b/>
+          <w:bCs/>
+          <w:i/>
+          <w:iCs/>
+          <w:sz w:val="24"/>
+          <w:szCs w:val="24"/>
+        </w:rPr>
+        <w:t xml:space="preserve">α </w:t>
+      </w:r>
+      <w:r>
+        <w:rPr>
+          <w:rFonts w:ascii="Bookman Old Style" w:hAnsi="Bookman Old Style"/>
+          <w:b/>
+          <w:bCs/>
+          <w:sz w:val="24"/>
+          <w:szCs w:val="24"/>
+        </w:rPr>
+        <w:t>= 0.05)</w:t>
+      </w:r>
+    </w:p>
+    <w:tbl>
+      <w:tblPr>
+        <w:tblStyle w:val="TableGrid"/>
+        <w:tblW w:w="9079" w:type="dxa"/>
+        <w:tblInd w:w="279" w:type="dxa"/>
+        <w:tblLayout w:type="fixed"/>
+        <w:tblLook w:val="0420" w:firstRow="1" w:lastRow="0" w:firstColumn="0" w:lastColumn="0" w:noHBand="0" w:noVBand="1"/>
+      </w:tblPr>
+      <w:tblGrid>
+        <w:gridCol w:w="2551"/>
+        <w:gridCol w:w="1560"/>
+        <w:gridCol w:w="2078"/>
+        <w:gridCol w:w="2890"/>
       </w:tblGrid>
       <w:tr>
         <w:trPr>
@@ -2007,15 +3882,18 @@
         </w:trPr>
         <w:tc>
           <w:tcPr>
-            <w:tcW w:w="1634" w:type="dxa"/>
-            <w:shd w:val="clear" w:color="auto" w:fill="auto"/>
+            <w:tcW w:w="2551" w:type="dxa"/>
+            <w:shd w:val="clear" w:color="auto" w:fill="F2F2F2"/>
           </w:tcPr>
           <w:p>
             <w:pPr>
+              <w:jc w:val="both"/>
               <w:rPr>
                 <w:rFonts w:ascii="Bookman Old Style" w:hAnsi="Bookman Old Style"/>
                 <w:b/>
                 <w:bCs/>
+                <w:sz w:val="24"/>
+                <w:szCs w:val="24"/>
               </w:rPr>
             </w:pPr>
             <w:r>
@@ -2023,22 +3901,27 @@
                 <w:rFonts w:ascii="Bookman Old Style" w:hAnsi="Bookman Old Style"/>
                 <w:b/>
                 <w:bCs/>
-              </w:rPr>
-              <w:t>Measure</w:t>
+                <w:sz w:val="24"/>
+                <w:szCs w:val="24"/>
+              </w:rPr>
+              <w:t>Test</w:t>
             </w:r>
           </w:p>
         </w:tc>
         <w:tc>
           <w:tcPr>
-            <w:tcW w:w="3387" w:type="dxa"/>
-            <w:shd w:val="clear" w:color="auto" w:fill="auto"/>
+            <w:tcW w:w="1560" w:type="dxa"/>
+            <w:shd w:val="clear" w:color="auto" w:fill="F2F2F2"/>
           </w:tcPr>
           <w:p>
             <w:pPr>
+              <w:jc w:val="both"/>
               <w:rPr>
                 <w:rFonts w:ascii="Bookman Old Style" w:hAnsi="Bookman Old Style"/>
                 <w:b/>
                 <w:bCs/>
+                <w:sz w:val="24"/>
+                <w:szCs w:val="24"/>
               </w:rPr>
             </w:pPr>
             <w:r>
@@ -2046,22 +3929,27 @@
                 <w:rFonts w:ascii="Bookman Old Style" w:hAnsi="Bookman Old Style"/>
                 <w:b/>
                 <w:bCs/>
-              </w:rPr>
-              <w:t>Value</w:t>
+                <w:sz w:val="24"/>
+                <w:szCs w:val="24"/>
+              </w:rPr>
+              <w:t>Statistic</w:t>
             </w:r>
           </w:p>
         </w:tc>
         <w:tc>
           <w:tcPr>
-            <w:tcW w:w="3351" w:type="dxa"/>
-            <w:shd w:val="clear" w:color="auto" w:fill="auto"/>
+            <w:tcW w:w="2078" w:type="dxa"/>
+            <w:shd w:val="clear" w:color="auto" w:fill="F2F2F2"/>
           </w:tcPr>
           <w:p>
             <w:pPr>
+              <w:jc w:val="both"/>
               <w:rPr>
                 <w:rFonts w:ascii="Bookman Old Style" w:hAnsi="Bookman Old Style"/>
                 <w:b/>
                 <w:bCs/>
+                <w:sz w:val="24"/>
+                <w:szCs w:val="24"/>
               </w:rPr>
             </w:pPr>
             <w:r>
@@ -2069,22 +3957,27 @@
                 <w:rFonts w:ascii="Bookman Old Style" w:hAnsi="Bookman Old Style"/>
                 <w:b/>
                 <w:bCs/>
-              </w:rPr>
-              <w:t>Measure</w:t>
+                <w:sz w:val="24"/>
+                <w:szCs w:val="24"/>
+              </w:rPr>
+              <w:t>p-value</w:t>
             </w:r>
           </w:p>
         </w:tc>
         <w:tc>
           <w:tcPr>
-            <w:tcW w:w="985" w:type="dxa"/>
-            <w:shd w:val="clear" w:color="auto" w:fill="auto"/>
+            <w:tcW w:w="2890" w:type="dxa"/>
+            <w:shd w:val="clear" w:color="auto" w:fill="F2F2F2"/>
           </w:tcPr>
           <w:p>
             <w:pPr>
+              <w:jc w:val="both"/>
               <w:rPr>
                 <w:rFonts w:ascii="Bookman Old Style" w:hAnsi="Bookman Old Style"/>
                 <w:b/>
                 <w:bCs/>
+                <w:sz w:val="24"/>
+                <w:szCs w:val="24"/>
               </w:rPr>
             </w:pPr>
             <w:r>
@@ -2092,8 +3985,10 @@
                 <w:rFonts w:ascii="Bookman Old Style" w:hAnsi="Bookman Old Style"/>
                 <w:b/>
                 <w:bCs/>
-              </w:rPr>
-              <w:t>Value</w:t>
+                <w:sz w:val="24"/>
+                <w:szCs w:val="24"/>
+              </w:rPr>
+              <w:t>Conclusion</w:t>
             </w:r>
           </w:p>
         </w:tc>
@@ -2101,7 +3996,7 @@
       <w:tr>
         <w:tc>
           <w:tcPr>
-            <w:tcW w:w="1634" w:type="dxa"/>
+            <w:tcW w:w="2551" w:type="dxa"/>
           </w:tcPr>
           <w:p>
             <w:pPr>
@@ -2113,13 +4008,27 @@
               <w:rPr>
                 <w:rFonts w:ascii="Bookman Old Style" w:hAnsi="Bookman Old Style"/>
               </w:rPr>
-              <w:t>Mean</w:t>
+              <w:t>Shapiro–</w:t>
+            </w:r>
+            <w:proofErr w:type="spellStart"/>
+            <w:r>
+              <w:rPr>
+                <w:rFonts w:ascii="Bookman Old Style" w:hAnsi="Bookman Old Style"/>
+              </w:rPr>
+              <w:t>Wilk</w:t>
+            </w:r>
+            <w:proofErr w:type="spellEnd"/>
+            <w:r>
+              <w:rPr>
+                <w:rFonts w:ascii="Bookman Old Style" w:hAnsi="Bookman Old Style"/>
+              </w:rPr>
+              <w:t xml:space="preserve"> (SW)</w:t>
             </w:r>
           </w:p>
         </w:tc>
         <w:tc>
           <w:tcPr>
-            <w:tcW w:w="3387" w:type="dxa"/>
+            <w:tcW w:w="1560" w:type="dxa"/>
           </w:tcPr>
           <w:p>
             <w:pPr>
@@ -2131,13 +4040,13 @@
               <w:rPr>
                 <w:rFonts w:ascii="Bookman Old Style" w:hAnsi="Bookman Old Style"/>
               </w:rPr>
-              <w:t>30.80</w:t>
+              <w:t>W = 0.985</w:t>
             </w:r>
           </w:p>
         </w:tc>
         <w:tc>
           <w:tcPr>
-            <w:tcW w:w="3351" w:type="dxa"/>
+            <w:tcW w:w="2078" w:type="dxa"/>
           </w:tcPr>
           <w:p>
             <w:pPr>
@@ -2149,13 +4058,13 @@
               <w:rPr>
                 <w:rFonts w:ascii="Bookman Old Style" w:hAnsi="Bookman Old Style"/>
               </w:rPr>
-              <w:t>Variance</w:t>
+              <w:t>0.699</w:t>
             </w:r>
           </w:p>
         </w:tc>
         <w:tc>
           <w:tcPr>
-            <w:tcW w:w="985" w:type="dxa"/>
+            <w:tcW w:w="2890" w:type="dxa"/>
           </w:tcPr>
           <w:p>
             <w:pPr>
@@ -2167,7 +4076,7 @@
               <w:rPr>
                 <w:rFonts w:ascii="Bookman Old Style" w:hAnsi="Bookman Old Style"/>
               </w:rPr>
-              <w:t>30.345</w:t>
+              <w:t>Normality not rejected</w:t>
             </w:r>
           </w:p>
         </w:tc>
@@ -2175,7 +4084,7 @@
       <w:tr>
         <w:tc>
           <w:tcPr>
-            <w:tcW w:w="1634" w:type="dxa"/>
+            <w:tcW w:w="2551" w:type="dxa"/>
           </w:tcPr>
           <w:p>
             <w:pPr>
@@ -2187,13 +4096,27 @@
               <w:rPr>
                 <w:rFonts w:ascii="Bookman Old Style" w:hAnsi="Bookman Old Style"/>
               </w:rPr>
-              <w:t>Median (Q2)</w:t>
+              <w:t>Kolmogorov–Smirnov (KS) (</w:t>
+            </w:r>
+            <w:proofErr w:type="spellStart"/>
+            <w:r>
+              <w:rPr>
+                <w:rFonts w:ascii="Bookman Old Style" w:hAnsi="Bookman Old Style"/>
+              </w:rPr>
+              <w:t>Lilliefors</w:t>
+            </w:r>
+            <w:proofErr w:type="spellEnd"/>
+            <w:r>
+              <w:rPr>
+                <w:rFonts w:ascii="Bookman Old Style" w:hAnsi="Bookman Old Style"/>
+              </w:rPr>
+              <w:t>)</w:t>
             </w:r>
           </w:p>
         </w:tc>
         <w:tc>
           <w:tcPr>
-            <w:tcW w:w="3387" w:type="dxa"/>
+            <w:tcW w:w="1560" w:type="dxa"/>
           </w:tcPr>
           <w:p>
             <w:pPr>
@@ -2205,13 +4128,13 @@
               <w:rPr>
                 <w:rFonts w:ascii="Bookman Old Style" w:hAnsi="Bookman Old Style"/>
               </w:rPr>
-              <w:t>30.59</w:t>
+              <w:t>D = 0.042</w:t>
             </w:r>
           </w:p>
         </w:tc>
         <w:tc>
           <w:tcPr>
-            <w:tcW w:w="3351" w:type="dxa"/>
+            <w:tcW w:w="2078" w:type="dxa"/>
           </w:tcPr>
           <w:p>
             <w:pPr>
@@ -2223,13 +4146,13 @@
               <w:rPr>
                 <w:rFonts w:ascii="Bookman Old Style" w:hAnsi="Bookman Old Style"/>
               </w:rPr>
-              <w:t>Standard deviation</w:t>
+              <w:t>0.990</w:t>
             </w:r>
           </w:p>
         </w:tc>
         <w:tc>
           <w:tcPr>
-            <w:tcW w:w="985" w:type="dxa"/>
+            <w:tcW w:w="2890" w:type="dxa"/>
           </w:tcPr>
           <w:p>
             <w:pPr>
@@ -2241,13 +4164,7 @@
               <w:rPr>
                 <w:rFonts w:ascii="Bookman Old Style" w:hAnsi="Bookman Old Style"/>
               </w:rPr>
-              <w:t>5.50</w:t>
-            </w:r>
-            <w:r>
-              <w:rPr>
-                <w:rFonts w:ascii="Bookman Old Style" w:hAnsi="Bookman Old Style"/>
-              </w:rPr>
-              <w:t>8</w:t>
+              <w:t>Normality not rejected</w:t>
             </w:r>
           </w:p>
         </w:tc>
@@ -2255,7 +4172,7 @@
       <w:tr>
         <w:tc>
           <w:tcPr>
-            <w:tcW w:w="1634" w:type="dxa"/>
+            <w:tcW w:w="2551" w:type="dxa"/>
           </w:tcPr>
           <w:p>
             <w:pPr>
@@ -2263,17 +4180,25 @@
                 <w:rFonts w:ascii="Bookman Old Style" w:hAnsi="Bookman Old Style"/>
               </w:rPr>
             </w:pPr>
-            <w:r>
-              <w:rPr>
-                <w:rFonts w:ascii="Bookman Old Style" w:hAnsi="Bookman Old Style"/>
-              </w:rPr>
-              <w:t>Mode</w:t>
+            <w:proofErr w:type="spellStart"/>
+            <w:r>
+              <w:rPr>
+                <w:rFonts w:ascii="Bookman Old Style" w:hAnsi="Bookman Old Style"/>
+              </w:rPr>
+              <w:t>Skewness</w:t>
+            </w:r>
+            <w:proofErr w:type="spellEnd"/>
+            <w:r>
+              <w:rPr>
+                <w:rFonts w:ascii="Bookman Old Style" w:hAnsi="Bookman Old Style"/>
+              </w:rPr>
+              <w:t xml:space="preserve"> (rule of thumb: −1 to +1)</w:t>
             </w:r>
           </w:p>
         </w:tc>
         <w:tc>
           <w:tcPr>
-            <w:tcW w:w="3387" w:type="dxa"/>
+            <w:tcW w:w="1560" w:type="dxa"/>
           </w:tcPr>
           <w:p>
             <w:pPr>
@@ -2285,13 +4210,13 @@
               <w:rPr>
                 <w:rFonts w:ascii="Bookman Old Style" w:hAnsi="Bookman Old Style"/>
               </w:rPr>
-              <w:t>19.95 (not unique, see note)</w:t>
+              <w:t>0.297</w:t>
             </w:r>
           </w:p>
         </w:tc>
         <w:tc>
           <w:tcPr>
-            <w:tcW w:w="3351" w:type="dxa"/>
+            <w:tcW w:w="2078" w:type="dxa"/>
           </w:tcPr>
           <w:p>
             <w:pPr>
@@ -2303,13 +4228,13 @@
               <w:rPr>
                 <w:rFonts w:ascii="Bookman Old Style" w:hAnsi="Bookman Old Style"/>
               </w:rPr>
-              <w:t>Standard error</w:t>
+              <w:t>-</w:t>
             </w:r>
           </w:p>
         </w:tc>
         <w:tc>
           <w:tcPr>
-            <w:tcW w:w="985" w:type="dxa"/>
+            <w:tcW w:w="2890" w:type="dxa"/>
           </w:tcPr>
           <w:p>
             <w:pPr>
@@ -2321,7 +4246,7 @@
               <w:rPr>
                 <w:rFonts w:ascii="Bookman Old Style" w:hAnsi="Bookman Old Style"/>
               </w:rPr>
-              <w:t>0.717</w:t>
+              <w:t>Within informal range</w:t>
             </w:r>
           </w:p>
         </w:tc>
@@ -2329,7 +4254,7 @@
       <w:tr>
         <w:tc>
           <w:tcPr>
-            <w:tcW w:w="1634" w:type="dxa"/>
+            <w:tcW w:w="2551" w:type="dxa"/>
           </w:tcPr>
           <w:p>
             <w:pPr>
@@ -2341,13 +4266,13 @@
               <w:rPr>
                 <w:rFonts w:ascii="Bookman Old Style" w:hAnsi="Bookman Old Style"/>
               </w:rPr>
-              <w:t>Minimum</w:t>
+              <w:t>Excess kurtosis (rule of thumb: −1 to +1)</w:t>
             </w:r>
           </w:p>
         </w:tc>
         <w:tc>
           <w:tcPr>
-            <w:tcW w:w="3387" w:type="dxa"/>
+            <w:tcW w:w="1560" w:type="dxa"/>
           </w:tcPr>
           <w:p>
             <w:pPr>
@@ -2359,13 +4284,13 @@
               <w:rPr>
                 <w:rFonts w:ascii="Bookman Old Style" w:hAnsi="Bookman Old Style"/>
               </w:rPr>
-              <w:t>19.95</w:t>
+              <w:t>0.222</w:t>
             </w:r>
           </w:p>
         </w:tc>
         <w:tc>
           <w:tcPr>
-            <w:tcW w:w="3351" w:type="dxa"/>
+            <w:tcW w:w="2078" w:type="dxa"/>
           </w:tcPr>
           <w:p>
             <w:pPr>
@@ -2377,13 +4302,13 @@
               <w:rPr>
                 <w:rFonts w:ascii="Bookman Old Style" w:hAnsi="Bookman Old Style"/>
               </w:rPr>
-              <w:t>Coefficient of variation (%)</w:t>
+              <w:t>-</w:t>
             </w:r>
           </w:p>
         </w:tc>
         <w:tc>
           <w:tcPr>
-            <w:tcW w:w="985" w:type="dxa"/>
+            <w:tcW w:w="2890" w:type="dxa"/>
           </w:tcPr>
           <w:p>
             <w:pPr>
@@ -2395,7 +4320,7 @@
               <w:rPr>
                 <w:rFonts w:ascii="Bookman Old Style" w:hAnsi="Bookman Old Style"/>
               </w:rPr>
-              <w:t>17.88</w:t>
+              <w:t>Within informal range</w:t>
             </w:r>
           </w:p>
         </w:tc>
@@ -2403,7 +4328,7 @@
       <w:tr>
         <w:tc>
           <w:tcPr>
-            <w:tcW w:w="1634" w:type="dxa"/>
+            <w:tcW w:w="2551" w:type="dxa"/>
           </w:tcPr>
           <w:p>
             <w:pPr>
@@ -2415,13 +4340,21 @@
               <w:rPr>
                 <w:rFonts w:ascii="Bookman Old Style" w:hAnsi="Bookman Old Style"/>
               </w:rPr>
-              <w:t>Maximum</w:t>
-            </w:r>
+              <w:t xml:space="preserve">Z-score of </w:t>
+            </w:r>
+            <w:proofErr w:type="spellStart"/>
+            <w:r>
+              <w:rPr>
+                <w:rFonts w:ascii="Bookman Old Style" w:hAnsi="Bookman Old Style"/>
+              </w:rPr>
+              <w:t>skewness</w:t>
+            </w:r>
+            <w:proofErr w:type="spellEnd"/>
           </w:p>
         </w:tc>
         <w:tc>
           <w:tcPr>
-            <w:tcW w:w="3387" w:type="dxa"/>
+            <w:tcW w:w="1560" w:type="dxa"/>
           </w:tcPr>
           <w:p>
             <w:pPr>
@@ -2433,13 +4366,13 @@
               <w:rPr>
                 <w:rFonts w:ascii="Bookman Old Style" w:hAnsi="Bookman Old Style"/>
               </w:rPr>
-              <w:t>47.41</w:t>
+              <w:t>0.955</w:t>
             </w:r>
           </w:p>
         </w:tc>
         <w:tc>
           <w:tcPr>
-            <w:tcW w:w="3351" w:type="dxa"/>
+            <w:tcW w:w="2078" w:type="dxa"/>
           </w:tcPr>
           <w:p>
             <w:pPr>
@@ -2451,13 +4384,13 @@
               <w:rPr>
                 <w:rFonts w:ascii="Bookman Old Style" w:hAnsi="Bookman Old Style"/>
               </w:rPr>
-              <w:t>5th percentile</w:t>
+              <w:t>-</w:t>
             </w:r>
           </w:p>
         </w:tc>
         <w:tc>
           <w:tcPr>
-            <w:tcW w:w="985" w:type="dxa"/>
+            <w:tcW w:w="2890" w:type="dxa"/>
           </w:tcPr>
           <w:p>
             <w:pPr>
@@ -2469,7 +4402,7 @@
               <w:rPr>
                 <w:rFonts w:ascii="Bookman Old Style" w:hAnsi="Bookman Old Style"/>
               </w:rPr>
-              <w:t>21.755</w:t>
+              <w:t>Within ±3.29</w:t>
             </w:r>
           </w:p>
         </w:tc>
@@ -2477,7 +4410,7 @@
       <w:tr>
         <w:tc>
           <w:tcPr>
-            <w:tcW w:w="1634" w:type="dxa"/>
+            <w:tcW w:w="2551" w:type="dxa"/>
           </w:tcPr>
           <w:p>
             <w:pPr>
@@ -2489,13 +4422,13 @@
               <w:rPr>
                 <w:rFonts w:ascii="Bookman Old Style" w:hAnsi="Bookman Old Style"/>
               </w:rPr>
-              <w:t>Range</w:t>
+              <w:t>Z-score of excess kurtosis</w:t>
             </w:r>
           </w:p>
         </w:tc>
         <w:tc>
           <w:tcPr>
-            <w:tcW w:w="3387" w:type="dxa"/>
+            <w:tcW w:w="1560" w:type="dxa"/>
           </w:tcPr>
           <w:p>
             <w:pPr>
@@ -2507,13 +4440,13 @@
               <w:rPr>
                 <w:rFonts w:ascii="Bookman Old Style" w:hAnsi="Bookman Old Style"/>
               </w:rPr>
-              <w:t>27.46</w:t>
+              <w:t>0.362</w:t>
             </w:r>
           </w:p>
         </w:tc>
         <w:tc>
           <w:tcPr>
-            <w:tcW w:w="3351" w:type="dxa"/>
+            <w:tcW w:w="2078" w:type="dxa"/>
           </w:tcPr>
           <w:p>
             <w:pPr>
@@ -2525,13 +4458,13 @@
               <w:rPr>
                 <w:rFonts w:ascii="Bookman Old Style" w:hAnsi="Bookman Old Style"/>
               </w:rPr>
-              <w:t>10th percentile</w:t>
+              <w:t>-</w:t>
             </w:r>
           </w:p>
         </w:tc>
         <w:tc>
           <w:tcPr>
-            <w:tcW w:w="985" w:type="dxa"/>
+            <w:tcW w:w="2890" w:type="dxa"/>
           </w:tcPr>
           <w:p>
             <w:pPr>
@@ -2543,227 +4476,382 @@
               <w:rPr>
                 <w:rFonts w:ascii="Bookman Old Style" w:hAnsi="Bookman Old Style"/>
               </w:rPr>
-              <w:t>23.9</w:t>
-            </w:r>
-          </w:p>
-        </w:tc>
-      </w:tr>
-      <w:tr>
-        <w:tc>
-          <w:tcPr>
-            <w:tcW w:w="1634" w:type="dxa"/>
-          </w:tcPr>
-          <w:p>
-            <w:pPr>
-              <w:rPr>
-                <w:rFonts w:ascii="Bookman Old Style" w:hAnsi="Bookman Old Style"/>
-              </w:rPr>
-            </w:pPr>
-            <w:r>
-              <w:rPr>
-                <w:rFonts w:ascii="Bookman Old Style" w:hAnsi="Bookman Old Style"/>
-              </w:rPr>
-              <w:t>Q1</w:t>
-            </w:r>
-          </w:p>
-        </w:tc>
-        <w:tc>
-          <w:tcPr>
-            <w:tcW w:w="3387" w:type="dxa"/>
-          </w:tcPr>
-          <w:p>
-            <w:pPr>
-              <w:rPr>
-                <w:rFonts w:ascii="Bookman Old Style" w:hAnsi="Bookman Old Style"/>
-              </w:rPr>
-            </w:pPr>
-            <w:r>
-              <w:rPr>
-                <w:rFonts w:ascii="Bookman Old Style" w:hAnsi="Bookman Old Style"/>
-              </w:rPr>
-              <w:t>26.88</w:t>
-            </w:r>
-          </w:p>
-        </w:tc>
-        <w:tc>
-          <w:tcPr>
-            <w:tcW w:w="3351" w:type="dxa"/>
-          </w:tcPr>
-          <w:p>
-            <w:pPr>
-              <w:rPr>
-                <w:rFonts w:ascii="Bookman Old Style" w:hAnsi="Bookman Old Style"/>
-              </w:rPr>
-            </w:pPr>
-            <w:r>
-              <w:rPr>
-                <w:rFonts w:ascii="Bookman Old Style" w:hAnsi="Bookman Old Style"/>
-              </w:rPr>
-              <w:t>90th percentile</w:t>
-            </w:r>
-          </w:p>
-        </w:tc>
-        <w:tc>
-          <w:tcPr>
-            <w:tcW w:w="985" w:type="dxa"/>
-          </w:tcPr>
-          <w:p>
-            <w:pPr>
-              <w:rPr>
-                <w:rFonts w:ascii="Bookman Old Style" w:hAnsi="Bookman Old Style"/>
-              </w:rPr>
-            </w:pPr>
-            <w:r>
-              <w:rPr>
-                <w:rFonts w:ascii="Bookman Old Style" w:hAnsi="Bookman Old Style"/>
-              </w:rPr>
-              <w:t>38.06</w:t>
-            </w:r>
-          </w:p>
-        </w:tc>
-      </w:tr>
-      <w:tr>
-        <w:tc>
-          <w:tcPr>
-            <w:tcW w:w="1634" w:type="dxa"/>
-          </w:tcPr>
-          <w:p>
-            <w:pPr>
-              <w:rPr>
-                <w:rFonts w:ascii="Bookman Old Style" w:hAnsi="Bookman Old Style"/>
-              </w:rPr>
-            </w:pPr>
-            <w:r>
-              <w:rPr>
-                <w:rFonts w:ascii="Bookman Old Style" w:hAnsi="Bookman Old Style"/>
-              </w:rPr>
-              <w:t>Q3</w:t>
-            </w:r>
-          </w:p>
-        </w:tc>
-        <w:tc>
-          <w:tcPr>
-            <w:tcW w:w="3387" w:type="dxa"/>
-          </w:tcPr>
-          <w:p>
-            <w:pPr>
-              <w:rPr>
-                <w:rFonts w:ascii="Bookman Old Style" w:hAnsi="Bookman Old Style"/>
-              </w:rPr>
-            </w:pPr>
-            <w:r>
-              <w:rPr>
-                <w:rFonts w:ascii="Bookman Old Style" w:hAnsi="Bookman Old Style"/>
-              </w:rPr>
-              <w:t>34.6</w:t>
-            </w:r>
-          </w:p>
-        </w:tc>
-        <w:tc>
-          <w:tcPr>
-            <w:tcW w:w="3351" w:type="dxa"/>
-          </w:tcPr>
-          <w:p>
-            <w:pPr>
-              <w:rPr>
-                <w:rFonts w:ascii="Bookman Old Style" w:hAnsi="Bookman Old Style"/>
-              </w:rPr>
-            </w:pPr>
-          </w:p>
-        </w:tc>
-        <w:tc>
-          <w:tcPr>
-            <w:tcW w:w="985" w:type="dxa"/>
-          </w:tcPr>
-          <w:p>
-            <w:pPr>
-              <w:rPr>
-                <w:rFonts w:ascii="Bookman Old Style" w:hAnsi="Bookman Old Style"/>
-              </w:rPr>
-            </w:pPr>
-          </w:p>
-        </w:tc>
-      </w:tr>
-      <w:tr>
-        <w:tc>
-          <w:tcPr>
-            <w:tcW w:w="1634" w:type="dxa"/>
-          </w:tcPr>
-          <w:p>
-            <w:pPr>
-              <w:rPr>
-                <w:rFonts w:ascii="Bookman Old Style" w:hAnsi="Bookman Old Style"/>
-              </w:rPr>
-            </w:pPr>
-            <w:r>
-              <w:rPr>
-                <w:rFonts w:ascii="Bookman Old Style" w:hAnsi="Bookman Old Style"/>
-              </w:rPr>
-              <w:t>IQR</w:t>
-            </w:r>
-          </w:p>
-        </w:tc>
-        <w:tc>
-          <w:tcPr>
-            <w:tcW w:w="3387" w:type="dxa"/>
-          </w:tcPr>
-          <w:p>
-            <w:pPr>
-              <w:rPr>
-                <w:rFonts w:ascii="Bookman Old Style" w:hAnsi="Bookman Old Style"/>
-              </w:rPr>
-            </w:pPr>
-            <w:r>
-              <w:rPr>
-                <w:rFonts w:ascii="Bookman Old Style" w:hAnsi="Bookman Old Style"/>
-              </w:rPr>
-              <w:t>7.715</w:t>
-            </w:r>
-          </w:p>
-        </w:tc>
-        <w:tc>
-          <w:tcPr>
-            <w:tcW w:w="3351" w:type="dxa"/>
-          </w:tcPr>
-          <w:p>
-            <w:pPr>
-              <w:rPr>
-                <w:rFonts w:ascii="Bookman Old Style" w:hAnsi="Bookman Old Style"/>
-              </w:rPr>
-            </w:pPr>
-          </w:p>
-        </w:tc>
-        <w:tc>
-          <w:tcPr>
-            <w:tcW w:w="985" w:type="dxa"/>
-          </w:tcPr>
-          <w:p>
-            <w:pPr>
-              <w:rPr>
-                <w:rFonts w:ascii="Bookman Old Style" w:hAnsi="Bookman Old Style"/>
-              </w:rPr>
-            </w:pPr>
+              <w:t>Within ±3.29</w:t>
+            </w:r>
           </w:p>
         </w:tc>
       </w:tr>
     </w:tbl>
     <w:p>
       <w:pPr>
+        <w:spacing w:line="240" w:lineRule="auto"/>
         <w:jc w:val="both"/>
         <w:rPr>
           <w:rFonts w:ascii="Bookman Old Style" w:hAnsi="Bookman Old Style"/>
+          <w:b/>
           <w:sz w:val="24"/>
           <w:szCs w:val="24"/>
         </w:rPr>
       </w:pPr>
-      <w:r>
-        <w:rPr>
-          <w:rFonts w:ascii="Bookman Old Style" w:hAnsi="Bookman Old Style"/>
-          <w:i/>
-          <w:sz w:val="24"/>
-          <w:szCs w:val="24"/>
-        </w:rPr>
-        <w:t>Note on the mode: 19.95, 27.645 and 31.825 each occur twice in the sample. Excel reports 19.95, so the mode is not unique and should be read with caution.</w:t>
+    </w:p>
+    <w:p>
+      <w:pPr>
+        <w:ind w:left="284"/>
+        <w:jc w:val="both"/>
+        <w:rPr>
+          <w:rFonts w:ascii="Bookman Old Style" w:hAnsi="Bookman Old Style"/>
+          <w:sz w:val="24"/>
+          <w:szCs w:val="24"/>
+        </w:rPr>
+      </w:pPr>
+      <w:r>
+        <w:rPr>
+          <w:rFonts w:ascii="Bookman Old Style" w:hAnsi="Bookman Old Style"/>
+          <w:b/>
+          <w:sz w:val="24"/>
+          <w:szCs w:val="24"/>
+        </w:rPr>
+        <w:t>Histogram.</w:t>
+      </w:r>
+      <w:r>
+        <w:rPr>
+          <w:rFonts w:ascii="Bookman Old Style" w:hAnsi="Bookman Old Style"/>
+          <w:sz w:val="24"/>
+          <w:szCs w:val="24"/>
+        </w:rPr>
+        <w:t xml:space="preserve"> Frequencies in four-unit bins were 3 (18–22), 8 (22–26), 14 (26–30), 19 (30–34), 8 (34–38), 6 (38–42), 0 (42–46), 1 (46–50) and 0 (50–54), </w:t>
+      </w:r>
+      <w:r>
+        <w:rPr>
+          <w:rFonts w:ascii="Bookman Old Style" w:hAnsi="Bookman Old Style"/>
+          <w:sz w:val="24"/>
+          <w:szCs w:val="24"/>
+        </w:rPr>
+        <w:t>totaling</w:t>
+      </w:r>
+      <w:r>
+        <w:rPr>
+          <w:rFonts w:ascii="Bookman Old Style" w:hAnsi="Bookman Old Style"/>
+          <w:sz w:val="24"/>
+          <w:szCs w:val="24"/>
+        </w:rPr>
+        <w:t xml:space="preserve"> 59. </w:t>
+      </w:r>
+      <w:r>
+        <w:rPr>
+          <w:rFonts w:ascii="Bookman Old Style" w:hAnsi="Bookman Old Style"/>
+          <w:sz w:val="24"/>
+          <w:szCs w:val="24"/>
+        </w:rPr>
+        <w:t xml:space="preserve">As we can see in </w:t>
+      </w:r>
+      <w:r>
+        <w:rPr>
+          <w:rFonts w:ascii="Bookman Old Style" w:hAnsi="Bookman Old Style"/>
+          <w:b/>
+          <w:bCs/>
+          <w:sz w:val="24"/>
+          <w:szCs w:val="24"/>
+        </w:rPr>
+        <w:t>Figure 1</w:t>
+      </w:r>
+      <w:r>
+        <w:rPr>
+          <w:rFonts w:ascii="Bookman Old Style" w:hAnsi="Bookman Old Style"/>
+          <w:sz w:val="24"/>
+          <w:szCs w:val="24"/>
+        </w:rPr>
+        <w:t>, t</w:t>
+      </w:r>
+      <w:r>
+        <w:rPr>
+          <w:rFonts w:ascii="Bookman Old Style" w:hAnsi="Bookman Old Style"/>
+          <w:sz w:val="24"/>
+          <w:szCs w:val="24"/>
+        </w:rPr>
+        <w:t xml:space="preserve">he distribution is roughly bell-shaped, with the largest counts in the </w:t>
+      </w:r>
+      <w:r>
+        <w:rPr>
+          <w:rFonts w:ascii="Bookman Old Style" w:hAnsi="Bookman Old Style"/>
+          <w:sz w:val="24"/>
+          <w:szCs w:val="24"/>
+        </w:rPr>
+        <w:t>cent</w:t>
+      </w:r>
+      <w:r>
+        <w:rPr>
+          <w:rFonts w:ascii="Bookman Old Style" w:hAnsi="Bookman Old Style"/>
+          <w:sz w:val="24"/>
+          <w:szCs w:val="24"/>
+        </w:rPr>
+        <w:t>e</w:t>
+      </w:r>
+      <w:r>
+        <w:rPr>
+          <w:rFonts w:ascii="Bookman Old Style" w:hAnsi="Bookman Old Style"/>
+          <w:sz w:val="24"/>
+          <w:szCs w:val="24"/>
+        </w:rPr>
+        <w:t>r</w:t>
+      </w:r>
+      <w:r>
+        <w:rPr>
+          <w:rFonts w:ascii="Bookman Old Style" w:hAnsi="Bookman Old Style"/>
+          <w:sz w:val="24"/>
+          <w:szCs w:val="24"/>
+        </w:rPr>
+        <w:t>. The upper tail is thin, with one value above 46 (47.41), and the lower side has a small group of values near 20.</w:t>
+      </w:r>
+    </w:p>
+    <w:p>
+      <w:pPr>
+        <w:jc w:val="center"/>
+        <w:rPr>
+          <w:rFonts w:ascii="Bookman Old Style" w:hAnsi="Bookman Old Style"/>
+          <w:sz w:val="24"/>
+          <w:szCs w:val="24"/>
+        </w:rPr>
+      </w:pPr>
+      <w:r>
+        <w:rPr>
+          <w:noProof/>
+        </w:rPr>
+        <w:lastRenderedPageBreak/>
+        <w:drawing>
+          <wp:inline distT="0" distB="0" distL="0" distR="0" wp14:anchorId="4BA2647A" wp14:editId="2FF58B97">
+            <wp:extent cx="4285753" cy="2552700"/>
+            <wp:effectExtent l="0" t="0" r="635" b="0"/>
+            <wp:docPr id="1" name="Chart 1"/>
+            <wp:cNvGraphicFramePr/>
+            <a:graphic xmlns:a="http://schemas.openxmlformats.org/drawingml/2006/main">
+              <a:graphicData uri="http://schemas.openxmlformats.org/drawingml/2006/chart">
+                <c:chart xmlns:c="http://schemas.openxmlformats.org/drawingml/2006/chart" xmlns:r="http://schemas.openxmlformats.org/officeDocument/2006/relationships" r:id="rId7"/>
+              </a:graphicData>
+            </a:graphic>
+          </wp:inline>
+        </w:drawing>
+      </w:r>
+      <w:r>
+        <w:rPr>
+          <w:rFonts w:ascii="Bookman Old Style" w:hAnsi="Bookman Old Style"/>
+          <w:sz w:val="24"/>
+          <w:szCs w:val="24"/>
+        </w:rPr>
+        <w:t xml:space="preserve"> </w:t>
+      </w:r>
+    </w:p>
+    <w:p>
+      <w:pPr>
+        <w:jc w:val="center"/>
+        <w:rPr>
+          <w:rFonts w:ascii="Bookman Old Style" w:hAnsi="Bookman Old Style"/>
+          <w:sz w:val="24"/>
+          <w:szCs w:val="24"/>
+        </w:rPr>
+      </w:pPr>
+      <w:r>
+        <w:rPr>
+          <w:rFonts w:ascii="Bookman Old Style" w:hAnsi="Bookman Old Style"/>
+          <w:b/>
+          <w:bCs/>
+          <w:sz w:val="24"/>
+          <w:szCs w:val="24"/>
+        </w:rPr>
+        <w:t>Figure 1</w:t>
+      </w:r>
+      <w:r>
+        <w:rPr>
+          <w:rFonts w:ascii="Bookman Old Style" w:hAnsi="Bookman Old Style"/>
+          <w:b/>
+          <w:bCs/>
+          <w:sz w:val="24"/>
+          <w:szCs w:val="24"/>
+        </w:rPr>
+        <w:t xml:space="preserve"> – Histogram of BMI</w:t>
+      </w:r>
+    </w:p>
+    <w:p>
+      <w:pPr>
+        <w:ind w:left="142"/>
+        <w:jc w:val="center"/>
+        <w:rPr>
+          <w:rFonts w:ascii="Bookman Old Style" w:hAnsi="Bookman Old Style"/>
+          <w:sz w:val="24"/>
+          <w:szCs w:val="24"/>
+        </w:rPr>
+      </w:pPr>
+    </w:p>
+    <w:p>
+      <w:pPr>
+        <w:ind w:left="142"/>
+        <w:jc w:val="both"/>
+        <w:rPr>
+          <w:rFonts w:ascii="Bookman Old Style" w:hAnsi="Bookman Old Style"/>
+          <w:sz w:val="24"/>
+          <w:szCs w:val="24"/>
+        </w:rPr>
+      </w:pPr>
+      <w:r>
+        <w:rPr>
+          <w:rFonts w:ascii="Bookman Old Style" w:hAnsi="Bookman Old Style"/>
+          <w:b/>
+          <w:sz w:val="24"/>
+          <w:szCs w:val="24"/>
+        </w:rPr>
+        <w:t>Box plot.</w:t>
+      </w:r>
+      <w:r>
+        <w:rPr>
+          <w:rFonts w:ascii="Bookman Old Style" w:hAnsi="Bookman Old Style"/>
+          <w:sz w:val="24"/>
+          <w:szCs w:val="24"/>
+        </w:rPr>
+        <w:t xml:space="preserve"> The box plot </w:t>
+      </w:r>
+      <w:r>
+        <w:rPr>
+          <w:rFonts w:ascii="Bookman Old Style" w:hAnsi="Bookman Old Style"/>
+          <w:sz w:val="24"/>
+          <w:szCs w:val="24"/>
+        </w:rPr>
+        <w:t>(</w:t>
+      </w:r>
+      <w:r>
+        <w:rPr>
+          <w:rFonts w:ascii="Bookman Old Style" w:hAnsi="Bookman Old Style"/>
+          <w:b/>
+          <w:bCs/>
+          <w:sz w:val="24"/>
+          <w:szCs w:val="24"/>
+        </w:rPr>
+        <w:t>Figure 2</w:t>
+      </w:r>
+      <w:r>
+        <w:rPr>
+          <w:rFonts w:ascii="Bookman Old Style" w:hAnsi="Bookman Old Style"/>
+          <w:sz w:val="24"/>
+          <w:szCs w:val="24"/>
+        </w:rPr>
+        <w:t xml:space="preserve">) </w:t>
+      </w:r>
+      <w:r>
+        <w:rPr>
+          <w:rFonts w:ascii="Bookman Old Style" w:hAnsi="Bookman Old Style"/>
+          <w:sz w:val="24"/>
+          <w:szCs w:val="24"/>
+        </w:rPr>
+        <w:t xml:space="preserve">shows a median (30.59) that sits slightly closer to Q1 than to Q3 (3.71 below versus 4.01 above), indicating a mild right-side spread in the upper half of the data. The lower fence (Q1 − 1.5 × IQR) is 15.31 and the upper fence (Q3 + 1.5 × IQR) is 46.17. The lower whisker reaches 19.95 and the upper whisker reaches 39.82. One value, 47.41 lies beyond the upper fence and </w:t>
+      </w:r>
+      <w:r>
+        <w:rPr>
+          <w:rFonts w:ascii="Bookman Old Style" w:hAnsi="Bookman Old Style"/>
+          <w:sz w:val="24"/>
+          <w:szCs w:val="24"/>
+        </w:rPr>
+        <w:t xml:space="preserve">is flagged as one potential outlier </w:t>
+      </w:r>
+      <w:r>
+        <w:rPr>
+          <w:rFonts w:ascii="Bookman Old Style" w:hAnsi="Bookman Old Style"/>
+          <w:sz w:val="24"/>
+          <w:szCs w:val="24"/>
+        </w:rPr>
+        <w:t xml:space="preserve">under </w:t>
+      </w:r>
+      <w:r>
+        <w:rPr>
+          <w:rFonts w:ascii="Bookman Old Style" w:hAnsi="Bookman Old Style"/>
+          <w:sz w:val="24"/>
+          <w:szCs w:val="24"/>
+        </w:rPr>
+        <w:t>1.5 × IQR rule. Such a flag identifies a value for review; it does not automatically mean that the observation is erroneous or should be removed.</w:t>
+      </w:r>
+    </w:p>
+    <w:p>
+      <w:pPr>
+        <w:ind w:left="142"/>
+        <w:jc w:val="center"/>
+        <w:rPr>
+          <w:rFonts w:ascii="Bookman Old Style" w:hAnsi="Bookman Old Style"/>
+          <w:sz w:val="24"/>
+          <w:szCs w:val="24"/>
+        </w:rPr>
+      </w:pPr>
+      <w:r>
+        <w:rPr>
+          <w:rFonts w:ascii="Bookman Old Style" w:hAnsi="Bookman Old Style"/>
+          <w:noProof/>
+          <w:sz w:val="24"/>
+          <w:szCs w:val="24"/>
+        </w:rPr>
+        <w:drawing>
+          <wp:inline distT="0" distB="0" distL="0" distR="0" wp14:anchorId="79F8EF93" wp14:editId="5E0BE4CB">
+            <wp:extent cx="2298700" cy="2604135"/>
+            <wp:effectExtent l="0" t="0" r="6350" b="5715"/>
+            <wp:docPr id="3" name="Picture 2"/>
+            <wp:cNvGraphicFramePr>
+              <a:graphicFrameLocks xmlns:a="http://schemas.openxmlformats.org/drawingml/2006/main" noChangeAspect="1"/>
+            </wp:cNvGraphicFramePr>
+            <a:graphic xmlns:a="http://schemas.openxmlformats.org/drawingml/2006/main">
+              <a:graphicData uri="http://schemas.openxmlformats.org/drawingml/2006/picture">
+                <pic:pic xmlns:pic="http://schemas.openxmlformats.org/drawingml/2006/picture">
+                  <pic:nvPicPr>
+                    <pic:cNvPr id="3" name="Picture 2"/>
+                    <pic:cNvPicPr>
+                      <a:picLocks noChangeAspect="1"/>
+                    </pic:cNvPicPr>
+                  </pic:nvPicPr>
+                  <pic:blipFill>
+                    <a:blip r:embed="rId8"/>
+                    <a:stretch>
+                      <a:fillRect/>
+                    </a:stretch>
+                  </pic:blipFill>
+                  <pic:spPr>
+                    <a:xfrm>
+                      <a:off x="0" y="0"/>
+                      <a:ext cx="2319188" cy="2627345"/>
+                    </a:xfrm>
+                    <a:prstGeom prst="rect">
+                      <a:avLst/>
+                    </a:prstGeom>
+                  </pic:spPr>
+                </pic:pic>
+              </a:graphicData>
+            </a:graphic>
+          </wp:inline>
+        </w:drawing>
+      </w:r>
+    </w:p>
+    <w:p>
+      <w:pPr>
+        <w:jc w:val="center"/>
+        <w:rPr>
+          <w:rFonts w:ascii="Bookman Old Style" w:hAnsi="Bookman Old Style"/>
+          <w:sz w:val="24"/>
+          <w:szCs w:val="24"/>
+        </w:rPr>
+      </w:pPr>
+      <w:r>
+        <w:rPr>
+          <w:rFonts w:ascii="Bookman Old Style" w:hAnsi="Bookman Old Style"/>
+          <w:b/>
+          <w:bCs/>
+          <w:sz w:val="24"/>
+          <w:szCs w:val="24"/>
+        </w:rPr>
+        <w:t>Figure 2</w:t>
+      </w:r>
+      <w:r>
+        <w:rPr>
+          <w:rFonts w:ascii="Bookman Old Style" w:hAnsi="Bookman Old Style"/>
+          <w:b/>
+          <w:bCs/>
+          <w:sz w:val="24"/>
+          <w:szCs w:val="24"/>
+        </w:rPr>
+        <w:t xml:space="preserve"> – Box Plot of BMI</w:t>
       </w:r>
     </w:p>
     <w:p>
@@ -2775,34 +4863,36 @@
           <w:szCs w:val="24"/>
         </w:rPr>
       </w:pPr>
-      <w:r>
-        <w:rPr>
-          <w:rFonts w:ascii="Bookman Old Style" w:hAnsi="Bookman Old Style"/>
-          <w:sz w:val="24"/>
-          <w:szCs w:val="24"/>
-        </w:rPr>
-        <w:t>The mean (30.80) was slightly above the median (30.59). The sample ranged fro</w:t>
-      </w:r>
-      <w:r>
-        <w:rPr>
-          <w:rFonts w:ascii="Bookman Old Style" w:hAnsi="Bookman Old Style"/>
-          <w:sz w:val="24"/>
-          <w:szCs w:val="24"/>
-        </w:rPr>
-        <w:t xml:space="preserve">m 19.95 to 47.41 (range 27.46) </w:t>
-      </w:r>
-      <w:r>
-        <w:rPr>
-          <w:rFonts w:ascii="Bookman Old Style" w:hAnsi="Bookman Old Style"/>
-          <w:sz w:val="24"/>
-          <w:szCs w:val="24"/>
-        </w:rPr>
-        <w:t>and the middle 50% of values lay between 26.885 and 34.60 (IQR 7.715). The SD was 5.51 and the CV was 17.88%. The SD is well below half the mean (15.40), so the CV check does not signal excessive variability.</w:t>
-      </w:r>
     </w:p>
     <w:p>
       <w:pPr>
+        <w:ind w:left="142"/>
         <w:jc w:val="both"/>
+        <w:rPr>
+          <w:rFonts w:ascii="Bookman Old Style" w:hAnsi="Bookman Old Style"/>
+          <w:sz w:val="24"/>
+          <w:szCs w:val="24"/>
+        </w:rPr>
+      </w:pPr>
+      <w:r>
+        <w:rPr>
+          <w:rFonts w:ascii="Bookman Old Style" w:hAnsi="Bookman Old Style"/>
+          <w:b/>
+          <w:sz w:val="24"/>
+          <w:szCs w:val="24"/>
+        </w:rPr>
+        <w:lastRenderedPageBreak/>
+        <w:t>Normality plots.</w:t>
+      </w:r>
+      <w:r>
+        <w:rPr>
+          <w:rFonts w:ascii="Bookman Old Style" w:hAnsi="Bookman Old Style"/>
+          <w:sz w:val="24"/>
+          <w:szCs w:val="24"/>
+        </w:rPr>
+        <w:t xml:space="preserve"> The P–P plot (</w:t>
+      </w:r>
+      <w:r>
         <w:rPr>
           <w:rFonts w:ascii="Bookman Old Style" w:hAnsi="Bookman Old Style"/>
           <w:b/>
@@ -2810,7 +4900,16 @@
           <w:sz w:val="24"/>
           <w:szCs w:val="24"/>
         </w:rPr>
-      </w:pPr>
+        <w:t>Figure 3</w:t>
+      </w:r>
+      <w:r>
+        <w:rPr>
+          <w:rFonts w:ascii="Bookman Old Style" w:hAnsi="Bookman Old Style"/>
+          <w:sz w:val="24"/>
+          <w:szCs w:val="24"/>
+        </w:rPr>
+        <w:t>) and Q–Q plot (</w:t>
+      </w:r>
       <w:r>
         <w:rPr>
           <w:rFonts w:ascii="Bookman Old Style" w:hAnsi="Bookman Old Style"/>
@@ -2819,495 +4918,57 @@
           <w:sz w:val="24"/>
           <w:szCs w:val="24"/>
         </w:rPr>
-        <w:t xml:space="preserve">Table 2: Skewness, kurtosis and Z-scores of </w:t>
-      </w:r>
-      <w:proofErr w:type="gramStart"/>
-      <w:r>
-        <w:rPr>
-          <w:rFonts w:ascii="Bookman Old Style" w:hAnsi="Bookman Old Style"/>
-          <w:b/>
-          <w:bCs/>
-          <w:sz w:val="24"/>
-          <w:szCs w:val="24"/>
-        </w:rPr>
-        <w:t>BMI</w:t>
-      </w:r>
-      <w:proofErr w:type="gramEnd"/>
-    </w:p>
-    <w:tbl>
-      <w:tblPr>
-        <w:tblStyle w:val="TableGrid"/>
-        <w:tblW w:w="0" w:type="auto"/>
-        <w:tblLayout w:type="fixed"/>
-        <w:tblLook w:val="0420" w:firstRow="1" w:lastRow="0" w:firstColumn="0" w:lastColumn="0" w:noHBand="0" w:noVBand="1"/>
-      </w:tblPr>
-      <w:tblGrid>
-        <w:gridCol w:w="2542"/>
-        <w:gridCol w:w="1110"/>
-        <w:gridCol w:w="2277"/>
-        <w:gridCol w:w="1059"/>
-        <w:gridCol w:w="2370"/>
-      </w:tblGrid>
-      <w:tr>
-        <w:trPr>
-          <w:tblHeader/>
-        </w:trPr>
-        <w:tc>
-          <w:tcPr>
-            <w:tcW w:w="2542" w:type="dxa"/>
-            <w:shd w:val="clear" w:color="auto" w:fill="auto"/>
-          </w:tcPr>
-          <w:p>
-            <w:pPr>
-              <w:rPr>
-                <w:rFonts w:ascii="Bookman Old Style" w:hAnsi="Bookman Old Style"/>
-                <w:b/>
-                <w:bCs/>
-                <w:sz w:val="24"/>
-                <w:szCs w:val="24"/>
-              </w:rPr>
-            </w:pPr>
-            <w:r>
-              <w:rPr>
-                <w:rFonts w:ascii="Bookman Old Style" w:hAnsi="Bookman Old Style"/>
-                <w:b/>
-                <w:bCs/>
-                <w:sz w:val="24"/>
-                <w:szCs w:val="24"/>
-              </w:rPr>
-              <w:t>Measure</w:t>
-            </w:r>
-          </w:p>
-        </w:tc>
-        <w:tc>
-          <w:tcPr>
-            <w:tcW w:w="1110" w:type="dxa"/>
-            <w:shd w:val="clear" w:color="auto" w:fill="auto"/>
-          </w:tcPr>
-          <w:p>
-            <w:pPr>
-              <w:rPr>
-                <w:rFonts w:ascii="Bookman Old Style" w:hAnsi="Bookman Old Style"/>
-                <w:b/>
-                <w:bCs/>
-                <w:sz w:val="24"/>
-                <w:szCs w:val="24"/>
-              </w:rPr>
-            </w:pPr>
-            <w:r>
-              <w:rPr>
-                <w:rFonts w:ascii="Bookman Old Style" w:hAnsi="Bookman Old Style"/>
-                <w:b/>
-                <w:bCs/>
-                <w:sz w:val="24"/>
-                <w:szCs w:val="24"/>
-              </w:rPr>
-              <w:t>Value</w:t>
-            </w:r>
-          </w:p>
-        </w:tc>
-        <w:tc>
-          <w:tcPr>
-            <w:tcW w:w="2277" w:type="dxa"/>
-            <w:shd w:val="clear" w:color="auto" w:fill="auto"/>
-          </w:tcPr>
-          <w:p>
-            <w:pPr>
-              <w:rPr>
-                <w:rFonts w:ascii="Bookman Old Style" w:hAnsi="Bookman Old Style"/>
-                <w:b/>
-                <w:bCs/>
-                <w:sz w:val="24"/>
-                <w:szCs w:val="24"/>
-              </w:rPr>
-            </w:pPr>
-            <w:r>
-              <w:rPr>
-                <w:rFonts w:ascii="Bookman Old Style" w:hAnsi="Bookman Old Style"/>
-                <w:b/>
-                <w:bCs/>
-                <w:sz w:val="24"/>
-                <w:szCs w:val="24"/>
-              </w:rPr>
-              <w:t>Standard error</w:t>
-            </w:r>
-          </w:p>
-        </w:tc>
-        <w:tc>
-          <w:tcPr>
-            <w:tcW w:w="1059" w:type="dxa"/>
-            <w:shd w:val="clear" w:color="auto" w:fill="auto"/>
-          </w:tcPr>
-          <w:p>
-            <w:pPr>
-              <w:rPr>
-                <w:rFonts w:ascii="Bookman Old Style" w:hAnsi="Bookman Old Style"/>
-                <w:b/>
-                <w:bCs/>
-                <w:sz w:val="24"/>
-                <w:szCs w:val="24"/>
-              </w:rPr>
-            </w:pPr>
-            <w:r>
-              <w:rPr>
-                <w:rFonts w:ascii="Bookman Old Style" w:hAnsi="Bookman Old Style"/>
-                <w:b/>
-                <w:bCs/>
-                <w:sz w:val="24"/>
-                <w:szCs w:val="24"/>
-              </w:rPr>
-              <w:t>Z</w:t>
-            </w:r>
-          </w:p>
-        </w:tc>
-        <w:tc>
-          <w:tcPr>
-            <w:tcW w:w="2370" w:type="dxa"/>
-            <w:shd w:val="clear" w:color="auto" w:fill="auto"/>
-          </w:tcPr>
-          <w:p>
-            <w:pPr>
-              <w:rPr>
-                <w:rFonts w:ascii="Bookman Old Style" w:hAnsi="Bookman Old Style"/>
-                <w:b/>
-                <w:bCs/>
-                <w:sz w:val="24"/>
-                <w:szCs w:val="24"/>
-              </w:rPr>
-            </w:pPr>
-            <w:r>
-              <w:rPr>
-                <w:rFonts w:ascii="Bookman Old Style" w:hAnsi="Bookman Old Style"/>
-                <w:b/>
-                <w:bCs/>
-                <w:sz w:val="24"/>
-                <w:szCs w:val="24"/>
-              </w:rPr>
-              <w:t>Within ±3.29?</w:t>
-            </w:r>
-          </w:p>
-        </w:tc>
-      </w:tr>
-      <w:tr>
-        <w:tc>
-          <w:tcPr>
-            <w:tcW w:w="2542" w:type="dxa"/>
-          </w:tcPr>
-          <w:p>
-            <w:pPr>
-              <w:rPr>
-                <w:rFonts w:ascii="Bookman Old Style" w:hAnsi="Bookman Old Style"/>
-                <w:sz w:val="24"/>
-                <w:szCs w:val="24"/>
-              </w:rPr>
-            </w:pPr>
-            <w:r>
-              <w:rPr>
-                <w:rFonts w:ascii="Bookman Old Style" w:hAnsi="Bookman Old Style"/>
-                <w:sz w:val="24"/>
-                <w:szCs w:val="24"/>
-              </w:rPr>
-              <w:t>Skewness</w:t>
-            </w:r>
-          </w:p>
-        </w:tc>
-        <w:tc>
-          <w:tcPr>
-            <w:tcW w:w="1110" w:type="dxa"/>
-          </w:tcPr>
-          <w:p>
-            <w:pPr>
-              <w:rPr>
-                <w:rFonts w:ascii="Bookman Old Style" w:hAnsi="Bookman Old Style"/>
-                <w:sz w:val="24"/>
-                <w:szCs w:val="24"/>
-              </w:rPr>
-            </w:pPr>
-            <w:r>
-              <w:rPr>
-                <w:rFonts w:ascii="Bookman Old Style" w:hAnsi="Bookman Old Style"/>
-                <w:sz w:val="24"/>
-                <w:szCs w:val="24"/>
-              </w:rPr>
-              <w:t>0.297</w:t>
-            </w:r>
-          </w:p>
-        </w:tc>
-        <w:tc>
-          <w:tcPr>
-            <w:tcW w:w="2277" w:type="dxa"/>
-          </w:tcPr>
-          <w:p>
-            <w:pPr>
-              <w:rPr>
-                <w:rFonts w:ascii="Bookman Old Style" w:hAnsi="Bookman Old Style"/>
-                <w:sz w:val="24"/>
-                <w:szCs w:val="24"/>
-              </w:rPr>
-            </w:pPr>
-            <w:r>
-              <w:rPr>
-                <w:rFonts w:ascii="Bookman Old Style" w:hAnsi="Bookman Old Style"/>
-                <w:sz w:val="24"/>
-                <w:szCs w:val="24"/>
-              </w:rPr>
-              <w:t>0.318</w:t>
-            </w:r>
-          </w:p>
-        </w:tc>
-        <w:tc>
-          <w:tcPr>
-            <w:tcW w:w="1059" w:type="dxa"/>
-          </w:tcPr>
-          <w:p>
-            <w:pPr>
-              <w:rPr>
-                <w:rFonts w:ascii="Bookman Old Style" w:hAnsi="Bookman Old Style"/>
-                <w:sz w:val="24"/>
-                <w:szCs w:val="24"/>
-              </w:rPr>
-            </w:pPr>
-            <w:r>
-              <w:rPr>
-                <w:rFonts w:ascii="Bookman Old Style" w:hAnsi="Bookman Old Style"/>
-                <w:sz w:val="24"/>
-                <w:szCs w:val="24"/>
-              </w:rPr>
-              <w:t>0.932</w:t>
-            </w:r>
-          </w:p>
-        </w:tc>
-        <w:tc>
-          <w:tcPr>
-            <w:tcW w:w="2370" w:type="dxa"/>
-          </w:tcPr>
-          <w:p>
-            <w:pPr>
-              <w:rPr>
-                <w:rFonts w:ascii="Bookman Old Style" w:hAnsi="Bookman Old Style"/>
-                <w:sz w:val="24"/>
-                <w:szCs w:val="24"/>
-              </w:rPr>
-            </w:pPr>
-            <w:r>
-              <w:rPr>
-                <w:rFonts w:ascii="Bookman Old Style" w:hAnsi="Bookman Old Style"/>
-                <w:sz w:val="24"/>
-                <w:szCs w:val="24"/>
-              </w:rPr>
-              <w:t>Yes</w:t>
-            </w:r>
-          </w:p>
-        </w:tc>
-      </w:tr>
-      <w:tr>
-        <w:tc>
-          <w:tcPr>
-            <w:tcW w:w="2542" w:type="dxa"/>
-          </w:tcPr>
-          <w:p>
-            <w:pPr>
-              <w:rPr>
-                <w:rFonts w:ascii="Bookman Old Style" w:hAnsi="Bookman Old Style"/>
-                <w:sz w:val="24"/>
-                <w:szCs w:val="24"/>
-              </w:rPr>
-            </w:pPr>
-            <w:r>
-              <w:rPr>
-                <w:rFonts w:ascii="Bookman Old Style" w:hAnsi="Bookman Old Style"/>
-                <w:sz w:val="24"/>
-                <w:szCs w:val="24"/>
-              </w:rPr>
-              <w:t>Excess kurtosis</w:t>
-            </w:r>
-          </w:p>
-        </w:tc>
-        <w:tc>
-          <w:tcPr>
-            <w:tcW w:w="1110" w:type="dxa"/>
-          </w:tcPr>
-          <w:p>
-            <w:pPr>
-              <w:rPr>
-                <w:rFonts w:ascii="Bookman Old Style" w:hAnsi="Bookman Old Style"/>
-                <w:sz w:val="24"/>
-                <w:szCs w:val="24"/>
-              </w:rPr>
-            </w:pPr>
-            <w:r>
-              <w:rPr>
-                <w:rFonts w:ascii="Bookman Old Style" w:hAnsi="Bookman Old Style"/>
-                <w:sz w:val="24"/>
-                <w:szCs w:val="24"/>
-              </w:rPr>
-              <w:t>0.22</w:t>
-            </w:r>
-            <w:r>
-              <w:rPr>
-                <w:rFonts w:ascii="Bookman Old Style" w:hAnsi="Bookman Old Style"/>
-                <w:sz w:val="24"/>
-                <w:szCs w:val="24"/>
-              </w:rPr>
-              <w:t>1</w:t>
-            </w:r>
-          </w:p>
-        </w:tc>
-        <w:tc>
-          <w:tcPr>
-            <w:tcW w:w="2277" w:type="dxa"/>
-          </w:tcPr>
-          <w:p>
-            <w:pPr>
-              <w:rPr>
-                <w:rFonts w:ascii="Bookman Old Style" w:hAnsi="Bookman Old Style"/>
-                <w:sz w:val="24"/>
-                <w:szCs w:val="24"/>
-              </w:rPr>
-            </w:pPr>
-            <w:r>
-              <w:rPr>
-                <w:rFonts w:ascii="Bookman Old Style" w:hAnsi="Bookman Old Style"/>
-                <w:sz w:val="24"/>
-                <w:szCs w:val="24"/>
-              </w:rPr>
-              <w:t>0.6</w:t>
-            </w:r>
-            <w:r>
-              <w:rPr>
-                <w:rFonts w:ascii="Bookman Old Style" w:hAnsi="Bookman Old Style"/>
-                <w:sz w:val="24"/>
-                <w:szCs w:val="24"/>
-              </w:rPr>
-              <w:t>3</w:t>
-            </w:r>
-            <w:r>
-              <w:rPr>
-                <w:rFonts w:ascii="Bookman Old Style" w:hAnsi="Bookman Old Style"/>
-                <w:sz w:val="24"/>
-                <w:szCs w:val="24"/>
-              </w:rPr>
-              <w:t>7</w:t>
-            </w:r>
-          </w:p>
-        </w:tc>
-        <w:tc>
-          <w:tcPr>
-            <w:tcW w:w="1059" w:type="dxa"/>
-          </w:tcPr>
-          <w:p>
-            <w:pPr>
-              <w:rPr>
-                <w:rFonts w:ascii="Bookman Old Style" w:hAnsi="Bookman Old Style"/>
-                <w:sz w:val="24"/>
-                <w:szCs w:val="24"/>
-              </w:rPr>
-            </w:pPr>
-            <w:r>
-              <w:rPr>
-                <w:rFonts w:ascii="Bookman Old Style" w:hAnsi="Bookman Old Style"/>
-                <w:sz w:val="24"/>
-                <w:szCs w:val="24"/>
-              </w:rPr>
-              <w:t>0.347</w:t>
-            </w:r>
-          </w:p>
-        </w:tc>
-        <w:tc>
-          <w:tcPr>
-            <w:tcW w:w="2370" w:type="dxa"/>
-          </w:tcPr>
-          <w:p>
-            <w:pPr>
-              <w:rPr>
-                <w:rFonts w:ascii="Bookman Old Style" w:hAnsi="Bookman Old Style"/>
-                <w:sz w:val="24"/>
-                <w:szCs w:val="24"/>
-              </w:rPr>
-            </w:pPr>
-            <w:r>
-              <w:rPr>
-                <w:rFonts w:ascii="Bookman Old Style" w:hAnsi="Bookman Old Style"/>
-                <w:sz w:val="24"/>
-                <w:szCs w:val="24"/>
-              </w:rPr>
-              <w:t>Yes</w:t>
-            </w:r>
-          </w:p>
-        </w:tc>
-      </w:tr>
-    </w:tbl>
-    <w:p>
-      <w:pPr>
-        <w:rPr>
-          <w:rFonts w:ascii="Bookman Old Style" w:hAnsi="Bookman Old Style"/>
-          <w:sz w:val="24"/>
-          <w:szCs w:val="24"/>
-        </w:rPr>
-      </w:pPr>
-      <w:r>
-        <w:rPr>
-          <w:rFonts w:ascii="Bookman Old Style" w:hAnsi="Bookman Old Style"/>
-          <w:sz w:val="24"/>
-          <w:szCs w:val="24"/>
-        </w:rPr>
-        <w:t>Both skewness and excess kurtosis were within ±1, and both Z-scores were within ±3.29. Neither statistic differed significantly from a normal distribution.</w:t>
-      </w:r>
-    </w:p>
-    <w:p>
-      <w:pPr>
-        <w:jc w:val="both"/>
-        <w:rPr>
-          <w:rFonts w:ascii="Bookman Old Style" w:hAnsi="Bookman Old Style"/>
-          <w:b/>
-          <w:bCs/>
-          <w:sz w:val="24"/>
-          <w:szCs w:val="24"/>
-        </w:rPr>
-      </w:pPr>
-    </w:p>
-    <w:p>
-      <w:pPr>
-        <w:jc w:val="both"/>
-        <w:rPr>
-          <w:rFonts w:ascii="Bookman Old Style" w:hAnsi="Bookman Old Style"/>
-          <w:b/>
-          <w:bCs/>
-          <w:sz w:val="24"/>
-          <w:szCs w:val="24"/>
-        </w:rPr>
-      </w:pPr>
-      <w:r>
-        <w:rPr>
-          <w:rFonts w:ascii="Bookman Old Style" w:hAnsi="Bookman Old Style"/>
-          <w:b/>
-          <w:bCs/>
-          <w:sz w:val="24"/>
-          <w:szCs w:val="24"/>
-        </w:rPr>
-        <w:t>Table 3: Normality tests for height (</w:t>
-      </w:r>
-      <w:r>
-        <w:rPr>
-          <w:rFonts w:ascii="Bookman Old Style" w:hAnsi="Bookman Old Style"/>
-          <w:b/>
-          <w:bCs/>
-          <w:i/>
-          <w:iCs/>
-          <w:sz w:val="24"/>
-          <w:szCs w:val="24"/>
-        </w:rPr>
-        <w:t xml:space="preserve">α </w:t>
-      </w:r>
-      <w:r>
-        <w:rPr>
-          <w:rFonts w:ascii="Bookman Old Style" w:hAnsi="Bookman Old Style"/>
-          <w:b/>
-          <w:bCs/>
-          <w:sz w:val="24"/>
-          <w:szCs w:val="24"/>
-        </w:rPr>
-        <w:t>= 0.05)</w:t>
+        <w:t>Figure 4</w:t>
+      </w:r>
+      <w:r>
+        <w:rPr>
+          <w:rFonts w:ascii="Bookman Old Style" w:hAnsi="Bookman Old Style"/>
+          <w:sz w:val="24"/>
+          <w:szCs w:val="24"/>
+        </w:rPr>
+        <w:t xml:space="preserve">) compare the observed </w:t>
+      </w:r>
+      <w:proofErr w:type="spellStart"/>
+      <w:r>
+        <w:rPr>
+          <w:rFonts w:ascii="Bookman Old Style" w:hAnsi="Bookman Old Style"/>
+          <w:sz w:val="24"/>
+          <w:szCs w:val="24"/>
+        </w:rPr>
+        <w:t>bmi</w:t>
+      </w:r>
+      <w:proofErr w:type="spellEnd"/>
+      <w:r>
+        <w:rPr>
+          <w:rFonts w:ascii="Bookman Old Style" w:hAnsi="Bookman Old Style"/>
+          <w:sz w:val="24"/>
+          <w:szCs w:val="24"/>
+        </w:rPr>
+        <w:t xml:space="preserve"> values with a normal distribution having the same mean and SD. Most points lie close to the reference line in both plots. The largest departure is at the upper end: the highest value </w:t>
+      </w:r>
+      <w:r>
+        <w:rPr>
+          <w:rFonts w:ascii="Bookman Old Style" w:hAnsi="Bookman Old Style"/>
+          <w:sz w:val="24"/>
+          <w:szCs w:val="24"/>
+        </w:rPr>
+        <w:t>(47.41)</w:t>
+      </w:r>
+      <w:r>
+        <w:rPr>
+          <w:rFonts w:ascii="Bookman Old Style" w:hAnsi="Bookman Old Style"/>
+          <w:sz w:val="24"/>
+          <w:szCs w:val="24"/>
+        </w:rPr>
+        <w:t xml:space="preserve"> </w:t>
+      </w:r>
+      <w:r>
+        <w:rPr>
+          <w:rFonts w:ascii="Bookman Old Style" w:hAnsi="Bookman Old Style"/>
+          <w:sz w:val="24"/>
+          <w:szCs w:val="24"/>
+        </w:rPr>
+        <w:t>lies about 4 kg/m² above the Q–Q line, consistent with the single high outlier and the mild right skew.</w:t>
       </w:r>
     </w:p>
     <w:tbl>
@@ -3325,21 +4986,19 @@
         <w:tblLook w:val="04A0" w:firstRow="1" w:lastRow="0" w:firstColumn="1" w:lastColumn="0" w:noHBand="0" w:noVBand="1"/>
       </w:tblPr>
       <w:tblGrid>
-        <w:gridCol w:w="4906"/>
-        <w:gridCol w:w="4444"/>
+        <w:gridCol w:w="4709"/>
+        <w:gridCol w:w="4651"/>
       </w:tblGrid>
       <w:tr>
         <w:tc>
           <w:tcPr>
-            <w:tcW w:w="4906" w:type="dxa"/>
+            <w:tcW w:w="4704" w:type="dxa"/>
           </w:tcPr>
           <w:p>
             <w:pPr>
               <w:rPr>
                 <w:rFonts w:ascii="Bookman Old Style" w:hAnsi="Bookman Old Style"/>
                 <w:b/>
-                <w:sz w:val="28"/>
-                <w:szCs w:val="28"/>
               </w:rPr>
             </w:pPr>
             <w:r>
@@ -3347,14 +5006,14 @@
                 <w:noProof/>
               </w:rPr>
               <w:drawing>
-                <wp:inline distT="0" distB="0" distL="0" distR="0" wp14:anchorId="0DFF9872" wp14:editId="7BB08450">
-                  <wp:extent cx="2978150" cy="2552700"/>
-                  <wp:effectExtent l="0" t="0" r="0" b="0"/>
-                  <wp:docPr id="1" name="Chart 1"/>
+                <wp:inline distT="0" distB="0" distL="0" distR="0" wp14:anchorId="09552C79" wp14:editId="2397C093">
+                  <wp:extent cx="2921000" cy="2089150"/>
+                  <wp:effectExtent l="0" t="0" r="12700" b="6350"/>
+                  <wp:docPr id="4" name="Chart 4"/>
                   <wp:cNvGraphicFramePr/>
                   <a:graphic xmlns:a="http://schemas.openxmlformats.org/drawingml/2006/main">
                     <a:graphicData uri="http://schemas.openxmlformats.org/drawingml/2006/chart">
-                      <c:chart xmlns:c="http://schemas.openxmlformats.org/drawingml/2006/chart" xmlns:r="http://schemas.openxmlformats.org/officeDocument/2006/relationships" r:id="rId7"/>
+                      <c:chart xmlns:c="http://schemas.openxmlformats.org/drawingml/2006/chart" xmlns:r="http://schemas.openxmlformats.org/officeDocument/2006/relationships" r:id="rId9"/>
                     </a:graphicData>
                   </a:graphic>
                 </wp:inline>
@@ -3364,7 +5023,7 @@
         </w:tc>
         <w:tc>
           <w:tcPr>
-            <w:tcW w:w="4444" w:type="dxa"/>
+            <w:tcW w:w="4646" w:type="dxa"/>
           </w:tcPr>
           <w:p>
             <w:pPr>
@@ -3372,8 +5031,6 @@
               <w:rPr>
                 <w:rFonts w:ascii="Bookman Old Style" w:hAnsi="Bookman Old Style"/>
                 <w:b/>
-                <w:sz w:val="28"/>
-                <w:szCs w:val="28"/>
               </w:rPr>
             </w:pPr>
             <w:r>
@@ -3381,38 +5038,14 @@
                 <w:noProof/>
               </w:rPr>
               <w:drawing>
-                <wp:inline distT="0" distB="0" distL="0" distR="0" wp14:anchorId="3EE90D16" wp14:editId="0DA7E50E">
-                  <wp:extent cx="2298700" cy="2604135"/>
-                  <wp:effectExtent l="0" t="0" r="6350" b="5715"/>
-                  <wp:docPr id="3" name="Picture 2"/>
-                  <wp:cNvGraphicFramePr>
-                    <a:graphicFrameLocks xmlns:a="http://schemas.openxmlformats.org/drawingml/2006/main" noChangeAspect="1"/>
-                  </wp:cNvGraphicFramePr>
+                <wp:inline distT="0" distB="0" distL="0" distR="0" wp14:anchorId="0FC39E19" wp14:editId="5E94DEA0">
+                  <wp:extent cx="2895600" cy="2101850"/>
+                  <wp:effectExtent l="0" t="0" r="0" b="12700"/>
+                  <wp:docPr id="2" name="Chart 2"/>
+                  <wp:cNvGraphicFramePr/>
                   <a:graphic xmlns:a="http://schemas.openxmlformats.org/drawingml/2006/main">
-                    <a:graphicData uri="http://schemas.openxmlformats.org/drawingml/2006/picture">
-                      <pic:pic xmlns:pic="http://schemas.openxmlformats.org/drawingml/2006/picture">
-                        <pic:nvPicPr>
-                          <pic:cNvPr id="3" name="Picture 2"/>
-                          <pic:cNvPicPr>
-                            <a:picLocks noChangeAspect="1"/>
-                          </pic:cNvPicPr>
-                        </pic:nvPicPr>
-                        <pic:blipFill>
-                          <a:blip r:embed="rId8"/>
-                          <a:stretch>
-                            <a:fillRect/>
-                          </a:stretch>
-                        </pic:blipFill>
-                        <pic:spPr>
-                          <a:xfrm>
-                            <a:off x="0" y="0"/>
-                            <a:ext cx="2319188" cy="2627345"/>
-                          </a:xfrm>
-                          <a:prstGeom prst="rect">
-                            <a:avLst/>
-                          </a:prstGeom>
-                        </pic:spPr>
-                      </pic:pic>
+                    <a:graphicData uri="http://schemas.openxmlformats.org/drawingml/2006/chart">
+                      <c:chart xmlns:c="http://schemas.openxmlformats.org/drawingml/2006/chart" xmlns:r="http://schemas.openxmlformats.org/officeDocument/2006/relationships" r:id="rId10"/>
                     </a:graphicData>
                   </a:graphic>
                 </wp:inline>
@@ -3424,7 +5057,7 @@
       <w:tr>
         <w:tc>
           <w:tcPr>
-            <w:tcW w:w="4906" w:type="dxa"/>
+            <w:tcW w:w="4704" w:type="dxa"/>
           </w:tcPr>
           <w:p>
             <w:pPr>
@@ -3439,36 +5072,27 @@
                 <w:rFonts w:ascii="Bookman Old Style" w:hAnsi="Bookman Old Style"/>
                 <w:b/>
               </w:rPr>
-              <w:t xml:space="preserve">Figure 1. </w:t>
+              <w:t xml:space="preserve">Figure 3. </w:t>
             </w:r>
             <w:r>
               <w:rPr>
                 <w:rFonts w:ascii="Bookman Old Style" w:hAnsi="Bookman Old Style"/>
                 <w:b/>
               </w:rPr>
-              <w:t>Histogram</w:t>
+              <w:t>P-P Plot</w:t>
             </w:r>
             <w:r>
               <w:rPr>
                 <w:rFonts w:ascii="Bookman Old Style" w:hAnsi="Bookman Old Style"/>
                 <w:b/>
               </w:rPr>
-              <w:t xml:space="preserve"> of BMI with normal curve</w:t>
-            </w:r>
-          </w:p>
-          <w:p>
-            <w:pPr>
-              <w:jc w:val="center"/>
-              <w:rPr>
-                <w:rFonts w:ascii="Bookman Old Style" w:hAnsi="Bookman Old Style"/>
-                <w:b/>
-              </w:rPr>
-            </w:pPr>
+              <w:t xml:space="preserve"> of BMI</w:t>
+            </w:r>
           </w:p>
         </w:tc>
         <w:tc>
           <w:tcPr>
-            <w:tcW w:w="4444" w:type="dxa"/>
+            <w:tcW w:w="4646" w:type="dxa"/>
           </w:tcPr>
           <w:p>
             <w:pPr>
@@ -3483,254 +5107,7 @@
                 <w:rFonts w:ascii="Bookman Old Style" w:hAnsi="Bookman Old Style"/>
                 <w:b/>
               </w:rPr>
-              <w:t xml:space="preserve">Figure </w:t>
-            </w:r>
-            <w:r>
-              <w:rPr>
-                <w:rFonts w:ascii="Bookman Old Style" w:hAnsi="Bookman Old Style"/>
-                <w:b/>
-              </w:rPr>
-              <w:t>2</w:t>
-            </w:r>
-            <w:r>
-              <w:rPr>
-                <w:rFonts w:ascii="Bookman Old Style" w:hAnsi="Bookman Old Style"/>
-                <w:b/>
-              </w:rPr>
-              <w:t xml:space="preserve">. </w:t>
-            </w:r>
-            <w:r>
-              <w:rPr>
-                <w:rFonts w:ascii="Bookman Old Style" w:hAnsi="Bookman Old Style"/>
-                <w:b/>
-              </w:rPr>
-              <w:t>Box Plot</w:t>
-            </w:r>
-            <w:r>
-              <w:rPr>
-                <w:rFonts w:ascii="Bookman Old Style" w:hAnsi="Bookman Old Style"/>
-                <w:b/>
-              </w:rPr>
-              <w:t xml:space="preserve"> of BMI</w:t>
-            </w:r>
-          </w:p>
-          <w:p>
-            <w:pPr>
-              <w:jc w:val="center"/>
-              <w:rPr>
-                <w:rFonts w:ascii="Bookman Old Style" w:hAnsi="Bookman Old Style"/>
-                <w:b/>
-              </w:rPr>
-            </w:pPr>
-          </w:p>
-        </w:tc>
-      </w:tr>
-      <w:tr>
-        <w:tc>
-          <w:tcPr>
-            <w:tcW w:w="4906" w:type="dxa"/>
-          </w:tcPr>
-          <w:p>
-            <w:pPr>
-              <w:rPr>
-                <w:rFonts w:ascii="Bookman Old Style" w:hAnsi="Bookman Old Style"/>
-                <w:b/>
-              </w:rPr>
-            </w:pPr>
-          </w:p>
-          <w:p>
-            <w:pPr>
-              <w:rPr>
-                <w:rFonts w:ascii="Bookman Old Style" w:hAnsi="Bookman Old Style"/>
-                <w:b/>
-              </w:rPr>
-            </w:pPr>
-          </w:p>
-          <w:p>
-            <w:pPr>
-              <w:rPr>
-                <w:rFonts w:ascii="Bookman Old Style" w:hAnsi="Bookman Old Style"/>
-                <w:b/>
-              </w:rPr>
-            </w:pPr>
-          </w:p>
-          <w:p>
-            <w:pPr>
-              <w:rPr>
-                <w:rFonts w:ascii="Bookman Old Style" w:hAnsi="Bookman Old Style"/>
-                <w:b/>
-              </w:rPr>
-            </w:pPr>
-          </w:p>
-          <w:p>
-            <w:pPr>
-              <w:rPr>
-                <w:rFonts w:ascii="Bookman Old Style" w:hAnsi="Bookman Old Style"/>
-                <w:b/>
-              </w:rPr>
-            </w:pPr>
-          </w:p>
-          <w:p>
-            <w:pPr>
-              <w:rPr>
-                <w:rFonts w:ascii="Bookman Old Style" w:hAnsi="Bookman Old Style"/>
-                <w:b/>
-              </w:rPr>
-            </w:pPr>
-          </w:p>
-          <w:p>
-            <w:pPr>
-              <w:rPr>
-                <w:rFonts w:ascii="Bookman Old Style" w:hAnsi="Bookman Old Style"/>
-                <w:b/>
-              </w:rPr>
-            </w:pPr>
-          </w:p>
-          <w:p>
-            <w:pPr>
-              <w:rPr>
-                <w:rFonts w:ascii="Bookman Old Style" w:hAnsi="Bookman Old Style"/>
-                <w:b/>
-              </w:rPr>
-            </w:pPr>
-          </w:p>
-          <w:p>
-            <w:pPr>
-              <w:rPr>
-                <w:rFonts w:ascii="Bookman Old Style" w:hAnsi="Bookman Old Style"/>
-                <w:b/>
-              </w:rPr>
-            </w:pPr>
-          </w:p>
-          <w:p>
-            <w:pPr>
-              <w:rPr>
-                <w:rFonts w:ascii="Bookman Old Style" w:hAnsi="Bookman Old Style"/>
-                <w:b/>
-              </w:rPr>
-            </w:pPr>
-          </w:p>
-          <w:p>
-            <w:pPr>
-              <w:rPr>
-                <w:rFonts w:ascii="Bookman Old Style" w:hAnsi="Bookman Old Style"/>
-                <w:b/>
-              </w:rPr>
-            </w:pPr>
-          </w:p>
-          <w:p>
-            <w:pPr>
-              <w:rPr>
-                <w:rFonts w:ascii="Bookman Old Style" w:hAnsi="Bookman Old Style"/>
-                <w:b/>
-              </w:rPr>
-            </w:pPr>
-          </w:p>
-          <w:p>
-            <w:pPr>
-              <w:rPr>
-                <w:rFonts w:ascii="Bookman Old Style" w:hAnsi="Bookman Old Style"/>
-                <w:b/>
-              </w:rPr>
-            </w:pPr>
-          </w:p>
-        </w:tc>
-        <w:tc>
-          <w:tcPr>
-            <w:tcW w:w="4444" w:type="dxa"/>
-          </w:tcPr>
-          <w:p>
-            <w:pPr>
-              <w:rPr>
-                <w:rFonts w:ascii="Bookman Old Style" w:hAnsi="Bookman Old Style"/>
-                <w:b/>
-              </w:rPr>
-            </w:pPr>
-          </w:p>
-        </w:tc>
-      </w:tr>
-      <w:tr>
-        <w:tc>
-          <w:tcPr>
-            <w:tcW w:w="4906" w:type="dxa"/>
-          </w:tcPr>
-          <w:p>
-            <w:pPr>
-              <w:jc w:val="center"/>
-              <w:rPr>
-                <w:rFonts w:ascii="Bookman Old Style" w:hAnsi="Bookman Old Style"/>
-                <w:b/>
-              </w:rPr>
-            </w:pPr>
-            <w:r>
-              <w:rPr>
-                <w:rFonts w:ascii="Bookman Old Style" w:hAnsi="Bookman Old Style"/>
-                <w:b/>
-              </w:rPr>
-              <w:t xml:space="preserve">Figure </w:t>
-            </w:r>
-            <w:r>
-              <w:rPr>
-                <w:rFonts w:ascii="Bookman Old Style" w:hAnsi="Bookman Old Style"/>
-                <w:b/>
-              </w:rPr>
-              <w:t>3</w:t>
-            </w:r>
-            <w:r>
-              <w:rPr>
-                <w:rFonts w:ascii="Bookman Old Style" w:hAnsi="Bookman Old Style"/>
-                <w:b/>
-              </w:rPr>
-              <w:t xml:space="preserve">. </w:t>
-            </w:r>
-            <w:r>
-              <w:rPr>
-                <w:rFonts w:ascii="Bookman Old Style" w:hAnsi="Bookman Old Style"/>
-                <w:b/>
-              </w:rPr>
-              <w:t>P-P Plot</w:t>
-            </w:r>
-            <w:r>
-              <w:rPr>
-                <w:rFonts w:ascii="Bookman Old Style" w:hAnsi="Bookman Old Style"/>
-                <w:b/>
-              </w:rPr>
-              <w:t xml:space="preserve"> of BMI</w:t>
-            </w:r>
-          </w:p>
-        </w:tc>
-        <w:tc>
-          <w:tcPr>
-            <w:tcW w:w="4444" w:type="dxa"/>
-          </w:tcPr>
-          <w:p>
-            <w:pPr>
-              <w:jc w:val="center"/>
-              <w:rPr>
-                <w:rFonts w:ascii="Bookman Old Style" w:hAnsi="Bookman Old Style"/>
-                <w:b/>
-              </w:rPr>
-            </w:pPr>
-            <w:r>
-              <w:rPr>
-                <w:rFonts w:ascii="Bookman Old Style" w:hAnsi="Bookman Old Style"/>
-                <w:b/>
-              </w:rPr>
-              <w:t xml:space="preserve">Figure </w:t>
-            </w:r>
-            <w:r>
-              <w:rPr>
-                <w:rFonts w:ascii="Bookman Old Style" w:hAnsi="Bookman Old Style"/>
-                <w:b/>
-              </w:rPr>
-              <w:t>4</w:t>
-            </w:r>
-            <w:r>
-              <w:rPr>
-                <w:rFonts w:ascii="Bookman Old Style" w:hAnsi="Bookman Old Style"/>
-                <w:b/>
-              </w:rPr>
-              <w:t xml:space="preserve">. </w:t>
+              <w:t xml:space="preserve">Figure 4. </w:t>
             </w:r>
             <w:r>
               <w:rPr>
@@ -3760,6 +5137,12 @@
     </w:tbl>
     <w:p>
       <w:pPr>
+        <w:pStyle w:val="ListParagraph"/>
+        <w:numPr>
+          <w:ilvl w:val="0"/>
+          <w:numId w:val="1"/>
+        </w:numPr>
+        <w:ind w:hanging="720"/>
         <w:rPr>
           <w:rFonts w:ascii="Bookman Old Style" w:hAnsi="Bookman Old Style"/>
           <w:b/>
@@ -3767,21 +5150,370 @@
           <w:szCs w:val="28"/>
         </w:rPr>
       </w:pPr>
+      <w:r>
+        <w:rPr>
+          <w:rFonts w:ascii="Bookman Old Style" w:hAnsi="Bookman Old Style"/>
+          <w:b/>
+          <w:sz w:val="28"/>
+          <w:szCs w:val="28"/>
+        </w:rPr>
+        <w:t>Discussion</w:t>
+      </w:r>
     </w:p>
     <w:p>
       <w:pPr>
-        <w:jc w:val="center"/>
-        <w:rPr>
-          <w:rFonts w:ascii="Bookman Old Style" w:hAnsi="Bookman Old Style"/>
-          <w:b/>
-          <w:sz w:val="28"/>
-          <w:szCs w:val="28"/>
+        <w:ind w:firstLine="720"/>
+        <w:jc w:val="both"/>
+        <w:rPr>
+          <w:rFonts w:ascii="Bookman Old Style" w:hAnsi="Bookman Old Style"/>
+          <w:sz w:val="24"/>
+          <w:szCs w:val="24"/>
         </w:rPr>
       </w:pPr>
+      <w:r>
+        <w:rPr>
+          <w:rFonts w:ascii="Bookman Old Style" w:hAnsi="Bookman Old Style"/>
+          <w:sz w:val="24"/>
+          <w:szCs w:val="24"/>
+        </w:rPr>
+        <w:t xml:space="preserve">Within the 59-record sample, the methods led to the same broad conclusion: </w:t>
+      </w:r>
+      <w:proofErr w:type="spellStart"/>
+      <w:r>
+        <w:rPr>
+          <w:rFonts w:ascii="Bookman Old Style" w:hAnsi="Bookman Old Style"/>
+          <w:sz w:val="24"/>
+          <w:szCs w:val="24"/>
+        </w:rPr>
+        <w:t>bmi</w:t>
+      </w:r>
+      <w:proofErr w:type="spellEnd"/>
+      <w:r>
+        <w:rPr>
+          <w:rFonts w:ascii="Bookman Old Style" w:hAnsi="Bookman Old Style"/>
+          <w:sz w:val="24"/>
+          <w:szCs w:val="24"/>
+        </w:rPr>
+        <w:t xml:space="preserve"> is approximately normally distributed. Both formal tests failed to reject normality, with the Shapiro–</w:t>
+      </w:r>
+      <w:proofErr w:type="spellStart"/>
+      <w:r>
+        <w:rPr>
+          <w:rFonts w:ascii="Bookman Old Style" w:hAnsi="Bookman Old Style"/>
+          <w:sz w:val="24"/>
+          <w:szCs w:val="24"/>
+        </w:rPr>
+        <w:t>Wilk</w:t>
+      </w:r>
+      <w:proofErr w:type="spellEnd"/>
+      <w:r>
+        <w:rPr>
+          <w:rFonts w:ascii="Bookman Old Style" w:hAnsi="Bookman Old Style"/>
+          <w:sz w:val="24"/>
+          <w:szCs w:val="24"/>
+        </w:rPr>
+        <w:t xml:space="preserve"> test (chosen as the main test) giving p = 0.699. The numerical measures of shape agreed: </w:t>
+      </w:r>
+      <w:proofErr w:type="spellStart"/>
+      <w:r>
+        <w:rPr>
+          <w:rFonts w:ascii="Bookman Old Style" w:hAnsi="Bookman Old Style"/>
+          <w:sz w:val="24"/>
+          <w:szCs w:val="24"/>
+        </w:rPr>
+        <w:t>skewness</w:t>
+      </w:r>
+      <w:proofErr w:type="spellEnd"/>
+      <w:r>
+        <w:rPr>
+          <w:rFonts w:ascii="Bookman Old Style" w:hAnsi="Bookman Old Style"/>
+          <w:sz w:val="24"/>
+          <w:szCs w:val="24"/>
+        </w:rPr>
+        <w:t xml:space="preserve"> and kurtosis were within ±1, and their Z-scores were within the ±3.29 </w:t>
+      </w:r>
+      <w:r>
+        <w:rPr>
+          <w:rFonts w:ascii="Bookman Old Style" w:hAnsi="Bookman Old Style"/>
+          <w:sz w:val="24"/>
+          <w:szCs w:val="24"/>
+        </w:rPr>
+        <w:t>cut off</w:t>
+      </w:r>
+      <w:r>
+        <w:rPr>
+          <w:rFonts w:ascii="Bookman Old Style" w:hAnsi="Bookman Old Style"/>
+          <w:sz w:val="24"/>
+          <w:szCs w:val="24"/>
+        </w:rPr>
+        <w:t>.</w:t>
+      </w:r>
     </w:p>
     <w:p>
       <w:pPr>
-        <w:jc w:val="center"/>
+        <w:ind w:firstLine="720"/>
+        <w:jc w:val="both"/>
+        <w:rPr>
+          <w:rFonts w:ascii="Bookman Old Style" w:hAnsi="Bookman Old Style"/>
+          <w:sz w:val="24"/>
+          <w:szCs w:val="24"/>
+        </w:rPr>
+      </w:pPr>
+      <w:r>
+        <w:rPr>
+          <w:rFonts w:ascii="Bookman Old Style" w:hAnsi="Bookman Old Style"/>
+          <w:sz w:val="24"/>
+          <w:szCs w:val="24"/>
+        </w:rPr>
+        <w:t xml:space="preserve">The measures also show a mild positive (right) skew. The mean sits slightly above the median, the median lies closer to Q1 than to Q3, and the single high value (47.41) is the only point beyond the upper fence. The positive </w:t>
+      </w:r>
+      <w:proofErr w:type="spellStart"/>
+      <w:r>
+        <w:rPr>
+          <w:rFonts w:ascii="Bookman Old Style" w:hAnsi="Bookman Old Style"/>
+          <w:sz w:val="24"/>
+          <w:szCs w:val="24"/>
+        </w:rPr>
+        <w:t>skewness</w:t>
+      </w:r>
+      <w:proofErr w:type="spellEnd"/>
+      <w:r>
+        <w:rPr>
+          <w:rFonts w:ascii="Bookman Old Style" w:hAnsi="Bookman Old Style"/>
+          <w:sz w:val="24"/>
+          <w:szCs w:val="24"/>
+        </w:rPr>
+        <w:t xml:space="preserve"> of 0.297 reflects this longer upper tail. The skew is small, however, and the lowest value (19.95) lies inside the lower fence, so the lower side is not an outlier concern.</w:t>
+      </w:r>
+    </w:p>
+    <w:p>
+      <w:pPr>
+        <w:ind w:firstLine="720"/>
+        <w:jc w:val="both"/>
+        <w:rPr>
+          <w:rFonts w:ascii="Bookman Old Style" w:hAnsi="Bookman Old Style"/>
+          <w:sz w:val="24"/>
+          <w:szCs w:val="24"/>
+        </w:rPr>
+      </w:pPr>
+      <w:r>
+        <w:rPr>
+          <w:rFonts w:ascii="Bookman Old Style" w:hAnsi="Bookman Old Style"/>
+          <w:sz w:val="24"/>
+          <w:szCs w:val="24"/>
+        </w:rPr>
+        <w:t xml:space="preserve">The sample </w:t>
+      </w:r>
+      <w:r>
+        <w:rPr>
+          <w:rFonts w:ascii="Bookman Old Style" w:hAnsi="Bookman Old Style"/>
+          <w:sz w:val="24"/>
+          <w:szCs w:val="24"/>
+        </w:rPr>
+        <w:t xml:space="preserve">kurtosis </w:t>
+      </w:r>
+      <w:r>
+        <w:rPr>
+          <w:rFonts w:ascii="Bookman Old Style" w:hAnsi="Bookman Old Style"/>
+          <w:sz w:val="24"/>
+          <w:szCs w:val="24"/>
+        </w:rPr>
+        <w:t>value of approximately +0.222 is slightly positive and close to zero; it is therefore better described as near-</w:t>
+      </w:r>
+      <w:proofErr w:type="spellStart"/>
+      <w:r>
+        <w:rPr>
+          <w:rFonts w:ascii="Bookman Old Style" w:hAnsi="Bookman Old Style"/>
+          <w:sz w:val="24"/>
+          <w:szCs w:val="24"/>
+        </w:rPr>
+        <w:t>mesokurtic</w:t>
+      </w:r>
+      <w:proofErr w:type="spellEnd"/>
+      <w:r>
+        <w:rPr>
+          <w:rFonts w:ascii="Bookman Old Style" w:hAnsi="Bookman Old Style"/>
+          <w:sz w:val="24"/>
+          <w:szCs w:val="24"/>
+        </w:rPr>
+        <w:t xml:space="preserve"> but exactly Leptokurtic</w:t>
+      </w:r>
+      <w:r>
+        <w:rPr>
+          <w:rFonts w:ascii="Bookman Old Style" w:hAnsi="Bookman Old Style"/>
+          <w:sz w:val="24"/>
+          <w:szCs w:val="24"/>
+        </w:rPr>
+        <w:t>, with only a very small positive excess kurtosis. The h</w:t>
+      </w:r>
+      <w:bookmarkStart w:id="0" w:name="_GoBack"/>
+      <w:bookmarkEnd w:id="0"/>
+      <w:r>
+        <w:rPr>
+          <w:rFonts w:ascii="Bookman Old Style" w:hAnsi="Bookman Old Style"/>
+          <w:sz w:val="24"/>
+          <w:szCs w:val="24"/>
+        </w:rPr>
+        <w:t>istogram frequencies also show that the largest group lies in the 30–34 bin, while much of the sample falls between 26 and 34; it would be too narrow to say that most values lie only between 25 and 30.</w:t>
+      </w:r>
+    </w:p>
+    <w:p>
+      <w:pPr>
+        <w:ind w:firstLine="720"/>
+        <w:jc w:val="both"/>
+        <w:rPr>
+          <w:rFonts w:ascii="Bookman Old Style" w:hAnsi="Bookman Old Style"/>
+          <w:sz w:val="28"/>
+          <w:szCs w:val="28"/>
+        </w:rPr>
+      </w:pPr>
+      <w:r>
+        <w:rPr>
+          <w:rFonts w:ascii="Bookman Old Style" w:hAnsi="Bookman Old Style"/>
+          <w:sz w:val="24"/>
+          <w:szCs w:val="24"/>
+        </w:rPr>
+        <w:t xml:space="preserve">Every assessment method has limitations. A normality test can have limited power with a sample of 59, while a very large sample can make small departures statistically significant. The ±1 limits for </w:t>
+      </w:r>
+      <w:proofErr w:type="spellStart"/>
+      <w:r>
+        <w:rPr>
+          <w:rFonts w:ascii="Bookman Old Style" w:hAnsi="Bookman Old Style"/>
+          <w:sz w:val="24"/>
+          <w:szCs w:val="24"/>
+        </w:rPr>
+        <w:t>skewness</w:t>
+      </w:r>
+      <w:proofErr w:type="spellEnd"/>
+      <w:r>
+        <w:rPr>
+          <w:rFonts w:ascii="Bookman Old Style" w:hAnsi="Bookman Old Style"/>
+          <w:sz w:val="24"/>
+          <w:szCs w:val="24"/>
+        </w:rPr>
+        <w:t xml:space="preserve"> and excess kurtosis are informal guidelines, and Z-score cut-offs depend on the convention </w:t>
+      </w:r>
+      <w:r>
+        <w:rPr>
+          <w:rFonts w:ascii="Bookman Old Style" w:hAnsi="Bookman Old Style"/>
+          <w:sz w:val="24"/>
+          <w:szCs w:val="24"/>
+        </w:rPr>
+        <w:lastRenderedPageBreak/>
+        <w:t xml:space="preserve">and sample-size rule used. Plots also require </w:t>
+      </w:r>
+      <w:proofErr w:type="spellStart"/>
+      <w:r>
+        <w:rPr>
+          <w:rFonts w:ascii="Bookman Old Style" w:hAnsi="Bookman Old Style"/>
+          <w:sz w:val="24"/>
+          <w:szCs w:val="24"/>
+        </w:rPr>
+        <w:t>judgement</w:t>
+      </w:r>
+      <w:proofErr w:type="spellEnd"/>
+      <w:r>
+        <w:rPr>
+          <w:rFonts w:ascii="Bookman Old Style" w:hAnsi="Bookman Old Style"/>
+          <w:sz w:val="24"/>
+          <w:szCs w:val="24"/>
+        </w:rPr>
+        <w:t xml:space="preserve"> and may hide subtle deviations. The </w:t>
+      </w:r>
+      <w:proofErr w:type="spellStart"/>
+      <w:r>
+        <w:rPr>
+          <w:rFonts w:ascii="Bookman Old Style" w:hAnsi="Bookman Old Style"/>
+          <w:sz w:val="24"/>
+          <w:szCs w:val="24"/>
+        </w:rPr>
+        <w:t>Lilliefors</w:t>
+      </w:r>
+      <w:proofErr w:type="spellEnd"/>
+      <w:r>
+        <w:rPr>
+          <w:rFonts w:ascii="Bookman Old Style" w:hAnsi="Bookman Old Style"/>
+          <w:sz w:val="24"/>
+          <w:szCs w:val="24"/>
+        </w:rPr>
+        <w:t xml:space="preserve"> p-value recorded in the workbook is reported as 0.990, so it should be presented as an estimate rather than an exact probability. Finally, the coefficient of variation describes relative spread and is not a formal normality test; its value of 17.88% adds context about variability but cannot establish that a distribution is normal.</w:t>
+      </w:r>
+    </w:p>
+    <w:p>
+      <w:pPr>
+        <w:ind w:firstLine="720"/>
+        <w:jc w:val="both"/>
+        <w:rPr>
+          <w:rFonts w:ascii="Bookman Old Style" w:hAnsi="Bookman Old Style"/>
+          <w:sz w:val="28"/>
+          <w:szCs w:val="28"/>
+        </w:rPr>
+      </w:pPr>
+      <w:r>
+        <w:rPr>
+          <w:rFonts w:ascii="Bookman Old Style" w:hAnsi="Bookman Old Style"/>
+          <w:sz w:val="24"/>
+          <w:szCs w:val="24"/>
+        </w:rPr>
+        <w:t xml:space="preserve">The sample was selected using Excel's </w:t>
+      </w:r>
+      <w:proofErr w:type="gramStart"/>
+      <w:r>
+        <w:rPr>
+          <w:rFonts w:ascii="Bookman Old Style" w:hAnsi="Bookman Old Style"/>
+          <w:sz w:val="24"/>
+          <w:szCs w:val="24"/>
+        </w:rPr>
+        <w:t>RAND(</w:t>
+      </w:r>
+      <w:proofErr w:type="gramEnd"/>
+      <w:r>
+        <w:rPr>
+          <w:rFonts w:ascii="Bookman Old Style" w:hAnsi="Bookman Old Style"/>
+          <w:sz w:val="24"/>
+          <w:szCs w:val="24"/>
+        </w:rPr>
+        <w:t>) function. Because random values can change when the workbook recalculates, another draw may produce slightly different observations and summary statistics. The findings therefore des</w:t>
+      </w:r>
+      <w:r>
+        <w:rPr>
+          <w:rFonts w:ascii="Bookman Old Style" w:hAnsi="Bookman Old Style"/>
+          <w:sz w:val="24"/>
+          <w:szCs w:val="24"/>
+        </w:rPr>
+        <w:t>cribe the specific sample analyz</w:t>
+      </w:r>
+      <w:r>
+        <w:rPr>
+          <w:rFonts w:ascii="Bookman Old Style" w:hAnsi="Bookman Old Style"/>
+          <w:sz w:val="24"/>
+          <w:szCs w:val="24"/>
+        </w:rPr>
+        <w:t xml:space="preserve">ed here. For reproducibility, the selected 59 </w:t>
+      </w:r>
+      <w:proofErr w:type="spellStart"/>
+      <w:r>
+        <w:rPr>
+          <w:rFonts w:ascii="Bookman Old Style" w:hAnsi="Bookman Old Style"/>
+          <w:sz w:val="24"/>
+          <w:szCs w:val="24"/>
+        </w:rPr>
+        <w:t>bmi</w:t>
+      </w:r>
+      <w:proofErr w:type="spellEnd"/>
+      <w:r>
+        <w:rPr>
+          <w:rFonts w:ascii="Bookman Old Style" w:hAnsi="Bookman Old Style"/>
+          <w:sz w:val="24"/>
+          <w:szCs w:val="24"/>
+        </w:rPr>
+        <w:t xml:space="preserve"> records should be retained as a fixed sample or the sampling seed and procedure should be documented if the analysis is repeated.</w:t>
+      </w:r>
+    </w:p>
+    <w:p>
+      <w:pPr>
+        <w:pStyle w:val="ListParagraph"/>
+        <w:ind w:hanging="720"/>
         <w:rPr>
           <w:rFonts w:ascii="Bookman Old Style" w:hAnsi="Bookman Old Style"/>
           <w:b/>
@@ -3797,6 +5529,7 @@
           <w:ilvl w:val="0"/>
           <w:numId w:val="1"/>
         </w:numPr>
+        <w:ind w:hanging="720"/>
         <w:rPr>
           <w:rFonts w:ascii="Bookman Old Style" w:hAnsi="Bookman Old Style"/>
           <w:b/>
@@ -3811,8 +5544,199 @@
           <w:sz w:val="28"/>
           <w:szCs w:val="28"/>
         </w:rPr>
-        <w:t>Discussion</w:t>
-      </w:r>
+        <w:t>Conclusion</w:t>
+      </w:r>
+    </w:p>
+    <w:p>
+      <w:pPr>
+        <w:jc w:val="both"/>
+        <w:rPr>
+          <w:rFonts w:ascii="Bookman Old Style" w:hAnsi="Bookman Old Style"/>
+          <w:sz w:val="28"/>
+          <w:szCs w:val="28"/>
+        </w:rPr>
+      </w:pPr>
+      <w:r>
+        <w:rPr>
+          <w:rFonts w:ascii="Bookman Old Style" w:hAnsi="Bookman Old Style"/>
+          <w:sz w:val="24"/>
+          <w:szCs w:val="24"/>
+        </w:rPr>
+        <w:t xml:space="preserve">In the 59-record sample, </w:t>
+      </w:r>
+      <w:proofErr w:type="spellStart"/>
+      <w:r>
+        <w:rPr>
+          <w:rFonts w:ascii="Bookman Old Style" w:hAnsi="Bookman Old Style"/>
+          <w:sz w:val="24"/>
+          <w:szCs w:val="24"/>
+        </w:rPr>
+        <w:t>bmi</w:t>
+      </w:r>
+      <w:proofErr w:type="spellEnd"/>
+      <w:r>
+        <w:rPr>
+          <w:rFonts w:ascii="Bookman Old Style" w:hAnsi="Bookman Old Style"/>
+          <w:sz w:val="24"/>
+          <w:szCs w:val="24"/>
+        </w:rPr>
+        <w:t xml:space="preserve"> appears approximately normally distributed, with a mild positive </w:t>
+      </w:r>
+      <w:proofErr w:type="spellStart"/>
+      <w:r>
+        <w:rPr>
+          <w:rFonts w:ascii="Bookman Old Style" w:hAnsi="Bookman Old Style"/>
+          <w:sz w:val="24"/>
+          <w:szCs w:val="24"/>
+        </w:rPr>
+        <w:t>skew</w:t>
+      </w:r>
+      <w:r>
+        <w:rPr>
+          <w:rFonts w:ascii="Bookman Old Style" w:hAnsi="Bookman Old Style"/>
+          <w:sz w:val="24"/>
+          <w:szCs w:val="24"/>
+        </w:rPr>
+        <w:t>ness</w:t>
+      </w:r>
+      <w:proofErr w:type="spellEnd"/>
+      <w:r>
+        <w:rPr>
+          <w:rFonts w:ascii="Bookman Old Style" w:hAnsi="Bookman Old Style"/>
+          <w:sz w:val="24"/>
+          <w:szCs w:val="24"/>
+        </w:rPr>
+        <w:t>. The Shapiro–</w:t>
+      </w:r>
+      <w:proofErr w:type="spellStart"/>
+      <w:r>
+        <w:rPr>
+          <w:rFonts w:ascii="Bookman Old Style" w:hAnsi="Bookman Old Style"/>
+          <w:sz w:val="24"/>
+          <w:szCs w:val="24"/>
+        </w:rPr>
+        <w:t>Wilk</w:t>
+      </w:r>
+      <w:proofErr w:type="spellEnd"/>
+      <w:r>
+        <w:rPr>
+          <w:rFonts w:ascii="Bookman Old Style" w:hAnsi="Bookman Old Style"/>
+          <w:sz w:val="24"/>
+          <w:szCs w:val="24"/>
+        </w:rPr>
+        <w:t xml:space="preserve"> and </w:t>
+      </w:r>
+      <w:proofErr w:type="spellStart"/>
+      <w:r>
+        <w:rPr>
+          <w:rFonts w:ascii="Bookman Old Style" w:hAnsi="Bookman Old Style"/>
+          <w:sz w:val="24"/>
+          <w:szCs w:val="24"/>
+        </w:rPr>
+        <w:t>Lilliefors</w:t>
+      </w:r>
+      <w:proofErr w:type="spellEnd"/>
+      <w:r>
+        <w:rPr>
+          <w:rFonts w:ascii="Bookman Old Style" w:hAnsi="Bookman Old Style"/>
+          <w:sz w:val="24"/>
+          <w:szCs w:val="24"/>
+        </w:rPr>
+        <w:t xml:space="preserve"> tests did not reject normality at α = 0.05, and the </w:t>
+      </w:r>
+      <w:proofErr w:type="spellStart"/>
+      <w:r>
+        <w:rPr>
+          <w:rFonts w:ascii="Bookman Old Style" w:hAnsi="Bookman Old Style"/>
+          <w:sz w:val="24"/>
+          <w:szCs w:val="24"/>
+        </w:rPr>
+        <w:t>skewness</w:t>
+      </w:r>
+      <w:proofErr w:type="spellEnd"/>
+      <w:r>
+        <w:rPr>
+          <w:rFonts w:ascii="Bookman Old Style" w:hAnsi="Bookman Old Style"/>
+          <w:sz w:val="24"/>
+          <w:szCs w:val="24"/>
+        </w:rPr>
+        <w:t xml:space="preserve">, excess kurtosis, Z-scores, histogram, box plot and P–P/Q–Q plots were broadly consistent with </w:t>
+      </w:r>
+      <w:r>
+        <w:rPr>
+          <w:rFonts w:ascii="Bookman Old Style" w:hAnsi="Bookman Old Style"/>
+          <w:sz w:val="24"/>
+          <w:szCs w:val="24"/>
+        </w:rPr>
+        <w:t xml:space="preserve">the </w:t>
+      </w:r>
+      <w:r>
+        <w:rPr>
+          <w:rFonts w:ascii="Bookman Old Style" w:hAnsi="Bookman Old Style"/>
+          <w:sz w:val="24"/>
+          <w:szCs w:val="24"/>
+        </w:rPr>
+        <w:t>assessment</w:t>
+      </w:r>
+      <w:r>
+        <w:rPr>
+          <w:rFonts w:ascii="Bookman Old Style" w:hAnsi="Bookman Old Style"/>
+          <w:sz w:val="24"/>
+          <w:szCs w:val="24"/>
+        </w:rPr>
+        <w:t xml:space="preserve"> of normal distribution</w:t>
+      </w:r>
+      <w:r>
+        <w:rPr>
+          <w:rFonts w:ascii="Bookman Old Style" w:hAnsi="Bookman Old Style"/>
+          <w:sz w:val="24"/>
+          <w:szCs w:val="24"/>
+        </w:rPr>
+        <w:t>. One observation (47.41) was flagged above the upper fence. The sample mean (30.80) and standard deviation (5.5</w:t>
+      </w:r>
+      <w:r>
+        <w:rPr>
+          <w:rFonts w:ascii="Bookman Old Style" w:hAnsi="Bookman Old Style"/>
+          <w:sz w:val="24"/>
+          <w:szCs w:val="24"/>
+        </w:rPr>
+        <w:t>08</w:t>
+      </w:r>
+      <w:r>
+        <w:rPr>
+          <w:rFonts w:ascii="Bookman Old Style" w:hAnsi="Bookman Old Style"/>
+          <w:sz w:val="24"/>
+          <w:szCs w:val="24"/>
+        </w:rPr>
+        <w:t>) are useful descriptive summaries, and parametric methods may be considered where their other assumptions are also satisfied.</w:t>
+      </w:r>
+      <w:r>
+        <w:rPr>
+          <w:rFonts w:ascii="Bookman Old Style" w:hAnsi="Bookman Old Style"/>
+          <w:sz w:val="24"/>
+          <w:szCs w:val="24"/>
+        </w:rPr>
+        <w:t xml:space="preserve"> </w:t>
+      </w:r>
+      <w:r>
+        <w:rPr>
+          <w:rFonts w:ascii="Bookman Old Style" w:hAnsi="Bookman Old Style"/>
+          <w:sz w:val="24"/>
+          <w:szCs w:val="24"/>
+        </w:rPr>
+        <w:t>Overall, the study demonstrates why normality should be assessed using multiple methods, why a non-significant result is not proof of normality, and why sample size matters when interpreting p-values.</w:t>
+      </w:r>
+    </w:p>
+    <w:p>
+      <w:pPr>
+        <w:ind w:left="720" w:hanging="720"/>
+        <w:rPr>
+          <w:rFonts w:ascii="Bookman Old Style" w:hAnsi="Bookman Old Style"/>
+          <w:b/>
+          <w:sz w:val="28"/>
+          <w:szCs w:val="28"/>
+        </w:rPr>
+      </w:pPr>
     </w:p>
     <w:p>
       <w:pPr>
@@ -3821,30 +5745,7 @@
           <w:ilvl w:val="0"/>
           <w:numId w:val="1"/>
         </w:numPr>
-        <w:rPr>
-          <w:rFonts w:ascii="Bookman Old Style" w:hAnsi="Bookman Old Style"/>
-          <w:b/>
-          <w:sz w:val="28"/>
-          <w:szCs w:val="28"/>
-        </w:rPr>
-      </w:pPr>
-      <w:r>
-        <w:rPr>
-          <w:rFonts w:ascii="Bookman Old Style" w:hAnsi="Bookman Old Style"/>
-          <w:b/>
-          <w:sz w:val="28"/>
-          <w:szCs w:val="28"/>
-        </w:rPr>
-        <w:t>Conclusion</w:t>
-      </w:r>
-    </w:p>
-    <w:p>
-      <w:pPr>
-        <w:pStyle w:val="ListParagraph"/>
-        <w:numPr>
-          <w:ilvl w:val="0"/>
-          <w:numId w:val="1"/>
-        </w:numPr>
+        <w:ind w:hanging="720"/>
         <w:rPr>
           <w:rFonts w:ascii="Bookman Old Style" w:hAnsi="Bookman Old Style"/>
           <w:b/>
@@ -3870,54 +5771,141 @@
           <w:numId w:val="5"/>
         </w:numPr>
       </w:pPr>
-      <w:r>
-        <w:t xml:space="preserve">Miri </w:t>
-      </w:r>
-      <w:r>
-        <w:t xml:space="preserve">Choi Medical Cost Personal Datasets. </w:t>
-      </w:r>
       <w:proofErr w:type="spellStart"/>
       <w:r>
+        <w:t>Miri</w:t>
+      </w:r>
+      <w:proofErr w:type="spellEnd"/>
+      <w:r>
+        <w:t xml:space="preserve"> Choi Medical </w:t>
+      </w:r>
+      <w:r>
+        <w:t xml:space="preserve">Cost Personal Datasets. </w:t>
+      </w:r>
+      <w:proofErr w:type="spellStart"/>
+      <w:r>
         <w:t>Kaggle</w:t>
       </w:r>
       <w:proofErr w:type="spellEnd"/>
       <w:r>
-        <w:t xml:space="preserve">. </w:t>
-      </w:r>
-      <w:hyperlink r:id="rId9" w:history="1">
+        <w:t xml:space="preserve"> </w:t>
+      </w:r>
+      <w:hyperlink r:id="rId11" w:history="1">
         <w:r>
           <w:rPr>
             <w:rStyle w:val="Hyperlink"/>
           </w:rPr>
-          <w:t>https://www.kaggle.com/datasets/mirichoi0218/in</w:t>
+          <w:t>https://www.kaggle.com/datasets/mirichoi0218/insurance</w:t>
         </w:r>
+      </w:hyperlink>
+      <w:r>
+        <w:t xml:space="preserve"> </w:t>
+      </w:r>
+    </w:p>
+    <w:p>
+      <w:pPr>
+        <w:pStyle w:val="ListParagraph"/>
+        <w:numPr>
+          <w:ilvl w:val="0"/>
+          <w:numId w:val="5"/>
+        </w:numPr>
+      </w:pPr>
+      <w:proofErr w:type="spellStart"/>
+      <w:r>
+        <w:t>SciStatCalc</w:t>
+      </w:r>
+      <w:proofErr w:type="spellEnd"/>
+      <w:r>
+        <w:t>: Shapiro-</w:t>
+      </w:r>
+      <w:proofErr w:type="spellStart"/>
+      <w:r>
+        <w:t>Wilk</w:t>
+      </w:r>
+      <w:proofErr w:type="spellEnd"/>
+      <w:r>
+        <w:t xml:space="preserve"> Test Calculator</w:t>
+      </w:r>
+      <w:r>
+        <w:t xml:space="preserve"> </w:t>
+      </w:r>
+      <w:hyperlink r:id="rId12" w:history="1">
         <w:r>
           <w:rPr>
             <w:rStyle w:val="Hyperlink"/>
           </w:rPr>
-          <w:t>s</w:t>
+          <w:t>https://scistatcalc.blogspot.com/2013/10/shapiro-wilk-test-calculator.html</w:t>
         </w:r>
+      </w:hyperlink>
+      <w:r>
+        <w:t xml:space="preserve"> </w:t>
+      </w:r>
+    </w:p>
+    <w:p>
+      <w:pPr>
+        <w:pStyle w:val="ListParagraph"/>
+        <w:numPr>
+          <w:ilvl w:val="0"/>
+          <w:numId w:val="5"/>
+        </w:numPr>
+        <w:rPr>
+          <w:rStyle w:val="Hyperlink"/>
+        </w:rPr>
+      </w:pPr>
+      <w:r>
+        <w:t xml:space="preserve">Standard Normal Distribution: </w:t>
+      </w:r>
+      <w:r>
+        <w:t>Table Values Represent AREA to the LEFT of the Z score.</w:t>
+      </w:r>
+      <w:r>
+        <w:t xml:space="preserve"> </w:t>
+      </w:r>
+      <w:hyperlink r:id="rId13" w:history="1">
         <w:r>
           <w:rPr>
             <w:rStyle w:val="Hyperlink"/>
           </w:rPr>
-          <w:t>urance</w:t>
+          <w:t>https://archive.math.arizona.edu/rsims/ma464/standardnormaltable.pdf</w:t>
         </w:r>
       </w:hyperlink>
-      <w:r>
-        <w:t xml:space="preserve"> </w:t>
-      </w:r>
     </w:p>
     <w:p>
       <w:pPr>
         <w:pStyle w:val="ListParagraph"/>
+        <w:numPr>
+          <w:ilvl w:val="0"/>
+          <w:numId w:val="5"/>
+        </w:numPr>
         <w:rPr>
           <w:rFonts w:ascii="Bookman Old Style" w:hAnsi="Bookman Old Style"/>
           <w:b/>
+          <w:bCs/>
           <w:sz w:val="28"/>
           <w:szCs w:val="28"/>
         </w:rPr>
       </w:pPr>
+      <w:r>
+        <w:t xml:space="preserve">Table of Critical Values for the </w:t>
+      </w:r>
+      <w:proofErr w:type="spellStart"/>
+      <w:r>
+        <w:t>Lilliefors</w:t>
+      </w:r>
+      <w:proofErr w:type="spellEnd"/>
+      <w:r>
+        <w:t xml:space="preserve"> Test for Normality </w:t>
+      </w:r>
+      <w:hyperlink r:id="rId14" w:history="1">
+        <w:r>
+          <w:rPr>
+            <w:rFonts w:ascii="Calibri" w:eastAsia="Times New Roman" w:hAnsi="Calibri" w:cs="Calibri"/>
+            <w:color w:val="0563C1"/>
+            <w:u w:val="single"/>
+          </w:rPr>
+          <w:t>https://www.statisticshowto.com/wp-content/uploads/2016/03/table-for-Lilliefors.pdf</w:t>
+        </w:r>
+      </w:hyperlink>
     </w:p>
     <w:p>
       <w:pPr>
@@ -3982,12 +5970,12 @@
 </file>
 
 <file path=word/numbering.xml><?xml version="1.0" encoding="utf-8"?>
-<w:numbering xmlns:wpc="http://schemas.microsoft.com/office/word/2010/wordprocessingCanvas" xmlns:cx="http://schemas.microsoft.com/office/drawing/2014/chartex" xmlns:mc="http://schemas.openxmlformats.org/markup-compatibility/2006" xmlns:o="urn:schemas-microsoft-com:office:office" xmlns:r="http://schemas.openxmlformats.org/officeDocument/2006/relationships" xmlns:m="http://schemas.openxmlformats.org/officeDocument/2006/math" xmlns:v="urn:schemas-microsoft-com:vml" xmlns:wp14="http://schemas.microsoft.com/office/word/2010/wordprocessingDrawing" xmlns:wp="http://schemas.openxmlformats.org/drawingml/2006/wordprocessingDrawing" xmlns:w10="urn:schemas-microsoft-com:office:word" xmlns:w="http://schemas.openxmlformats.org/wordprocessingml/2006/main" xmlns:w14="http://schemas.microsoft.com/office/word/2010/wordml" xmlns:w15="http://schemas.microsoft.com/office/word/2012/wordml" xmlns:w16se="http://schemas.microsoft.com/office/word/2015/wordml/symex" xmlns:wpg="http://schemas.microsoft.com/office/word/2010/wordprocessingGroup" xmlns:wpi="http://schemas.microsoft.com/office/word/2010/wordprocessingInk" xmlns:wne="http://schemas.microsoft.com/office/word/2006/wordml" xmlns:wps="http://schemas.microsoft.com/office/word/2010/wordprocessingShape" mc:Ignorable="w14 w15 w16se wp14">
-  <w:abstractNum w:abstractNumId="0" w15:restartNumberingAfterBreak="0">
+<w:numbering xmlns:wpc="http://schemas.microsoft.com/office/word/2010/wordprocessingCanvas" xmlns:mc="http://schemas.openxmlformats.org/markup-compatibility/2006" xmlns:o="urn:schemas-microsoft-com:office:office" xmlns:r="http://schemas.openxmlformats.org/officeDocument/2006/relationships" xmlns:m="http://schemas.openxmlformats.org/officeDocument/2006/math" xmlns:v="urn:schemas-microsoft-com:vml" xmlns:wp14="http://schemas.microsoft.com/office/word/2010/wordprocessingDrawing" xmlns:wp="http://schemas.openxmlformats.org/drawingml/2006/wordprocessingDrawing" xmlns:w10="urn:schemas-microsoft-com:office:word" xmlns:w="http://schemas.openxmlformats.org/wordprocessingml/2006/main" xmlns:w14="http://schemas.microsoft.com/office/word/2010/wordml" xmlns:w15="http://schemas.microsoft.com/office/word/2012/wordml" xmlns:wpg="http://schemas.microsoft.com/office/word/2010/wordprocessingGroup" xmlns:wpi="http://schemas.microsoft.com/office/word/2010/wordprocessingInk" xmlns:wne="http://schemas.microsoft.com/office/word/2006/wordml" xmlns:wps="http://schemas.microsoft.com/office/word/2010/wordprocessingShape" mc:Ignorable="w14 w15 wp14">
+  <w:abstractNum w:abstractNumId="0">
     <w:nsid w:val="3AB60FA0"/>
     <w:multiLevelType w:val="hybridMultilevel"/>
-    <w:tmpl w:val="37340E40"/>
-    <w:lvl w:ilvl="0" w:tplc="D570A092">
+    <w:tmpl w:val="F90E364C"/>
+    <w:lvl w:ilvl="0" w:tplc="50BE0EB0">
       <w:start w:val="1"/>
       <w:numFmt w:val="decimal"/>
       <w:lvlText w:val="%1."/>
@@ -3995,6 +5983,13 @@
       <w:pPr>
         <w:ind w:left="1440" w:hanging="360"/>
       </w:pPr>
+      <w:rPr>
+        <w:b w:val="0"/>
+        <w:bCs w:val="0"/>
+        <w:color w:val="auto"/>
+        <w:sz w:val="22"/>
+        <w:szCs w:val="22"/>
+      </w:rPr>
     </w:lvl>
     <w:lvl w:ilvl="1" w:tplc="04090019" w:tentative="1">
       <w:start w:val="1"/>
@@ -4069,7 +6064,7 @@
       </w:pPr>
     </w:lvl>
   </w:abstractNum>
-  <w:abstractNum w:abstractNumId="1" w15:restartNumberingAfterBreak="0">
+  <w:abstractNum w:abstractNumId="1">
     <w:nsid w:val="4DF3332B"/>
     <w:multiLevelType w:val="hybridMultilevel"/>
     <w:tmpl w:val="C7B05EF8"/>
@@ -4182,7 +6177,7 @@
       </w:rPr>
     </w:lvl>
   </w:abstractNum>
-  <w:abstractNum w:abstractNumId="2" w15:restartNumberingAfterBreak="0">
+  <w:abstractNum w:abstractNumId="2">
     <w:nsid w:val="6F295428"/>
     <w:multiLevelType w:val="hybridMultilevel"/>
     <w:tmpl w:val="4B50B58E"/>
@@ -4271,7 +6266,7 @@
       </w:pPr>
     </w:lvl>
   </w:abstractNum>
-  <w:abstractNum w:abstractNumId="3" w15:restartNumberingAfterBreak="0">
+  <w:abstractNum w:abstractNumId="3">
     <w:nsid w:val="75175480"/>
     <w:multiLevelType w:val="hybridMultilevel"/>
     <w:tmpl w:val="DD9C47E0"/>
@@ -4379,7 +6374,7 @@
 </file>
 
 <file path=word/styles.xml><?xml version="1.0" encoding="utf-8"?>
-<w:styles xmlns:mc="http://schemas.openxmlformats.org/markup-compatibility/2006" xmlns:r="http://schemas.openxmlformats.org/officeDocument/2006/relationships" xmlns:w="http://schemas.openxmlformats.org/wordprocessingml/2006/main" xmlns:w14="http://schemas.microsoft.com/office/word/2010/wordml" xmlns:w15="http://schemas.microsoft.com/office/word/2012/wordml" xmlns:w16se="http://schemas.microsoft.com/office/word/2015/wordml/symex" mc:Ignorable="w14 w15 w16se">
+<w:styles xmlns:mc="http://schemas.openxmlformats.org/markup-compatibility/2006" xmlns:r="http://schemas.openxmlformats.org/officeDocument/2006/relationships" xmlns:w="http://schemas.openxmlformats.org/wordprocessingml/2006/main" xmlns:w14="http://schemas.microsoft.com/office/word/2010/wordml" xmlns:w15="http://schemas.microsoft.com/office/word/2012/wordml" mc:Ignorable="w14 w15">
   <w:docDefaults>
     <w:rPrDefault>
       <w:rPr>
@@ -4846,6 +6841,7 @@
       <w:spacing w:after="0" w:line="240" w:lineRule="auto"/>
     </w:pPr>
     <w:tblPr>
+      <w:tblInd w:w="0" w:type="dxa"/>
       <w:tblBorders>
         <w:top w:val="single" w:sz="4" w:space="0" w:color="auto"/>
         <w:left w:val="single" w:sz="4" w:space="0" w:color="auto"/>
@@ -4854,6 +6850,12 @@
         <w:insideH w:val="single" w:sz="4" w:space="0" w:color="auto"/>
         <w:insideV w:val="single" w:sz="4" w:space="0" w:color="auto"/>
       </w:tblBorders>
+      <w:tblCellMar>
+        <w:top w:w="0" w:type="dxa"/>
+        <w:left w:w="108" w:type="dxa"/>
+        <w:bottom w:w="0" w:type="dxa"/>
+        <w:right w:w="108" w:type="dxa"/>
+      </w:tblCellMar>
     </w:tblPr>
   </w:style>
   <w:style w:type="character" w:customStyle="1" w:styleId="fontstyle01">
@@ -4914,11 +6916,34 @@
     <w:basedOn w:val="DefaultParagraphFont"/>
     <w:rsid w:val="006534C9"/>
   </w:style>
+  <w:style w:type="character" w:styleId="HTMLCode">
+    <w:name w:val="HTML Code"/>
+    <w:basedOn w:val="DefaultParagraphFont"/>
+    <w:uiPriority w:val="99"/>
+    <w:semiHidden/>
+    <w:unhideWhenUsed/>
+    <w:rsid w:val="00DF70B0"/>
+    <w:rPr>
+      <w:rFonts w:ascii="Courier New" w:eastAsia="Times New Roman" w:hAnsi="Courier New" w:cs="Courier New"/>
+      <w:sz w:val="20"/>
+      <w:szCs w:val="20"/>
+    </w:rPr>
+  </w:style>
+  <w:style w:type="character" w:styleId="PlaceholderText">
+    <w:name w:val="Placeholder Text"/>
+    <w:basedOn w:val="DefaultParagraphFont"/>
+    <w:uiPriority w:val="99"/>
+    <w:semiHidden/>
+    <w:rsid w:val="00DF70B0"/>
+    <w:rPr>
+      <w:color w:val="808080"/>
+    </w:rPr>
+  </w:style>
 </w:styles>
 </file>
 
 <file path=word/charts/chart1.xml><?xml version="1.0" encoding="utf-8"?>
-<c:chartSpace xmlns:c="http://schemas.openxmlformats.org/drawingml/2006/chart" xmlns:a="http://schemas.openxmlformats.org/drawingml/2006/main" xmlns:r="http://schemas.openxmlformats.org/officeDocument/2006/relationships" xmlns:c16r2="http://schemas.microsoft.com/office/drawing/2015/06/chart">
+<c:chartSpace xmlns:c="http://schemas.openxmlformats.org/drawingml/2006/chart" xmlns:a="http://schemas.openxmlformats.org/drawingml/2006/main" xmlns:r="http://schemas.openxmlformats.org/officeDocument/2006/relationships">
   <c:date1904 val="0"/>
   <c:lang val="en-US"/>
   <c:roundedCorners val="0"/>
@@ -5130,9 +7155,9 @@
               </c:numCache>
             </c:numRef>
           </c:val>
-          <c:extLst>
+          <c:extLst xmlns:c16r2="http://schemas.microsoft.com/office/drawing/2015/06/chart">
             <c:ext xmlns:c16="http://schemas.microsoft.com/office/drawing/2014/chart" uri="{C3380CC4-5D6E-409C-BE32-E72D297353CC}">
-              <c16:uniqueId val="{00000000-BC19-4746-8127-AFD72C66D2D5}"/>
+              <c16:uniqueId val="{00000000-DB99-481F-832A-1C2CB2B0DAE5}"/>
             </c:ext>
           </c:extLst>
         </c:ser>
@@ -5146,8 +7171,8 @@
         </c:dLbls>
         <c:gapWidth val="5"/>
         <c:overlap val="-27"/>
-        <c:axId val="392400408"/>
-        <c:axId val="392400016"/>
+        <c:axId val="391033544"/>
+        <c:axId val="245416144"/>
       </c:barChart>
       <c:lineChart>
         <c:grouping val="standard"/>
@@ -5221,9 +7246,9 @@
             </c:numRef>
           </c:val>
           <c:smooth val="0"/>
-          <c:extLst>
+          <c:extLst xmlns:c16r2="http://schemas.microsoft.com/office/drawing/2015/06/chart">
             <c:ext xmlns:c16="http://schemas.microsoft.com/office/drawing/2014/chart" uri="{C3380CC4-5D6E-409C-BE32-E72D297353CC}">
-              <c16:uniqueId val="{00000001-BC19-4746-8127-AFD72C66D2D5}"/>
+              <c16:uniqueId val="{00000001-DB99-481F-832A-1C2CB2B0DAE5}"/>
             </c:ext>
           </c:extLst>
         </c:ser>
@@ -5237,11 +7262,11 @@
         </c:dLbls>
         <c:marker val="1"/>
         <c:smooth val="0"/>
-        <c:axId val="392400408"/>
-        <c:axId val="392400016"/>
+        <c:axId val="391033544"/>
+        <c:axId val="245416144"/>
       </c:lineChart>
       <c:catAx>
-        <c:axId val="392400408"/>
+        <c:axId val="391033544"/>
         <c:scaling>
           <c:orientation val="minMax"/>
         </c:scaling>
@@ -5283,7 +7308,7 @@
             <a:endParaRPr lang="en-US"/>
           </a:p>
         </c:txPr>
-        <c:crossAx val="392400016"/>
+        <c:crossAx val="245416144"/>
         <c:crosses val="autoZero"/>
         <c:auto val="1"/>
         <c:lblAlgn val="ctr"/>
@@ -5291,7 +7316,7 @@
         <c:noMultiLvlLbl val="0"/>
       </c:catAx>
       <c:valAx>
-        <c:axId val="392400016"/>
+        <c:axId val="245416144"/>
         <c:scaling>
           <c:orientation val="minMax"/>
         </c:scaling>
@@ -5341,7 +7366,7 @@
             <a:endParaRPr lang="en-US"/>
           </a:p>
         </c:txPr>
-        <c:crossAx val="392400408"/>
+        <c:crossAx val="391033544"/>
         <c:crosses val="autoZero"/>
         <c:crossBetween val="between"/>
       </c:valAx>
@@ -5429,7 +7454,1679 @@
 </c:chartSpace>
 </file>
 
+<file path=word/charts/chart2.xml><?xml version="1.0" encoding="utf-8"?>
+<c:chartSpace xmlns:c="http://schemas.openxmlformats.org/drawingml/2006/chart" xmlns:a="http://schemas.openxmlformats.org/drawingml/2006/main" xmlns:r="http://schemas.openxmlformats.org/officeDocument/2006/relationships">
+  <c:date1904 val="0"/>
+  <c:lang val="en-US"/>
+  <c:roundedCorners val="0"/>
+  <mc:AlternateContent xmlns:mc="http://schemas.openxmlformats.org/markup-compatibility/2006">
+    <mc:Choice xmlns:c14="http://schemas.microsoft.com/office/drawing/2007/8/2/chart" Requires="c14">
+      <c14:style val="102"/>
+    </mc:Choice>
+    <mc:Fallback>
+      <c:style val="2"/>
+    </mc:Fallback>
+  </mc:AlternateContent>
+  <c:chart>
+    <c:title>
+      <c:tx>
+        <c:rich>
+          <a:bodyPr rot="0" spcFirstLastPara="1" vertOverflow="ellipsis" vert="horz" wrap="square" anchor="ctr" anchorCtr="1"/>
+          <a:lstStyle/>
+          <a:p>
+            <a:pPr>
+              <a:defRPr sz="1400" b="1" i="0" u="none" strike="noStrike" kern="1200" cap="none" baseline="0">
+                <a:solidFill>
+                  <a:schemeClr val="lt1">
+                    <a:lumMod val="85000"/>
+                  </a:schemeClr>
+                </a:solidFill>
+                <a:latin typeface="+mn-lt"/>
+                <a:ea typeface="+mn-ea"/>
+                <a:cs typeface="+mn-cs"/>
+              </a:defRPr>
+            </a:pPr>
+            <a:r>
+              <a:rPr lang="en-US"/>
+              <a:t>PP Plot</a:t>
+            </a:r>
+          </a:p>
+        </c:rich>
+      </c:tx>
+      <c:overlay val="0"/>
+      <c:spPr>
+        <a:noFill/>
+        <a:ln>
+          <a:noFill/>
+        </a:ln>
+        <a:effectLst/>
+      </c:spPr>
+      <c:txPr>
+        <a:bodyPr rot="0" spcFirstLastPara="1" vertOverflow="ellipsis" vert="horz" wrap="square" anchor="ctr" anchorCtr="1"/>
+        <a:lstStyle/>
+        <a:p>
+          <a:pPr>
+            <a:defRPr sz="1400" b="1" i="0" u="none" strike="noStrike" kern="1200" cap="none" baseline="0">
+              <a:solidFill>
+                <a:schemeClr val="lt1">
+                  <a:lumMod val="85000"/>
+                </a:schemeClr>
+              </a:solidFill>
+              <a:latin typeface="+mn-lt"/>
+              <a:ea typeface="+mn-ea"/>
+              <a:cs typeface="+mn-cs"/>
+            </a:defRPr>
+          </a:pPr>
+          <a:endParaRPr lang="en-US"/>
+        </a:p>
+      </c:txPr>
+    </c:title>
+    <c:autoTitleDeleted val="0"/>
+    <c:plotArea>
+      <c:layout/>
+      <c:scatterChart>
+        <c:scatterStyle val="lineMarker"/>
+        <c:varyColors val="0"/>
+        <c:ser>
+          <c:idx val="0"/>
+          <c:order val="0"/>
+          <c:tx>
+            <c:strRef>
+              <c:f>PP_QQ_plot!$F$1:$F$4</c:f>
+              <c:strCache>
+                <c:ptCount val="4"/>
+              </c:strCache>
+            </c:strRef>
+          </c:tx>
+          <c:spPr>
+            <a:ln w="25400" cap="rnd">
+              <a:noFill/>
+            </a:ln>
+            <a:effectLst>
+              <a:glow rad="139700">
+                <a:schemeClr val="accent1">
+                  <a:satMod val="175000"/>
+                  <a:alpha val="14000"/>
+                </a:schemeClr>
+              </a:glow>
+            </a:effectLst>
+          </c:spPr>
+          <c:marker>
+            <c:symbol val="circle"/>
+            <c:size val="3"/>
+            <c:spPr>
+              <a:solidFill>
+                <a:schemeClr val="accent1">
+                  <a:lumMod val="60000"/>
+                  <a:lumOff val="40000"/>
+                </a:schemeClr>
+              </a:solidFill>
+              <a:ln>
+                <a:noFill/>
+              </a:ln>
+              <a:effectLst>
+                <a:glow rad="63500">
+                  <a:schemeClr val="accent1">
+                    <a:satMod val="175000"/>
+                    <a:alpha val="25000"/>
+                  </a:schemeClr>
+                </a:glow>
+              </a:effectLst>
+            </c:spPr>
+          </c:marker>
+          <c:trendline>
+            <c:spPr>
+              <a:ln w="25400" cap="rnd">
+                <a:solidFill>
+                  <a:schemeClr val="accent1">
+                    <a:alpha val="50000"/>
+                  </a:schemeClr>
+                </a:solidFill>
+              </a:ln>
+              <a:effectLst/>
+            </c:spPr>
+            <c:trendlineType val="linear"/>
+            <c:dispRSqr val="0"/>
+            <c:dispEq val="0"/>
+          </c:trendline>
+          <c:xVal>
+            <c:numRef>
+              <c:f>PP_QQ_plot!$C$6:$C$64</c:f>
+              <c:numCache>
+                <c:formatCode>General</c:formatCode>
+                <c:ptCount val="59"/>
+                <c:pt idx="0">
+                  <c:v>1.6949152542372881E-2</c:v>
+                </c:pt>
+                <c:pt idx="1">
+                  <c:v>1.6949152542372881E-2</c:v>
+                </c:pt>
+                <c:pt idx="2">
+                  <c:v>4.2372881355932202E-2</c:v>
+                </c:pt>
+                <c:pt idx="3">
+                  <c:v>5.9322033898305086E-2</c:v>
+                </c:pt>
+                <c:pt idx="4">
+                  <c:v>7.6271186440677971E-2</c:v>
+                </c:pt>
+                <c:pt idx="5">
+                  <c:v>9.3220338983050849E-2</c:v>
+                </c:pt>
+                <c:pt idx="6">
+                  <c:v>0.11016949152542373</c:v>
+                </c:pt>
+                <c:pt idx="7">
+                  <c:v>0.1271186440677966</c:v>
+                </c:pt>
+                <c:pt idx="8">
+                  <c:v>0.1440677966101695</c:v>
+                </c:pt>
+                <c:pt idx="9">
+                  <c:v>0.16101694915254236</c:v>
+                </c:pt>
+                <c:pt idx="10">
+                  <c:v>0.17796610169491525</c:v>
+                </c:pt>
+                <c:pt idx="11">
+                  <c:v>0.19491525423728814</c:v>
+                </c:pt>
+                <c:pt idx="12">
+                  <c:v>0.21186440677966101</c:v>
+                </c:pt>
+                <c:pt idx="13">
+                  <c:v>0.2288135593220339</c:v>
+                </c:pt>
+                <c:pt idx="14">
+                  <c:v>0.24576271186440679</c:v>
+                </c:pt>
+                <c:pt idx="15">
+                  <c:v>0.26271186440677968</c:v>
+                </c:pt>
+                <c:pt idx="16">
+                  <c:v>0.27966101694915252</c:v>
+                </c:pt>
+                <c:pt idx="17">
+                  <c:v>0.30508474576271188</c:v>
+                </c:pt>
+                <c:pt idx="18">
+                  <c:v>0.30508474576271188</c:v>
+                </c:pt>
+                <c:pt idx="19">
+                  <c:v>0.33050847457627119</c:v>
+                </c:pt>
+                <c:pt idx="20">
+                  <c:v>0.34745762711864409</c:v>
+                </c:pt>
+                <c:pt idx="21">
+                  <c:v>0.36440677966101692</c:v>
+                </c:pt>
+                <c:pt idx="22">
+                  <c:v>0.38135593220338981</c:v>
+                </c:pt>
+                <c:pt idx="23">
+                  <c:v>0.39830508474576271</c:v>
+                </c:pt>
+                <c:pt idx="24">
+                  <c:v>0.4152542372881356</c:v>
+                </c:pt>
+                <c:pt idx="25">
+                  <c:v>0.43220338983050849</c:v>
+                </c:pt>
+                <c:pt idx="26">
+                  <c:v>0.44915254237288138</c:v>
+                </c:pt>
+                <c:pt idx="27">
+                  <c:v>0.46610169491525422</c:v>
+                </c:pt>
+                <c:pt idx="28">
+                  <c:v>0.48305084745762711</c:v>
+                </c:pt>
+                <c:pt idx="29">
+                  <c:v>0.5</c:v>
+                </c:pt>
+                <c:pt idx="30">
+                  <c:v>0.51694915254237284</c:v>
+                </c:pt>
+                <c:pt idx="31">
+                  <c:v>0.53389830508474578</c:v>
+                </c:pt>
+                <c:pt idx="32">
+                  <c:v>0.55084745762711862</c:v>
+                </c:pt>
+                <c:pt idx="33">
+                  <c:v>0.57627118644067798</c:v>
+                </c:pt>
+                <c:pt idx="34">
+                  <c:v>0.57627118644067798</c:v>
+                </c:pt>
+                <c:pt idx="35">
+                  <c:v>0.60169491525423724</c:v>
+                </c:pt>
+                <c:pt idx="36">
+                  <c:v>0.61864406779661019</c:v>
+                </c:pt>
+                <c:pt idx="37">
+                  <c:v>0.63559322033898302</c:v>
+                </c:pt>
+                <c:pt idx="38">
+                  <c:v>0.65254237288135597</c:v>
+                </c:pt>
+                <c:pt idx="39">
+                  <c:v>0.66949152542372881</c:v>
+                </c:pt>
+                <c:pt idx="40">
+                  <c:v>0.68644067796610164</c:v>
+                </c:pt>
+                <c:pt idx="41">
+                  <c:v>0.70338983050847459</c:v>
+                </c:pt>
+                <c:pt idx="42">
+                  <c:v>0.72033898305084743</c:v>
+                </c:pt>
+                <c:pt idx="43">
+                  <c:v>0.73728813559322037</c:v>
+                </c:pt>
+                <c:pt idx="44">
+                  <c:v>0.75423728813559321</c:v>
+                </c:pt>
+                <c:pt idx="45">
+                  <c:v>0.77118644067796616</c:v>
+                </c:pt>
+                <c:pt idx="46">
+                  <c:v>0.78813559322033899</c:v>
+                </c:pt>
+                <c:pt idx="47">
+                  <c:v>0.80508474576271183</c:v>
+                </c:pt>
+                <c:pt idx="48">
+                  <c:v>0.82203389830508478</c:v>
+                </c:pt>
+                <c:pt idx="49">
+                  <c:v>0.83898305084745761</c:v>
+                </c:pt>
+                <c:pt idx="50">
+                  <c:v>0.85593220338983056</c:v>
+                </c:pt>
+                <c:pt idx="51">
+                  <c:v>0.8728813559322034</c:v>
+                </c:pt>
+                <c:pt idx="52">
+                  <c:v>0.88983050847457623</c:v>
+                </c:pt>
+                <c:pt idx="53">
+                  <c:v>0.90677966101694918</c:v>
+                </c:pt>
+                <c:pt idx="54">
+                  <c:v>0.92372881355932202</c:v>
+                </c:pt>
+                <c:pt idx="55">
+                  <c:v>0.94067796610169496</c:v>
+                </c:pt>
+                <c:pt idx="56">
+                  <c:v>0.9576271186440678</c:v>
+                </c:pt>
+                <c:pt idx="57">
+                  <c:v>0.97457627118644063</c:v>
+                </c:pt>
+                <c:pt idx="58">
+                  <c:v>0.99152542372881358</c:v>
+                </c:pt>
+              </c:numCache>
+            </c:numRef>
+          </c:xVal>
+          <c:yVal>
+            <c:numRef>
+              <c:f>PP_QQ_plot!$F$6:$F$64</c:f>
+              <c:numCache>
+                <c:formatCode>General</c:formatCode>
+                <c:ptCount val="59"/>
+                <c:pt idx="0">
+                  <c:v>2.4420511126570767E-2</c:v>
+                </c:pt>
+                <c:pt idx="1">
+                  <c:v>2.4420511126570767E-2</c:v>
+                </c:pt>
+                <c:pt idx="2">
+                  <c:v>5.02627361121415E-2</c:v>
+                </c:pt>
+                <c:pt idx="3">
+                  <c:v>6.405559211889271E-2</c:v>
+                </c:pt>
+                <c:pt idx="4">
+                  <c:v>8.6623496875324196E-2</c:v>
+                </c:pt>
+                <c:pt idx="5">
+                  <c:v>0.10511647197627384</c:v>
+                </c:pt>
+                <c:pt idx="6">
+                  <c:v>0.10964498501141466</c:v>
+                </c:pt>
+                <c:pt idx="7">
+                  <c:v>0.11187465348108</c:v>
+                </c:pt>
+                <c:pt idx="8">
+                  <c:v>0.11966128949628226</c:v>
+                </c:pt>
+                <c:pt idx="9">
+                  <c:v>0.17907233388660496</c:v>
+                </c:pt>
+                <c:pt idx="10">
+                  <c:v>0.18385984886934348</c:v>
+                </c:pt>
+                <c:pt idx="11">
+                  <c:v>0.19793611361679747</c:v>
+                </c:pt>
+                <c:pt idx="12">
+                  <c:v>0.22279475392608045</c:v>
+                </c:pt>
+                <c:pt idx="13">
+                  <c:v>0.22797176092926855</c:v>
+                </c:pt>
+                <c:pt idx="14">
+                  <c:v>0.23852603344770215</c:v>
+                </c:pt>
+                <c:pt idx="15">
+                  <c:v>0.24390182496201879</c:v>
+                </c:pt>
+                <c:pt idx="16">
+                  <c:v>0.28053380402745731</c:v>
+                </c:pt>
+                <c:pt idx="17">
+                  <c:v>0.28329271335002026</c:v>
+                </c:pt>
+                <c:pt idx="18">
+                  <c:v>0.28329271335002026</c:v>
+                </c:pt>
+                <c:pt idx="19">
+                  <c:v>0.30169365662597247</c:v>
+                </c:pt>
+                <c:pt idx="20">
+                  <c:v>0.32550169436257392</c:v>
+                </c:pt>
+                <c:pt idx="21">
+                  <c:v>0.34434551814895031</c:v>
+                </c:pt>
+                <c:pt idx="22">
+                  <c:v>0.36358391165575332</c:v>
+                </c:pt>
+                <c:pt idx="23">
+                  <c:v>0.36494766136970042</c:v>
+                </c:pt>
+                <c:pt idx="24">
+                  <c:v>0.38213367395211723</c:v>
+                </c:pt>
+                <c:pt idx="25">
+                  <c:v>0.44212667811177198</c:v>
+                </c:pt>
+                <c:pt idx="26">
+                  <c:v>0.46405929023740444</c:v>
+                </c:pt>
+                <c:pt idx="27">
+                  <c:v>0.46802798151208808</c:v>
+                </c:pt>
+                <c:pt idx="28">
+                  <c:v>0.47778198833889118</c:v>
+                </c:pt>
+                <c:pt idx="29">
+                  <c:v>0.48465425477978036</c:v>
+                </c:pt>
+                <c:pt idx="30">
+                  <c:v>0.49153108259122119</c:v>
+                </c:pt>
+                <c:pt idx="31">
+                  <c:v>0.5071005478968138</c:v>
+                </c:pt>
+                <c:pt idx="32">
+                  <c:v>0.52591208974255355</c:v>
+                </c:pt>
+                <c:pt idx="33">
+                  <c:v>0.57366647336847998</c:v>
+                </c:pt>
+                <c:pt idx="34">
+                  <c:v>0.57366647336847998</c:v>
+                </c:pt>
+                <c:pt idx="35">
+                  <c:v>0.58679181079932397</c:v>
+                </c:pt>
+                <c:pt idx="36">
+                  <c:v>0.6005221028309945</c:v>
+                </c:pt>
+                <c:pt idx="37">
+                  <c:v>0.60227382137678998</c:v>
+                </c:pt>
+                <c:pt idx="38">
+                  <c:v>0.66172294545224575</c:v>
+                </c:pt>
+                <c:pt idx="39">
+                  <c:v>0.67685502496439098</c:v>
+                </c:pt>
+                <c:pt idx="40">
+                  <c:v>0.69615791284233941</c:v>
+                </c:pt>
+                <c:pt idx="41">
+                  <c:v>0.70058687977222123</c:v>
+                </c:pt>
+                <c:pt idx="42">
+                  <c:v>0.70811045812764672</c:v>
+                </c:pt>
+                <c:pt idx="43">
+                  <c:v>0.71183893099418594</c:v>
+                </c:pt>
+                <c:pt idx="44">
+                  <c:v>0.75473561587349325</c:v>
+                </c:pt>
+                <c:pt idx="45">
+                  <c:v>0.76601148056562307</c:v>
+                </c:pt>
+                <c:pt idx="46">
+                  <c:v>0.78767711534735563</c:v>
+                </c:pt>
+                <c:pt idx="47">
+                  <c:v>0.81859653165203872</c:v>
+                </c:pt>
+                <c:pt idx="48">
+                  <c:v>0.83643704191125923</c:v>
+                </c:pt>
+                <c:pt idx="49">
+                  <c:v>0.84087791906407283</c:v>
+                </c:pt>
+                <c:pt idx="50">
+                  <c:v>0.88833601925403938</c:v>
+                </c:pt>
+                <c:pt idx="51">
+                  <c:v>0.89802369275585125</c:v>
+                </c:pt>
+                <c:pt idx="52">
+                  <c:v>0.90433880323872629</c:v>
+                </c:pt>
+                <c:pt idx="53">
+                  <c:v>0.90617602257408414</c:v>
+                </c:pt>
+                <c:pt idx="54">
+                  <c:v>0.90947638635188288</c:v>
+                </c:pt>
+                <c:pt idx="55">
+                  <c:v>0.92748993049649076</c:v>
+                </c:pt>
+                <c:pt idx="56">
+                  <c:v>0.94262063261048756</c:v>
+                </c:pt>
+                <c:pt idx="57">
+                  <c:v>0.94919160744075992</c:v>
+                </c:pt>
+                <c:pt idx="58">
+                  <c:v>0.99871465441103224</c:v>
+                </c:pt>
+              </c:numCache>
+            </c:numRef>
+          </c:yVal>
+          <c:smooth val="0"/>
+          <c:extLst xmlns:c16r2="http://schemas.microsoft.com/office/drawing/2015/06/chart">
+            <c:ext xmlns:c16="http://schemas.microsoft.com/office/drawing/2014/chart" uri="{C3380CC4-5D6E-409C-BE32-E72D297353CC}">
+              <c16:uniqueId val="{00000000-3C0D-40BD-8396-A7F3DBC2B748}"/>
+            </c:ext>
+          </c:extLst>
+        </c:ser>
+        <c:dLbls>
+          <c:showLegendKey val="0"/>
+          <c:showVal val="0"/>
+          <c:showCatName val="0"/>
+          <c:showSerName val="0"/>
+          <c:showPercent val="0"/>
+          <c:showBubbleSize val="0"/>
+        </c:dLbls>
+        <c:axId val="245415752"/>
+        <c:axId val="245416536"/>
+      </c:scatterChart>
+      <c:valAx>
+        <c:axId val="245415752"/>
+        <c:scaling>
+          <c:orientation val="minMax"/>
+          <c:max val="1"/>
+        </c:scaling>
+        <c:delete val="0"/>
+        <c:axPos val="b"/>
+        <c:majorGridlines>
+          <c:spPr>
+            <a:ln w="9525" cap="flat" cmpd="sng" algn="ctr">
+              <a:solidFill>
+                <a:schemeClr val="dk1">
+                  <a:lumMod val="65000"/>
+                  <a:lumOff val="35000"/>
+                  <a:alpha val="75000"/>
+                </a:schemeClr>
+              </a:solidFill>
+              <a:round/>
+            </a:ln>
+            <a:effectLst/>
+          </c:spPr>
+        </c:majorGridlines>
+        <c:title>
+          <c:tx>
+            <c:rich>
+              <a:bodyPr rot="0" spcFirstLastPara="1" vertOverflow="ellipsis" vert="horz" wrap="square" anchor="ctr" anchorCtr="1"/>
+              <a:lstStyle/>
+              <a:p>
+                <a:pPr>
+                  <a:defRPr sz="900" b="1" i="0" u="none" strike="noStrike" kern="1200" baseline="0">
+                    <a:solidFill>
+                      <a:schemeClr val="lt1">
+                        <a:lumMod val="75000"/>
+                      </a:schemeClr>
+                    </a:solidFill>
+                    <a:latin typeface="+mn-lt"/>
+                    <a:ea typeface="+mn-ea"/>
+                    <a:cs typeface="+mn-cs"/>
+                  </a:defRPr>
+                </a:pPr>
+                <a:r>
+                  <a:rPr lang="en-US"/>
+                  <a:t>Observed Cumulative Probability</a:t>
+                </a:r>
+              </a:p>
+            </c:rich>
+          </c:tx>
+          <c:overlay val="0"/>
+          <c:spPr>
+            <a:noFill/>
+            <a:ln>
+              <a:noFill/>
+            </a:ln>
+            <a:effectLst/>
+          </c:spPr>
+          <c:txPr>
+            <a:bodyPr rot="0" spcFirstLastPara="1" vertOverflow="ellipsis" vert="horz" wrap="square" anchor="ctr" anchorCtr="1"/>
+            <a:lstStyle/>
+            <a:p>
+              <a:pPr>
+                <a:defRPr sz="900" b="1" i="0" u="none" strike="noStrike" kern="1200" baseline="0">
+                  <a:solidFill>
+                    <a:schemeClr val="lt1">
+                      <a:lumMod val="75000"/>
+                    </a:schemeClr>
+                  </a:solidFill>
+                  <a:latin typeface="+mn-lt"/>
+                  <a:ea typeface="+mn-ea"/>
+                  <a:cs typeface="+mn-cs"/>
+                </a:defRPr>
+              </a:pPr>
+              <a:endParaRPr lang="en-US"/>
+            </a:p>
+          </c:txPr>
+        </c:title>
+        <c:numFmt formatCode="General" sourceLinked="1"/>
+        <c:majorTickMark val="none"/>
+        <c:minorTickMark val="none"/>
+        <c:tickLblPos val="nextTo"/>
+        <c:spPr>
+          <a:noFill/>
+          <a:ln w="9525" cap="flat" cmpd="sng" algn="ctr">
+            <a:noFill/>
+            <a:round/>
+          </a:ln>
+          <a:effectLst/>
+        </c:spPr>
+        <c:txPr>
+          <a:bodyPr rot="-60000000" spcFirstLastPara="1" vertOverflow="ellipsis" vert="horz" wrap="square" anchor="ctr" anchorCtr="1"/>
+          <a:lstStyle/>
+          <a:p>
+            <a:pPr>
+              <a:defRPr sz="900" b="0" i="0" u="none" strike="noStrike" kern="1200" baseline="0">
+                <a:solidFill>
+                  <a:schemeClr val="lt1">
+                    <a:lumMod val="75000"/>
+                  </a:schemeClr>
+                </a:solidFill>
+                <a:latin typeface="+mn-lt"/>
+                <a:ea typeface="+mn-ea"/>
+                <a:cs typeface="+mn-cs"/>
+              </a:defRPr>
+            </a:pPr>
+            <a:endParaRPr lang="en-US"/>
+          </a:p>
+        </c:txPr>
+        <c:crossAx val="245416536"/>
+        <c:crossesAt val="0"/>
+        <c:crossBetween val="midCat"/>
+      </c:valAx>
+      <c:valAx>
+        <c:axId val="245416536"/>
+        <c:scaling>
+          <c:orientation val="minMax"/>
+          <c:max val="1"/>
+        </c:scaling>
+        <c:delete val="0"/>
+        <c:axPos val="l"/>
+        <c:majorGridlines>
+          <c:spPr>
+            <a:ln w="9525" cap="flat" cmpd="sng" algn="ctr">
+              <a:solidFill>
+                <a:schemeClr val="dk1">
+                  <a:lumMod val="65000"/>
+                  <a:lumOff val="35000"/>
+                  <a:alpha val="75000"/>
+                </a:schemeClr>
+              </a:solidFill>
+              <a:round/>
+            </a:ln>
+            <a:effectLst/>
+          </c:spPr>
+        </c:majorGridlines>
+        <c:title>
+          <c:tx>
+            <c:rich>
+              <a:bodyPr rot="-5400000" spcFirstLastPara="1" vertOverflow="ellipsis" vert="horz" wrap="square" anchor="ctr" anchorCtr="1"/>
+              <a:lstStyle/>
+              <a:p>
+                <a:pPr>
+                  <a:defRPr sz="900" b="1" i="0" u="none" strike="noStrike" kern="1200" baseline="0">
+                    <a:solidFill>
+                      <a:schemeClr val="lt1">
+                        <a:lumMod val="75000"/>
+                      </a:schemeClr>
+                    </a:solidFill>
+                    <a:latin typeface="+mn-lt"/>
+                    <a:ea typeface="+mn-ea"/>
+                    <a:cs typeface="+mn-cs"/>
+                  </a:defRPr>
+                </a:pPr>
+                <a:r>
+                  <a:rPr lang="en-US"/>
+                  <a:t>Expected Cumulative Probability</a:t>
+                </a:r>
+              </a:p>
+            </c:rich>
+          </c:tx>
+          <c:overlay val="0"/>
+          <c:spPr>
+            <a:noFill/>
+            <a:ln>
+              <a:noFill/>
+            </a:ln>
+            <a:effectLst/>
+          </c:spPr>
+          <c:txPr>
+            <a:bodyPr rot="-5400000" spcFirstLastPara="1" vertOverflow="ellipsis" vert="horz" wrap="square" anchor="ctr" anchorCtr="1"/>
+            <a:lstStyle/>
+            <a:p>
+              <a:pPr>
+                <a:defRPr sz="900" b="1" i="0" u="none" strike="noStrike" kern="1200" baseline="0">
+                  <a:solidFill>
+                    <a:schemeClr val="lt1">
+                      <a:lumMod val="75000"/>
+                    </a:schemeClr>
+                  </a:solidFill>
+                  <a:latin typeface="+mn-lt"/>
+                  <a:ea typeface="+mn-ea"/>
+                  <a:cs typeface="+mn-cs"/>
+                </a:defRPr>
+              </a:pPr>
+              <a:endParaRPr lang="en-US"/>
+            </a:p>
+          </c:txPr>
+        </c:title>
+        <c:numFmt formatCode="General" sourceLinked="1"/>
+        <c:majorTickMark val="none"/>
+        <c:minorTickMark val="none"/>
+        <c:tickLblPos val="nextTo"/>
+        <c:spPr>
+          <a:noFill/>
+          <a:ln w="9525" cap="flat" cmpd="sng" algn="ctr">
+            <a:solidFill>
+              <a:schemeClr val="lt1">
+                <a:lumMod val="50000"/>
+              </a:schemeClr>
+            </a:solidFill>
+            <a:round/>
+          </a:ln>
+          <a:effectLst/>
+        </c:spPr>
+        <c:txPr>
+          <a:bodyPr rot="-60000000" spcFirstLastPara="1" vertOverflow="ellipsis" vert="horz" wrap="square" anchor="ctr" anchorCtr="1"/>
+          <a:lstStyle/>
+          <a:p>
+            <a:pPr>
+              <a:defRPr sz="900" b="0" i="0" u="none" strike="noStrike" kern="1200" baseline="0">
+                <a:solidFill>
+                  <a:schemeClr val="lt1">
+                    <a:lumMod val="75000"/>
+                  </a:schemeClr>
+                </a:solidFill>
+                <a:latin typeface="+mn-lt"/>
+                <a:ea typeface="+mn-ea"/>
+                <a:cs typeface="+mn-cs"/>
+              </a:defRPr>
+            </a:pPr>
+            <a:endParaRPr lang="en-US"/>
+          </a:p>
+        </c:txPr>
+        <c:crossAx val="245415752"/>
+        <c:crossesAt val="0"/>
+        <c:crossBetween val="midCat"/>
+      </c:valAx>
+      <c:spPr>
+        <a:noFill/>
+        <a:ln>
+          <a:noFill/>
+        </a:ln>
+        <a:effectLst/>
+      </c:spPr>
+    </c:plotArea>
+    <c:plotVisOnly val="1"/>
+    <c:dispBlanksAs val="gap"/>
+    <c:showDLblsOverMax val="0"/>
+  </c:chart>
+  <c:spPr>
+    <a:solidFill>
+      <a:schemeClr val="dk1">
+        <a:lumMod val="75000"/>
+        <a:lumOff val="25000"/>
+      </a:schemeClr>
+    </a:solidFill>
+    <a:ln w="9525" cap="flat" cmpd="sng" algn="ctr">
+      <a:solidFill>
+        <a:schemeClr val="dk1">
+          <a:lumMod val="15000"/>
+          <a:lumOff val="85000"/>
+        </a:schemeClr>
+      </a:solidFill>
+      <a:round/>
+    </a:ln>
+    <a:effectLst/>
+  </c:spPr>
+  <c:txPr>
+    <a:bodyPr/>
+    <a:lstStyle/>
+    <a:p>
+      <a:pPr>
+        <a:defRPr/>
+      </a:pPr>
+      <a:endParaRPr lang="en-US"/>
+    </a:p>
+  </c:txPr>
+  <c:externalData r:id="rId3">
+    <c:autoUpdate val="0"/>
+  </c:externalData>
+</c:chartSpace>
+</file>
+
+<file path=word/charts/chart3.xml><?xml version="1.0" encoding="utf-8"?>
+<c:chartSpace xmlns:c="http://schemas.openxmlformats.org/drawingml/2006/chart" xmlns:a="http://schemas.openxmlformats.org/drawingml/2006/main" xmlns:r="http://schemas.openxmlformats.org/officeDocument/2006/relationships">
+  <c:date1904 val="0"/>
+  <c:lang val="en-US"/>
+  <c:roundedCorners val="0"/>
+  <mc:AlternateContent xmlns:mc="http://schemas.openxmlformats.org/markup-compatibility/2006">
+    <mc:Choice xmlns:c14="http://schemas.microsoft.com/office/drawing/2007/8/2/chart" Requires="c14">
+      <c14:style val="102"/>
+    </mc:Choice>
+    <mc:Fallback>
+      <c:style val="2"/>
+    </mc:Fallback>
+  </mc:AlternateContent>
+  <c:chart>
+    <c:title>
+      <c:tx>
+        <c:rich>
+          <a:bodyPr rot="0" spcFirstLastPara="1" vertOverflow="ellipsis" vert="horz" wrap="square" anchor="ctr" anchorCtr="1"/>
+          <a:lstStyle/>
+          <a:p>
+            <a:pPr>
+              <a:defRPr sz="1400" b="1" i="0" u="none" strike="noStrike" kern="1200" cap="none" baseline="0">
+                <a:solidFill>
+                  <a:schemeClr val="lt1">
+                    <a:lumMod val="85000"/>
+                  </a:schemeClr>
+                </a:solidFill>
+                <a:latin typeface="+mn-lt"/>
+                <a:ea typeface="+mn-ea"/>
+                <a:cs typeface="+mn-cs"/>
+              </a:defRPr>
+            </a:pPr>
+            <a:r>
+              <a:rPr lang="en-US"/>
+              <a:t>QQ Plot</a:t>
+            </a:r>
+          </a:p>
+        </c:rich>
+      </c:tx>
+      <c:overlay val="0"/>
+      <c:spPr>
+        <a:noFill/>
+        <a:ln>
+          <a:noFill/>
+        </a:ln>
+        <a:effectLst/>
+      </c:spPr>
+      <c:txPr>
+        <a:bodyPr rot="0" spcFirstLastPara="1" vertOverflow="ellipsis" vert="horz" wrap="square" anchor="ctr" anchorCtr="1"/>
+        <a:lstStyle/>
+        <a:p>
+          <a:pPr>
+            <a:defRPr sz="1400" b="1" i="0" u="none" strike="noStrike" kern="1200" cap="none" baseline="0">
+              <a:solidFill>
+                <a:schemeClr val="lt1">
+                  <a:lumMod val="85000"/>
+                </a:schemeClr>
+              </a:solidFill>
+              <a:latin typeface="+mn-lt"/>
+              <a:ea typeface="+mn-ea"/>
+              <a:cs typeface="+mn-cs"/>
+            </a:defRPr>
+          </a:pPr>
+          <a:endParaRPr lang="en-US"/>
+        </a:p>
+      </c:txPr>
+    </c:title>
+    <c:autoTitleDeleted val="0"/>
+    <c:plotArea>
+      <c:layout/>
+      <c:scatterChart>
+        <c:scatterStyle val="lineMarker"/>
+        <c:varyColors val="0"/>
+        <c:ser>
+          <c:idx val="0"/>
+          <c:order val="0"/>
+          <c:tx>
+            <c:strRef>
+              <c:f>PP_QQ_plot!$E$1:$E$4</c:f>
+              <c:strCache>
+                <c:ptCount val="4"/>
+              </c:strCache>
+            </c:strRef>
+          </c:tx>
+          <c:spPr>
+            <a:ln w="25400" cap="rnd">
+              <a:noFill/>
+            </a:ln>
+            <a:effectLst>
+              <a:glow rad="139700">
+                <a:schemeClr val="accent1">
+                  <a:satMod val="175000"/>
+                  <a:alpha val="14000"/>
+                </a:schemeClr>
+              </a:glow>
+            </a:effectLst>
+          </c:spPr>
+          <c:marker>
+            <c:symbol val="circle"/>
+            <c:size val="3"/>
+            <c:spPr>
+              <a:solidFill>
+                <a:schemeClr val="accent1">
+                  <a:lumMod val="60000"/>
+                  <a:lumOff val="40000"/>
+                </a:schemeClr>
+              </a:solidFill>
+              <a:ln>
+                <a:noFill/>
+              </a:ln>
+              <a:effectLst>
+                <a:glow rad="63500">
+                  <a:schemeClr val="accent1">
+                    <a:satMod val="175000"/>
+                    <a:alpha val="25000"/>
+                  </a:schemeClr>
+                </a:glow>
+              </a:effectLst>
+            </c:spPr>
+          </c:marker>
+          <c:trendline>
+            <c:spPr>
+              <a:ln w="25400" cap="rnd">
+                <a:solidFill>
+                  <a:schemeClr val="accent1">
+                    <a:alpha val="50000"/>
+                  </a:schemeClr>
+                </a:solidFill>
+              </a:ln>
+              <a:effectLst/>
+            </c:spPr>
+            <c:trendlineType val="linear"/>
+            <c:dispRSqr val="0"/>
+            <c:dispEq val="0"/>
+          </c:trendline>
+          <c:xVal>
+            <c:numRef>
+              <c:f>PP_QQ_plot!$D$6:$D$64</c:f>
+              <c:numCache>
+                <c:formatCode>General</c:formatCode>
+                <c:ptCount val="59"/>
+                <c:pt idx="0">
+                  <c:v>-2.1212793024540013</c:v>
+                </c:pt>
+                <c:pt idx="1">
+                  <c:v>-2.1212793024540013</c:v>
+                </c:pt>
+                <c:pt idx="2">
+                  <c:v>-1.7237899879084901</c:v>
+                </c:pt>
+                <c:pt idx="3">
+                  <c:v>-1.5604902688884845</c:v>
+                </c:pt>
+                <c:pt idx="4">
+                  <c:v>-1.4306087689606271</c:v>
+                </c:pt>
+                <c:pt idx="5">
+                  <c:v>-1.3211820259538574</c:v>
+                </c:pt>
+                <c:pt idx="6">
+                  <c:v>-1.2256272376779562</c:v>
+                </c:pt>
+                <c:pt idx="7">
+                  <c:v>-1.1401176534903277</c:v>
+                </c:pt>
+                <c:pt idx="8">
+                  <c:v>-1.0622205049057669</c:v>
+                </c:pt>
+                <c:pt idx="9">
+                  <c:v>-0.99028691933576685</c:v>
+                </c:pt>
+                <c:pt idx="10">
+                  <c:v>-0.92314393113012372</c:v>
+                </c:pt>
+                <c:pt idx="11">
+                  <c:v>-0.85992477887400132</c:v>
+                </c:pt>
+                <c:pt idx="12">
+                  <c:v>-0.79996890456716818</c:v>
+                </c:pt>
+                <c:pt idx="13">
+                  <c:v>-0.74275979854467489</c:v>
+                </c:pt>
+                <c:pt idx="14">
+                  <c:v>-0.68788464989361908</c:v>
+                </c:pt>
+                <c:pt idx="15">
+                  <c:v>-0.63500718521093114</c:v>
+                </c:pt>
+                <c:pt idx="16">
+                  <c:v>-0.58384881300751046</c:v>
+                </c:pt>
+                <c:pt idx="17">
+                  <c:v>-0.50983153383249025</c:v>
+                </c:pt>
+                <c:pt idx="18">
+                  <c:v>-0.50983153383249025</c:v>
+                </c:pt>
+                <c:pt idx="19">
+                  <c:v>-0.43850954955866644</c:v>
+                </c:pt>
+                <c:pt idx="20">
+                  <c:v>-0.3921934894734192</c:v>
+                </c:pt>
+                <c:pt idx="21">
+                  <c:v>-0.34670419368430466</c:v>
+                </c:pt>
+                <c:pt idx="22">
+                  <c:v>-0.30192155391933229</c:v>
+                </c:pt>
+                <c:pt idx="23">
+                  <c:v>-0.25773663616200204</c:v>
+                </c:pt>
+                <c:pt idx="24">
+                  <c:v>-0.2140494764175957</c:v>
+                </c:pt>
+                <c:pt idx="25">
+                  <c:v>-0.17076725231398893</c:v>
+                </c:pt>
+                <c:pt idx="26">
+                  <c:v>-0.12780273607775178</c:v>
+                </c:pt>
+                <c:pt idx="27">
+                  <c:v>-8.507295662898201E-2</c:v>
+                </c:pt>
+                <c:pt idx="28">
+                  <c:v>-4.2498014006169378E-2</c:v>
+                </c:pt>
+                <c:pt idx="29">
+                  <c:v>0</c:v>
+                </c:pt>
+                <c:pt idx="30">
+                  <c:v>4.2498014006169232E-2</c:v>
+                </c:pt>
+                <c:pt idx="31">
+                  <c:v>8.507295662898201E-2</c:v>
+                </c:pt>
+                <c:pt idx="32">
+                  <c:v>0.12780273607775178</c:v>
+                </c:pt>
+                <c:pt idx="33">
+                  <c:v>0.19236331372250978</c:v>
+                </c:pt>
+                <c:pt idx="34">
+                  <c:v>0.19236331372250978</c:v>
+                </c:pt>
+                <c:pt idx="35">
+                  <c:v>0.25773663616200188</c:v>
+                </c:pt>
+                <c:pt idx="36">
+                  <c:v>0.30192155391933229</c:v>
+                </c:pt>
+                <c:pt idx="37">
+                  <c:v>0.34670419368430444</c:v>
+                </c:pt>
+                <c:pt idx="38">
+                  <c:v>0.39219348947341937</c:v>
+                </c:pt>
+                <c:pt idx="39">
+                  <c:v>0.43850954955866644</c:v>
+                </c:pt>
+                <c:pt idx="40">
+                  <c:v>0.4857863629221465</c:v>
+                </c:pt>
+                <c:pt idx="41">
+                  <c:v>0.5341751806377244</c:v>
+                </c:pt>
+                <c:pt idx="42">
+                  <c:v>0.58384881300751024</c:v>
+                </c:pt>
+                <c:pt idx="43">
+                  <c:v>0.63500718521093125</c:v>
+                </c:pt>
+                <c:pt idx="44">
+                  <c:v>0.68788464989361908</c:v>
+                </c:pt>
+                <c:pt idx="45">
+                  <c:v>0.74275979854467522</c:v>
+                </c:pt>
+                <c:pt idx="46">
+                  <c:v>0.79996890456716818</c:v>
+                </c:pt>
+                <c:pt idx="47">
+                  <c:v>0.85992477887400132</c:v>
+                </c:pt>
+                <c:pt idx="48">
+                  <c:v>0.92314393113012372</c:v>
+                </c:pt>
+                <c:pt idx="49">
+                  <c:v>0.99028691933576685</c:v>
+                </c:pt>
+                <c:pt idx="50">
+                  <c:v>1.0622205049057667</c:v>
+                </c:pt>
+                <c:pt idx="51">
+                  <c:v>1.1401176534903277</c:v>
+                </c:pt>
+                <c:pt idx="52">
+                  <c:v>1.2256272376779556</c:v>
+                </c:pt>
+                <c:pt idx="53">
+                  <c:v>1.3211820259538574</c:v>
+                </c:pt>
+                <c:pt idx="54">
+                  <c:v>1.4306087689606271</c:v>
+                </c:pt>
+                <c:pt idx="55">
+                  <c:v>1.560490268888485</c:v>
+                </c:pt>
+                <c:pt idx="56">
+                  <c:v>1.7237899879084901</c:v>
+                </c:pt>
+                <c:pt idx="57">
+                  <c:v>1.9527649153452147</c:v>
+                </c:pt>
+                <c:pt idx="58">
+                  <c:v>2.387808897712357</c:v>
+                </c:pt>
+              </c:numCache>
+            </c:numRef>
+          </c:xVal>
+          <c:yVal>
+            <c:numRef>
+              <c:f>PP_QQ_plot!$E$6:$E$64</c:f>
+              <c:numCache>
+                <c:formatCode>General</c:formatCode>
+                <c:ptCount val="59"/>
+                <c:pt idx="0">
+                  <c:v>-1.9699768633774815</c:v>
+                </c:pt>
+                <c:pt idx="1">
+                  <c:v>-1.9699768633774815</c:v>
+                </c:pt>
+                <c:pt idx="2">
+                  <c:v>-1.6423114653541866</c:v>
+                </c:pt>
+                <c:pt idx="3">
+                  <c:v>-1.5215926345034985</c:v>
+                </c:pt>
+                <c:pt idx="4">
+                  <c:v>-1.3618444072123632</c:v>
+                </c:pt>
+                <c:pt idx="5">
+                  <c:v>-1.252925161332044</c:v>
+                </c:pt>
+                <c:pt idx="6">
+                  <c:v>-1.2284183310089718</c:v>
+                </c:pt>
+                <c:pt idx="7">
+                  <c:v>-1.2166187460386035</c:v>
+                </c:pt>
+                <c:pt idx="8">
+                  <c:v>-1.1766816892158198</c:v>
+                </c:pt>
+                <c:pt idx="9">
+                  <c:v>-0.91890614063239706</c:v>
+                </c:pt>
+                <c:pt idx="10">
+                  <c:v>-0.90075293298567682</c:v>
+                </c:pt>
+                <c:pt idx="11">
+                  <c:v>-0.84901629119252497</c:v>
+                </c:pt>
+                <c:pt idx="12">
+                  <c:v>-0.76278855487060504</c:v>
+                </c:pt>
+                <c:pt idx="13">
+                  <c:v>-0.74554300760622128</c:v>
+                </c:pt>
+                <c:pt idx="14">
+                  <c:v>-0.71105191307745319</c:v>
+                </c:pt>
+                <c:pt idx="15">
+                  <c:v>-0.69380636581306943</c:v>
+                </c:pt>
+                <c:pt idx="16">
+                  <c:v>-0.58125647840340566</c:v>
+                </c:pt>
+                <c:pt idx="17">
+                  <c:v>-0.57308753496238196</c:v>
+                </c:pt>
+                <c:pt idx="18">
+                  <c:v>-0.57308753496238196</c:v>
+                </c:pt>
+                <c:pt idx="19">
+                  <c:v>-0.51953557240455783</c:v>
+                </c:pt>
+                <c:pt idx="20">
+                  <c:v>-0.45236870411169455</c:v>
+                </c:pt>
+                <c:pt idx="21">
+                  <c:v>-0.4006320623185427</c:v>
+                </c:pt>
+                <c:pt idx="22">
+                  <c:v>-0.34889542052539085</c:v>
+                </c:pt>
+                <c:pt idx="23">
+                  <c:v>-0.34526477899604691</c:v>
+                </c:pt>
+                <c:pt idx="24">
+                  <c:v>-0.29988175987924709</c:v>
+                </c:pt>
+                <c:pt idx="25">
+                  <c:v>-0.14557949488212732</c:v>
+                </c:pt>
+                <c:pt idx="26">
+                  <c:v>-9.0212211559631564E-2</c:v>
+                </c:pt>
+                <c:pt idx="27">
+                  <c:v>-8.0227947353935639E-2</c:v>
+                </c:pt>
+                <c:pt idx="28">
+                  <c:v>-5.5721117030863437E-2</c:v>
+                </c:pt>
+                <c:pt idx="29">
+                  <c:v>-3.84755697664797E-2</c:v>
+                </c:pt>
+                <c:pt idx="30">
+                  <c:v>-2.1230022502095967E-2</c:v>
+                </c:pt>
+                <c:pt idx="31">
+                  <c:v>1.7799373938351879E-2</c:v>
+                </c:pt>
+                <c:pt idx="32">
+                  <c:v>6.4997713819823999E-2</c:v>
+                </c:pt>
+                <c:pt idx="33">
+                  <c:v>0.18571654467051146</c:v>
+                </c:pt>
+                <c:pt idx="34">
+                  <c:v>0.18571654467051146</c:v>
+                </c:pt>
+                <c:pt idx="35">
+                  <c:v>0.2192999788169431</c:v>
+                </c:pt>
+                <c:pt idx="36">
+                  <c:v>0.25469873372804702</c:v>
+                </c:pt>
+                <c:pt idx="37">
+                  <c:v>0.25923703563972678</c:v>
+                </c:pt>
+                <c:pt idx="38">
+                  <c:v>0.41716994216619108</c:v>
+                </c:pt>
+                <c:pt idx="39">
+                  <c:v>0.45892231975364639</c:v>
+                </c:pt>
+                <c:pt idx="40">
+                  <c:v>0.51338194269380699</c:v>
+                </c:pt>
+                <c:pt idx="41">
+                  <c:v>0.52608918804651095</c:v>
+                </c:pt>
+                <c:pt idx="42">
+                  <c:v>0.54787303722257441</c:v>
+                </c:pt>
+                <c:pt idx="43">
+                  <c:v>0.55876496181060686</c:v>
+                </c:pt>
+                <c:pt idx="44">
+                  <c:v>0.6894680568669902</c:v>
+                </c:pt>
+                <c:pt idx="45">
+                  <c:v>0.72577447216042923</c:v>
+                </c:pt>
+                <c:pt idx="46">
+                  <c:v>0.79838730274731007</c:v>
+                </c:pt>
+                <c:pt idx="47">
+                  <c:v>0.9100295297746368</c:v>
+                </c:pt>
+                <c:pt idx="48">
+                  <c:v>0.97991937921450945</c:v>
+                </c:pt>
+                <c:pt idx="49">
+                  <c:v>0.99807258686122835</c:v>
+                </c:pt>
+                <c:pt idx="50">
+                  <c:v>1.2177263993865397</c:v>
+                </c:pt>
+                <c:pt idx="51">
+                  <c:v>1.2703707015620276</c:v>
+                </c:pt>
+                <c:pt idx="52">
+                  <c:v>1.3066771168554678</c:v>
+                </c:pt>
+                <c:pt idx="53">
+                  <c:v>1.3175690414435002</c:v>
+                </c:pt>
+                <c:pt idx="54">
+                  <c:v>1.3375375698548921</c:v>
+                </c:pt>
+                <c:pt idx="55">
+                  <c:v>1.457348740323243</c:v>
+                </c:pt>
+                <c:pt idx="56">
+                  <c:v>1.5771599107915952</c:v>
+                </c:pt>
+                <c:pt idx="57">
+                  <c:v>1.6370654960257709</c:v>
+                </c:pt>
+                <c:pt idx="58">
+                  <c:v>3.0148939564118136</c:v>
+                </c:pt>
+              </c:numCache>
+            </c:numRef>
+          </c:yVal>
+          <c:smooth val="0"/>
+          <c:extLst xmlns:c16r2="http://schemas.microsoft.com/office/drawing/2015/06/chart">
+            <c:ext xmlns:c16="http://schemas.microsoft.com/office/drawing/2014/chart" uri="{C3380CC4-5D6E-409C-BE32-E72D297353CC}">
+              <c16:uniqueId val="{00000000-F67A-4B68-85A5-6219B19636C0}"/>
+            </c:ext>
+          </c:extLst>
+        </c:ser>
+        <c:dLbls>
+          <c:showLegendKey val="0"/>
+          <c:showVal val="0"/>
+          <c:showCatName val="0"/>
+          <c:showSerName val="0"/>
+          <c:showPercent val="0"/>
+          <c:showBubbleSize val="0"/>
+        </c:dLbls>
+        <c:axId val="386681648"/>
+        <c:axId val="386682040"/>
+      </c:scatterChart>
+      <c:valAx>
+        <c:axId val="386681648"/>
+        <c:scaling>
+          <c:orientation val="minMax"/>
+        </c:scaling>
+        <c:delete val="0"/>
+        <c:axPos val="b"/>
+        <c:majorGridlines>
+          <c:spPr>
+            <a:ln w="9525" cap="flat" cmpd="sng" algn="ctr">
+              <a:solidFill>
+                <a:schemeClr val="dk1">
+                  <a:lumMod val="65000"/>
+                  <a:lumOff val="35000"/>
+                  <a:alpha val="75000"/>
+                </a:schemeClr>
+              </a:solidFill>
+              <a:round/>
+            </a:ln>
+            <a:effectLst/>
+          </c:spPr>
+        </c:majorGridlines>
+        <c:title>
+          <c:tx>
+            <c:rich>
+              <a:bodyPr rot="0" spcFirstLastPara="1" vertOverflow="ellipsis" vert="horz" wrap="square" anchor="ctr" anchorCtr="1"/>
+              <a:lstStyle/>
+              <a:p>
+                <a:pPr>
+                  <a:defRPr sz="900" b="1" i="0" u="none" strike="noStrike" kern="1200" baseline="0">
+                    <a:solidFill>
+                      <a:schemeClr val="lt1">
+                        <a:lumMod val="75000"/>
+                      </a:schemeClr>
+                    </a:solidFill>
+                    <a:latin typeface="+mn-lt"/>
+                    <a:ea typeface="+mn-ea"/>
+                    <a:cs typeface="+mn-cs"/>
+                  </a:defRPr>
+                </a:pPr>
+                <a:r>
+                  <a:rPr lang="en-US"/>
+                  <a:t>Normal theoretical quantiles z-score</a:t>
+                </a:r>
+              </a:p>
+            </c:rich>
+          </c:tx>
+          <c:overlay val="0"/>
+          <c:spPr>
+            <a:noFill/>
+            <a:ln>
+              <a:noFill/>
+            </a:ln>
+            <a:effectLst/>
+          </c:spPr>
+          <c:txPr>
+            <a:bodyPr rot="0" spcFirstLastPara="1" vertOverflow="ellipsis" vert="horz" wrap="square" anchor="ctr" anchorCtr="1"/>
+            <a:lstStyle/>
+            <a:p>
+              <a:pPr>
+                <a:defRPr sz="900" b="1" i="0" u="none" strike="noStrike" kern="1200" baseline="0">
+                  <a:solidFill>
+                    <a:schemeClr val="lt1">
+                      <a:lumMod val="75000"/>
+                    </a:schemeClr>
+                  </a:solidFill>
+                  <a:latin typeface="+mn-lt"/>
+                  <a:ea typeface="+mn-ea"/>
+                  <a:cs typeface="+mn-cs"/>
+                </a:defRPr>
+              </a:pPr>
+              <a:endParaRPr lang="en-US"/>
+            </a:p>
+          </c:txPr>
+        </c:title>
+        <c:numFmt formatCode="General" sourceLinked="1"/>
+        <c:majorTickMark val="none"/>
+        <c:minorTickMark val="none"/>
+        <c:tickLblPos val="nextTo"/>
+        <c:spPr>
+          <a:noFill/>
+          <a:ln w="9525" cap="flat" cmpd="sng" algn="ctr">
+            <a:noFill/>
+            <a:round/>
+          </a:ln>
+          <a:effectLst/>
+        </c:spPr>
+        <c:txPr>
+          <a:bodyPr rot="-60000000" spcFirstLastPara="1" vertOverflow="ellipsis" vert="horz" wrap="square" anchor="ctr" anchorCtr="1"/>
+          <a:lstStyle/>
+          <a:p>
+            <a:pPr>
+              <a:defRPr sz="900" b="0" i="0" u="none" strike="noStrike" kern="1200" baseline="0">
+                <a:solidFill>
+                  <a:schemeClr val="lt1">
+                    <a:lumMod val="75000"/>
+                  </a:schemeClr>
+                </a:solidFill>
+                <a:latin typeface="+mn-lt"/>
+                <a:ea typeface="+mn-ea"/>
+                <a:cs typeface="+mn-cs"/>
+              </a:defRPr>
+            </a:pPr>
+            <a:endParaRPr lang="en-US"/>
+          </a:p>
+        </c:txPr>
+        <c:crossAx val="386682040"/>
+        <c:crossesAt val="-3"/>
+        <c:crossBetween val="midCat"/>
+      </c:valAx>
+      <c:valAx>
+        <c:axId val="386682040"/>
+        <c:scaling>
+          <c:orientation val="minMax"/>
+        </c:scaling>
+        <c:delete val="0"/>
+        <c:axPos val="l"/>
+        <c:majorGridlines>
+          <c:spPr>
+            <a:ln w="9525" cap="flat" cmpd="sng" algn="ctr">
+              <a:solidFill>
+                <a:schemeClr val="dk1">
+                  <a:lumMod val="65000"/>
+                  <a:lumOff val="35000"/>
+                  <a:alpha val="75000"/>
+                </a:schemeClr>
+              </a:solidFill>
+              <a:round/>
+            </a:ln>
+            <a:effectLst/>
+          </c:spPr>
+        </c:majorGridlines>
+        <c:title>
+          <c:tx>
+            <c:rich>
+              <a:bodyPr rot="-5400000" spcFirstLastPara="1" vertOverflow="ellipsis" vert="horz" wrap="square" anchor="ctr" anchorCtr="1"/>
+              <a:lstStyle/>
+              <a:p>
+                <a:pPr>
+                  <a:defRPr sz="900" b="1" i="0" u="none" strike="noStrike" kern="1200" baseline="0">
+                    <a:solidFill>
+                      <a:schemeClr val="lt1">
+                        <a:lumMod val="75000"/>
+                      </a:schemeClr>
+                    </a:solidFill>
+                    <a:latin typeface="+mn-lt"/>
+                    <a:ea typeface="+mn-ea"/>
+                    <a:cs typeface="+mn-cs"/>
+                  </a:defRPr>
+                </a:pPr>
+                <a:r>
+                  <a:rPr lang="en-US"/>
+                  <a:t>Data Quantile z-score</a:t>
+                </a:r>
+              </a:p>
+            </c:rich>
+          </c:tx>
+          <c:overlay val="0"/>
+          <c:spPr>
+            <a:noFill/>
+            <a:ln>
+              <a:noFill/>
+            </a:ln>
+            <a:effectLst/>
+          </c:spPr>
+          <c:txPr>
+            <a:bodyPr rot="-5400000" spcFirstLastPara="1" vertOverflow="ellipsis" vert="horz" wrap="square" anchor="ctr" anchorCtr="1"/>
+            <a:lstStyle/>
+            <a:p>
+              <a:pPr>
+                <a:defRPr sz="900" b="1" i="0" u="none" strike="noStrike" kern="1200" baseline="0">
+                  <a:solidFill>
+                    <a:schemeClr val="lt1">
+                      <a:lumMod val="75000"/>
+                    </a:schemeClr>
+                  </a:solidFill>
+                  <a:latin typeface="+mn-lt"/>
+                  <a:ea typeface="+mn-ea"/>
+                  <a:cs typeface="+mn-cs"/>
+                </a:defRPr>
+              </a:pPr>
+              <a:endParaRPr lang="en-US"/>
+            </a:p>
+          </c:txPr>
+        </c:title>
+        <c:numFmt formatCode="General" sourceLinked="1"/>
+        <c:majorTickMark val="none"/>
+        <c:minorTickMark val="none"/>
+        <c:tickLblPos val="nextTo"/>
+        <c:spPr>
+          <a:noFill/>
+          <a:ln w="9525" cap="flat" cmpd="sng" algn="ctr">
+            <a:solidFill>
+              <a:schemeClr val="lt1">
+                <a:lumMod val="50000"/>
+              </a:schemeClr>
+            </a:solidFill>
+            <a:round/>
+          </a:ln>
+          <a:effectLst/>
+        </c:spPr>
+        <c:txPr>
+          <a:bodyPr rot="-60000000" spcFirstLastPara="1" vertOverflow="ellipsis" vert="horz" wrap="square" anchor="ctr" anchorCtr="1"/>
+          <a:lstStyle/>
+          <a:p>
+            <a:pPr>
+              <a:defRPr sz="900" b="0" i="0" u="none" strike="noStrike" kern="1200" baseline="0">
+                <a:solidFill>
+                  <a:schemeClr val="lt1">
+                    <a:lumMod val="75000"/>
+                  </a:schemeClr>
+                </a:solidFill>
+                <a:latin typeface="+mn-lt"/>
+                <a:ea typeface="+mn-ea"/>
+                <a:cs typeface="+mn-cs"/>
+              </a:defRPr>
+            </a:pPr>
+            <a:endParaRPr lang="en-US"/>
+          </a:p>
+        </c:txPr>
+        <c:crossAx val="386681648"/>
+        <c:crossesAt val="-3"/>
+        <c:crossBetween val="midCat"/>
+      </c:valAx>
+      <c:spPr>
+        <a:noFill/>
+        <a:ln>
+          <a:noFill/>
+        </a:ln>
+        <a:effectLst/>
+      </c:spPr>
+    </c:plotArea>
+    <c:plotVisOnly val="1"/>
+    <c:dispBlanksAs val="gap"/>
+    <c:showDLblsOverMax val="0"/>
+  </c:chart>
+  <c:spPr>
+    <a:solidFill>
+      <a:schemeClr val="dk1">
+        <a:lumMod val="75000"/>
+        <a:lumOff val="25000"/>
+      </a:schemeClr>
+    </a:solidFill>
+    <a:ln w="9525" cap="flat" cmpd="sng" algn="ctr">
+      <a:solidFill>
+        <a:schemeClr val="dk1">
+          <a:lumMod val="15000"/>
+          <a:lumOff val="85000"/>
+        </a:schemeClr>
+      </a:solidFill>
+      <a:round/>
+    </a:ln>
+    <a:effectLst/>
+  </c:spPr>
+  <c:txPr>
+    <a:bodyPr/>
+    <a:lstStyle/>
+    <a:p>
+      <a:pPr>
+        <a:defRPr/>
+      </a:pPr>
+      <a:endParaRPr lang="en-US"/>
+    </a:p>
+  </c:txPr>
+  <c:externalData r:id="rId3">
+    <c:autoUpdate val="0"/>
+  </c:externalData>
+</c:chartSpace>
+</file>
+
 <file path=word/charts/colors1.xml><?xml version="1.0" encoding="utf-8"?>
+<cs:colorStyle xmlns:cs="http://schemas.microsoft.com/office/drawing/2012/chartStyle" xmlns:a="http://schemas.openxmlformats.org/drawingml/2006/main" meth="cycle" id="10">
+  <a:schemeClr val="accent1"/>
+  <a:schemeClr val="accent2"/>
+  <a:schemeClr val="accent3"/>
+  <a:schemeClr val="accent4"/>
+  <a:schemeClr val="accent5"/>
+  <a:schemeClr val="accent6"/>
+  <cs:variation/>
+  <cs:variation>
+    <a:lumMod val="60000"/>
+  </cs:variation>
+  <cs:variation>
+    <a:lumMod val="80000"/>
+    <a:lumOff val="20000"/>
+  </cs:variation>
+  <cs:variation>
+    <a:lumMod val="80000"/>
+  </cs:variation>
+  <cs:variation>
+    <a:lumMod val="60000"/>
+    <a:lumOff val="40000"/>
+  </cs:variation>
+  <cs:variation>
+    <a:lumMod val="50000"/>
+  </cs:variation>
+  <cs:variation>
+    <a:lumMod val="70000"/>
+    <a:lumOff val="30000"/>
+  </cs:variation>
+  <cs:variation>
+    <a:lumMod val="70000"/>
+  </cs:variation>
+  <cs:variation>
+    <a:lumMod val="50000"/>
+    <a:lumOff val="50000"/>
+  </cs:variation>
+</cs:colorStyle>
+</file>
+
+<file path=word/charts/colors2.xml><?xml version="1.0" encoding="utf-8"?>
+<cs:colorStyle xmlns:cs="http://schemas.microsoft.com/office/drawing/2012/chartStyle" xmlns:a="http://schemas.openxmlformats.org/drawingml/2006/main" meth="cycle" id="10">
+  <a:schemeClr val="accent1"/>
+  <a:schemeClr val="accent2"/>
+  <a:schemeClr val="accent3"/>
+  <a:schemeClr val="accent4"/>
+  <a:schemeClr val="accent5"/>
+  <a:schemeClr val="accent6"/>
+  <cs:variation/>
+  <cs:variation>
+    <a:lumMod val="60000"/>
+  </cs:variation>
+  <cs:variation>
+    <a:lumMod val="80000"/>
+    <a:lumOff val="20000"/>
+  </cs:variation>
+  <cs:variation>
+    <a:lumMod val="80000"/>
+  </cs:variation>
+  <cs:variation>
+    <a:lumMod val="60000"/>
+    <a:lumOff val="40000"/>
+  </cs:variation>
+  <cs:variation>
+    <a:lumMod val="50000"/>
+  </cs:variation>
+  <cs:variation>
+    <a:lumMod val="70000"/>
+    <a:lumOff val="30000"/>
+  </cs:variation>
+  <cs:variation>
+    <a:lumMod val="70000"/>
+  </cs:variation>
+  <cs:variation>
+    <a:lumMod val="50000"/>
+    <a:lumOff val="50000"/>
+  </cs:variation>
+</cs:colorStyle>
+</file>
+
+<file path=word/charts/colors3.xml><?xml version="1.0" encoding="utf-8"?>
 <cs:colorStyle xmlns:cs="http://schemas.microsoft.com/office/drawing/2012/chartStyle" xmlns:a="http://schemas.openxmlformats.org/drawingml/2006/main" meth="cycle" id="10">
   <a:schemeClr val="accent1"/>
   <a:schemeClr val="accent2"/>
@@ -5982,6 +9679,1082 @@
 </cs:chartStyle>
 </file>
 
+<file path=word/charts/style2.xml><?xml version="1.0" encoding="utf-8"?>
+<cs:chartStyle xmlns:cs="http://schemas.microsoft.com/office/drawing/2012/chartStyle" xmlns:a="http://schemas.openxmlformats.org/drawingml/2006/main" id="245">
+  <cs:axisTitle>
+    <cs:lnRef idx="0"/>
+    <cs:fillRef idx="0"/>
+    <cs:effectRef idx="0"/>
+    <cs:fontRef idx="minor">
+      <a:schemeClr val="lt1">
+        <a:lumMod val="75000"/>
+      </a:schemeClr>
+    </cs:fontRef>
+    <cs:defRPr sz="900" b="1" kern="1200"/>
+  </cs:axisTitle>
+  <cs:categoryAxis>
+    <cs:lnRef idx="0"/>
+    <cs:fillRef idx="0"/>
+    <cs:effectRef idx="0"/>
+    <cs:fontRef idx="minor">
+      <a:schemeClr val="lt1">
+        <a:lumMod val="75000"/>
+      </a:schemeClr>
+    </cs:fontRef>
+    <cs:defRPr sz="900" kern="1200"/>
+  </cs:categoryAxis>
+  <cs:chartArea>
+    <cs:lnRef idx="0"/>
+    <cs:fillRef idx="0"/>
+    <cs:effectRef idx="0"/>
+    <cs:fontRef idx="minor">
+      <a:schemeClr val="dk1"/>
+    </cs:fontRef>
+    <cs:spPr>
+      <a:solidFill>
+        <a:schemeClr val="dk1">
+          <a:lumMod val="75000"/>
+          <a:lumOff val="25000"/>
+        </a:schemeClr>
+      </a:solidFill>
+      <a:ln w="9525" cap="flat" cmpd="sng" algn="ctr">
+        <a:solidFill>
+          <a:schemeClr val="dk1">
+            <a:lumMod val="15000"/>
+            <a:lumOff val="85000"/>
+          </a:schemeClr>
+        </a:solidFill>
+        <a:round/>
+      </a:ln>
+    </cs:spPr>
+    <cs:defRPr sz="900" kern="1200"/>
+  </cs:chartArea>
+  <cs:dataLabel>
+    <cs:lnRef idx="0"/>
+    <cs:fillRef idx="0"/>
+    <cs:effectRef idx="0"/>
+    <cs:fontRef idx="minor">
+      <a:schemeClr val="lt1">
+        <a:lumMod val="75000"/>
+      </a:schemeClr>
+    </cs:fontRef>
+    <cs:defRPr sz="900" kern="1200"/>
+  </cs:dataLabel>
+  <cs:dataLabelCallout>
+    <cs:lnRef idx="0"/>
+    <cs:fillRef idx="0"/>
+    <cs:effectRef idx="0"/>
+    <cs:fontRef idx="minor">
+      <a:schemeClr val="lt1">
+        <a:lumMod val="15000"/>
+        <a:lumOff val="85000"/>
+      </a:schemeClr>
+    </cs:fontRef>
+    <cs:spPr>
+      <a:solidFill>
+        <a:schemeClr val="dk1">
+          <a:lumMod val="65000"/>
+          <a:lumOff val="35000"/>
+        </a:schemeClr>
+      </a:solidFill>
+    </cs:spPr>
+    <cs:defRPr sz="900" kern="1200"/>
+    <cs:bodyPr rot="0" spcFirstLastPara="1" vertOverflow="clip" horzOverflow="clip" vert="horz" wrap="square" lIns="36576" tIns="18288" rIns="36576" bIns="18288" anchor="ctr" anchorCtr="1">
+      <a:spAutoFit/>
+    </cs:bodyPr>
+  </cs:dataLabelCallout>
+  <cs:dataPoint>
+    <cs:lnRef idx="0">
+      <cs:styleClr val="auto"/>
+    </cs:lnRef>
+    <cs:fillRef idx="0"/>
+    <cs:effectRef idx="0">
+      <cs:styleClr val="auto"/>
+    </cs:effectRef>
+    <cs:fontRef idx="minor">
+      <a:schemeClr val="dk1"/>
+    </cs:fontRef>
+    <cs:spPr>
+      <a:ln w="9525" cap="flat" cmpd="sng" algn="ctr">
+        <a:solidFill>
+          <a:schemeClr val="phClr"/>
+        </a:solidFill>
+        <a:miter lim="800000"/>
+      </a:ln>
+      <a:effectLst>
+        <a:glow rad="63500">
+          <a:schemeClr val="phClr">
+            <a:satMod val="175000"/>
+            <a:alpha val="25000"/>
+          </a:schemeClr>
+        </a:glow>
+      </a:effectLst>
+    </cs:spPr>
+  </cs:dataPoint>
+  <cs:dataPoint3D>
+    <cs:lnRef idx="0">
+      <cs:styleClr val="auto"/>
+    </cs:lnRef>
+    <cs:fillRef idx="0">
+      <cs:styleClr val="auto"/>
+    </cs:fillRef>
+    <cs:effectRef idx="0">
+      <cs:styleClr val="auto"/>
+    </cs:effectRef>
+    <cs:fontRef idx="minor">
+      <a:schemeClr val="dk1"/>
+    </cs:fontRef>
+    <cs:spPr>
+      <a:ln w="9525" cap="flat" cmpd="sng" algn="ctr">
+        <a:solidFill>
+          <a:schemeClr val="phClr"/>
+        </a:solidFill>
+        <a:miter lim="800000"/>
+      </a:ln>
+      <a:effectLst>
+        <a:glow rad="63500">
+          <a:schemeClr val="phClr">
+            <a:satMod val="175000"/>
+            <a:alpha val="25000"/>
+          </a:schemeClr>
+        </a:glow>
+      </a:effectLst>
+    </cs:spPr>
+  </cs:dataPoint3D>
+  <cs:dataPointLine>
+    <cs:lnRef idx="0">
+      <cs:styleClr val="auto"/>
+    </cs:lnRef>
+    <cs:fillRef idx="0">
+      <cs:styleClr val="auto"/>
+    </cs:fillRef>
+    <cs:effectRef idx="0">
+      <cs:styleClr val="auto"/>
+    </cs:effectRef>
+    <cs:fontRef idx="minor">
+      <a:schemeClr val="dk1"/>
+    </cs:fontRef>
+    <cs:spPr>
+      <a:ln w="22225" cap="rnd">
+        <a:solidFill>
+          <a:schemeClr val="phClr"/>
+        </a:solidFill>
+      </a:ln>
+      <a:effectLst>
+        <a:glow rad="139700">
+          <a:schemeClr val="phClr">
+            <a:satMod val="175000"/>
+            <a:alpha val="14000"/>
+          </a:schemeClr>
+        </a:glow>
+      </a:effectLst>
+    </cs:spPr>
+  </cs:dataPointLine>
+  <cs:dataPointMarker>
+    <cs:lnRef idx="0">
+      <cs:styleClr val="auto"/>
+    </cs:lnRef>
+    <cs:fillRef idx="0">
+      <cs:styleClr val="auto"/>
+    </cs:fillRef>
+    <cs:effectRef idx="0">
+      <cs:styleClr val="auto"/>
+    </cs:effectRef>
+    <cs:fontRef idx="minor">
+      <a:schemeClr val="dk1"/>
+    </cs:fontRef>
+    <cs:spPr>
+      <a:solidFill>
+        <a:schemeClr val="phClr">
+          <a:lumMod val="60000"/>
+          <a:lumOff val="40000"/>
+        </a:schemeClr>
+      </a:solidFill>
+      <a:effectLst>
+        <a:glow rad="63500">
+          <a:schemeClr val="phClr">
+            <a:satMod val="175000"/>
+            <a:alpha val="25000"/>
+          </a:schemeClr>
+        </a:glow>
+      </a:effectLst>
+    </cs:spPr>
+  </cs:dataPointMarker>
+  <cs:dataPointMarkerLayout symbol="circle" size="3"/>
+  <cs:dataPointWireframe>
+    <cs:lnRef idx="0">
+      <cs:styleClr val="auto"/>
+    </cs:lnRef>
+    <cs:fillRef idx="0"/>
+    <cs:effectRef idx="0"/>
+    <cs:fontRef idx="minor">
+      <a:schemeClr val="dk1"/>
+    </cs:fontRef>
+    <cs:spPr>
+      <a:ln w="9525" cap="rnd">
+        <a:solidFill>
+          <a:schemeClr val="phClr"/>
+        </a:solidFill>
+        <a:round/>
+      </a:ln>
+    </cs:spPr>
+  </cs:dataPointWireframe>
+  <cs:dataTable>
+    <cs:lnRef idx="0"/>
+    <cs:fillRef idx="0"/>
+    <cs:effectRef idx="0"/>
+    <cs:fontRef idx="minor">
+      <a:schemeClr val="lt1">
+        <a:lumMod val="75000"/>
+      </a:schemeClr>
+    </cs:fontRef>
+    <cs:spPr>
+      <a:ln w="9525">
+        <a:solidFill>
+          <a:schemeClr val="dk1">
+            <a:lumMod val="50000"/>
+            <a:lumOff val="50000"/>
+          </a:schemeClr>
+        </a:solidFill>
+      </a:ln>
+    </cs:spPr>
+    <cs:defRPr sz="900" kern="1200"/>
+  </cs:dataTable>
+  <cs:downBar>
+    <cs:lnRef idx="0"/>
+    <cs:fillRef idx="0"/>
+    <cs:effectRef idx="0"/>
+    <cs:fontRef idx="minor">
+      <a:schemeClr val="lt1"/>
+    </cs:fontRef>
+    <cs:spPr>
+      <a:solidFill>
+        <a:schemeClr val="dk1">
+          <a:lumMod val="50000"/>
+          <a:lumOff val="50000"/>
+        </a:schemeClr>
+      </a:solidFill>
+      <a:ln w="9525">
+        <a:solidFill>
+          <a:schemeClr val="dk1">
+            <a:lumMod val="75000"/>
+          </a:schemeClr>
+        </a:solidFill>
+        <a:round/>
+      </a:ln>
+    </cs:spPr>
+  </cs:downBar>
+  <cs:dropLine>
+    <cs:lnRef idx="0"/>
+    <cs:fillRef idx="0"/>
+    <cs:effectRef idx="0"/>
+    <cs:fontRef idx="minor">
+      <a:schemeClr val="dk1"/>
+    </cs:fontRef>
+    <cs:spPr>
+      <a:ln w="9525">
+        <a:solidFill>
+          <a:schemeClr val="lt1">
+            <a:lumMod val="50000"/>
+          </a:schemeClr>
+        </a:solidFill>
+        <a:round/>
+      </a:ln>
+    </cs:spPr>
+  </cs:dropLine>
+  <cs:errorBar>
+    <cs:lnRef idx="0"/>
+    <cs:fillRef idx="0"/>
+    <cs:effectRef idx="0"/>
+    <cs:fontRef idx="minor">
+      <a:schemeClr val="dk1"/>
+    </cs:fontRef>
+    <cs:spPr>
+      <a:ln w="9525">
+        <a:solidFill>
+          <a:schemeClr val="lt1">
+            <a:lumMod val="50000"/>
+          </a:schemeClr>
+        </a:solidFill>
+        <a:round/>
+      </a:ln>
+    </cs:spPr>
+  </cs:errorBar>
+  <cs:floor>
+    <cs:lnRef idx="0"/>
+    <cs:fillRef idx="0"/>
+    <cs:effectRef idx="0"/>
+    <cs:fontRef idx="minor">
+      <a:schemeClr val="dk1"/>
+    </cs:fontRef>
+  </cs:floor>
+  <cs:gridlineMajor>
+    <cs:lnRef idx="0"/>
+    <cs:fillRef idx="0"/>
+    <cs:effectRef idx="0"/>
+    <cs:fontRef idx="minor">
+      <a:schemeClr val="tx1"/>
+    </cs:fontRef>
+    <cs:spPr>
+      <a:ln w="9525" cap="flat" cmpd="sng" algn="ctr">
+        <a:solidFill>
+          <a:schemeClr val="dk1">
+            <a:lumMod val="65000"/>
+            <a:lumOff val="35000"/>
+            <a:alpha val="75000"/>
+          </a:schemeClr>
+        </a:solidFill>
+        <a:round/>
+      </a:ln>
+    </cs:spPr>
+  </cs:gridlineMajor>
+  <cs:gridlineMinor>
+    <cs:lnRef idx="0"/>
+    <cs:fillRef idx="0"/>
+    <cs:effectRef idx="0"/>
+    <cs:fontRef idx="minor">
+      <a:schemeClr val="tx1"/>
+    </cs:fontRef>
+    <cs:spPr>
+      <a:ln w="9525" cap="flat" cmpd="sng" algn="ctr">
+        <a:solidFill>
+          <a:schemeClr val="dk1">
+            <a:lumMod val="65000"/>
+            <a:lumOff val="35000"/>
+            <a:alpha val="25000"/>
+          </a:schemeClr>
+        </a:solidFill>
+        <a:round/>
+      </a:ln>
+    </cs:spPr>
+  </cs:gridlineMinor>
+  <cs:hiLoLine>
+    <cs:lnRef idx="0"/>
+    <cs:fillRef idx="0"/>
+    <cs:effectRef idx="0"/>
+    <cs:fontRef idx="minor">
+      <a:schemeClr val="dk1"/>
+    </cs:fontRef>
+    <cs:spPr>
+      <a:ln w="9525">
+        <a:solidFill>
+          <a:schemeClr val="lt1">
+            <a:lumMod val="50000"/>
+          </a:schemeClr>
+        </a:solidFill>
+        <a:round/>
+      </a:ln>
+    </cs:spPr>
+  </cs:hiLoLine>
+  <cs:leaderLine>
+    <cs:lnRef idx="0"/>
+    <cs:fillRef idx="0"/>
+    <cs:effectRef idx="0"/>
+    <cs:fontRef idx="minor">
+      <a:schemeClr val="dk1"/>
+    </cs:fontRef>
+    <cs:spPr>
+      <a:ln w="9525">
+        <a:solidFill>
+          <a:schemeClr val="lt1">
+            <a:lumMod val="50000"/>
+          </a:schemeClr>
+        </a:solidFill>
+        <a:round/>
+      </a:ln>
+    </cs:spPr>
+  </cs:leaderLine>
+  <cs:legend>
+    <cs:lnRef idx="0"/>
+    <cs:fillRef idx="0"/>
+    <cs:effectRef idx="0"/>
+    <cs:fontRef idx="minor">
+      <a:schemeClr val="lt1">
+        <a:lumMod val="75000"/>
+      </a:schemeClr>
+    </cs:fontRef>
+    <cs:defRPr sz="900" kern="1200"/>
+  </cs:legend>
+  <cs:plotArea>
+    <cs:lnRef idx="0"/>
+    <cs:fillRef idx="0"/>
+    <cs:effectRef idx="0"/>
+    <cs:fontRef idx="minor">
+      <a:schemeClr val="dk1"/>
+    </cs:fontRef>
+  </cs:plotArea>
+  <cs:plotArea3D>
+    <cs:lnRef idx="0"/>
+    <cs:fillRef idx="0"/>
+    <cs:effectRef idx="0"/>
+    <cs:fontRef idx="minor">
+      <a:schemeClr val="dk1"/>
+    </cs:fontRef>
+  </cs:plotArea3D>
+  <cs:seriesAxis>
+    <cs:lnRef idx="0"/>
+    <cs:fillRef idx="0"/>
+    <cs:effectRef idx="0"/>
+    <cs:fontRef idx="minor">
+      <a:schemeClr val="lt1">
+        <a:lumMod val="75000"/>
+      </a:schemeClr>
+    </cs:fontRef>
+    <cs:defRPr sz="900" kern="1200"/>
+  </cs:seriesAxis>
+  <cs:seriesLine>
+    <cs:lnRef idx="0"/>
+    <cs:fillRef idx="0"/>
+    <cs:effectRef idx="0"/>
+    <cs:fontRef idx="minor">
+      <a:schemeClr val="dk1"/>
+    </cs:fontRef>
+    <cs:spPr>
+      <a:ln w="9525">
+        <a:solidFill>
+          <a:schemeClr val="lt1">
+            <a:lumMod val="50000"/>
+          </a:schemeClr>
+        </a:solidFill>
+        <a:round/>
+      </a:ln>
+    </cs:spPr>
+  </cs:seriesLine>
+  <cs:title>
+    <cs:lnRef idx="0"/>
+    <cs:fillRef idx="0"/>
+    <cs:effectRef idx="0"/>
+    <cs:fontRef idx="minor">
+      <a:schemeClr val="lt1">
+        <a:lumMod val="85000"/>
+      </a:schemeClr>
+    </cs:fontRef>
+    <cs:defRPr sz="1400" b="1" kern="1200" cap="none" baseline="0"/>
+  </cs:title>
+  <cs:trendline>
+    <cs:lnRef idx="0">
+      <cs:styleClr val="auto"/>
+    </cs:lnRef>
+    <cs:fillRef idx="0"/>
+    <cs:effectRef idx="0"/>
+    <cs:fontRef idx="minor">
+      <a:schemeClr val="lt1"/>
+    </cs:fontRef>
+    <cs:spPr>
+      <a:ln w="25400" cap="rnd">
+        <a:solidFill>
+          <a:schemeClr val="phClr">
+            <a:alpha val="50000"/>
+          </a:schemeClr>
+        </a:solidFill>
+      </a:ln>
+    </cs:spPr>
+  </cs:trendline>
+  <cs:trendlineLabel>
+    <cs:lnRef idx="0"/>
+    <cs:fillRef idx="0"/>
+    <cs:effectRef idx="0"/>
+    <cs:fontRef idx="minor">
+      <a:schemeClr val="lt1">
+        <a:lumMod val="75000"/>
+      </a:schemeClr>
+    </cs:fontRef>
+    <cs:defRPr sz="900" kern="1200"/>
+  </cs:trendlineLabel>
+  <cs:upBar>
+    <cs:lnRef idx="0"/>
+    <cs:fillRef idx="0"/>
+    <cs:effectRef idx="0"/>
+    <cs:fontRef idx="minor">
+      <a:schemeClr val="dk1"/>
+    </cs:fontRef>
+    <cs:spPr>
+      <a:solidFill>
+        <a:schemeClr val="lt1">
+          <a:lumMod val="85000"/>
+        </a:schemeClr>
+      </a:solidFill>
+      <a:ln w="9525">
+        <a:solidFill>
+          <a:schemeClr val="dk1">
+            <a:lumMod val="50000"/>
+          </a:schemeClr>
+        </a:solidFill>
+        <a:round/>
+      </a:ln>
+    </cs:spPr>
+  </cs:upBar>
+  <cs:valueAxis>
+    <cs:lnRef idx="0"/>
+    <cs:fillRef idx="0"/>
+    <cs:effectRef idx="0"/>
+    <cs:fontRef idx="minor">
+      <a:schemeClr val="lt1">
+        <a:lumMod val="75000"/>
+      </a:schemeClr>
+    </cs:fontRef>
+    <cs:spPr>
+      <a:ln w="9525" cap="flat" cmpd="sng" algn="ctr">
+        <a:solidFill>
+          <a:schemeClr val="lt1">
+            <a:lumMod val="50000"/>
+          </a:schemeClr>
+        </a:solidFill>
+        <a:round/>
+      </a:ln>
+    </cs:spPr>
+    <cs:defRPr sz="900" kern="1200"/>
+    <cs:bodyPr/>
+  </cs:valueAxis>
+  <cs:wall>
+    <cs:lnRef idx="0"/>
+    <cs:fillRef idx="0"/>
+    <cs:effectRef idx="0"/>
+    <cs:fontRef idx="minor">
+      <a:schemeClr val="dk1"/>
+    </cs:fontRef>
+  </cs:wall>
+</cs:chartStyle>
+</file>
+
+<file path=word/charts/style3.xml><?xml version="1.0" encoding="utf-8"?>
+<cs:chartStyle xmlns:cs="http://schemas.microsoft.com/office/drawing/2012/chartStyle" xmlns:a="http://schemas.openxmlformats.org/drawingml/2006/main" id="245">
+  <cs:axisTitle>
+    <cs:lnRef idx="0"/>
+    <cs:fillRef idx="0"/>
+    <cs:effectRef idx="0"/>
+    <cs:fontRef idx="minor">
+      <a:schemeClr val="lt1">
+        <a:lumMod val="75000"/>
+      </a:schemeClr>
+    </cs:fontRef>
+    <cs:defRPr sz="900" b="1" kern="1200"/>
+  </cs:axisTitle>
+  <cs:categoryAxis>
+    <cs:lnRef idx="0"/>
+    <cs:fillRef idx="0"/>
+    <cs:effectRef idx="0"/>
+    <cs:fontRef idx="minor">
+      <a:schemeClr val="lt1">
+        <a:lumMod val="75000"/>
+      </a:schemeClr>
+    </cs:fontRef>
+    <cs:defRPr sz="900" kern="1200"/>
+  </cs:categoryAxis>
+  <cs:chartArea>
+    <cs:lnRef idx="0"/>
+    <cs:fillRef idx="0"/>
+    <cs:effectRef idx="0"/>
+    <cs:fontRef idx="minor">
+      <a:schemeClr val="dk1"/>
+    </cs:fontRef>
+    <cs:spPr>
+      <a:solidFill>
+        <a:schemeClr val="dk1">
+          <a:lumMod val="75000"/>
+          <a:lumOff val="25000"/>
+        </a:schemeClr>
+      </a:solidFill>
+      <a:ln w="9525" cap="flat" cmpd="sng" algn="ctr">
+        <a:solidFill>
+          <a:schemeClr val="dk1">
+            <a:lumMod val="15000"/>
+            <a:lumOff val="85000"/>
+          </a:schemeClr>
+        </a:solidFill>
+        <a:round/>
+      </a:ln>
+    </cs:spPr>
+    <cs:defRPr sz="900" kern="1200"/>
+  </cs:chartArea>
+  <cs:dataLabel>
+    <cs:lnRef idx="0"/>
+    <cs:fillRef idx="0"/>
+    <cs:effectRef idx="0"/>
+    <cs:fontRef idx="minor">
+      <a:schemeClr val="lt1">
+        <a:lumMod val="75000"/>
+      </a:schemeClr>
+    </cs:fontRef>
+    <cs:defRPr sz="900" kern="1200"/>
+  </cs:dataLabel>
+  <cs:dataLabelCallout>
+    <cs:lnRef idx="0"/>
+    <cs:fillRef idx="0"/>
+    <cs:effectRef idx="0"/>
+    <cs:fontRef idx="minor">
+      <a:schemeClr val="lt1">
+        <a:lumMod val="15000"/>
+        <a:lumOff val="85000"/>
+      </a:schemeClr>
+    </cs:fontRef>
+    <cs:spPr>
+      <a:solidFill>
+        <a:schemeClr val="dk1">
+          <a:lumMod val="65000"/>
+          <a:lumOff val="35000"/>
+        </a:schemeClr>
+      </a:solidFill>
+    </cs:spPr>
+    <cs:defRPr sz="900" kern="1200"/>
+    <cs:bodyPr rot="0" spcFirstLastPara="1" vertOverflow="clip" horzOverflow="clip" vert="horz" wrap="square" lIns="36576" tIns="18288" rIns="36576" bIns="18288" anchor="ctr" anchorCtr="1">
+      <a:spAutoFit/>
+    </cs:bodyPr>
+  </cs:dataLabelCallout>
+  <cs:dataPoint>
+    <cs:lnRef idx="0">
+      <cs:styleClr val="auto"/>
+    </cs:lnRef>
+    <cs:fillRef idx="0"/>
+    <cs:effectRef idx="0">
+      <cs:styleClr val="auto"/>
+    </cs:effectRef>
+    <cs:fontRef idx="minor">
+      <a:schemeClr val="dk1"/>
+    </cs:fontRef>
+    <cs:spPr>
+      <a:ln w="9525" cap="flat" cmpd="sng" algn="ctr">
+        <a:solidFill>
+          <a:schemeClr val="phClr"/>
+        </a:solidFill>
+        <a:miter lim="800000"/>
+      </a:ln>
+      <a:effectLst>
+        <a:glow rad="63500">
+          <a:schemeClr val="phClr">
+            <a:satMod val="175000"/>
+            <a:alpha val="25000"/>
+          </a:schemeClr>
+        </a:glow>
+      </a:effectLst>
+    </cs:spPr>
+  </cs:dataPoint>
+  <cs:dataPoint3D>
+    <cs:lnRef idx="0">
+      <cs:styleClr val="auto"/>
+    </cs:lnRef>
+    <cs:fillRef idx="0">
+      <cs:styleClr val="auto"/>
+    </cs:fillRef>
+    <cs:effectRef idx="0">
+      <cs:styleClr val="auto"/>
+    </cs:effectRef>
+    <cs:fontRef idx="minor">
+      <a:schemeClr val="dk1"/>
+    </cs:fontRef>
+    <cs:spPr>
+      <a:ln w="9525" cap="flat" cmpd="sng" algn="ctr">
+        <a:solidFill>
+          <a:schemeClr val="phClr"/>
+        </a:solidFill>
+        <a:miter lim="800000"/>
+      </a:ln>
+      <a:effectLst>
+        <a:glow rad="63500">
+          <a:schemeClr val="phClr">
+            <a:satMod val="175000"/>
+            <a:alpha val="25000"/>
+          </a:schemeClr>
+        </a:glow>
+      </a:effectLst>
+    </cs:spPr>
+  </cs:dataPoint3D>
+  <cs:dataPointLine>
+    <cs:lnRef idx="0">
+      <cs:styleClr val="auto"/>
+    </cs:lnRef>
+    <cs:fillRef idx="0">
+      <cs:styleClr val="auto"/>
+    </cs:fillRef>
+    <cs:effectRef idx="0">
+      <cs:styleClr val="auto"/>
+    </cs:effectRef>
+    <cs:fontRef idx="minor">
+      <a:schemeClr val="dk1"/>
+    </cs:fontRef>
+    <cs:spPr>
+      <a:ln w="22225" cap="rnd">
+        <a:solidFill>
+          <a:schemeClr val="phClr"/>
+        </a:solidFill>
+      </a:ln>
+      <a:effectLst>
+        <a:glow rad="139700">
+          <a:schemeClr val="phClr">
+            <a:satMod val="175000"/>
+            <a:alpha val="14000"/>
+          </a:schemeClr>
+        </a:glow>
+      </a:effectLst>
+    </cs:spPr>
+  </cs:dataPointLine>
+  <cs:dataPointMarker>
+    <cs:lnRef idx="0">
+      <cs:styleClr val="auto"/>
+    </cs:lnRef>
+    <cs:fillRef idx="0">
+      <cs:styleClr val="auto"/>
+    </cs:fillRef>
+    <cs:effectRef idx="0">
+      <cs:styleClr val="auto"/>
+    </cs:effectRef>
+    <cs:fontRef idx="minor">
+      <a:schemeClr val="dk1"/>
+    </cs:fontRef>
+    <cs:spPr>
+      <a:solidFill>
+        <a:schemeClr val="phClr">
+          <a:lumMod val="60000"/>
+          <a:lumOff val="40000"/>
+        </a:schemeClr>
+      </a:solidFill>
+      <a:effectLst>
+        <a:glow rad="63500">
+          <a:schemeClr val="phClr">
+            <a:satMod val="175000"/>
+            <a:alpha val="25000"/>
+          </a:schemeClr>
+        </a:glow>
+      </a:effectLst>
+    </cs:spPr>
+  </cs:dataPointMarker>
+  <cs:dataPointMarkerLayout symbol="circle" size="3"/>
+  <cs:dataPointWireframe>
+    <cs:lnRef idx="0">
+      <cs:styleClr val="auto"/>
+    </cs:lnRef>
+    <cs:fillRef idx="0"/>
+    <cs:effectRef idx="0"/>
+    <cs:fontRef idx="minor">
+      <a:schemeClr val="dk1"/>
+    </cs:fontRef>
+    <cs:spPr>
+      <a:ln w="9525" cap="rnd">
+        <a:solidFill>
+          <a:schemeClr val="phClr"/>
+        </a:solidFill>
+        <a:round/>
+      </a:ln>
+    </cs:spPr>
+  </cs:dataPointWireframe>
+  <cs:dataTable>
+    <cs:lnRef idx="0"/>
+    <cs:fillRef idx="0"/>
+    <cs:effectRef idx="0"/>
+    <cs:fontRef idx="minor">
+      <a:schemeClr val="lt1">
+        <a:lumMod val="75000"/>
+      </a:schemeClr>
+    </cs:fontRef>
+    <cs:spPr>
+      <a:ln w="9525">
+        <a:solidFill>
+          <a:schemeClr val="dk1">
+            <a:lumMod val="50000"/>
+            <a:lumOff val="50000"/>
+          </a:schemeClr>
+        </a:solidFill>
+      </a:ln>
+    </cs:spPr>
+    <cs:defRPr sz="900" kern="1200"/>
+  </cs:dataTable>
+  <cs:downBar>
+    <cs:lnRef idx="0"/>
+    <cs:fillRef idx="0"/>
+    <cs:effectRef idx="0"/>
+    <cs:fontRef idx="minor">
+      <a:schemeClr val="lt1"/>
+    </cs:fontRef>
+    <cs:spPr>
+      <a:solidFill>
+        <a:schemeClr val="dk1">
+          <a:lumMod val="50000"/>
+          <a:lumOff val="50000"/>
+        </a:schemeClr>
+      </a:solidFill>
+      <a:ln w="9525">
+        <a:solidFill>
+          <a:schemeClr val="dk1">
+            <a:lumMod val="75000"/>
+          </a:schemeClr>
+        </a:solidFill>
+        <a:round/>
+      </a:ln>
+    </cs:spPr>
+  </cs:downBar>
+  <cs:dropLine>
+    <cs:lnRef idx="0"/>
+    <cs:fillRef idx="0"/>
+    <cs:effectRef idx="0"/>
+    <cs:fontRef idx="minor">
+      <a:schemeClr val="dk1"/>
+    </cs:fontRef>
+    <cs:spPr>
+      <a:ln w="9525">
+        <a:solidFill>
+          <a:schemeClr val="lt1">
+            <a:lumMod val="50000"/>
+          </a:schemeClr>
+        </a:solidFill>
+        <a:round/>
+      </a:ln>
+    </cs:spPr>
+  </cs:dropLine>
+  <cs:errorBar>
+    <cs:lnRef idx="0"/>
+    <cs:fillRef idx="0"/>
+    <cs:effectRef idx="0"/>
+    <cs:fontRef idx="minor">
+      <a:schemeClr val="dk1"/>
+    </cs:fontRef>
+    <cs:spPr>
+      <a:ln w="9525">
+        <a:solidFill>
+          <a:schemeClr val="lt1">
+            <a:lumMod val="50000"/>
+          </a:schemeClr>
+        </a:solidFill>
+        <a:round/>
+      </a:ln>
+    </cs:spPr>
+  </cs:errorBar>
+  <cs:floor>
+    <cs:lnRef idx="0"/>
+    <cs:fillRef idx="0"/>
+    <cs:effectRef idx="0"/>
+    <cs:fontRef idx="minor">
+      <a:schemeClr val="dk1"/>
+    </cs:fontRef>
+  </cs:floor>
+  <cs:gridlineMajor>
+    <cs:lnRef idx="0"/>
+    <cs:fillRef idx="0"/>
+    <cs:effectRef idx="0"/>
+    <cs:fontRef idx="minor">
+      <a:schemeClr val="tx1"/>
+    </cs:fontRef>
+    <cs:spPr>
+      <a:ln w="9525" cap="flat" cmpd="sng" algn="ctr">
+        <a:solidFill>
+          <a:schemeClr val="dk1">
+            <a:lumMod val="65000"/>
+            <a:lumOff val="35000"/>
+            <a:alpha val="75000"/>
+          </a:schemeClr>
+        </a:solidFill>
+        <a:round/>
+      </a:ln>
+    </cs:spPr>
+  </cs:gridlineMajor>
+  <cs:gridlineMinor>
+    <cs:lnRef idx="0"/>
+    <cs:fillRef idx="0"/>
+    <cs:effectRef idx="0"/>
+    <cs:fontRef idx="minor">
+      <a:schemeClr val="tx1"/>
+    </cs:fontRef>
+    <cs:spPr>
+      <a:ln w="9525" cap="flat" cmpd="sng" algn="ctr">
+        <a:solidFill>
+          <a:schemeClr val="dk1">
+            <a:lumMod val="65000"/>
+            <a:lumOff val="35000"/>
+            <a:alpha val="25000"/>
+          </a:schemeClr>
+        </a:solidFill>
+        <a:round/>
+      </a:ln>
+    </cs:spPr>
+  </cs:gridlineMinor>
+  <cs:hiLoLine>
+    <cs:lnRef idx="0"/>
+    <cs:fillRef idx="0"/>
+    <cs:effectRef idx="0"/>
+    <cs:fontRef idx="minor">
+      <a:schemeClr val="dk1"/>
+    </cs:fontRef>
+    <cs:spPr>
+      <a:ln w="9525">
+        <a:solidFill>
+          <a:schemeClr val="lt1">
+            <a:lumMod val="50000"/>
+          </a:schemeClr>
+        </a:solidFill>
+        <a:round/>
+      </a:ln>
+    </cs:spPr>
+  </cs:hiLoLine>
+  <cs:leaderLine>
+    <cs:lnRef idx="0"/>
+    <cs:fillRef idx="0"/>
+    <cs:effectRef idx="0"/>
+    <cs:fontRef idx="minor">
+      <a:schemeClr val="dk1"/>
+    </cs:fontRef>
+    <cs:spPr>
+      <a:ln w="9525">
+        <a:solidFill>
+          <a:schemeClr val="lt1">
+            <a:lumMod val="50000"/>
+          </a:schemeClr>
+        </a:solidFill>
+        <a:round/>
+      </a:ln>
+    </cs:spPr>
+  </cs:leaderLine>
+  <cs:legend>
+    <cs:lnRef idx="0"/>
+    <cs:fillRef idx="0"/>
+    <cs:effectRef idx="0"/>
+    <cs:fontRef idx="minor">
+      <a:schemeClr val="lt1">
+        <a:lumMod val="75000"/>
+      </a:schemeClr>
+    </cs:fontRef>
+    <cs:defRPr sz="900" kern="1200"/>
+  </cs:legend>
+  <cs:plotArea>
+    <cs:lnRef idx="0"/>
+    <cs:fillRef idx="0"/>
+    <cs:effectRef idx="0"/>
+    <cs:fontRef idx="minor">
+      <a:schemeClr val="dk1"/>
+    </cs:fontRef>
+  </cs:plotArea>
+  <cs:plotArea3D>
+    <cs:lnRef idx="0"/>
+    <cs:fillRef idx="0"/>
+    <cs:effectRef idx="0"/>
+    <cs:fontRef idx="minor">
+      <a:schemeClr val="dk1"/>
+    </cs:fontRef>
+  </cs:plotArea3D>
+  <cs:seriesAxis>
+    <cs:lnRef idx="0"/>
+    <cs:fillRef idx="0"/>
+    <cs:effectRef idx="0"/>
+    <cs:fontRef idx="minor">
+      <a:schemeClr val="lt1">
+        <a:lumMod val="75000"/>
+      </a:schemeClr>
+    </cs:fontRef>
+    <cs:defRPr sz="900" kern="1200"/>
+  </cs:seriesAxis>
+  <cs:seriesLine>
+    <cs:lnRef idx="0"/>
+    <cs:fillRef idx="0"/>
+    <cs:effectRef idx="0"/>
+    <cs:fontRef idx="minor">
+      <a:schemeClr val="dk1"/>
+    </cs:fontRef>
+    <cs:spPr>
+      <a:ln w="9525">
+        <a:solidFill>
+          <a:schemeClr val="lt1">
+            <a:lumMod val="50000"/>
+          </a:schemeClr>
+        </a:solidFill>
+        <a:round/>
+      </a:ln>
+    </cs:spPr>
+  </cs:seriesLine>
+  <cs:title>
+    <cs:lnRef idx="0"/>
+    <cs:fillRef idx="0"/>
+    <cs:effectRef idx="0"/>
+    <cs:fontRef idx="minor">
+      <a:schemeClr val="lt1">
+        <a:lumMod val="85000"/>
+      </a:schemeClr>
+    </cs:fontRef>
+    <cs:defRPr sz="1400" b="1" kern="1200" cap="none" baseline="0"/>
+  </cs:title>
+  <cs:trendline>
+    <cs:lnRef idx="0">
+      <cs:styleClr val="auto"/>
+    </cs:lnRef>
+    <cs:fillRef idx="0"/>
+    <cs:effectRef idx="0"/>
+    <cs:fontRef idx="minor">
+      <a:schemeClr val="lt1"/>
+    </cs:fontRef>
+    <cs:spPr>
+      <a:ln w="25400" cap="rnd">
+        <a:solidFill>
+          <a:schemeClr val="phClr">
+            <a:alpha val="50000"/>
+          </a:schemeClr>
+        </a:solidFill>
+      </a:ln>
+    </cs:spPr>
+  </cs:trendline>
+  <cs:trendlineLabel>
+    <cs:lnRef idx="0"/>
+    <cs:fillRef idx="0"/>
+    <cs:effectRef idx="0"/>
+    <cs:fontRef idx="minor">
+      <a:schemeClr val="lt1">
+        <a:lumMod val="75000"/>
+      </a:schemeClr>
+    </cs:fontRef>
+    <cs:defRPr sz="900" kern="1200"/>
+  </cs:trendlineLabel>
+  <cs:upBar>
+    <cs:lnRef idx="0"/>
+    <cs:fillRef idx="0"/>
+    <cs:effectRef idx="0"/>
+    <cs:fontRef idx="minor">
+      <a:schemeClr val="dk1"/>
+    </cs:fontRef>
+    <cs:spPr>
+      <a:solidFill>
+        <a:schemeClr val="lt1">
+          <a:lumMod val="85000"/>
+        </a:schemeClr>
+      </a:solidFill>
+      <a:ln w="9525">
+        <a:solidFill>
+          <a:schemeClr val="dk1">
+            <a:lumMod val="50000"/>
+          </a:schemeClr>
+        </a:solidFill>
+        <a:round/>
+      </a:ln>
+    </cs:spPr>
+  </cs:upBar>
+  <cs:valueAxis>
+    <cs:lnRef idx="0"/>
+    <cs:fillRef idx="0"/>
+    <cs:effectRef idx="0"/>
+    <cs:fontRef idx="minor">
+      <a:schemeClr val="lt1">
+        <a:lumMod val="75000"/>
+      </a:schemeClr>
+    </cs:fontRef>
+    <cs:spPr>
+      <a:ln w="9525" cap="flat" cmpd="sng" algn="ctr">
+        <a:solidFill>
+          <a:schemeClr val="lt1">
+            <a:lumMod val="50000"/>
+          </a:schemeClr>
+        </a:solidFill>
+        <a:round/>
+      </a:ln>
+    </cs:spPr>
+    <cs:defRPr sz="900" kern="1200"/>
+    <cs:bodyPr/>
+  </cs:valueAxis>
+  <cs:wall>
+    <cs:lnRef idx="0"/>
+    <cs:fillRef idx="0"/>
+    <cs:effectRef idx="0"/>
+    <cs:fontRef idx="minor">
+      <a:schemeClr val="dk1"/>
+    </cs:fontRef>
+  </cs:wall>
+</cs:chartStyle>
+</file>
+
 <file path=word/theme/theme1.xml><?xml version="1.0" encoding="utf-8"?>
 <a:theme xmlns:a="http://schemas.openxmlformats.org/drawingml/2006/main" name="Office Theme">
   <a:themeElements>
